--- a/AI-Engineer Core Track.docx
+++ b/AI-Engineer Core Track.docx
@@ -407,20 +407,8 @@
           <w:szCs w:val="24"/>
           <w:highlight w:val="yellow"/>
         </w:rPr>
-        <w:t xml:space="preserve"> Dia: Ollama: Ejecutar Modelos de IA en local</w:t>
-      </w:r>
-    </w:p>
-    <w:p>
-      <w:pPr>
-        <w:pStyle w:val="Ttulo3"/>
-        <w:rPr>
-          <w:rFonts w:ascii="Arial" w:hAnsi="Arial" w:cs="Arial"/>
-          <w:b/>
-          <w:bCs/>
-          <w:sz w:val="24"/>
-          <w:szCs w:val="24"/>
-        </w:rPr>
-      </w:pPr>
+        <w:t xml:space="preserve"> Dia</w:t>
+      </w:r>
       <w:r>
         <w:rPr>
           <w:rFonts w:ascii="Arial" w:hAnsi="Arial" w:cs="Arial"/>
@@ -430,7 +418,7 @@
           <w:szCs w:val="24"/>
           <w:highlight w:val="yellow"/>
         </w:rPr>
-        <w:t>1.</w:t>
+        <w:t xml:space="preserve"> 1</w:t>
       </w:r>
       <w:r>
         <w:rPr>
@@ -441,8 +429,20 @@
           <w:szCs w:val="24"/>
           <w:highlight w:val="yellow"/>
         </w:rPr>
-        <w:t>1.1</w:t>
-      </w:r>
+        <w:t>: Ollama: Ejecutar Modelos de IA en local</w:t>
+      </w:r>
+    </w:p>
+    <w:p>
+      <w:pPr>
+        <w:pStyle w:val="Ttulo3"/>
+        <w:rPr>
+          <w:rFonts w:ascii="Arial" w:hAnsi="Arial" w:cs="Arial"/>
+          <w:b/>
+          <w:bCs/>
+          <w:sz w:val="24"/>
+          <w:szCs w:val="24"/>
+        </w:rPr>
+      </w:pPr>
       <w:r>
         <w:rPr>
           <w:rFonts w:ascii="Arial" w:hAnsi="Arial" w:cs="Arial"/>
@@ -452,6 +452,28 @@
           <w:szCs w:val="24"/>
           <w:highlight w:val="yellow"/>
         </w:rPr>
+        <w:t>1.</w:t>
+      </w:r>
+      <w:r>
+        <w:rPr>
+          <w:rFonts w:ascii="Arial" w:hAnsi="Arial" w:cs="Arial"/>
+          <w:b/>
+          <w:bCs/>
+          <w:sz w:val="24"/>
+          <w:szCs w:val="24"/>
+          <w:highlight w:val="yellow"/>
+        </w:rPr>
+        <w:t>1.1</w:t>
+      </w:r>
+      <w:r>
+        <w:rPr>
+          <w:rFonts w:ascii="Arial" w:hAnsi="Arial" w:cs="Arial"/>
+          <w:b/>
+          <w:bCs/>
+          <w:sz w:val="24"/>
+          <w:szCs w:val="24"/>
+          <w:highlight w:val="yellow"/>
+        </w:rPr>
         <w:t xml:space="preserve"> ¿Qué es Ollama?</w:t>
       </w:r>
     </w:p>
@@ -573,6 +595,7 @@
       <w:r>
         <w:rPr>
           <w:rFonts w:ascii="Arial" w:hAnsi="Arial" w:cs="Arial"/>
+          <w:noProof/>
         </w:rPr>
         <w:drawing>
           <wp:inline distT="0" distB="0" distL="0" distR="0" wp14:anchorId="3B075E1D" wp14:editId="40EEB945">
@@ -693,40 +716,7 @@
           <w:szCs w:val="24"/>
           <w:highlight w:val="yellow"/>
         </w:rPr>
-        <w:t>1</w:t>
-      </w:r>
-      <w:r>
-        <w:rPr>
-          <w:rFonts w:ascii="Arial" w:hAnsi="Arial" w:cs="Arial"/>
-          <w:b/>
-          <w:bCs/>
-          <w:sz w:val="24"/>
-          <w:szCs w:val="24"/>
-          <w:highlight w:val="yellow"/>
-        </w:rPr>
-        <w:t>.</w:t>
-      </w:r>
-      <w:r>
-        <w:rPr>
-          <w:rFonts w:ascii="Arial" w:hAnsi="Arial" w:cs="Arial"/>
-          <w:b/>
-          <w:bCs/>
-          <w:sz w:val="24"/>
-          <w:szCs w:val="24"/>
-          <w:highlight w:val="yellow"/>
-        </w:rPr>
-        <w:t>1.2</w:t>
-      </w:r>
-      <w:r>
-        <w:rPr>
-          <w:rFonts w:ascii="Arial" w:hAnsi="Arial" w:cs="Arial"/>
-          <w:b/>
-          <w:bCs/>
-          <w:sz w:val="24"/>
-          <w:szCs w:val="24"/>
-          <w:highlight w:val="yellow"/>
-        </w:rPr>
-        <w:t xml:space="preserve"> Instalación y primeros pasos</w:t>
+        <w:t>1.1.2 Instalación y primeros pasos</w:t>
       </w:r>
     </w:p>
     <w:p>
@@ -755,6 +745,7 @@
       <w:r>
         <w:rPr>
           <w:rFonts w:ascii="Arial" w:hAnsi="Arial" w:cs="Arial"/>
+          <w:noProof/>
         </w:rPr>
         <w:drawing>
           <wp:inline distT="0" distB="0" distL="0" distR="0" wp14:anchorId="3C31B2BF" wp14:editId="5F896E3E">
@@ -872,6 +863,7 @@
       <w:r>
         <w:rPr>
           <w:rFonts w:ascii="Arial" w:hAnsi="Arial" w:cs="Arial"/>
+          <w:noProof/>
           <w:sz w:val="22"/>
           <w:szCs w:val="22"/>
         </w:rPr>
@@ -1078,6 +1070,7 @@
       <w:r>
         <w:rPr>
           <w:rFonts w:ascii="Arial" w:hAnsi="Arial" w:cs="Arial"/>
+          <w:noProof/>
           <w:sz w:val="22"/>
           <w:szCs w:val="22"/>
         </w:rPr>
@@ -1212,44 +1205,14 @@
           <w:szCs w:val="24"/>
           <w:highlight w:val="yellow"/>
         </w:rPr>
-        <w:t>1.1.</w:t>
-      </w:r>
-      <w:r>
-        <w:rPr>
-          <w:rFonts w:ascii="Arial" w:hAnsi="Arial" w:cs="Arial"/>
-          <w:b/>
-          <w:bCs/>
-          <w:sz w:val="24"/>
-          <w:szCs w:val="24"/>
-          <w:highlight w:val="yellow"/>
-        </w:rPr>
-        <w:t>3</w:t>
-      </w:r>
-      <w:r>
-        <w:rPr>
-          <w:rFonts w:ascii="Arial" w:hAnsi="Arial" w:cs="Arial"/>
-          <w:b/>
-          <w:bCs/>
-          <w:sz w:val="24"/>
-          <w:szCs w:val="24"/>
-          <w:highlight w:val="yellow"/>
-        </w:rPr>
-        <w:t xml:space="preserve"> </w:t>
-      </w:r>
-      <w:r>
-        <w:rPr>
-          <w:rFonts w:ascii="Arial" w:hAnsi="Arial" w:cs="Arial"/>
-          <w:b/>
-          <w:bCs/>
-          <w:sz w:val="24"/>
-          <w:szCs w:val="24"/>
-          <w:highlight w:val="yellow"/>
-        </w:rPr>
-        <w:t>Comandos básicos de Ollama</w:t>
-      </w:r>
-    </w:p>
-    <w:p>
-      <w:r>
+        <w:t>1.1.3 Comandos básicos de Ollama</w:t>
+      </w:r>
+    </w:p>
+    <w:p>
+      <w:r>
+        <w:rPr>
+          <w:noProof/>
+        </w:rPr>
         <w:drawing>
           <wp:inline distT="0" distB="0" distL="0" distR="0" wp14:anchorId="51D291A4" wp14:editId="48BFE9F3">
             <wp:extent cx="4445549" cy="1912620"/>
@@ -1312,18 +1275,7 @@
           <w:szCs w:val="24"/>
           <w:highlight w:val="yellow"/>
         </w:rPr>
-        <w:t>1.1.</w:t>
-      </w:r>
-      <w:r>
-        <w:rPr>
-          <w:rFonts w:ascii="Arial" w:hAnsi="Arial" w:cs="Arial"/>
-          <w:b/>
-          <w:bCs/>
-          <w:sz w:val="24"/>
-          <w:szCs w:val="24"/>
-          <w:highlight w:val="yellow"/>
-        </w:rPr>
-        <w:t>4 Modelos probados en clase</w:t>
+        <w:t>1.1.4 Modelos probados en clase</w:t>
       </w:r>
     </w:p>
     <w:p>
@@ -1381,6 +1333,9 @@
     </w:p>
     <w:p>
       <w:r>
+        <w:rPr>
+          <w:noProof/>
+        </w:rPr>
         <w:drawing>
           <wp:inline distT="0" distB="0" distL="0" distR="0" wp14:anchorId="0751E3CC" wp14:editId="3E5C3F17">
             <wp:extent cx="4434840" cy="1772914"/>
@@ -1616,8 +1571,162 @@
           <w:szCs w:val="24"/>
           <w:highlight w:val="yellow"/>
         </w:rPr>
-        <w:t>1.1.</w:t>
-      </w:r>
+        <w:t>1.1.5 Por que importa la RAM</w:t>
+      </w:r>
+    </w:p>
+    <w:p>
+      <w:pPr>
+        <w:rPr>
+          <w:rFonts w:ascii="Arial" w:hAnsi="Arial" w:cs="Arial"/>
+          <w:sz w:val="22"/>
+          <w:szCs w:val="22"/>
+        </w:rPr>
+      </w:pPr>
+      <w:r>
+        <w:rPr>
+          <w:rFonts w:ascii="Arial" w:hAnsi="Arial" w:cs="Arial"/>
+          <w:sz w:val="22"/>
+          <w:szCs w:val="22"/>
+        </w:rPr>
+        <w:t xml:space="preserve">A diferencia de un video que se puede ir leyendo de a poco, un modelo de lenguaje necesita </w:t>
+      </w:r>
+      <w:r>
+        <w:rPr>
+          <w:rFonts w:ascii="Arial" w:hAnsi="Arial" w:cs="Arial"/>
+          <w:b/>
+          <w:bCs/>
+          <w:sz w:val="22"/>
+          <w:szCs w:val="22"/>
+        </w:rPr>
+        <w:t xml:space="preserve">TODOS </w:t>
+      </w:r>
+      <w:r>
+        <w:rPr>
+          <w:rFonts w:ascii="Arial" w:hAnsi="Arial" w:cs="Arial"/>
+          <w:sz w:val="22"/>
+          <w:szCs w:val="22"/>
+        </w:rPr>
+        <w:t>sus parámetros cargados en memoria al mismo tiempo, porque cada palabra generada requiere cálculos que involucran todos los parámetros.</w:t>
+      </w:r>
+    </w:p>
+    <w:p>
+      <w:pPr>
+        <w:rPr>
+          <w:rFonts w:ascii="Arial" w:hAnsi="Arial" w:cs="Arial"/>
+          <w:sz w:val="22"/>
+          <w:szCs w:val="22"/>
+        </w:rPr>
+      </w:pPr>
+      <w:r>
+        <w:rPr>
+          <w:rFonts w:ascii="Arial" w:hAnsi="Arial" w:cs="Arial"/>
+          <w:b/>
+          <w:bCs/>
+          <w:sz w:val="22"/>
+          <w:szCs w:val="22"/>
+        </w:rPr>
+        <w:t xml:space="preserve">Regla aproximada: </w:t>
+      </w:r>
+      <w:r>
+        <w:rPr>
+          <w:rFonts w:ascii="Arial" w:hAnsi="Arial" w:cs="Arial"/>
+          <w:sz w:val="22"/>
+          <w:szCs w:val="22"/>
+        </w:rPr>
+        <w:t>Con la comprensión (</w:t>
+      </w:r>
+      <w:proofErr w:type="spellStart"/>
+      <w:r>
+        <w:rPr>
+          <w:rFonts w:ascii="Arial" w:hAnsi="Arial" w:cs="Arial"/>
+          <w:sz w:val="22"/>
+          <w:szCs w:val="22"/>
+        </w:rPr>
+        <w:t>quantizacion</w:t>
+      </w:r>
+      <w:proofErr w:type="spellEnd"/>
+      <w:r>
+        <w:rPr>
+          <w:rFonts w:ascii="Arial" w:hAnsi="Arial" w:cs="Arial"/>
+          <w:sz w:val="22"/>
+          <w:szCs w:val="22"/>
+        </w:rPr>
+        <w:t>) que usa Ollama por defecto, cada mil millones de parámetros ocupa aproximadamente 0.5-0.6 GB en memoria.</w:t>
+      </w:r>
+    </w:p>
+    <w:p>
+      <w:pPr>
+        <w:rPr>
+          <w:rFonts w:ascii="Arial" w:hAnsi="Arial" w:cs="Arial"/>
+          <w:sz w:val="22"/>
+          <w:szCs w:val="22"/>
+        </w:rPr>
+      </w:pPr>
+      <w:r>
+        <w:rPr>
+          <w:rFonts w:ascii="Arial" w:hAnsi="Arial" w:cs="Arial"/>
+          <w:sz w:val="22"/>
+          <w:szCs w:val="22"/>
+        </w:rPr>
+        <w:t xml:space="preserve">Ejemplo con gpt-oss:20b → 20.9 × 0.6 ≈ </w:t>
+      </w:r>
+      <w:r>
+        <w:rPr>
+          <w:rFonts w:ascii="Arial" w:hAnsi="Arial" w:cs="Arial"/>
+          <w:b/>
+          <w:bCs/>
+          <w:sz w:val="22"/>
+          <w:szCs w:val="22"/>
+        </w:rPr>
+        <w:t>14 GB</w:t>
+      </w:r>
+      <w:r>
+        <w:rPr>
+          <w:rFonts w:ascii="Arial" w:hAnsi="Arial" w:cs="Arial"/>
+          <w:sz w:val="22"/>
+          <w:szCs w:val="22"/>
+        </w:rPr>
+        <w:t xml:space="preserve"> solo para cargar el modelo, sin contar el sistema operativo ni otros programas.</w:t>
+      </w:r>
+    </w:p>
+    <w:p>
+      <w:pPr>
+        <w:rPr>
+          <w:rFonts w:ascii="Arial" w:hAnsi="Arial" w:cs="Arial"/>
+          <w:sz w:val="22"/>
+          <w:szCs w:val="22"/>
+        </w:rPr>
+      </w:pPr>
+      <w:r>
+        <w:rPr>
+          <w:rFonts w:ascii="Arial" w:hAnsi="Arial" w:cs="Arial"/>
+          <w:b/>
+          <w:bCs/>
+          <w:sz w:val="22"/>
+          <w:szCs w:val="22"/>
+        </w:rPr>
+        <w:t>Caso de esta PC:</w:t>
+      </w:r>
+      <w:r>
+        <w:rPr>
+          <w:rFonts w:ascii="Arial" w:hAnsi="Arial" w:cs="Arial"/>
+          <w:sz w:val="22"/>
+          <w:szCs w:val="22"/>
+        </w:rPr>
+        <w:t xml:space="preserve"> 15.8 GB de RAM total. Con eso, gpt-oss:20b queda muy al límite y puede trabarse; phi3 (3.8B) y gemma3:4b son opciones estables sin arriesgar rendimiento.</w:t>
+      </w:r>
+    </w:p>
+    <w:p>
+      <w:pPr>
+        <w:pStyle w:val="Ttulo3"/>
+        <w:rPr>
+          <w:rFonts w:ascii="Arial" w:hAnsi="Arial" w:cs="Arial"/>
+          <w:b/>
+          <w:bCs/>
+          <w:sz w:val="24"/>
+          <w:szCs w:val="24"/>
+        </w:rPr>
+      </w:pPr>
       <w:r>
         <w:rPr>
           <w:rFonts w:ascii="Arial" w:hAnsi="Arial" w:cs="Arial"/>
@@ -1627,162 +1736,8 @@
           <w:szCs w:val="24"/>
           <w:highlight w:val="yellow"/>
         </w:rPr>
-        <w:t>5 Por que importa la RAM</w:t>
-      </w:r>
-    </w:p>
-    <w:p>
-      <w:pPr>
-        <w:rPr>
-          <w:rFonts w:ascii="Arial" w:hAnsi="Arial" w:cs="Arial"/>
-          <w:sz w:val="22"/>
-          <w:szCs w:val="22"/>
-        </w:rPr>
-      </w:pPr>
-      <w:r>
-        <w:rPr>
-          <w:rFonts w:ascii="Arial" w:hAnsi="Arial" w:cs="Arial"/>
-          <w:sz w:val="22"/>
-          <w:szCs w:val="22"/>
-        </w:rPr>
-        <w:t xml:space="preserve">A diferencia de un video que se puede ir leyendo de a poco, un modelo de lenguaje necesita </w:t>
-      </w:r>
-      <w:r>
-        <w:rPr>
-          <w:rFonts w:ascii="Arial" w:hAnsi="Arial" w:cs="Arial"/>
-          <w:b/>
-          <w:bCs/>
-          <w:sz w:val="22"/>
-          <w:szCs w:val="22"/>
-        </w:rPr>
-        <w:t xml:space="preserve">TODOS </w:t>
-      </w:r>
-      <w:r>
-        <w:rPr>
-          <w:rFonts w:ascii="Arial" w:hAnsi="Arial" w:cs="Arial"/>
-          <w:sz w:val="22"/>
-          <w:szCs w:val="22"/>
-        </w:rPr>
-        <w:t>sus parámetros cargados en memoria al mismo tiempo, porque cada palabra generada requiere cálculos que involucran todos los parámetros.</w:t>
-      </w:r>
-    </w:p>
-    <w:p>
-      <w:pPr>
-        <w:rPr>
-          <w:rFonts w:ascii="Arial" w:hAnsi="Arial" w:cs="Arial"/>
-          <w:sz w:val="22"/>
-          <w:szCs w:val="22"/>
-        </w:rPr>
-      </w:pPr>
-      <w:r>
-        <w:rPr>
-          <w:rFonts w:ascii="Arial" w:hAnsi="Arial" w:cs="Arial"/>
-          <w:b/>
-          <w:bCs/>
-          <w:sz w:val="22"/>
-          <w:szCs w:val="22"/>
-        </w:rPr>
-        <w:t xml:space="preserve">Regla aproximada: </w:t>
-      </w:r>
-      <w:r>
-        <w:rPr>
-          <w:rFonts w:ascii="Arial" w:hAnsi="Arial" w:cs="Arial"/>
-          <w:sz w:val="22"/>
-          <w:szCs w:val="22"/>
-        </w:rPr>
-        <w:t>Con la comprensión (</w:t>
-      </w:r>
-      <w:proofErr w:type="spellStart"/>
-      <w:r>
-        <w:rPr>
-          <w:rFonts w:ascii="Arial" w:hAnsi="Arial" w:cs="Arial"/>
-          <w:sz w:val="22"/>
-          <w:szCs w:val="22"/>
-        </w:rPr>
-        <w:t>quantizacion</w:t>
-      </w:r>
-      <w:proofErr w:type="spellEnd"/>
-      <w:r>
-        <w:rPr>
-          <w:rFonts w:ascii="Arial" w:hAnsi="Arial" w:cs="Arial"/>
-          <w:sz w:val="22"/>
-          <w:szCs w:val="22"/>
-        </w:rPr>
-        <w:t>) que usa Ollama por defecto, cada mil millones de parámetros ocupa aproximadamente 0.5-0.6 GB en memoria.</w:t>
-      </w:r>
-    </w:p>
-    <w:p>
-      <w:pPr>
-        <w:rPr>
-          <w:rFonts w:ascii="Arial" w:hAnsi="Arial" w:cs="Arial"/>
-          <w:sz w:val="22"/>
-          <w:szCs w:val="22"/>
-        </w:rPr>
-      </w:pPr>
-      <w:r>
-        <w:rPr>
-          <w:rFonts w:ascii="Arial" w:hAnsi="Arial" w:cs="Arial"/>
-          <w:sz w:val="22"/>
-          <w:szCs w:val="22"/>
-        </w:rPr>
-        <w:t xml:space="preserve">Ejemplo con gpt-oss:20b → 20.9 × 0.6 ≈ </w:t>
-      </w:r>
-      <w:r>
-        <w:rPr>
-          <w:rFonts w:ascii="Arial" w:hAnsi="Arial" w:cs="Arial"/>
-          <w:b/>
-          <w:bCs/>
-          <w:sz w:val="22"/>
-          <w:szCs w:val="22"/>
-        </w:rPr>
-        <w:t>14 GB</w:t>
-      </w:r>
-      <w:r>
-        <w:rPr>
-          <w:rFonts w:ascii="Arial" w:hAnsi="Arial" w:cs="Arial"/>
-          <w:sz w:val="22"/>
-          <w:szCs w:val="22"/>
-        </w:rPr>
-        <w:t xml:space="preserve"> solo para cargar el modelo, sin contar el sistema operativo ni otros programas.</w:t>
-      </w:r>
-    </w:p>
-    <w:p>
-      <w:pPr>
-        <w:rPr>
-          <w:rFonts w:ascii="Arial" w:hAnsi="Arial" w:cs="Arial"/>
-          <w:sz w:val="22"/>
-          <w:szCs w:val="22"/>
-        </w:rPr>
-      </w:pPr>
-      <w:r>
-        <w:rPr>
-          <w:rFonts w:ascii="Arial" w:hAnsi="Arial" w:cs="Arial"/>
-          <w:b/>
-          <w:bCs/>
-          <w:sz w:val="22"/>
-          <w:szCs w:val="22"/>
-        </w:rPr>
-        <w:t>Caso de esta PC:</w:t>
-      </w:r>
-      <w:r>
-        <w:rPr>
-          <w:rFonts w:ascii="Arial" w:hAnsi="Arial" w:cs="Arial"/>
-          <w:sz w:val="22"/>
-          <w:szCs w:val="22"/>
-        </w:rPr>
-        <w:t xml:space="preserve"> 15.8 GB de RAM total. Con eso, gpt-oss:20b queda muy al límite y puede trabarse; phi3 (3.8B) y gemma3:4b son opciones estables sin arriesgar rendimiento.</w:t>
-      </w:r>
-    </w:p>
-    <w:p>
-      <w:pPr>
-        <w:pStyle w:val="Ttulo3"/>
-        <w:rPr>
-          <w:rFonts w:ascii="Arial" w:hAnsi="Arial" w:cs="Arial"/>
-          <w:b/>
-          <w:bCs/>
-          <w:sz w:val="24"/>
-          <w:szCs w:val="24"/>
-        </w:rPr>
-      </w:pPr>
+        <w:t>1.1.6 Que modelo usar según el hardware</w:t>
+      </w:r>
       <w:r>
         <w:rPr>
           <w:rFonts w:ascii="Arial" w:hAnsi="Arial" w:cs="Arial"/>
@@ -1792,33 +1747,14 @@
           <w:szCs w:val="24"/>
           <w:highlight w:val="yellow"/>
         </w:rPr>
-        <w:t>1.1.</w:t>
-      </w:r>
-      <w:r>
-        <w:rPr>
-          <w:rFonts w:ascii="Arial" w:hAnsi="Arial" w:cs="Arial"/>
-          <w:b/>
-          <w:bCs/>
-          <w:sz w:val="24"/>
-          <w:szCs w:val="24"/>
-          <w:highlight w:val="yellow"/>
-        </w:rPr>
-        <w:t>6 Que modelo usar según el hardware</w:t>
-      </w:r>
-      <w:r>
-        <w:rPr>
-          <w:rFonts w:ascii="Arial" w:hAnsi="Arial" w:cs="Arial"/>
-          <w:b/>
-          <w:bCs/>
-          <w:sz w:val="24"/>
-          <w:szCs w:val="24"/>
-          <w:highlight w:val="yellow"/>
-        </w:rPr>
         <w:t xml:space="preserve"> (vistos en clase)</w:t>
       </w:r>
     </w:p>
     <w:p>
       <w:r>
+        <w:rPr>
+          <w:noProof/>
+        </w:rPr>
         <w:drawing>
           <wp:inline distT="0" distB="0" distL="0" distR="0" wp14:anchorId="69019536" wp14:editId="452312D2">
             <wp:extent cx="4747260" cy="1776073"/>
@@ -1894,29 +1830,7 @@
           <w:highlight w:val="yellow"/>
         </w:rPr>
         <w:lastRenderedPageBreak/>
-        <w:t>1.1.</w:t>
-      </w:r>
-      <w:r>
-        <w:rPr>
-          <w:rFonts w:ascii="Arial" w:hAnsi="Arial" w:cs="Arial"/>
-          <w:b/>
-          <w:bCs/>
-          <w:sz w:val="24"/>
-          <w:szCs w:val="24"/>
-          <w:highlight w:val="yellow"/>
-        </w:rPr>
-        <w:t xml:space="preserve">7 </w:t>
-      </w:r>
-      <w:r>
-        <w:rPr>
-          <w:rFonts w:ascii="Arial" w:hAnsi="Arial" w:cs="Arial"/>
-          <w:b/>
-          <w:bCs/>
-          <w:sz w:val="24"/>
-          <w:szCs w:val="24"/>
-          <w:highlight w:val="yellow"/>
-        </w:rPr>
-        <w:t>Los modelos más potentes disponibles hoy (2026)</w:t>
+        <w:t>1.1.7 Los modelos más potentes disponibles hoy (2026)</w:t>
       </w:r>
     </w:p>
     <w:p>
@@ -4718,6 +4632,9 @@
     </w:p>
     <w:p>
       <w:r>
+        <w:rPr>
+          <w:noProof/>
+        </w:rPr>
         <w:drawing>
           <wp:inline distT="0" distB="0" distL="0" distR="0" wp14:anchorId="703E30FD" wp14:editId="369A0D69">
             <wp:extent cx="6645216" cy="1600339"/>
@@ -5046,8 +4963,9 @@
           <w:highlight w:val="yellow"/>
         </w:rPr>
         <w:lastRenderedPageBreak/>
-        <w:t>1.1.</w:t>
-      </w:r>
+        <w:t xml:space="preserve">1.1.8 Como borrar un modelo o </w:t>
+      </w:r>
+      <w:proofErr w:type="spellStart"/>
       <w:r>
         <w:rPr>
           <w:rFonts w:ascii="Arial" w:hAnsi="Arial" w:cs="Arial"/>
@@ -5058,9 +4976,9 @@
           <w:szCs w:val="24"/>
           <w:highlight w:val="yellow"/>
         </w:rPr>
-        <w:t xml:space="preserve">8 Como borrar un modelo o </w:t>
-      </w:r>
-      <w:proofErr w:type="spellStart"/>
+        <w:t>desintalar</w:t>
+      </w:r>
+      <w:proofErr w:type="spellEnd"/>
       <w:r>
         <w:rPr>
           <w:rFonts w:ascii="Arial" w:hAnsi="Arial" w:cs="Arial"/>
@@ -5071,51 +4989,38 @@
           <w:szCs w:val="24"/>
           <w:highlight w:val="yellow"/>
         </w:rPr>
-        <w:t>desintalar</w:t>
+        <w:t xml:space="preserve"> Ollama</w:t>
+      </w:r>
+    </w:p>
+    <w:p>
+      <w:pPr>
+        <w:rPr>
+          <w:rFonts w:ascii="Arial" w:hAnsi="Arial" w:cs="Arial"/>
+          <w:sz w:val="22"/>
+          <w:szCs w:val="22"/>
+        </w:rPr>
+      </w:pPr>
+      <w:r>
+        <w:rPr>
+          <w:rFonts w:ascii="Arial" w:hAnsi="Arial" w:cs="Arial"/>
+          <w:sz w:val="22"/>
+          <w:szCs w:val="22"/>
+        </w:rPr>
+        <w:t xml:space="preserve">Borrar solo un modelo (recomendado si el problema es un modelo puntual, ej. </w:t>
+      </w:r>
+      <w:proofErr w:type="spellStart"/>
+      <w:r>
+        <w:rPr>
+          <w:rFonts w:ascii="Arial" w:hAnsi="Arial" w:cs="Arial"/>
+          <w:sz w:val="22"/>
+          <w:szCs w:val="22"/>
+        </w:rPr>
+        <w:t>gpt-oss</w:t>
       </w:r>
       <w:proofErr w:type="spellEnd"/>
       <w:r>
         <w:rPr>
           <w:rFonts w:ascii="Arial" w:hAnsi="Arial" w:cs="Arial"/>
-          <w:b/>
-          <w:bCs/>
-          <w:color w:val="auto"/>
-          <w:sz w:val="24"/>
-          <w:szCs w:val="24"/>
-          <w:highlight w:val="yellow"/>
-        </w:rPr>
-        <w:t xml:space="preserve"> Ollama</w:t>
-      </w:r>
-    </w:p>
-    <w:p>
-      <w:pPr>
-        <w:rPr>
-          <w:rFonts w:ascii="Arial" w:hAnsi="Arial" w:cs="Arial"/>
-          <w:sz w:val="22"/>
-          <w:szCs w:val="22"/>
-        </w:rPr>
-      </w:pPr>
-      <w:r>
-        <w:rPr>
-          <w:rFonts w:ascii="Arial" w:hAnsi="Arial" w:cs="Arial"/>
-          <w:sz w:val="22"/>
-          <w:szCs w:val="22"/>
-        </w:rPr>
-        <w:t xml:space="preserve">Borrar solo un modelo (recomendado si el problema es un modelo puntual, ej. </w:t>
-      </w:r>
-      <w:proofErr w:type="spellStart"/>
-      <w:r>
-        <w:rPr>
-          <w:rFonts w:ascii="Arial" w:hAnsi="Arial" w:cs="Arial"/>
-          <w:sz w:val="22"/>
-          <w:szCs w:val="22"/>
-        </w:rPr>
-        <w:t>gpt-oss</w:t>
-      </w:r>
-      <w:proofErr w:type="spellEnd"/>
-      <w:r>
-        <w:rPr>
-          <w:rFonts w:ascii="Arial" w:hAnsi="Arial" w:cs="Arial"/>
           <w:sz w:val="22"/>
           <w:szCs w:val="22"/>
         </w:rPr>
@@ -5124,6 +5029,9 @@
     </w:p>
     <w:p>
       <w:r>
+        <w:rPr>
+          <w:noProof/>
+        </w:rPr>
         <w:drawing>
           <wp:inline distT="0" distB="0" distL="0" distR="0" wp14:anchorId="653FC052" wp14:editId="194C2410">
             <wp:extent cx="3619814" cy="571550"/>
@@ -5173,6 +5081,9 @@
     </w:p>
     <w:p>
       <w:r>
+        <w:rPr>
+          <w:noProof/>
+        </w:rPr>
         <w:drawing>
           <wp:inline distT="0" distB="0" distL="0" distR="0" wp14:anchorId="4D287AE6" wp14:editId="24FFB933">
             <wp:extent cx="4511431" cy="838273"/>
@@ -5316,6 +5227,2896 @@
           <w:szCs w:val="22"/>
         </w:rPr>
       </w:pPr>
+      <w:r>
+        <w:rPr>
+          <w:rFonts w:ascii="Arial" w:hAnsi="Arial" w:cs="Arial"/>
+          <w:sz w:val="22"/>
+          <w:szCs w:val="22"/>
+        </w:rPr>
+        <w:br w:type="page"/>
+      </w:r>
+    </w:p>
+    <w:p>
+      <w:pPr>
+        <w:pStyle w:val="Ttulo2"/>
+        <w:rPr>
+          <w:rFonts w:ascii="Arial" w:hAnsi="Arial" w:cs="Arial"/>
+          <w:b/>
+          <w:bCs/>
+          <w:sz w:val="24"/>
+          <w:szCs w:val="24"/>
+        </w:rPr>
+      </w:pPr>
+      <w:r>
+        <w:rPr>
+          <w:rFonts w:ascii="Arial" w:hAnsi="Arial" w:cs="Arial"/>
+          <w:b/>
+          <w:bCs/>
+          <w:sz w:val="24"/>
+          <w:szCs w:val="24"/>
+          <w:highlight w:val="yellow"/>
+        </w:rPr>
+        <w:lastRenderedPageBreak/>
+        <w:t>1.</w:t>
+      </w:r>
+      <w:r>
+        <w:rPr>
+          <w:rFonts w:ascii="Arial" w:hAnsi="Arial" w:cs="Arial"/>
+          <w:b/>
+          <w:bCs/>
+          <w:sz w:val="24"/>
+          <w:szCs w:val="24"/>
+          <w:highlight w:val="yellow"/>
+        </w:rPr>
+        <w:t>2</w:t>
+      </w:r>
+      <w:r>
+        <w:rPr>
+          <w:rFonts w:ascii="Arial" w:hAnsi="Arial" w:cs="Arial"/>
+          <w:b/>
+          <w:bCs/>
+          <w:sz w:val="24"/>
+          <w:szCs w:val="24"/>
+          <w:highlight w:val="yellow"/>
+        </w:rPr>
+        <w:t xml:space="preserve"> Dia</w:t>
+      </w:r>
+      <w:r>
+        <w:rPr>
+          <w:rFonts w:ascii="Arial" w:hAnsi="Arial" w:cs="Arial"/>
+          <w:b/>
+          <w:bCs/>
+          <w:sz w:val="24"/>
+          <w:szCs w:val="24"/>
+          <w:highlight w:val="yellow"/>
+        </w:rPr>
+        <w:t xml:space="preserve"> 2</w:t>
+      </w:r>
+      <w:r>
+        <w:rPr>
+          <w:rFonts w:ascii="Arial" w:hAnsi="Arial" w:cs="Arial"/>
+          <w:b/>
+          <w:bCs/>
+          <w:sz w:val="24"/>
+          <w:szCs w:val="24"/>
+          <w:highlight w:val="yellow"/>
+        </w:rPr>
+        <w:t xml:space="preserve">: </w:t>
+      </w:r>
+      <w:proofErr w:type="spellStart"/>
+      <w:r>
+        <w:rPr>
+          <w:rFonts w:ascii="Arial" w:hAnsi="Arial" w:cs="Arial"/>
+          <w:b/>
+          <w:bCs/>
+          <w:sz w:val="24"/>
+          <w:szCs w:val="24"/>
+          <w:highlight w:val="yellow"/>
+        </w:rPr>
+        <w:t>Roadmap</w:t>
+      </w:r>
+      <w:proofErr w:type="spellEnd"/>
+      <w:r>
+        <w:rPr>
+          <w:rFonts w:ascii="Arial" w:hAnsi="Arial" w:cs="Arial"/>
+          <w:b/>
+          <w:bCs/>
+          <w:sz w:val="24"/>
+          <w:szCs w:val="24"/>
+          <w:highlight w:val="yellow"/>
+        </w:rPr>
+        <w:t xml:space="preserve"> del curso: LLM </w:t>
+      </w:r>
+      <w:proofErr w:type="spellStart"/>
+      <w:r>
+        <w:rPr>
+          <w:rFonts w:ascii="Arial" w:hAnsi="Arial" w:cs="Arial"/>
+          <w:b/>
+          <w:bCs/>
+          <w:sz w:val="24"/>
+          <w:szCs w:val="24"/>
+          <w:highlight w:val="yellow"/>
+        </w:rPr>
+        <w:t>Engineering</w:t>
+      </w:r>
+      <w:proofErr w:type="spellEnd"/>
+      <w:r>
+        <w:rPr>
+          <w:rFonts w:ascii="Arial" w:hAnsi="Arial" w:cs="Arial"/>
+          <w:b/>
+          <w:bCs/>
+          <w:sz w:val="24"/>
+          <w:szCs w:val="24"/>
+          <w:highlight w:val="yellow"/>
+        </w:rPr>
+        <w:t xml:space="preserve"> (8 semanas)</w:t>
+      </w:r>
+    </w:p>
+    <w:p>
+      <w:pPr>
+        <w:rPr>
+          <w:rFonts w:ascii="Arial" w:hAnsi="Arial" w:cs="Arial"/>
+          <w:sz w:val="22"/>
+          <w:szCs w:val="22"/>
+        </w:rPr>
+      </w:pPr>
+      <w:r>
+        <w:rPr>
+          <w:rFonts w:ascii="Arial" w:hAnsi="Arial" w:cs="Arial"/>
+          <w:sz w:val="22"/>
+          <w:szCs w:val="22"/>
+        </w:rPr>
+        <w:drawing>
+          <wp:inline distT="0" distB="0" distL="0" distR="0" wp14:anchorId="5F489A77" wp14:editId="7ED93F31">
+            <wp:extent cx="4572000" cy="2262716"/>
+            <wp:effectExtent l="0" t="0" r="0" b="4445"/>
+            <wp:docPr id="519752075" name="Imagen 1"/>
+            <wp:cNvGraphicFramePr>
+              <a:graphicFrameLocks xmlns:a="http://schemas.openxmlformats.org/drawingml/2006/main" noChangeAspect="1"/>
+            </wp:cNvGraphicFramePr>
+            <a:graphic xmlns:a="http://schemas.openxmlformats.org/drawingml/2006/main">
+              <a:graphicData uri="http://schemas.openxmlformats.org/drawingml/2006/picture">
+                <pic:pic xmlns:pic="http://schemas.openxmlformats.org/drawingml/2006/picture">
+                  <pic:nvPicPr>
+                    <pic:cNvPr id="519752075" name=""/>
+                    <pic:cNvPicPr/>
+                  </pic:nvPicPr>
+                  <pic:blipFill>
+                    <a:blip r:embed="rId19"/>
+                    <a:stretch>
+                      <a:fillRect/>
+                    </a:stretch>
+                  </pic:blipFill>
+                  <pic:spPr>
+                    <a:xfrm>
+                      <a:off x="0" y="0"/>
+                      <a:ext cx="4580334" cy="2266840"/>
+                    </a:xfrm>
+                    <a:prstGeom prst="rect">
+                      <a:avLst/>
+                    </a:prstGeom>
+                  </pic:spPr>
+                </pic:pic>
+              </a:graphicData>
+            </a:graphic>
+          </wp:inline>
+        </w:drawing>
+      </w:r>
+      <w:r>
+        <w:rPr>
+          <w:rFonts w:ascii="Arial" w:hAnsi="Arial" w:cs="Arial"/>
+          <w:sz w:val="22"/>
+          <w:szCs w:val="22"/>
+        </w:rPr>
+        <w:drawing>
+          <wp:inline distT="0" distB="0" distL="0" distR="0" wp14:anchorId="5177187A" wp14:editId="13BAFE8F">
+            <wp:extent cx="3640783" cy="1943100"/>
+            <wp:effectExtent l="0" t="0" r="0" b="0"/>
+            <wp:docPr id="180307441" name="Imagen 1"/>
+            <wp:cNvGraphicFramePr>
+              <a:graphicFrameLocks xmlns:a="http://schemas.openxmlformats.org/drawingml/2006/main" noChangeAspect="1"/>
+            </wp:cNvGraphicFramePr>
+            <a:graphic xmlns:a="http://schemas.openxmlformats.org/drawingml/2006/main">
+              <a:graphicData uri="http://schemas.openxmlformats.org/drawingml/2006/picture">
+                <pic:pic xmlns:pic="http://schemas.openxmlformats.org/drawingml/2006/picture">
+                  <pic:nvPicPr>
+                    <pic:cNvPr id="180307441" name=""/>
+                    <pic:cNvPicPr/>
+                  </pic:nvPicPr>
+                  <pic:blipFill>
+                    <a:blip r:embed="rId20"/>
+                    <a:stretch>
+                      <a:fillRect/>
+                    </a:stretch>
+                  </pic:blipFill>
+                  <pic:spPr>
+                    <a:xfrm>
+                      <a:off x="0" y="0"/>
+                      <a:ext cx="3649875" cy="1947952"/>
+                    </a:xfrm>
+                    <a:prstGeom prst="rect">
+                      <a:avLst/>
+                    </a:prstGeom>
+                  </pic:spPr>
+                </pic:pic>
+              </a:graphicData>
+            </a:graphic>
+          </wp:inline>
+        </w:drawing>
+      </w:r>
+    </w:p>
+    <w:p>
+      <w:pPr>
+        <w:rPr>
+          <w:rFonts w:ascii="Arial" w:hAnsi="Arial" w:cs="Arial"/>
+          <w:b/>
+          <w:bCs/>
+          <w:sz w:val="22"/>
+          <w:szCs w:val="22"/>
+        </w:rPr>
+      </w:pPr>
+      <w:r>
+        <w:rPr>
+          <w:rFonts w:ascii="Arial" w:hAnsi="Arial" w:cs="Arial"/>
+          <w:b/>
+          <w:bCs/>
+          <w:sz w:val="22"/>
+          <w:szCs w:val="22"/>
+        </w:rPr>
+        <w:t>El recorrido semana a semana</w:t>
+      </w:r>
+    </w:p>
+    <w:tbl>
+      <w:tblPr>
+        <w:tblStyle w:val="Tablaconcuadrcula4-nfasis4"/>
+        <w:tblW w:w="0" w:type="auto"/>
+        <w:tblLook w:val="04A0" w:firstRow="1" w:lastRow="0" w:firstColumn="1" w:lastColumn="0" w:noHBand="0" w:noVBand="1"/>
+      </w:tblPr>
+      <w:tblGrid>
+        <w:gridCol w:w="1696"/>
+        <w:gridCol w:w="9094"/>
+      </w:tblGrid>
+      <w:tr>
+        <w:trPr>
+          <w:cnfStyle w:val="100000000000" w:firstRow="1" w:lastRow="0" w:firstColumn="0" w:lastColumn="0" w:oddVBand="0" w:evenVBand="0" w:oddHBand="0" w:evenHBand="0" w:firstRowFirstColumn="0" w:firstRowLastColumn="0" w:lastRowFirstColumn="0" w:lastRowLastColumn="0"/>
+        </w:trPr>
+        <w:tc>
+          <w:tcPr>
+            <w:cnfStyle w:val="001000000000" w:firstRow="0" w:lastRow="0" w:firstColumn="1" w:lastColumn="0" w:oddVBand="0" w:evenVBand="0" w:oddHBand="0" w:evenHBand="0" w:firstRowFirstColumn="0" w:firstRowLastColumn="0" w:lastRowFirstColumn="0" w:lastRowLastColumn="0"/>
+            <w:tcW w:w="1696" w:type="dxa"/>
+          </w:tcPr>
+          <w:p>
+            <w:pPr>
+              <w:rPr>
+                <w:rFonts w:ascii="Arial" w:hAnsi="Arial" w:cs="Arial"/>
+                <w:b w:val="0"/>
+                <w:bCs w:val="0"/>
+                <w:sz w:val="22"/>
+                <w:szCs w:val="22"/>
+              </w:rPr>
+            </w:pPr>
+            <w:r>
+              <w:rPr>
+                <w:rFonts w:ascii="Arial" w:hAnsi="Arial" w:cs="Arial"/>
+                <w:b w:val="0"/>
+                <w:bCs w:val="0"/>
+                <w:sz w:val="22"/>
+                <w:szCs w:val="22"/>
+              </w:rPr>
+              <w:t>Semana</w:t>
+            </w:r>
+          </w:p>
+        </w:tc>
+        <w:tc>
+          <w:tcPr>
+            <w:tcW w:w="9094" w:type="dxa"/>
+          </w:tcPr>
+          <w:p>
+            <w:pPr>
+              <w:cnfStyle w:val="100000000000" w:firstRow="1" w:lastRow="0" w:firstColumn="0" w:lastColumn="0" w:oddVBand="0" w:evenVBand="0" w:oddHBand="0" w:evenHBand="0" w:firstRowFirstColumn="0" w:firstRowLastColumn="0" w:lastRowFirstColumn="0" w:lastRowLastColumn="0"/>
+              <w:rPr>
+                <w:rFonts w:ascii="Arial" w:hAnsi="Arial" w:cs="Arial"/>
+                <w:b w:val="0"/>
+                <w:bCs w:val="0"/>
+                <w:sz w:val="22"/>
+                <w:szCs w:val="22"/>
+              </w:rPr>
+            </w:pPr>
+            <w:r>
+              <w:rPr>
+                <w:rFonts w:ascii="Arial" w:hAnsi="Arial" w:cs="Arial"/>
+                <w:b w:val="0"/>
+                <w:bCs w:val="0"/>
+                <w:sz w:val="22"/>
+                <w:szCs w:val="22"/>
+              </w:rPr>
+              <w:t>Tema</w:t>
+            </w:r>
+          </w:p>
+        </w:tc>
+      </w:tr>
+      <w:tr>
+        <w:trPr>
+          <w:cnfStyle w:val="000000100000" w:firstRow="0" w:lastRow="0" w:firstColumn="0" w:lastColumn="0" w:oddVBand="0" w:evenVBand="0" w:oddHBand="1" w:evenHBand="0" w:firstRowFirstColumn="0" w:firstRowLastColumn="0" w:lastRowFirstColumn="0" w:lastRowLastColumn="0"/>
+        </w:trPr>
+        <w:tc>
+          <w:tcPr>
+            <w:cnfStyle w:val="001000000000" w:firstRow="0" w:lastRow="0" w:firstColumn="1" w:lastColumn="0" w:oddVBand="0" w:evenVBand="0" w:oddHBand="0" w:evenHBand="0" w:firstRowFirstColumn="0" w:firstRowLastColumn="0" w:lastRowFirstColumn="0" w:lastRowLastColumn="0"/>
+            <w:tcW w:w="1696" w:type="dxa"/>
+          </w:tcPr>
+          <w:p>
+            <w:pPr>
+              <w:rPr>
+                <w:rFonts w:ascii="Arial" w:hAnsi="Arial" w:cs="Arial"/>
+                <w:sz w:val="22"/>
+                <w:szCs w:val="22"/>
+              </w:rPr>
+            </w:pPr>
+            <w:r>
+              <w:rPr>
+                <w:rFonts w:ascii="Arial" w:hAnsi="Arial" w:cs="Arial"/>
+                <w:sz w:val="22"/>
+                <w:szCs w:val="22"/>
+              </w:rPr>
+              <w:t>1</w:t>
+            </w:r>
+          </w:p>
+        </w:tc>
+        <w:tc>
+          <w:tcPr>
+            <w:tcW w:w="9094" w:type="dxa"/>
+          </w:tcPr>
+          <w:p>
+            <w:pPr>
+              <w:cnfStyle w:val="000000100000" w:firstRow="0" w:lastRow="0" w:firstColumn="0" w:lastColumn="0" w:oddVBand="0" w:evenVBand="0" w:oddHBand="1" w:evenHBand="0" w:firstRowFirstColumn="0" w:firstRowLastColumn="0" w:lastRowFirstColumn="0" w:lastRowLastColumn="0"/>
+              <w:rPr>
+                <w:rFonts w:ascii="Arial" w:hAnsi="Arial" w:cs="Arial"/>
+                <w:sz w:val="22"/>
+                <w:szCs w:val="22"/>
+              </w:rPr>
+            </w:pPr>
+            <w:r>
+              <w:rPr>
+                <w:rFonts w:ascii="Arial" w:hAnsi="Arial" w:cs="Arial"/>
+                <w:sz w:val="22"/>
+                <w:szCs w:val="22"/>
+              </w:rPr>
+              <w:t xml:space="preserve">Fundamentos y la Chat </w:t>
+            </w:r>
+            <w:proofErr w:type="spellStart"/>
+            <w:r>
+              <w:rPr>
+                <w:rFonts w:ascii="Arial" w:hAnsi="Arial" w:cs="Arial"/>
+                <w:sz w:val="22"/>
+                <w:szCs w:val="22"/>
+              </w:rPr>
+              <w:t>Completions</w:t>
+            </w:r>
+            <w:proofErr w:type="spellEnd"/>
+            <w:r>
+              <w:rPr>
+                <w:rFonts w:ascii="Arial" w:hAnsi="Arial" w:cs="Arial"/>
+                <w:sz w:val="22"/>
+                <w:szCs w:val="22"/>
+              </w:rPr>
+              <w:t xml:space="preserve"> API </w:t>
+            </w:r>
+            <w:r>
+              <w:rPr>
+                <w:rFonts w:ascii="Arial" w:hAnsi="Arial" w:cs="Arial"/>
+                <w:i/>
+                <w:iCs/>
+                <w:sz w:val="22"/>
+                <w:szCs w:val="22"/>
+              </w:rPr>
+              <w:t>(estamos acá)</w:t>
+            </w:r>
+          </w:p>
+        </w:tc>
+      </w:tr>
+      <w:tr>
+        <w:tc>
+          <w:tcPr>
+            <w:cnfStyle w:val="001000000000" w:firstRow="0" w:lastRow="0" w:firstColumn="1" w:lastColumn="0" w:oddVBand="0" w:evenVBand="0" w:oddHBand="0" w:evenHBand="0" w:firstRowFirstColumn="0" w:firstRowLastColumn="0" w:lastRowFirstColumn="0" w:lastRowLastColumn="0"/>
+            <w:tcW w:w="1696" w:type="dxa"/>
+          </w:tcPr>
+          <w:p>
+            <w:pPr>
+              <w:rPr>
+                <w:rFonts w:ascii="Arial" w:hAnsi="Arial" w:cs="Arial"/>
+                <w:sz w:val="22"/>
+                <w:szCs w:val="22"/>
+              </w:rPr>
+            </w:pPr>
+            <w:r>
+              <w:rPr>
+                <w:rFonts w:ascii="Arial" w:hAnsi="Arial" w:cs="Arial"/>
+                <w:sz w:val="22"/>
+                <w:szCs w:val="22"/>
+              </w:rPr>
+              <w:t>2</w:t>
+            </w:r>
+          </w:p>
+        </w:tc>
+        <w:tc>
+          <w:tcPr>
+            <w:tcW w:w="9094" w:type="dxa"/>
+          </w:tcPr>
+          <w:p>
+            <w:pPr>
+              <w:cnfStyle w:val="000000000000" w:firstRow="0" w:lastRow="0" w:firstColumn="0" w:lastColumn="0" w:oddVBand="0" w:evenVBand="0" w:oddHBand="0" w:evenHBand="0" w:firstRowFirstColumn="0" w:firstRowLastColumn="0" w:lastRowFirstColumn="0" w:lastRowLastColumn="0"/>
+              <w:rPr>
+                <w:rFonts w:ascii="Arial" w:hAnsi="Arial" w:cs="Arial"/>
+                <w:sz w:val="22"/>
+                <w:szCs w:val="22"/>
+              </w:rPr>
+            </w:pPr>
+            <w:proofErr w:type="gramStart"/>
+            <w:r>
+              <w:rPr>
+                <w:rFonts w:ascii="Arial" w:hAnsi="Arial" w:cs="Arial"/>
+                <w:sz w:val="22"/>
+                <w:szCs w:val="22"/>
+              </w:rPr>
+              <w:t>Modelos frontera</w:t>
+            </w:r>
+            <w:proofErr w:type="gramEnd"/>
+            <w:r>
+              <w:rPr>
+                <w:rFonts w:ascii="Arial" w:hAnsi="Arial" w:cs="Arial"/>
+                <w:sz w:val="22"/>
+                <w:szCs w:val="22"/>
+              </w:rPr>
+              <w:t xml:space="preserve"> (</w:t>
+            </w:r>
+            <w:proofErr w:type="spellStart"/>
+            <w:r>
+              <w:rPr>
+                <w:rFonts w:ascii="Arial" w:hAnsi="Arial" w:cs="Arial"/>
+                <w:sz w:val="22"/>
+                <w:szCs w:val="22"/>
+              </w:rPr>
+              <w:t>frontier</w:t>
+            </w:r>
+            <w:proofErr w:type="spellEnd"/>
+            <w:r>
+              <w:rPr>
+                <w:rFonts w:ascii="Arial" w:hAnsi="Arial" w:cs="Arial"/>
+                <w:sz w:val="22"/>
+                <w:szCs w:val="22"/>
+              </w:rPr>
+              <w:t xml:space="preserve"> </w:t>
+            </w:r>
+            <w:proofErr w:type="spellStart"/>
+            <w:r>
+              <w:rPr>
+                <w:rFonts w:ascii="Arial" w:hAnsi="Arial" w:cs="Arial"/>
+                <w:sz w:val="22"/>
+                <w:szCs w:val="22"/>
+              </w:rPr>
+              <w:t>models</w:t>
+            </w:r>
+            <w:proofErr w:type="spellEnd"/>
+            <w:r>
+              <w:rPr>
+                <w:rFonts w:ascii="Arial" w:hAnsi="Arial" w:cs="Arial"/>
+                <w:sz w:val="22"/>
+                <w:szCs w:val="22"/>
+              </w:rPr>
+              <w:t xml:space="preserve">) con </w:t>
+            </w:r>
+            <w:proofErr w:type="spellStart"/>
+            <w:r>
+              <w:rPr>
+                <w:rFonts w:ascii="Arial" w:hAnsi="Arial" w:cs="Arial"/>
+                <w:sz w:val="22"/>
+                <w:szCs w:val="22"/>
+              </w:rPr>
+              <w:t>APIs</w:t>
+            </w:r>
+            <w:proofErr w:type="spellEnd"/>
+            <w:r>
+              <w:rPr>
+                <w:rFonts w:ascii="Arial" w:hAnsi="Arial" w:cs="Arial"/>
+                <w:sz w:val="22"/>
+                <w:szCs w:val="22"/>
+              </w:rPr>
+              <w:t>, interfaces de usuario y multimodalidad</w:t>
+            </w:r>
+          </w:p>
+        </w:tc>
+      </w:tr>
+      <w:tr>
+        <w:trPr>
+          <w:cnfStyle w:val="000000100000" w:firstRow="0" w:lastRow="0" w:firstColumn="0" w:lastColumn="0" w:oddVBand="0" w:evenVBand="0" w:oddHBand="1" w:evenHBand="0" w:firstRowFirstColumn="0" w:firstRowLastColumn="0" w:lastRowFirstColumn="0" w:lastRowLastColumn="0"/>
+        </w:trPr>
+        <w:tc>
+          <w:tcPr>
+            <w:cnfStyle w:val="001000000000" w:firstRow="0" w:lastRow="0" w:firstColumn="1" w:lastColumn="0" w:oddVBand="0" w:evenVBand="0" w:oddHBand="0" w:evenHBand="0" w:firstRowFirstColumn="0" w:firstRowLastColumn="0" w:lastRowFirstColumn="0" w:lastRowLastColumn="0"/>
+            <w:tcW w:w="1696" w:type="dxa"/>
+          </w:tcPr>
+          <w:p>
+            <w:pPr>
+              <w:rPr>
+                <w:rFonts w:ascii="Arial" w:hAnsi="Arial" w:cs="Arial"/>
+                <w:sz w:val="22"/>
+                <w:szCs w:val="22"/>
+              </w:rPr>
+            </w:pPr>
+            <w:r>
+              <w:rPr>
+                <w:rFonts w:ascii="Arial" w:hAnsi="Arial" w:cs="Arial"/>
+                <w:sz w:val="22"/>
+                <w:szCs w:val="22"/>
+              </w:rPr>
+              <w:t>3</w:t>
+            </w:r>
+          </w:p>
+        </w:tc>
+        <w:tc>
+          <w:tcPr>
+            <w:tcW w:w="9094" w:type="dxa"/>
+          </w:tcPr>
+          <w:p>
+            <w:pPr>
+              <w:cnfStyle w:val="000000100000" w:firstRow="0" w:lastRow="0" w:firstColumn="0" w:lastColumn="0" w:oddVBand="0" w:evenVBand="0" w:oddHBand="1" w:evenHBand="0" w:firstRowFirstColumn="0" w:firstRowLastColumn="0" w:lastRowFirstColumn="0" w:lastRowLastColumn="0"/>
+              <w:rPr>
+                <w:rFonts w:ascii="Arial" w:hAnsi="Arial" w:cs="Arial"/>
+                <w:sz w:val="22"/>
+                <w:szCs w:val="22"/>
+              </w:rPr>
+            </w:pPr>
+            <w:r>
+              <w:rPr>
+                <w:rFonts w:ascii="Arial" w:hAnsi="Arial" w:cs="Arial"/>
+                <w:sz w:val="22"/>
+                <w:szCs w:val="22"/>
+              </w:rPr>
+              <w:t xml:space="preserve">Código abierto con </w:t>
+            </w:r>
+            <w:proofErr w:type="spellStart"/>
+            <w:r>
+              <w:rPr>
+                <w:rFonts w:ascii="Arial" w:hAnsi="Arial" w:cs="Arial"/>
+                <w:sz w:val="22"/>
+                <w:szCs w:val="22"/>
+              </w:rPr>
+              <w:t>Hugging</w:t>
+            </w:r>
+            <w:proofErr w:type="spellEnd"/>
+            <w:r>
+              <w:rPr>
+                <w:rFonts w:ascii="Arial" w:hAnsi="Arial" w:cs="Arial"/>
+                <w:sz w:val="22"/>
+                <w:szCs w:val="22"/>
+              </w:rPr>
+              <w:t xml:space="preserve"> Face</w:t>
+            </w:r>
+          </w:p>
+        </w:tc>
+      </w:tr>
+      <w:tr>
+        <w:tc>
+          <w:tcPr>
+            <w:cnfStyle w:val="001000000000" w:firstRow="0" w:lastRow="0" w:firstColumn="1" w:lastColumn="0" w:oddVBand="0" w:evenVBand="0" w:oddHBand="0" w:evenHBand="0" w:firstRowFirstColumn="0" w:firstRowLastColumn="0" w:lastRowFirstColumn="0" w:lastRowLastColumn="0"/>
+            <w:tcW w:w="1696" w:type="dxa"/>
+          </w:tcPr>
+          <w:p>
+            <w:pPr>
+              <w:rPr>
+                <w:rFonts w:ascii="Arial" w:hAnsi="Arial" w:cs="Arial"/>
+                <w:sz w:val="22"/>
+                <w:szCs w:val="22"/>
+              </w:rPr>
+            </w:pPr>
+            <w:r>
+              <w:rPr>
+                <w:rFonts w:ascii="Arial" w:hAnsi="Arial" w:cs="Arial"/>
+                <w:sz w:val="22"/>
+                <w:szCs w:val="22"/>
+              </w:rPr>
+              <w:t>4</w:t>
+            </w:r>
+          </w:p>
+        </w:tc>
+        <w:tc>
+          <w:tcPr>
+            <w:tcW w:w="9094" w:type="dxa"/>
+          </w:tcPr>
+          <w:p>
+            <w:pPr>
+              <w:cnfStyle w:val="000000000000" w:firstRow="0" w:lastRow="0" w:firstColumn="0" w:lastColumn="0" w:oddVBand="0" w:evenVBand="0" w:oddHBand="0" w:evenHBand="0" w:firstRowFirstColumn="0" w:firstRowLastColumn="0" w:lastRowFirstColumn="0" w:lastRowLastColumn="0"/>
+              <w:rPr>
+                <w:rFonts w:ascii="Arial" w:hAnsi="Arial" w:cs="Arial"/>
+                <w:sz w:val="22"/>
+                <w:szCs w:val="22"/>
+              </w:rPr>
+            </w:pPr>
+            <w:r>
+              <w:rPr>
+                <w:rFonts w:ascii="Arial" w:hAnsi="Arial" w:cs="Arial"/>
+                <w:sz w:val="22"/>
+                <w:szCs w:val="22"/>
+              </w:rPr>
+              <w:t xml:space="preserve">Selección de </w:t>
+            </w:r>
+            <w:proofErr w:type="spellStart"/>
+            <w:r>
+              <w:rPr>
+                <w:rFonts w:ascii="Arial" w:hAnsi="Arial" w:cs="Arial"/>
+                <w:sz w:val="22"/>
+                <w:szCs w:val="22"/>
+              </w:rPr>
+              <w:t>LLMs</w:t>
+            </w:r>
+            <w:proofErr w:type="spellEnd"/>
+            <w:r>
+              <w:rPr>
+                <w:rFonts w:ascii="Arial" w:hAnsi="Arial" w:cs="Arial"/>
+                <w:sz w:val="22"/>
+                <w:szCs w:val="22"/>
+              </w:rPr>
+              <w:t xml:space="preserve"> y generación de código</w:t>
+            </w:r>
+          </w:p>
+        </w:tc>
+      </w:tr>
+      <w:tr>
+        <w:trPr>
+          <w:cnfStyle w:val="000000100000" w:firstRow="0" w:lastRow="0" w:firstColumn="0" w:lastColumn="0" w:oddVBand="0" w:evenVBand="0" w:oddHBand="1" w:evenHBand="0" w:firstRowFirstColumn="0" w:firstRowLastColumn="0" w:lastRowFirstColumn="0" w:lastRowLastColumn="0"/>
+        </w:trPr>
+        <w:tc>
+          <w:tcPr>
+            <w:cnfStyle w:val="001000000000" w:firstRow="0" w:lastRow="0" w:firstColumn="1" w:lastColumn="0" w:oddVBand="0" w:evenVBand="0" w:oddHBand="0" w:evenHBand="0" w:firstRowFirstColumn="0" w:firstRowLastColumn="0" w:lastRowFirstColumn="0" w:lastRowLastColumn="0"/>
+            <w:tcW w:w="1696" w:type="dxa"/>
+          </w:tcPr>
+          <w:p>
+            <w:pPr>
+              <w:rPr>
+                <w:rFonts w:ascii="Arial" w:hAnsi="Arial" w:cs="Arial"/>
+                <w:sz w:val="22"/>
+                <w:szCs w:val="22"/>
+              </w:rPr>
+            </w:pPr>
+            <w:r>
+              <w:rPr>
+                <w:rFonts w:ascii="Arial" w:hAnsi="Arial" w:cs="Arial"/>
+                <w:sz w:val="22"/>
+                <w:szCs w:val="22"/>
+              </w:rPr>
+              <w:t>5</w:t>
+            </w:r>
+          </w:p>
+        </w:tc>
+        <w:tc>
+          <w:tcPr>
+            <w:tcW w:w="9094" w:type="dxa"/>
+          </w:tcPr>
+          <w:p>
+            <w:pPr>
+              <w:cnfStyle w:val="000000100000" w:firstRow="0" w:lastRow="0" w:firstColumn="0" w:lastColumn="0" w:oddVBand="0" w:evenVBand="0" w:oddHBand="1" w:evenHBand="0" w:firstRowFirstColumn="0" w:firstRowLastColumn="0" w:lastRowFirstColumn="0" w:lastRowLastColumn="0"/>
+              <w:rPr>
+                <w:rFonts w:ascii="Arial" w:hAnsi="Arial" w:cs="Arial"/>
+                <w:sz w:val="22"/>
+                <w:szCs w:val="22"/>
+              </w:rPr>
+            </w:pPr>
+            <w:r>
+              <w:rPr>
+                <w:rFonts w:ascii="Arial" w:hAnsi="Arial" w:cs="Arial"/>
+                <w:sz w:val="22"/>
+                <w:szCs w:val="22"/>
+              </w:rPr>
+              <w:t xml:space="preserve">RAG y </w:t>
+            </w:r>
+            <w:proofErr w:type="spellStart"/>
+            <w:r>
+              <w:rPr>
+                <w:rFonts w:ascii="Arial" w:hAnsi="Arial" w:cs="Arial"/>
+                <w:sz w:val="22"/>
+                <w:szCs w:val="22"/>
+              </w:rPr>
+              <w:t>Question</w:t>
+            </w:r>
+            <w:proofErr w:type="spellEnd"/>
+            <w:r>
+              <w:rPr>
+                <w:rFonts w:ascii="Arial" w:hAnsi="Arial" w:cs="Arial"/>
+                <w:sz w:val="22"/>
+                <w:szCs w:val="22"/>
+              </w:rPr>
+              <w:t xml:space="preserve"> </w:t>
+            </w:r>
+            <w:proofErr w:type="spellStart"/>
+            <w:r>
+              <w:rPr>
+                <w:rFonts w:ascii="Arial" w:hAnsi="Arial" w:cs="Arial"/>
+                <w:sz w:val="22"/>
+                <w:szCs w:val="22"/>
+              </w:rPr>
+              <w:t>Answering</w:t>
+            </w:r>
+            <w:proofErr w:type="spellEnd"/>
+            <w:r>
+              <w:rPr>
+                <w:rFonts w:ascii="Arial" w:hAnsi="Arial" w:cs="Arial"/>
+                <w:sz w:val="22"/>
+                <w:szCs w:val="22"/>
+              </w:rPr>
+              <w:t xml:space="preserve"> — creando un "experto"</w:t>
+            </w:r>
+          </w:p>
+        </w:tc>
+      </w:tr>
+      <w:tr>
+        <w:tc>
+          <w:tcPr>
+            <w:cnfStyle w:val="001000000000" w:firstRow="0" w:lastRow="0" w:firstColumn="1" w:lastColumn="0" w:oddVBand="0" w:evenVBand="0" w:oddHBand="0" w:evenHBand="0" w:firstRowFirstColumn="0" w:firstRowLastColumn="0" w:lastRowFirstColumn="0" w:lastRowLastColumn="0"/>
+            <w:tcW w:w="1696" w:type="dxa"/>
+          </w:tcPr>
+          <w:p>
+            <w:pPr>
+              <w:rPr>
+                <w:rFonts w:ascii="Arial" w:hAnsi="Arial" w:cs="Arial"/>
+                <w:sz w:val="22"/>
+                <w:szCs w:val="22"/>
+              </w:rPr>
+            </w:pPr>
+            <w:r>
+              <w:rPr>
+                <w:rFonts w:ascii="Arial" w:hAnsi="Arial" w:cs="Arial"/>
+                <w:sz w:val="22"/>
+                <w:szCs w:val="22"/>
+              </w:rPr>
+              <w:t>6</w:t>
+            </w:r>
+          </w:p>
+        </w:tc>
+        <w:tc>
+          <w:tcPr>
+            <w:tcW w:w="9094" w:type="dxa"/>
+          </w:tcPr>
+          <w:p>
+            <w:pPr>
+              <w:cnfStyle w:val="000000000000" w:firstRow="0" w:lastRow="0" w:firstColumn="0" w:lastColumn="0" w:oddVBand="0" w:evenVBand="0" w:oddHBand="0" w:evenHBand="0" w:firstRowFirstColumn="0" w:firstRowLastColumn="0" w:lastRowFirstColumn="0" w:lastRowLastColumn="0"/>
+              <w:rPr>
+                <w:rFonts w:ascii="Arial" w:hAnsi="Arial" w:cs="Arial"/>
+                <w:sz w:val="22"/>
+                <w:szCs w:val="22"/>
+              </w:rPr>
+            </w:pPr>
+            <w:r>
+              <w:rPr>
+                <w:rFonts w:ascii="Arial" w:hAnsi="Arial" w:cs="Arial"/>
+                <w:sz w:val="22"/>
+                <w:szCs w:val="22"/>
+              </w:rPr>
+              <w:t>Fine-</w:t>
+            </w:r>
+            <w:proofErr w:type="spellStart"/>
+            <w:r>
+              <w:rPr>
+                <w:rFonts w:ascii="Arial" w:hAnsi="Arial" w:cs="Arial"/>
+                <w:sz w:val="22"/>
+                <w:szCs w:val="22"/>
+              </w:rPr>
+              <w:t>tuning</w:t>
+            </w:r>
+            <w:proofErr w:type="spellEnd"/>
+            <w:r>
+              <w:rPr>
+                <w:rFonts w:ascii="Arial" w:hAnsi="Arial" w:cs="Arial"/>
+                <w:sz w:val="22"/>
+                <w:szCs w:val="22"/>
+              </w:rPr>
+              <w:t xml:space="preserve"> de </w:t>
+            </w:r>
+            <w:proofErr w:type="gramStart"/>
+            <w:r>
+              <w:rPr>
+                <w:rFonts w:ascii="Arial" w:hAnsi="Arial" w:cs="Arial"/>
+                <w:sz w:val="22"/>
+                <w:szCs w:val="22"/>
+              </w:rPr>
+              <w:t>un modelo frontera</w:t>
+            </w:r>
+            <w:proofErr w:type="gramEnd"/>
+          </w:p>
+        </w:tc>
+      </w:tr>
+      <w:tr>
+        <w:trPr>
+          <w:cnfStyle w:val="000000100000" w:firstRow="0" w:lastRow="0" w:firstColumn="0" w:lastColumn="0" w:oddVBand="0" w:evenVBand="0" w:oddHBand="1" w:evenHBand="0" w:firstRowFirstColumn="0" w:firstRowLastColumn="0" w:lastRowFirstColumn="0" w:lastRowLastColumn="0"/>
+        </w:trPr>
+        <w:tc>
+          <w:tcPr>
+            <w:cnfStyle w:val="001000000000" w:firstRow="0" w:lastRow="0" w:firstColumn="1" w:lastColumn="0" w:oddVBand="0" w:evenVBand="0" w:oddHBand="0" w:evenHBand="0" w:firstRowFirstColumn="0" w:firstRowLastColumn="0" w:lastRowFirstColumn="0" w:lastRowLastColumn="0"/>
+            <w:tcW w:w="1696" w:type="dxa"/>
+          </w:tcPr>
+          <w:p>
+            <w:pPr>
+              <w:rPr>
+                <w:rFonts w:ascii="Arial" w:hAnsi="Arial" w:cs="Arial"/>
+                <w:sz w:val="22"/>
+                <w:szCs w:val="22"/>
+              </w:rPr>
+            </w:pPr>
+            <w:r>
+              <w:rPr>
+                <w:rFonts w:ascii="Arial" w:hAnsi="Arial" w:cs="Arial"/>
+                <w:sz w:val="22"/>
+                <w:szCs w:val="22"/>
+              </w:rPr>
+              <w:t>7</w:t>
+            </w:r>
+          </w:p>
+        </w:tc>
+        <w:tc>
+          <w:tcPr>
+            <w:tcW w:w="9094" w:type="dxa"/>
+          </w:tcPr>
+          <w:p>
+            <w:pPr>
+              <w:cnfStyle w:val="000000100000" w:firstRow="0" w:lastRow="0" w:firstColumn="0" w:lastColumn="0" w:oddVBand="0" w:evenVBand="0" w:oddHBand="1" w:evenHBand="0" w:firstRowFirstColumn="0" w:firstRowLastColumn="0" w:lastRowFirstColumn="0" w:lastRowLastColumn="0"/>
+              <w:rPr>
+                <w:rFonts w:ascii="Arial" w:hAnsi="Arial" w:cs="Arial"/>
+                <w:sz w:val="22"/>
+                <w:szCs w:val="22"/>
+              </w:rPr>
+            </w:pPr>
+            <w:r>
+              <w:rPr>
+                <w:rFonts w:ascii="Arial" w:hAnsi="Arial" w:cs="Arial"/>
+                <w:sz w:val="22"/>
+                <w:szCs w:val="22"/>
+              </w:rPr>
+              <w:t>Fine-</w:t>
+            </w:r>
+            <w:proofErr w:type="spellStart"/>
+            <w:r>
+              <w:rPr>
+                <w:rFonts w:ascii="Arial" w:hAnsi="Arial" w:cs="Arial"/>
+                <w:sz w:val="22"/>
+                <w:szCs w:val="22"/>
+              </w:rPr>
+              <w:t>tuning</w:t>
+            </w:r>
+            <w:proofErr w:type="spellEnd"/>
+            <w:r>
+              <w:rPr>
+                <w:rFonts w:ascii="Arial" w:hAnsi="Arial" w:cs="Arial"/>
+                <w:sz w:val="22"/>
+                <w:szCs w:val="22"/>
+              </w:rPr>
+              <w:t xml:space="preserve"> de un modelo de código abierto</w:t>
+            </w:r>
+          </w:p>
+        </w:tc>
+      </w:tr>
+      <w:tr>
+        <w:tc>
+          <w:tcPr>
+            <w:cnfStyle w:val="001000000000" w:firstRow="0" w:lastRow="0" w:firstColumn="1" w:lastColumn="0" w:oddVBand="0" w:evenVBand="0" w:oddHBand="0" w:evenHBand="0" w:firstRowFirstColumn="0" w:firstRowLastColumn="0" w:lastRowFirstColumn="0" w:lastRowLastColumn="0"/>
+            <w:tcW w:w="1696" w:type="dxa"/>
+          </w:tcPr>
+          <w:p>
+            <w:pPr>
+              <w:rPr>
+                <w:rFonts w:ascii="Arial" w:hAnsi="Arial" w:cs="Arial"/>
+                <w:sz w:val="22"/>
+                <w:szCs w:val="22"/>
+              </w:rPr>
+            </w:pPr>
+            <w:r>
+              <w:rPr>
+                <w:rFonts w:ascii="Arial" w:hAnsi="Arial" w:cs="Arial"/>
+                <w:sz w:val="22"/>
+                <w:szCs w:val="22"/>
+              </w:rPr>
+              <w:t>8</w:t>
+            </w:r>
+          </w:p>
+        </w:tc>
+        <w:tc>
+          <w:tcPr>
+            <w:tcW w:w="9094" w:type="dxa"/>
+          </w:tcPr>
+          <w:p>
+            <w:pPr>
+              <w:cnfStyle w:val="000000000000" w:firstRow="0" w:lastRow="0" w:firstColumn="0" w:lastColumn="0" w:oddVBand="0" w:evenVBand="0" w:oddHBand="0" w:evenHBand="0" w:firstRowFirstColumn="0" w:firstRowLastColumn="0" w:lastRowFirstColumn="0" w:lastRowLastColumn="0"/>
+              <w:rPr>
+                <w:rFonts w:ascii="Arial" w:hAnsi="Arial" w:cs="Arial"/>
+                <w:sz w:val="22"/>
+                <w:szCs w:val="22"/>
+              </w:rPr>
+            </w:pPr>
+            <w:r>
+              <w:rPr>
+                <w:rFonts w:ascii="Arial" w:hAnsi="Arial" w:cs="Arial"/>
+                <w:sz w:val="22"/>
+                <w:szCs w:val="22"/>
+              </w:rPr>
+              <w:t xml:space="preserve">El final — IA </w:t>
+            </w:r>
+            <w:proofErr w:type="spellStart"/>
+            <w:r>
+              <w:rPr>
+                <w:rFonts w:ascii="Arial" w:hAnsi="Arial" w:cs="Arial"/>
+                <w:sz w:val="22"/>
+                <w:szCs w:val="22"/>
+              </w:rPr>
+              <w:t>agéntica</w:t>
+            </w:r>
+            <w:proofErr w:type="spellEnd"/>
+          </w:p>
+        </w:tc>
+      </w:tr>
+    </w:tbl>
+    <w:p>
+      <w:pPr>
+        <w:rPr>
+          <w:rFonts w:ascii="Arial" w:hAnsi="Arial" w:cs="Arial"/>
+          <w:sz w:val="22"/>
+          <w:szCs w:val="22"/>
+        </w:rPr>
+      </w:pPr>
+    </w:p>
+    <w:p>
+      <w:pPr>
+        <w:rPr>
+          <w:rFonts w:ascii="Arial" w:hAnsi="Arial" w:cs="Arial"/>
+          <w:sz w:val="22"/>
+          <w:szCs w:val="22"/>
+        </w:rPr>
+      </w:pPr>
+      <w:r>
+        <w:rPr>
+          <w:rFonts w:ascii="Arial" w:hAnsi="Arial" w:cs="Arial"/>
+          <w:sz w:val="22"/>
+          <w:szCs w:val="22"/>
+        </w:rPr>
+        <w:t>Al completar la semana 8, el objetivo declarado del profesor es que el alumno pueda decir "ahora soy ingeniero LLM" — llegar a ese hito de dominio del tema.</w:t>
+      </w:r>
+    </w:p>
+    <w:p>
+      <w:pPr>
+        <w:pStyle w:val="Ttulo3"/>
+        <w:rPr>
+          <w:rFonts w:ascii="Arial" w:hAnsi="Arial" w:cs="Arial"/>
+          <w:b/>
+          <w:bCs/>
+          <w:sz w:val="24"/>
+          <w:szCs w:val="24"/>
+        </w:rPr>
+      </w:pPr>
+      <w:r>
+        <w:rPr>
+          <w:rFonts w:ascii="Arial" w:hAnsi="Arial" w:cs="Arial"/>
+          <w:b/>
+          <w:bCs/>
+          <w:sz w:val="24"/>
+          <w:szCs w:val="24"/>
+          <w:highlight w:val="yellow"/>
+        </w:rPr>
+        <w:t xml:space="preserve">1.2.1 </w:t>
+      </w:r>
+      <w:r>
+        <w:rPr>
+          <w:rFonts w:ascii="Arial" w:hAnsi="Arial" w:cs="Arial"/>
+          <w:b/>
+          <w:bCs/>
+          <w:sz w:val="24"/>
+          <w:szCs w:val="24"/>
+          <w:highlight w:val="yellow"/>
+        </w:rPr>
+        <w:t>La lógica del curso: construye sobre lo anterior</w:t>
+      </w:r>
+    </w:p>
+    <w:p>
+      <w:pPr>
+        <w:rPr>
+          <w:rFonts w:ascii="Arial" w:hAnsi="Arial" w:cs="Arial"/>
+          <w:sz w:val="22"/>
+          <w:szCs w:val="22"/>
+        </w:rPr>
+      </w:pPr>
+      <w:r>
+        <w:rPr>
+          <w:rFonts w:ascii="Arial" w:hAnsi="Arial" w:cs="Arial"/>
+          <w:sz w:val="22"/>
+          <w:szCs w:val="22"/>
+        </w:rPr>
+        <w:t>El profesor remarca que el curso "se construye y se construye y se construye" — no son 8 temas sueltos, sino una progresión:</w:t>
+      </w:r>
+    </w:p>
+    <w:p>
+      <w:pPr>
+        <w:pStyle w:val="Prrafodelista"/>
+        <w:numPr>
+          <w:ilvl w:val="0"/>
+          <w:numId w:val="6"/>
+        </w:numPr>
+        <w:rPr>
+          <w:rFonts w:ascii="Arial" w:hAnsi="Arial" w:cs="Arial"/>
+          <w:sz w:val="22"/>
+          <w:szCs w:val="22"/>
+        </w:rPr>
+      </w:pPr>
+      <w:r>
+        <w:rPr>
+          <w:rFonts w:ascii="Arial" w:hAnsi="Arial" w:cs="Arial"/>
+          <w:b/>
+          <w:bCs/>
+          <w:sz w:val="22"/>
+          <w:szCs w:val="22"/>
+        </w:rPr>
+        <w:t>Primero, panorama de modelos</w:t>
+      </w:r>
+      <w:r>
+        <w:rPr>
+          <w:rFonts w:ascii="Arial" w:hAnsi="Arial" w:cs="Arial"/>
+          <w:sz w:val="22"/>
+          <w:szCs w:val="22"/>
+        </w:rPr>
+        <w:t xml:space="preserve"> — variedad de </w:t>
+      </w:r>
+      <w:proofErr w:type="spellStart"/>
+      <w:r>
+        <w:rPr>
+          <w:rFonts w:ascii="Arial" w:hAnsi="Arial" w:cs="Arial"/>
+          <w:sz w:val="22"/>
+          <w:szCs w:val="22"/>
+        </w:rPr>
+        <w:t>LLMs</w:t>
+      </w:r>
+      <w:proofErr w:type="spellEnd"/>
+      <w:r>
+        <w:rPr>
+          <w:rFonts w:ascii="Arial" w:hAnsi="Arial" w:cs="Arial"/>
+          <w:sz w:val="22"/>
+          <w:szCs w:val="22"/>
+        </w:rPr>
+        <w:t xml:space="preserve">, tanto de código abierto como cerrado (lo que se estuvo haciendo con Ollama: Gemma, Phi-3, </w:t>
+      </w:r>
+      <w:proofErr w:type="spellStart"/>
+      <w:r>
+        <w:rPr>
+          <w:rFonts w:ascii="Arial" w:hAnsi="Arial" w:cs="Arial"/>
+          <w:sz w:val="22"/>
+          <w:szCs w:val="22"/>
+        </w:rPr>
+        <w:t>gpt-oss</w:t>
+      </w:r>
+      <w:proofErr w:type="spellEnd"/>
+      <w:r>
+        <w:rPr>
+          <w:rFonts w:ascii="Arial" w:hAnsi="Arial" w:cs="Arial"/>
+          <w:sz w:val="22"/>
+          <w:szCs w:val="22"/>
+        </w:rPr>
+        <w:t xml:space="preserve">). </w:t>
+      </w:r>
+    </w:p>
+    <w:p>
+      <w:pPr>
+        <w:pStyle w:val="Prrafodelista"/>
+        <w:numPr>
+          <w:ilvl w:val="0"/>
+          <w:numId w:val="6"/>
+        </w:numPr>
+        <w:rPr>
+          <w:rFonts w:ascii="Arial" w:hAnsi="Arial" w:cs="Arial"/>
+          <w:sz w:val="22"/>
+          <w:szCs w:val="22"/>
+        </w:rPr>
+      </w:pPr>
+      <w:proofErr w:type="spellStart"/>
+      <w:r>
+        <w:rPr>
+          <w:rFonts w:ascii="Arial" w:hAnsi="Arial" w:cs="Arial"/>
+          <w:b/>
+          <w:bCs/>
+          <w:sz w:val="22"/>
+          <w:szCs w:val="22"/>
+        </w:rPr>
+        <w:t>Despues</w:t>
+      </w:r>
+      <w:proofErr w:type="spellEnd"/>
+      <w:r>
+        <w:rPr>
+          <w:rFonts w:ascii="Arial" w:hAnsi="Arial" w:cs="Arial"/>
+          <w:b/>
+          <w:bCs/>
+          <w:sz w:val="22"/>
+          <w:szCs w:val="22"/>
+        </w:rPr>
+        <w:t xml:space="preserve">, las herramientas – </w:t>
+      </w:r>
+      <w:r>
+        <w:rPr>
+          <w:rFonts w:ascii="Arial" w:hAnsi="Arial" w:cs="Arial"/>
+          <w:sz w:val="22"/>
+          <w:szCs w:val="22"/>
+        </w:rPr>
+        <w:t xml:space="preserve">kits y librerías para trabajar con esos </w:t>
+      </w:r>
+      <w:proofErr w:type="spellStart"/>
+      <w:r>
+        <w:rPr>
+          <w:rFonts w:ascii="Arial" w:hAnsi="Arial" w:cs="Arial"/>
+          <w:sz w:val="22"/>
+          <w:szCs w:val="22"/>
+        </w:rPr>
+        <w:t>LLMs</w:t>
+      </w:r>
+      <w:proofErr w:type="spellEnd"/>
+      <w:r>
+        <w:rPr>
+          <w:rFonts w:ascii="Arial" w:hAnsi="Arial" w:cs="Arial"/>
+          <w:sz w:val="22"/>
+          <w:szCs w:val="22"/>
+        </w:rPr>
+        <w:t>.</w:t>
+      </w:r>
+    </w:p>
+    <w:p>
+      <w:pPr>
+        <w:pStyle w:val="Prrafodelista"/>
+        <w:numPr>
+          <w:ilvl w:val="0"/>
+          <w:numId w:val="6"/>
+        </w:numPr>
+        <w:rPr>
+          <w:rFonts w:ascii="Arial" w:hAnsi="Arial" w:cs="Arial"/>
+          <w:sz w:val="22"/>
+          <w:szCs w:val="22"/>
+        </w:rPr>
+      </w:pPr>
+      <w:r>
+        <w:rPr>
+          <w:rFonts w:ascii="Arial" w:hAnsi="Arial" w:cs="Arial"/>
+          <w:b/>
+          <w:bCs/>
+          <w:sz w:val="22"/>
+          <w:szCs w:val="22"/>
+        </w:rPr>
+        <w:t xml:space="preserve">Luego, </w:t>
+      </w:r>
+      <w:proofErr w:type="gramStart"/>
+      <w:r>
+        <w:rPr>
+          <w:rFonts w:ascii="Arial" w:hAnsi="Arial" w:cs="Arial"/>
+          <w:b/>
+          <w:bCs/>
+          <w:sz w:val="22"/>
+          <w:szCs w:val="22"/>
+        </w:rPr>
+        <w:t>las técnica</w:t>
+      </w:r>
+      <w:proofErr w:type="gramEnd"/>
+      <w:r>
+        <w:rPr>
+          <w:rFonts w:ascii="Arial" w:hAnsi="Arial" w:cs="Arial"/>
+          <w:b/>
+          <w:bCs/>
+          <w:sz w:val="22"/>
+          <w:szCs w:val="22"/>
+        </w:rPr>
+        <w:t xml:space="preserve"> –</w:t>
+      </w:r>
+      <w:r>
+        <w:rPr>
+          <w:rFonts w:ascii="Arial" w:hAnsi="Arial" w:cs="Arial"/>
+          <w:sz w:val="22"/>
+          <w:szCs w:val="22"/>
+        </w:rPr>
+        <w:t xml:space="preserve"> formas de sacarles el máximo rendimiento a los modelos</w:t>
+      </w:r>
+    </w:p>
+    <w:p>
+      <w:pPr>
+        <w:pStyle w:val="Prrafodelista"/>
+        <w:numPr>
+          <w:ilvl w:val="0"/>
+          <w:numId w:val="6"/>
+        </w:numPr>
+        <w:rPr>
+          <w:rFonts w:ascii="Arial" w:hAnsi="Arial" w:cs="Arial"/>
+          <w:sz w:val="22"/>
+          <w:szCs w:val="22"/>
+        </w:rPr>
+      </w:pPr>
+      <w:r>
+        <w:rPr>
+          <w:rFonts w:ascii="Arial" w:hAnsi="Arial" w:cs="Arial"/>
+          <w:b/>
+          <w:bCs/>
+          <w:sz w:val="22"/>
+          <w:szCs w:val="22"/>
+        </w:rPr>
+        <w:t>Y todo el tiempo, proyectos reales</w:t>
+      </w:r>
+      <w:r>
+        <w:rPr>
+          <w:rFonts w:ascii="Arial" w:hAnsi="Arial" w:cs="Arial"/>
+          <w:sz w:val="22"/>
+          <w:szCs w:val="22"/>
+        </w:rPr>
+        <w:t xml:space="preserve"> — el profesor insiste en que la mejor forma de aprender es construyendo proyectos comerciales grandes, no solo teoría.</w:t>
+      </w:r>
+    </w:p>
+    <w:p>
+      <w:pPr>
+        <w:pStyle w:val="Ttulo3"/>
+        <w:rPr>
+          <w:rFonts w:ascii="Arial" w:hAnsi="Arial" w:cs="Arial"/>
+          <w:b/>
+          <w:bCs/>
+          <w:sz w:val="24"/>
+          <w:szCs w:val="24"/>
+        </w:rPr>
+      </w:pPr>
+      <w:r>
+        <w:rPr>
+          <w:rFonts w:ascii="Arial" w:hAnsi="Arial" w:cs="Arial"/>
+          <w:b/>
+          <w:bCs/>
+          <w:sz w:val="24"/>
+          <w:szCs w:val="24"/>
+          <w:highlight w:val="yellow"/>
+        </w:rPr>
+        <w:lastRenderedPageBreak/>
+        <w:t xml:space="preserve">1.2.2 </w:t>
+      </w:r>
+      <w:r>
+        <w:rPr>
+          <w:rFonts w:ascii="Arial" w:hAnsi="Arial" w:cs="Arial"/>
+          <w:b/>
+          <w:bCs/>
+          <w:sz w:val="24"/>
+          <w:szCs w:val="24"/>
+          <w:highlight w:val="yellow"/>
+        </w:rPr>
+        <w:t>Las 3 técnicas centrales que se van a cubrir</w:t>
+      </w:r>
+    </w:p>
+    <w:tbl>
+      <w:tblPr>
+        <w:tblStyle w:val="Tabladelista3-nfasis4"/>
+        <w:tblW w:w="0" w:type="auto"/>
+        <w:tblLook w:val="04A0" w:firstRow="1" w:lastRow="0" w:firstColumn="1" w:lastColumn="0" w:noHBand="0" w:noVBand="1"/>
+      </w:tblPr>
+      <w:tblGrid>
+        <w:gridCol w:w="5395"/>
+        <w:gridCol w:w="5395"/>
+      </w:tblGrid>
+      <w:tr>
+        <w:trPr>
+          <w:cnfStyle w:val="100000000000" w:firstRow="1" w:lastRow="0" w:firstColumn="0" w:lastColumn="0" w:oddVBand="0" w:evenVBand="0" w:oddHBand="0" w:evenHBand="0" w:firstRowFirstColumn="0" w:firstRowLastColumn="0" w:lastRowFirstColumn="0" w:lastRowLastColumn="0"/>
+        </w:trPr>
+        <w:tc>
+          <w:tcPr>
+            <w:cnfStyle w:val="001000000100" w:firstRow="0" w:lastRow="0" w:firstColumn="1" w:lastColumn="0" w:oddVBand="0" w:evenVBand="0" w:oddHBand="0" w:evenHBand="0" w:firstRowFirstColumn="1" w:firstRowLastColumn="0" w:lastRowFirstColumn="0" w:lastRowLastColumn="0"/>
+            <w:tcW w:w="5395" w:type="dxa"/>
+          </w:tcPr>
+          <w:p>
+            <w:pPr>
+              <w:rPr>
+                <w:rFonts w:ascii="Arial" w:hAnsi="Arial" w:cs="Arial"/>
+                <w:b w:val="0"/>
+                <w:bCs w:val="0"/>
+                <w:sz w:val="22"/>
+                <w:szCs w:val="22"/>
+              </w:rPr>
+            </w:pPr>
+            <w:proofErr w:type="spellStart"/>
+            <w:r>
+              <w:rPr>
+                <w:rFonts w:ascii="Arial" w:hAnsi="Arial" w:cs="Arial"/>
+                <w:b w:val="0"/>
+                <w:bCs w:val="0"/>
+                <w:sz w:val="22"/>
+                <w:szCs w:val="22"/>
+              </w:rPr>
+              <w:t>Tecnica</w:t>
+            </w:r>
+            <w:proofErr w:type="spellEnd"/>
+          </w:p>
+        </w:tc>
+        <w:tc>
+          <w:tcPr>
+            <w:tcW w:w="5395" w:type="dxa"/>
+          </w:tcPr>
+          <w:p>
+            <w:pPr>
+              <w:cnfStyle w:val="100000000000" w:firstRow="1" w:lastRow="0" w:firstColumn="0" w:lastColumn="0" w:oddVBand="0" w:evenVBand="0" w:oddHBand="0" w:evenHBand="0" w:firstRowFirstColumn="0" w:firstRowLastColumn="0" w:lastRowFirstColumn="0" w:lastRowLastColumn="0"/>
+              <w:rPr>
+                <w:rFonts w:ascii="Arial" w:hAnsi="Arial" w:cs="Arial"/>
+                <w:b w:val="0"/>
+                <w:bCs w:val="0"/>
+                <w:sz w:val="22"/>
+                <w:szCs w:val="22"/>
+              </w:rPr>
+            </w:pPr>
+            <w:r>
+              <w:rPr>
+                <w:rFonts w:ascii="Arial" w:hAnsi="Arial" w:cs="Arial"/>
+                <w:b w:val="0"/>
+                <w:bCs w:val="0"/>
+                <w:sz w:val="22"/>
+                <w:szCs w:val="22"/>
+              </w:rPr>
+              <w:t>Para que sirve</w:t>
+            </w:r>
+          </w:p>
+        </w:tc>
+      </w:tr>
+      <w:tr>
+        <w:trPr>
+          <w:cnfStyle w:val="000000100000" w:firstRow="0" w:lastRow="0" w:firstColumn="0" w:lastColumn="0" w:oddVBand="0" w:evenVBand="0" w:oddHBand="1" w:evenHBand="0" w:firstRowFirstColumn="0" w:firstRowLastColumn="0" w:lastRowFirstColumn="0" w:lastRowLastColumn="0"/>
+        </w:trPr>
+        <w:tc>
+          <w:tcPr>
+            <w:cnfStyle w:val="001000000000" w:firstRow="0" w:lastRow="0" w:firstColumn="1" w:lastColumn="0" w:oddVBand="0" w:evenVBand="0" w:oddHBand="0" w:evenHBand="0" w:firstRowFirstColumn="0" w:firstRowLastColumn="0" w:lastRowFirstColumn="0" w:lastRowLastColumn="0"/>
+            <w:tcW w:w="5395" w:type="dxa"/>
+          </w:tcPr>
+          <w:p>
+            <w:pPr>
+              <w:rPr>
+                <w:rFonts w:ascii="Arial" w:hAnsi="Arial" w:cs="Arial"/>
+                <w:sz w:val="22"/>
+                <w:szCs w:val="22"/>
+              </w:rPr>
+            </w:pPr>
+            <w:r>
+              <w:rPr>
+                <w:rFonts w:ascii="Arial" w:hAnsi="Arial" w:cs="Arial"/>
+                <w:b w:val="0"/>
+                <w:bCs w:val="0"/>
+                <w:sz w:val="22"/>
+                <w:szCs w:val="22"/>
+              </w:rPr>
+              <w:t>RAG (</w:t>
+            </w:r>
+            <w:proofErr w:type="spellStart"/>
+            <w:r>
+              <w:rPr>
+                <w:rFonts w:ascii="Arial" w:hAnsi="Arial" w:cs="Arial"/>
+                <w:sz w:val="22"/>
+                <w:szCs w:val="22"/>
+              </w:rPr>
+              <w:t>Retrieval-Augmented</w:t>
+            </w:r>
+            <w:proofErr w:type="spellEnd"/>
+            <w:r>
+              <w:rPr>
+                <w:rFonts w:ascii="Arial" w:hAnsi="Arial" w:cs="Arial"/>
+                <w:sz w:val="22"/>
+                <w:szCs w:val="22"/>
+              </w:rPr>
+              <w:t xml:space="preserve"> </w:t>
+            </w:r>
+            <w:proofErr w:type="spellStart"/>
+            <w:r>
+              <w:rPr>
+                <w:rFonts w:ascii="Arial" w:hAnsi="Arial" w:cs="Arial"/>
+                <w:sz w:val="22"/>
+                <w:szCs w:val="22"/>
+              </w:rPr>
+              <w:t>Generation</w:t>
+            </w:r>
+            <w:proofErr w:type="spellEnd"/>
+            <w:r>
+              <w:rPr>
+                <w:rFonts w:ascii="Arial" w:hAnsi="Arial" w:cs="Arial"/>
+                <w:sz w:val="22"/>
+                <w:szCs w:val="22"/>
+              </w:rPr>
+              <w:t>)</w:t>
+            </w:r>
+          </w:p>
+        </w:tc>
+        <w:tc>
+          <w:tcPr>
+            <w:tcW w:w="5395" w:type="dxa"/>
+          </w:tcPr>
+          <w:p>
+            <w:pPr>
+              <w:cnfStyle w:val="000000100000" w:firstRow="0" w:lastRow="0" w:firstColumn="0" w:lastColumn="0" w:oddVBand="0" w:evenVBand="0" w:oddHBand="1" w:evenHBand="0" w:firstRowFirstColumn="0" w:firstRowLastColumn="0" w:lastRowFirstColumn="0" w:lastRowLastColumn="0"/>
+              <w:rPr>
+                <w:rFonts w:ascii="Arial" w:hAnsi="Arial" w:cs="Arial"/>
+                <w:sz w:val="22"/>
+                <w:szCs w:val="22"/>
+              </w:rPr>
+            </w:pPr>
+            <w:r>
+              <w:rPr>
+                <w:rFonts w:ascii="Arial" w:hAnsi="Arial" w:cs="Arial"/>
+                <w:sz w:val="22"/>
+                <w:szCs w:val="22"/>
+              </w:rPr>
+              <w:t xml:space="preserve">Darle a un modelo acceso a información externa (documentos propios) para que </w:t>
+            </w:r>
+            <w:proofErr w:type="gramStart"/>
+            <w:r>
+              <w:rPr>
+                <w:rFonts w:ascii="Arial" w:hAnsi="Arial" w:cs="Arial"/>
+                <w:sz w:val="22"/>
+                <w:szCs w:val="22"/>
+              </w:rPr>
+              <w:t>responde</w:t>
+            </w:r>
+            <w:proofErr w:type="gramEnd"/>
+            <w:r>
+              <w:rPr>
+                <w:rFonts w:ascii="Arial" w:hAnsi="Arial" w:cs="Arial"/>
+                <w:sz w:val="22"/>
+                <w:szCs w:val="22"/>
+              </w:rPr>
+              <w:t xml:space="preserve"> con datos que no </w:t>
+            </w:r>
+            <w:proofErr w:type="spellStart"/>
+            <w:r>
+              <w:rPr>
+                <w:rFonts w:ascii="Arial" w:hAnsi="Arial" w:cs="Arial"/>
+                <w:sz w:val="22"/>
+                <w:szCs w:val="22"/>
+              </w:rPr>
+              <w:t>tenia</w:t>
+            </w:r>
+            <w:proofErr w:type="spellEnd"/>
+            <w:r>
+              <w:rPr>
+                <w:rFonts w:ascii="Arial" w:hAnsi="Arial" w:cs="Arial"/>
+                <w:sz w:val="22"/>
+                <w:szCs w:val="22"/>
+              </w:rPr>
+              <w:t xml:space="preserve"> en su entrenamiento</w:t>
+            </w:r>
+          </w:p>
+        </w:tc>
+      </w:tr>
+      <w:tr>
+        <w:tc>
+          <w:tcPr>
+            <w:cnfStyle w:val="001000000000" w:firstRow="0" w:lastRow="0" w:firstColumn="1" w:lastColumn="0" w:oddVBand="0" w:evenVBand="0" w:oddHBand="0" w:evenHBand="0" w:firstRowFirstColumn="0" w:firstRowLastColumn="0" w:lastRowFirstColumn="0" w:lastRowLastColumn="0"/>
+            <w:tcW w:w="5395" w:type="dxa"/>
+          </w:tcPr>
+          <w:p>
+            <w:pPr>
+              <w:rPr>
+                <w:rFonts w:ascii="Arial" w:hAnsi="Arial" w:cs="Arial"/>
+                <w:b w:val="0"/>
+                <w:bCs w:val="0"/>
+                <w:sz w:val="22"/>
+                <w:szCs w:val="22"/>
+              </w:rPr>
+            </w:pPr>
+            <w:r>
+              <w:rPr>
+                <w:rFonts w:ascii="Arial" w:hAnsi="Arial" w:cs="Arial"/>
+                <w:b w:val="0"/>
+                <w:bCs w:val="0"/>
+                <w:sz w:val="22"/>
+                <w:szCs w:val="22"/>
+              </w:rPr>
+              <w:t>Fine-</w:t>
+            </w:r>
+            <w:proofErr w:type="spellStart"/>
+            <w:r>
+              <w:rPr>
+                <w:rFonts w:ascii="Arial" w:hAnsi="Arial" w:cs="Arial"/>
+                <w:b w:val="0"/>
+                <w:bCs w:val="0"/>
+                <w:sz w:val="22"/>
+                <w:szCs w:val="22"/>
+              </w:rPr>
+              <w:t>tuning</w:t>
+            </w:r>
+            <w:proofErr w:type="spellEnd"/>
+          </w:p>
+        </w:tc>
+        <w:tc>
+          <w:tcPr>
+            <w:tcW w:w="5395" w:type="dxa"/>
+          </w:tcPr>
+          <w:p>
+            <w:pPr>
+              <w:cnfStyle w:val="000000000000" w:firstRow="0" w:lastRow="0" w:firstColumn="0" w:lastColumn="0" w:oddVBand="0" w:evenVBand="0" w:oddHBand="0" w:evenHBand="0" w:firstRowFirstColumn="0" w:firstRowLastColumn="0" w:lastRowFirstColumn="0" w:lastRowLastColumn="0"/>
+              <w:rPr>
+                <w:rFonts w:ascii="Arial" w:hAnsi="Arial" w:cs="Arial"/>
+                <w:sz w:val="22"/>
+                <w:szCs w:val="22"/>
+              </w:rPr>
+            </w:pPr>
+            <w:r>
+              <w:rPr>
+                <w:rFonts w:ascii="Arial" w:hAnsi="Arial" w:cs="Arial"/>
+                <w:sz w:val="22"/>
+                <w:szCs w:val="22"/>
+              </w:rPr>
+              <w:t>Ajustar/entrenar un modelo existente con datos propios para especializarlo en una tarea</w:t>
+            </w:r>
+          </w:p>
+        </w:tc>
+      </w:tr>
+      <w:tr>
+        <w:trPr>
+          <w:cnfStyle w:val="000000100000" w:firstRow="0" w:lastRow="0" w:firstColumn="0" w:lastColumn="0" w:oddVBand="0" w:evenVBand="0" w:oddHBand="1" w:evenHBand="0" w:firstRowFirstColumn="0" w:firstRowLastColumn="0" w:lastRowFirstColumn="0" w:lastRowLastColumn="0"/>
+        </w:trPr>
+        <w:tc>
+          <w:tcPr>
+            <w:cnfStyle w:val="001000000000" w:firstRow="0" w:lastRow="0" w:firstColumn="1" w:lastColumn="0" w:oddVBand="0" w:evenVBand="0" w:oddHBand="0" w:evenHBand="0" w:firstRowFirstColumn="0" w:firstRowLastColumn="0" w:lastRowFirstColumn="0" w:lastRowLastColumn="0"/>
+            <w:tcW w:w="5395" w:type="dxa"/>
+          </w:tcPr>
+          <w:p>
+            <w:pPr>
+              <w:rPr>
+                <w:rFonts w:ascii="Arial" w:hAnsi="Arial" w:cs="Arial"/>
+                <w:b w:val="0"/>
+                <w:bCs w:val="0"/>
+                <w:sz w:val="22"/>
+                <w:szCs w:val="22"/>
+              </w:rPr>
+            </w:pPr>
+            <w:proofErr w:type="spellStart"/>
+            <w:r>
+              <w:rPr>
+                <w:rFonts w:ascii="Arial" w:hAnsi="Arial" w:cs="Arial"/>
+                <w:sz w:val="22"/>
+                <w:szCs w:val="22"/>
+              </w:rPr>
+              <w:t>Agents</w:t>
+            </w:r>
+            <w:proofErr w:type="spellEnd"/>
+            <w:r>
+              <w:rPr>
+                <w:rFonts w:ascii="Arial" w:hAnsi="Arial" w:cs="Arial"/>
+                <w:sz w:val="22"/>
+                <w:szCs w:val="22"/>
+              </w:rPr>
+              <w:t xml:space="preserve"> (agentes)</w:t>
+            </w:r>
+          </w:p>
+        </w:tc>
+        <w:tc>
+          <w:tcPr>
+            <w:tcW w:w="5395" w:type="dxa"/>
+          </w:tcPr>
+          <w:p>
+            <w:pPr>
+              <w:cnfStyle w:val="000000100000" w:firstRow="0" w:lastRow="0" w:firstColumn="0" w:lastColumn="0" w:oddVBand="0" w:evenVBand="0" w:oddHBand="1" w:evenHBand="0" w:firstRowFirstColumn="0" w:firstRowLastColumn="0" w:lastRowFirstColumn="0" w:lastRowLastColumn="0"/>
+              <w:rPr>
+                <w:rFonts w:ascii="Arial" w:hAnsi="Arial" w:cs="Arial"/>
+                <w:sz w:val="22"/>
+                <w:szCs w:val="22"/>
+              </w:rPr>
+            </w:pPr>
+            <w:r>
+              <w:rPr>
+                <w:rFonts w:ascii="Arial" w:hAnsi="Arial" w:cs="Arial"/>
+                <w:sz w:val="22"/>
+                <w:szCs w:val="22"/>
+              </w:rPr>
+              <w:t>Que un modelo pueda actuar de forma autónoma, tomando decisiones y usando herramientas por su cuenta</w:t>
+            </w:r>
+          </w:p>
+        </w:tc>
+      </w:tr>
+    </w:tbl>
+    <w:p>
+      <w:pPr>
+        <w:rPr>
+          <w:rFonts w:ascii="Arial" w:hAnsi="Arial" w:cs="Arial"/>
+          <w:sz w:val="22"/>
+          <w:szCs w:val="22"/>
+        </w:rPr>
+      </w:pPr>
+    </w:p>
+    <w:p>
+      <w:pPr>
+        <w:pStyle w:val="Ttulo3"/>
+        <w:rPr>
+          <w:rFonts w:ascii="Arial" w:hAnsi="Arial" w:cs="Arial"/>
+          <w:b/>
+          <w:bCs/>
+          <w:sz w:val="24"/>
+          <w:szCs w:val="24"/>
+        </w:rPr>
+      </w:pPr>
+      <w:r>
+        <w:rPr>
+          <w:rFonts w:ascii="Arial" w:hAnsi="Arial" w:cs="Arial"/>
+          <w:b/>
+          <w:bCs/>
+          <w:sz w:val="24"/>
+          <w:szCs w:val="24"/>
+          <w:highlight w:val="yellow"/>
+        </w:rPr>
+        <w:t xml:space="preserve">1.2.3 </w:t>
+      </w:r>
+      <w:r>
+        <w:rPr>
+          <w:rFonts w:ascii="Arial" w:hAnsi="Arial" w:cs="Arial"/>
+          <w:b/>
+          <w:bCs/>
+          <w:sz w:val="24"/>
+          <w:szCs w:val="24"/>
+          <w:highlight w:val="yellow"/>
+        </w:rPr>
+        <w:t>Las herramientas/</w:t>
+      </w:r>
+      <w:proofErr w:type="spellStart"/>
+      <w:r>
+        <w:rPr>
+          <w:rFonts w:ascii="Arial" w:hAnsi="Arial" w:cs="Arial"/>
+          <w:b/>
+          <w:bCs/>
+          <w:sz w:val="24"/>
+          <w:szCs w:val="24"/>
+          <w:highlight w:val="yellow"/>
+        </w:rPr>
+        <w:t>frameworks</w:t>
+      </w:r>
+      <w:proofErr w:type="spellEnd"/>
+      <w:r>
+        <w:rPr>
+          <w:rFonts w:ascii="Arial" w:hAnsi="Arial" w:cs="Arial"/>
+          <w:b/>
+          <w:bCs/>
+          <w:sz w:val="24"/>
+          <w:szCs w:val="24"/>
+          <w:highlight w:val="yellow"/>
+        </w:rPr>
+        <w:t xml:space="preserve"> que se van a usar</w:t>
+      </w:r>
+    </w:p>
+    <w:tbl>
+      <w:tblPr>
+        <w:tblStyle w:val="Tabladelista3-nfasis4"/>
+        <w:tblW w:w="0" w:type="auto"/>
+        <w:tblLook w:val="04A0" w:firstRow="1" w:lastRow="0" w:firstColumn="1" w:lastColumn="0" w:noHBand="0" w:noVBand="1"/>
+      </w:tblPr>
+      <w:tblGrid>
+        <w:gridCol w:w="5395"/>
+        <w:gridCol w:w="5395"/>
+      </w:tblGrid>
+      <w:tr>
+        <w:trPr>
+          <w:cnfStyle w:val="100000000000" w:firstRow="1" w:lastRow="0" w:firstColumn="0" w:lastColumn="0" w:oddVBand="0" w:evenVBand="0" w:oddHBand="0" w:evenHBand="0" w:firstRowFirstColumn="0" w:firstRowLastColumn="0" w:lastRowFirstColumn="0" w:lastRowLastColumn="0"/>
+        </w:trPr>
+        <w:tc>
+          <w:tcPr>
+            <w:cnfStyle w:val="001000000100" w:firstRow="0" w:lastRow="0" w:firstColumn="1" w:lastColumn="0" w:oddVBand="0" w:evenVBand="0" w:oddHBand="0" w:evenHBand="0" w:firstRowFirstColumn="1" w:firstRowLastColumn="0" w:lastRowFirstColumn="0" w:lastRowLastColumn="0"/>
+            <w:tcW w:w="5395" w:type="dxa"/>
+          </w:tcPr>
+          <w:p>
+            <w:pPr>
+              <w:rPr>
+                <w:rFonts w:ascii="Arial" w:hAnsi="Arial" w:cs="Arial"/>
+                <w:b w:val="0"/>
+                <w:bCs w:val="0"/>
+                <w:sz w:val="22"/>
+                <w:szCs w:val="22"/>
+              </w:rPr>
+            </w:pPr>
+            <w:r>
+              <w:rPr>
+                <w:rFonts w:ascii="Arial" w:hAnsi="Arial" w:cs="Arial"/>
+                <w:b w:val="0"/>
+                <w:bCs w:val="0"/>
+                <w:sz w:val="22"/>
+                <w:szCs w:val="22"/>
+              </w:rPr>
+              <w:t xml:space="preserve">Herramienta </w:t>
+            </w:r>
+          </w:p>
+        </w:tc>
+        <w:tc>
+          <w:tcPr>
+            <w:tcW w:w="5395" w:type="dxa"/>
+          </w:tcPr>
+          <w:p>
+            <w:pPr>
+              <w:cnfStyle w:val="100000000000" w:firstRow="1" w:lastRow="0" w:firstColumn="0" w:lastColumn="0" w:oddVBand="0" w:evenVBand="0" w:oddHBand="0" w:evenHBand="0" w:firstRowFirstColumn="0" w:firstRowLastColumn="0" w:lastRowFirstColumn="0" w:lastRowLastColumn="0"/>
+              <w:rPr>
+                <w:rFonts w:ascii="Arial" w:hAnsi="Arial" w:cs="Arial"/>
+                <w:b w:val="0"/>
+                <w:bCs w:val="0"/>
+                <w:sz w:val="22"/>
+                <w:szCs w:val="22"/>
+              </w:rPr>
+            </w:pPr>
+            <w:r>
+              <w:rPr>
+                <w:rFonts w:ascii="Arial" w:hAnsi="Arial" w:cs="Arial"/>
+                <w:b w:val="0"/>
+                <w:bCs w:val="0"/>
+                <w:sz w:val="22"/>
+                <w:szCs w:val="22"/>
+              </w:rPr>
+              <w:t>Para que</w:t>
+            </w:r>
+          </w:p>
+        </w:tc>
+      </w:tr>
+      <w:tr>
+        <w:trPr>
+          <w:cnfStyle w:val="000000100000" w:firstRow="0" w:lastRow="0" w:firstColumn="0" w:lastColumn="0" w:oddVBand="0" w:evenVBand="0" w:oddHBand="1" w:evenHBand="0" w:firstRowFirstColumn="0" w:firstRowLastColumn="0" w:lastRowFirstColumn="0" w:lastRowLastColumn="0"/>
+        </w:trPr>
+        <w:tc>
+          <w:tcPr>
+            <w:cnfStyle w:val="001000000000" w:firstRow="0" w:lastRow="0" w:firstColumn="1" w:lastColumn="0" w:oddVBand="0" w:evenVBand="0" w:oddHBand="0" w:evenHBand="0" w:firstRowFirstColumn="0" w:firstRowLastColumn="0" w:lastRowFirstColumn="0" w:lastRowLastColumn="0"/>
+            <w:tcW w:w="5395" w:type="dxa"/>
+          </w:tcPr>
+          <w:p>
+            <w:pPr>
+              <w:rPr>
+                <w:rFonts w:ascii="Arial" w:hAnsi="Arial" w:cs="Arial"/>
+                <w:sz w:val="22"/>
+                <w:szCs w:val="22"/>
+              </w:rPr>
+            </w:pPr>
+            <w:proofErr w:type="spellStart"/>
+            <w:r>
+              <w:rPr>
+                <w:rFonts w:ascii="Arial" w:hAnsi="Arial" w:cs="Arial"/>
+                <w:sz w:val="22"/>
+                <w:szCs w:val="22"/>
+              </w:rPr>
+              <w:t>Hugging</w:t>
+            </w:r>
+            <w:proofErr w:type="spellEnd"/>
+            <w:r>
+              <w:rPr>
+                <w:rFonts w:ascii="Arial" w:hAnsi="Arial" w:cs="Arial"/>
+                <w:sz w:val="22"/>
+                <w:szCs w:val="22"/>
+              </w:rPr>
+              <w:t xml:space="preserve"> Face</w:t>
+            </w:r>
+          </w:p>
+        </w:tc>
+        <w:tc>
+          <w:tcPr>
+            <w:tcW w:w="5395" w:type="dxa"/>
+          </w:tcPr>
+          <w:p>
+            <w:pPr>
+              <w:cnfStyle w:val="000000100000" w:firstRow="0" w:lastRow="0" w:firstColumn="0" w:lastColumn="0" w:oddVBand="0" w:evenVBand="0" w:oddHBand="1" w:evenHBand="0" w:firstRowFirstColumn="0" w:firstRowLastColumn="0" w:lastRowFirstColumn="0" w:lastRowLastColumn="0"/>
+              <w:rPr>
+                <w:rFonts w:ascii="Arial" w:hAnsi="Arial" w:cs="Arial"/>
+                <w:sz w:val="22"/>
+                <w:szCs w:val="22"/>
+              </w:rPr>
+            </w:pPr>
+            <w:r>
+              <w:rPr>
+                <w:rFonts w:ascii="Arial" w:hAnsi="Arial" w:cs="Arial"/>
+                <w:sz w:val="22"/>
+                <w:szCs w:val="22"/>
+              </w:rPr>
+              <w:t>Plataforma central de modelos de código abierto</w:t>
+            </w:r>
+            <w:r>
+              <w:rPr>
+                <w:rFonts w:ascii="Arial" w:hAnsi="Arial" w:cs="Arial"/>
+                <w:sz w:val="22"/>
+                <w:szCs w:val="22"/>
+              </w:rPr>
+              <w:t>. Es una plataforma colaborativa de código abierto considerada el “</w:t>
+            </w:r>
+            <w:proofErr w:type="spellStart"/>
+            <w:r>
+              <w:rPr>
+                <w:rFonts w:ascii="Arial" w:hAnsi="Arial" w:cs="Arial"/>
+                <w:sz w:val="22"/>
+                <w:szCs w:val="22"/>
+              </w:rPr>
+              <w:t>Github</w:t>
+            </w:r>
+            <w:proofErr w:type="spellEnd"/>
+            <w:r>
+              <w:rPr>
+                <w:rFonts w:ascii="Arial" w:hAnsi="Arial" w:cs="Arial"/>
+                <w:sz w:val="22"/>
+                <w:szCs w:val="22"/>
+              </w:rPr>
+              <w:t xml:space="preserve"> de la IA”, </w:t>
+            </w:r>
+            <w:r>
+              <w:rPr>
+                <w:rFonts w:ascii="Arial" w:hAnsi="Arial" w:cs="Arial"/>
+                <w:sz w:val="22"/>
+                <w:szCs w:val="22"/>
+              </w:rPr>
+              <w:t>donde millones de desarrolladores comparten modelos, datos y aplicaciones de aprendizaje automático.</w:t>
+            </w:r>
+          </w:p>
+        </w:tc>
+      </w:tr>
+      <w:tr>
+        <w:tc>
+          <w:tcPr>
+            <w:cnfStyle w:val="001000000000" w:firstRow="0" w:lastRow="0" w:firstColumn="1" w:lastColumn="0" w:oddVBand="0" w:evenVBand="0" w:oddHBand="0" w:evenHBand="0" w:firstRowFirstColumn="0" w:firstRowLastColumn="0" w:lastRowFirstColumn="0" w:lastRowLastColumn="0"/>
+            <w:tcW w:w="5395" w:type="dxa"/>
+          </w:tcPr>
+          <w:p>
+            <w:pPr>
+              <w:rPr>
+                <w:rFonts w:ascii="Arial" w:hAnsi="Arial" w:cs="Arial"/>
+                <w:sz w:val="22"/>
+                <w:szCs w:val="22"/>
+              </w:rPr>
+            </w:pPr>
+            <w:proofErr w:type="spellStart"/>
+            <w:r>
+              <w:rPr>
+                <w:rFonts w:ascii="Arial" w:hAnsi="Arial" w:cs="Arial"/>
+                <w:sz w:val="22"/>
+                <w:szCs w:val="22"/>
+              </w:rPr>
+              <w:t>Gradio</w:t>
+            </w:r>
+            <w:proofErr w:type="spellEnd"/>
+          </w:p>
+        </w:tc>
+        <w:tc>
+          <w:tcPr>
+            <w:tcW w:w="5395" w:type="dxa"/>
+          </w:tcPr>
+          <w:p>
+            <w:pPr>
+              <w:cnfStyle w:val="000000000000" w:firstRow="0" w:lastRow="0" w:firstColumn="0" w:lastColumn="0" w:oddVBand="0" w:evenVBand="0" w:oddHBand="0" w:evenHBand="0" w:firstRowFirstColumn="0" w:firstRowLastColumn="0" w:lastRowFirstColumn="0" w:lastRowLastColumn="0"/>
+              <w:rPr>
+                <w:rFonts w:ascii="Arial" w:hAnsi="Arial" w:cs="Arial"/>
+                <w:sz w:val="22"/>
+                <w:szCs w:val="22"/>
+              </w:rPr>
+            </w:pPr>
+            <w:r>
+              <w:rPr>
+                <w:rFonts w:ascii="Arial" w:hAnsi="Arial" w:cs="Arial"/>
+                <w:sz w:val="22"/>
+                <w:szCs w:val="22"/>
+              </w:rPr>
+              <w:t>Crear interfaces de usuario rápidas para probar modelos</w:t>
+            </w:r>
+          </w:p>
+        </w:tc>
+      </w:tr>
+      <w:tr>
+        <w:trPr>
+          <w:cnfStyle w:val="000000100000" w:firstRow="0" w:lastRow="0" w:firstColumn="0" w:lastColumn="0" w:oddVBand="0" w:evenVBand="0" w:oddHBand="1" w:evenHBand="0" w:firstRowFirstColumn="0" w:firstRowLastColumn="0" w:lastRowFirstColumn="0" w:lastRowLastColumn="0"/>
+        </w:trPr>
+        <w:tc>
+          <w:tcPr>
+            <w:cnfStyle w:val="001000000000" w:firstRow="0" w:lastRow="0" w:firstColumn="1" w:lastColumn="0" w:oddVBand="0" w:evenVBand="0" w:oddHBand="0" w:evenHBand="0" w:firstRowFirstColumn="0" w:firstRowLastColumn="0" w:lastRowFirstColumn="0" w:lastRowLastColumn="0"/>
+            <w:tcW w:w="5395" w:type="dxa"/>
+          </w:tcPr>
+          <w:p>
+            <w:pPr>
+              <w:rPr>
+                <w:rFonts w:ascii="Arial" w:hAnsi="Arial" w:cs="Arial"/>
+                <w:sz w:val="22"/>
+                <w:szCs w:val="22"/>
+              </w:rPr>
+            </w:pPr>
+            <w:proofErr w:type="spellStart"/>
+            <w:r>
+              <w:rPr>
+                <w:rFonts w:ascii="Arial" w:hAnsi="Arial" w:cs="Arial"/>
+                <w:sz w:val="22"/>
+                <w:szCs w:val="22"/>
+              </w:rPr>
+              <w:t>LangChain</w:t>
+            </w:r>
+            <w:proofErr w:type="spellEnd"/>
+          </w:p>
+        </w:tc>
+        <w:tc>
+          <w:tcPr>
+            <w:tcW w:w="5395" w:type="dxa"/>
+          </w:tcPr>
+          <w:p>
+            <w:pPr>
+              <w:cnfStyle w:val="000000100000" w:firstRow="0" w:lastRow="0" w:firstColumn="0" w:lastColumn="0" w:oddVBand="0" w:evenVBand="0" w:oddHBand="1" w:evenHBand="0" w:firstRowFirstColumn="0" w:firstRowLastColumn="0" w:lastRowFirstColumn="0" w:lastRowLastColumn="0"/>
+              <w:rPr>
+                <w:rFonts w:ascii="Arial" w:hAnsi="Arial" w:cs="Arial"/>
+                <w:sz w:val="22"/>
+                <w:szCs w:val="22"/>
+              </w:rPr>
+            </w:pPr>
+            <w:r>
+              <w:rPr>
+                <w:rFonts w:ascii="Arial" w:hAnsi="Arial" w:cs="Arial"/>
+                <w:sz w:val="22"/>
+                <w:szCs w:val="22"/>
+              </w:rPr>
+              <w:t xml:space="preserve">Framework para encadenar llamadas a </w:t>
+            </w:r>
+            <w:proofErr w:type="spellStart"/>
+            <w:r>
+              <w:rPr>
+                <w:rFonts w:ascii="Arial" w:hAnsi="Arial" w:cs="Arial"/>
+                <w:sz w:val="22"/>
+                <w:szCs w:val="22"/>
+              </w:rPr>
+              <w:t>LLMs</w:t>
+            </w:r>
+            <w:proofErr w:type="spellEnd"/>
+            <w:r>
+              <w:rPr>
+                <w:rFonts w:ascii="Arial" w:hAnsi="Arial" w:cs="Arial"/>
+                <w:sz w:val="22"/>
+                <w:szCs w:val="22"/>
+              </w:rPr>
+              <w:t xml:space="preserve"> y construir aplicaciones</w:t>
+            </w:r>
+          </w:p>
+        </w:tc>
+      </w:tr>
+      <w:tr>
+        <w:tc>
+          <w:tcPr>
+            <w:cnfStyle w:val="001000000000" w:firstRow="0" w:lastRow="0" w:firstColumn="1" w:lastColumn="0" w:oddVBand="0" w:evenVBand="0" w:oddHBand="0" w:evenHBand="0" w:firstRowFirstColumn="0" w:firstRowLastColumn="0" w:lastRowFirstColumn="0" w:lastRowLastColumn="0"/>
+            <w:tcW w:w="5395" w:type="dxa"/>
+          </w:tcPr>
+          <w:p>
+            <w:pPr>
+              <w:rPr>
+                <w:rFonts w:ascii="Arial" w:hAnsi="Arial" w:cs="Arial"/>
+                <w:sz w:val="22"/>
+                <w:szCs w:val="22"/>
+              </w:rPr>
+            </w:pPr>
+            <w:r>
+              <w:rPr>
+                <w:rFonts w:ascii="Arial" w:hAnsi="Arial" w:cs="Arial"/>
+                <w:sz w:val="22"/>
+                <w:szCs w:val="22"/>
+              </w:rPr>
+              <w:t>W&amp;B (</w:t>
+            </w:r>
+            <w:proofErr w:type="spellStart"/>
+            <w:r>
+              <w:rPr>
+                <w:rFonts w:ascii="Arial" w:hAnsi="Arial" w:cs="Arial"/>
+                <w:sz w:val="22"/>
+                <w:szCs w:val="22"/>
+              </w:rPr>
+              <w:t>Weights</w:t>
+            </w:r>
+            <w:proofErr w:type="spellEnd"/>
+            <w:r>
+              <w:rPr>
+                <w:rFonts w:ascii="Arial" w:hAnsi="Arial" w:cs="Arial"/>
+                <w:sz w:val="22"/>
+                <w:szCs w:val="22"/>
+              </w:rPr>
+              <w:t xml:space="preserve"> &amp; </w:t>
+            </w:r>
+            <w:proofErr w:type="spellStart"/>
+            <w:r>
+              <w:rPr>
+                <w:rFonts w:ascii="Arial" w:hAnsi="Arial" w:cs="Arial"/>
+                <w:sz w:val="22"/>
+                <w:szCs w:val="22"/>
+              </w:rPr>
+              <w:t>Biases</w:t>
+            </w:r>
+            <w:proofErr w:type="spellEnd"/>
+            <w:r>
+              <w:rPr>
+                <w:rFonts w:ascii="Arial" w:hAnsi="Arial" w:cs="Arial"/>
+                <w:sz w:val="22"/>
+                <w:szCs w:val="22"/>
+              </w:rPr>
+              <w:t>)</w:t>
+            </w:r>
+          </w:p>
+        </w:tc>
+        <w:tc>
+          <w:tcPr>
+            <w:tcW w:w="5395" w:type="dxa"/>
+          </w:tcPr>
+          <w:p>
+            <w:pPr>
+              <w:cnfStyle w:val="000000000000" w:firstRow="0" w:lastRow="0" w:firstColumn="0" w:lastColumn="0" w:oddVBand="0" w:evenVBand="0" w:oddHBand="0" w:evenHBand="0" w:firstRowFirstColumn="0" w:firstRowLastColumn="0" w:lastRowFirstColumn="0" w:lastRowLastColumn="0"/>
+              <w:rPr>
+                <w:rFonts w:ascii="Arial" w:hAnsi="Arial" w:cs="Arial"/>
+                <w:sz w:val="22"/>
+                <w:szCs w:val="22"/>
+              </w:rPr>
+            </w:pPr>
+            <w:r>
+              <w:rPr>
+                <w:rFonts w:ascii="Arial" w:hAnsi="Arial" w:cs="Arial"/>
+                <w:sz w:val="22"/>
+                <w:szCs w:val="22"/>
+              </w:rPr>
+              <w:t>Seguimiento y registro de experimentos de entrenamiento</w:t>
+            </w:r>
+          </w:p>
+        </w:tc>
+      </w:tr>
+      <w:tr>
+        <w:trPr>
+          <w:cnfStyle w:val="000000100000" w:firstRow="0" w:lastRow="0" w:firstColumn="0" w:lastColumn="0" w:oddVBand="0" w:evenVBand="0" w:oddHBand="1" w:evenHBand="0" w:firstRowFirstColumn="0" w:firstRowLastColumn="0" w:lastRowFirstColumn="0" w:lastRowLastColumn="0"/>
+        </w:trPr>
+        <w:tc>
+          <w:tcPr>
+            <w:cnfStyle w:val="001000000000" w:firstRow="0" w:lastRow="0" w:firstColumn="1" w:lastColumn="0" w:oddVBand="0" w:evenVBand="0" w:oddHBand="0" w:evenHBand="0" w:firstRowFirstColumn="0" w:firstRowLastColumn="0" w:lastRowFirstColumn="0" w:lastRowLastColumn="0"/>
+            <w:tcW w:w="5395" w:type="dxa"/>
+          </w:tcPr>
+          <w:p>
+            <w:pPr>
+              <w:rPr>
+                <w:rFonts w:ascii="Arial" w:hAnsi="Arial" w:cs="Arial"/>
+                <w:sz w:val="22"/>
+                <w:szCs w:val="22"/>
+              </w:rPr>
+            </w:pPr>
+            <w:r>
+              <w:rPr>
+                <w:rFonts w:ascii="Arial" w:hAnsi="Arial" w:cs="Arial"/>
+                <w:sz w:val="22"/>
+                <w:szCs w:val="22"/>
+              </w:rPr>
+              <w:t>Modal</w:t>
+            </w:r>
+          </w:p>
+        </w:tc>
+        <w:tc>
+          <w:tcPr>
+            <w:tcW w:w="5395" w:type="dxa"/>
+          </w:tcPr>
+          <w:p>
+            <w:pPr>
+              <w:cnfStyle w:val="000000100000" w:firstRow="0" w:lastRow="0" w:firstColumn="0" w:lastColumn="0" w:oddVBand="0" w:evenVBand="0" w:oddHBand="1" w:evenHBand="0" w:firstRowFirstColumn="0" w:firstRowLastColumn="0" w:lastRowFirstColumn="0" w:lastRowLastColumn="0"/>
+              <w:rPr>
+                <w:rFonts w:ascii="Arial" w:hAnsi="Arial" w:cs="Arial"/>
+                <w:sz w:val="22"/>
+                <w:szCs w:val="22"/>
+              </w:rPr>
+            </w:pPr>
+            <w:r>
+              <w:rPr>
+                <w:rFonts w:ascii="Arial" w:hAnsi="Arial" w:cs="Arial"/>
+                <w:sz w:val="22"/>
+                <w:szCs w:val="22"/>
+              </w:rPr>
+              <w:t>Infraestructura en la nube para correr cargas de trabajo pesadas (ej. entrenamiento con GPU)</w:t>
+            </w:r>
+          </w:p>
+        </w:tc>
+      </w:tr>
+    </w:tbl>
+    <w:p>
+      <w:pPr>
+        <w:jc w:val="right"/>
+        <w:rPr>
+          <w:rFonts w:ascii="Arial" w:hAnsi="Arial" w:cs="Arial"/>
+          <w:sz w:val="22"/>
+          <w:szCs w:val="22"/>
+        </w:rPr>
+      </w:pPr>
+    </w:p>
+    <w:p>
+      <w:pPr>
+        <w:pStyle w:val="Ttulo3"/>
+        <w:numPr>
+          <w:ilvl w:val="2"/>
+          <w:numId w:val="9"/>
+        </w:numPr>
+        <w:rPr>
+          <w:rFonts w:ascii="Arial" w:hAnsi="Arial" w:cs="Arial"/>
+          <w:b/>
+          <w:bCs/>
+          <w:sz w:val="24"/>
+          <w:szCs w:val="24"/>
+          <w:highlight w:val="yellow"/>
+        </w:rPr>
+      </w:pPr>
+      <w:r>
+        <w:rPr>
+          <w:rFonts w:ascii="Arial" w:hAnsi="Arial" w:cs="Arial"/>
+          <w:b/>
+          <w:bCs/>
+          <w:sz w:val="24"/>
+          <w:szCs w:val="24"/>
+          <w:highlight w:val="yellow"/>
+        </w:rPr>
+        <w:t>Los modelos que se van a explorar a lo largo del curso</w:t>
+      </w:r>
+    </w:p>
+    <w:p>
+      <w:pPr>
+        <w:rPr>
+          <w:rFonts w:ascii="Arial" w:hAnsi="Arial" w:cs="Arial"/>
+          <w:sz w:val="22"/>
+          <w:szCs w:val="22"/>
+        </w:rPr>
+      </w:pPr>
+      <w:r>
+        <w:rPr>
+          <w:rFonts w:ascii="Arial" w:hAnsi="Arial" w:cs="Arial"/>
+          <w:sz w:val="22"/>
+          <w:szCs w:val="22"/>
+        </w:rPr>
+        <w:t>Modelos cerrados (frontera):</w:t>
+      </w:r>
+    </w:p>
+    <w:p>
+      <w:pPr>
+        <w:pStyle w:val="Prrafodelista"/>
+        <w:numPr>
+          <w:ilvl w:val="0"/>
+          <w:numId w:val="3"/>
+        </w:numPr>
+        <w:rPr>
+          <w:rFonts w:ascii="Arial" w:hAnsi="Arial" w:cs="Arial"/>
+          <w:sz w:val="22"/>
+          <w:szCs w:val="22"/>
+        </w:rPr>
+      </w:pPr>
+      <w:r>
+        <w:rPr>
+          <w:rFonts w:ascii="Arial" w:hAnsi="Arial" w:cs="Arial"/>
+          <w:sz w:val="22"/>
+          <w:szCs w:val="22"/>
+        </w:rPr>
+        <w:t>GPT-5 (</w:t>
+      </w:r>
+      <w:proofErr w:type="spellStart"/>
+      <w:r>
+        <w:rPr>
+          <w:rFonts w:ascii="Arial" w:hAnsi="Arial" w:cs="Arial"/>
+          <w:sz w:val="22"/>
+          <w:szCs w:val="22"/>
+        </w:rPr>
+        <w:t>OpenAI</w:t>
+      </w:r>
+      <w:proofErr w:type="spellEnd"/>
+      <w:r>
+        <w:rPr>
+          <w:rFonts w:ascii="Arial" w:hAnsi="Arial" w:cs="Arial"/>
+          <w:sz w:val="22"/>
+          <w:szCs w:val="22"/>
+        </w:rPr>
+        <w:t>)</w:t>
+      </w:r>
+    </w:p>
+    <w:p>
+      <w:pPr>
+        <w:pStyle w:val="Prrafodelista"/>
+        <w:numPr>
+          <w:ilvl w:val="0"/>
+          <w:numId w:val="3"/>
+        </w:numPr>
+        <w:rPr>
+          <w:rFonts w:ascii="Arial" w:hAnsi="Arial" w:cs="Arial"/>
+          <w:sz w:val="22"/>
+          <w:szCs w:val="22"/>
+        </w:rPr>
+      </w:pPr>
+      <w:r>
+        <w:rPr>
+          <w:rFonts w:ascii="Arial" w:hAnsi="Arial" w:cs="Arial"/>
+          <w:sz w:val="22"/>
+          <w:szCs w:val="22"/>
+        </w:rPr>
+        <w:t>Claude (</w:t>
+      </w:r>
+      <w:proofErr w:type="spellStart"/>
+      <w:r>
+        <w:rPr>
+          <w:rFonts w:ascii="Arial" w:hAnsi="Arial" w:cs="Arial"/>
+          <w:sz w:val="22"/>
+          <w:szCs w:val="22"/>
+        </w:rPr>
+        <w:t>Anthropic</w:t>
+      </w:r>
+      <w:proofErr w:type="spellEnd"/>
+      <w:r>
+        <w:rPr>
+          <w:rFonts w:ascii="Arial" w:hAnsi="Arial" w:cs="Arial"/>
+          <w:sz w:val="22"/>
+          <w:szCs w:val="22"/>
+        </w:rPr>
+        <w:t>)</w:t>
+      </w:r>
+    </w:p>
+    <w:p>
+      <w:pPr>
+        <w:pStyle w:val="Prrafodelista"/>
+        <w:numPr>
+          <w:ilvl w:val="0"/>
+          <w:numId w:val="3"/>
+        </w:numPr>
+        <w:rPr>
+          <w:rFonts w:ascii="Arial" w:hAnsi="Arial" w:cs="Arial"/>
+          <w:sz w:val="22"/>
+          <w:szCs w:val="22"/>
+        </w:rPr>
+      </w:pPr>
+      <w:r>
+        <w:rPr>
+          <w:rFonts w:ascii="Arial" w:hAnsi="Arial" w:cs="Arial"/>
+          <w:sz w:val="22"/>
+          <w:szCs w:val="22"/>
+        </w:rPr>
+        <w:t>Gemini (Google)</w:t>
+      </w:r>
+    </w:p>
+    <w:p>
+      <w:pPr>
+        <w:rPr>
+          <w:rFonts w:ascii="Arial" w:hAnsi="Arial" w:cs="Arial"/>
+          <w:sz w:val="22"/>
+          <w:szCs w:val="22"/>
+        </w:rPr>
+      </w:pPr>
+      <w:r>
+        <w:rPr>
+          <w:rFonts w:ascii="Arial" w:hAnsi="Arial" w:cs="Arial"/>
+          <w:sz w:val="22"/>
+          <w:szCs w:val="22"/>
+        </w:rPr>
+        <w:t>Modelos de código abierto:</w:t>
+      </w:r>
+    </w:p>
+    <w:p>
+      <w:pPr>
+        <w:pStyle w:val="Prrafodelista"/>
+        <w:numPr>
+          <w:ilvl w:val="0"/>
+          <w:numId w:val="3"/>
+        </w:numPr>
+        <w:rPr>
+          <w:rFonts w:ascii="Arial" w:hAnsi="Arial" w:cs="Arial"/>
+          <w:sz w:val="22"/>
+          <w:szCs w:val="22"/>
+        </w:rPr>
+      </w:pPr>
+      <w:r>
+        <w:rPr>
+          <w:rFonts w:ascii="Arial" w:hAnsi="Arial" w:cs="Arial"/>
+          <w:sz w:val="22"/>
+          <w:szCs w:val="22"/>
+        </w:rPr>
+        <w:t>Llama (Meta)</w:t>
+      </w:r>
+    </w:p>
+    <w:p>
+      <w:pPr>
+        <w:pStyle w:val="Prrafodelista"/>
+        <w:numPr>
+          <w:ilvl w:val="0"/>
+          <w:numId w:val="3"/>
+        </w:numPr>
+        <w:rPr>
+          <w:rFonts w:ascii="Arial" w:hAnsi="Arial" w:cs="Arial"/>
+          <w:sz w:val="22"/>
+          <w:szCs w:val="22"/>
+        </w:rPr>
+      </w:pPr>
+      <w:r>
+        <w:rPr>
+          <w:rFonts w:ascii="Arial" w:hAnsi="Arial" w:cs="Arial"/>
+          <w:sz w:val="22"/>
+          <w:szCs w:val="22"/>
+        </w:rPr>
+        <w:t>Phi (Microsoft) — ya probado en Ollama</w:t>
+      </w:r>
+    </w:p>
+    <w:p>
+      <w:pPr>
+        <w:pStyle w:val="Prrafodelista"/>
+        <w:numPr>
+          <w:ilvl w:val="0"/>
+          <w:numId w:val="3"/>
+        </w:numPr>
+        <w:rPr>
+          <w:rFonts w:ascii="Arial" w:hAnsi="Arial" w:cs="Arial"/>
+          <w:sz w:val="22"/>
+          <w:szCs w:val="22"/>
+        </w:rPr>
+      </w:pPr>
+      <w:r>
+        <w:rPr>
+          <w:rFonts w:ascii="Arial" w:hAnsi="Arial" w:cs="Arial"/>
+          <w:sz w:val="22"/>
+          <w:szCs w:val="22"/>
+        </w:rPr>
+        <w:t>Qwen (Alibaba)</w:t>
+      </w:r>
+    </w:p>
+    <w:p>
+      <w:pPr>
+        <w:pStyle w:val="Ttulo3"/>
+        <w:numPr>
+          <w:ilvl w:val="2"/>
+          <w:numId w:val="9"/>
+        </w:numPr>
+        <w:rPr>
+          <w:rFonts w:ascii="Arial" w:hAnsi="Arial" w:cs="Arial"/>
+          <w:b/>
+          <w:bCs/>
+          <w:sz w:val="24"/>
+          <w:szCs w:val="24"/>
+          <w:highlight w:val="yellow"/>
+        </w:rPr>
+      </w:pPr>
+      <w:r>
+        <w:rPr>
+          <w:rFonts w:ascii="Arial" w:hAnsi="Arial" w:cs="Arial"/>
+          <w:b/>
+          <w:bCs/>
+          <w:sz w:val="24"/>
+          <w:szCs w:val="24"/>
+          <w:highlight w:val="yellow"/>
+        </w:rPr>
+        <w:t>Tipos de proyectos que vas a construir</w:t>
+      </w:r>
+    </w:p>
+    <w:p>
+      <w:pPr>
+        <w:rPr>
+          <w:rFonts w:ascii="Arial" w:hAnsi="Arial" w:cs="Arial"/>
+          <w:sz w:val="22"/>
+          <w:szCs w:val="22"/>
+        </w:rPr>
+      </w:pPr>
+      <w:r>
+        <w:rPr>
+          <w:rFonts w:ascii="Arial" w:hAnsi="Arial" w:cs="Arial"/>
+          <w:sz w:val="22"/>
+          <w:szCs w:val="22"/>
+        </w:rPr>
+        <w:t>El profesor menciona explícitamente:</w:t>
+      </w:r>
+    </w:p>
+    <w:p>
+      <w:pPr>
+        <w:pStyle w:val="Prrafodelista"/>
+        <w:numPr>
+          <w:ilvl w:val="0"/>
+          <w:numId w:val="3"/>
+        </w:numPr>
+        <w:rPr>
+          <w:rFonts w:ascii="Arial" w:hAnsi="Arial" w:cs="Arial"/>
+          <w:sz w:val="22"/>
+          <w:szCs w:val="22"/>
+        </w:rPr>
+      </w:pPr>
+      <w:r>
+        <w:rPr>
+          <w:rFonts w:ascii="Arial" w:hAnsi="Arial" w:cs="Arial"/>
+          <w:sz w:val="22"/>
+          <w:szCs w:val="22"/>
+        </w:rPr>
+        <w:t xml:space="preserve">Proyectos </w:t>
+      </w:r>
+      <w:r>
+        <w:rPr>
+          <w:rFonts w:ascii="Arial" w:hAnsi="Arial" w:cs="Arial"/>
+          <w:b/>
+          <w:bCs/>
+          <w:sz w:val="22"/>
+          <w:szCs w:val="22"/>
+        </w:rPr>
+        <w:t>multimodales (</w:t>
+      </w:r>
+      <w:r>
+        <w:rPr>
+          <w:rFonts w:ascii="Arial" w:hAnsi="Arial" w:cs="Arial"/>
+          <w:sz w:val="22"/>
+          <w:szCs w:val="22"/>
+        </w:rPr>
+        <w:t>texto, imagen, etc. Combinados)</w:t>
+      </w:r>
+    </w:p>
+    <w:p>
+      <w:pPr>
+        <w:pStyle w:val="Prrafodelista"/>
+        <w:numPr>
+          <w:ilvl w:val="0"/>
+          <w:numId w:val="3"/>
+        </w:numPr>
+        <w:rPr>
+          <w:rFonts w:ascii="Arial" w:hAnsi="Arial" w:cs="Arial"/>
+          <w:sz w:val="22"/>
+          <w:szCs w:val="22"/>
+        </w:rPr>
+      </w:pPr>
+      <w:r>
+        <w:rPr>
+          <w:rFonts w:ascii="Arial" w:hAnsi="Arial" w:cs="Arial"/>
+          <w:sz w:val="22"/>
+          <w:szCs w:val="22"/>
+        </w:rPr>
+        <w:t xml:space="preserve">Aplicaciones </w:t>
+      </w:r>
+      <w:r>
+        <w:rPr>
+          <w:rFonts w:ascii="Arial" w:hAnsi="Arial" w:cs="Arial"/>
+          <w:b/>
+          <w:bCs/>
+          <w:sz w:val="22"/>
+          <w:szCs w:val="22"/>
+        </w:rPr>
+        <w:t>comerciales de consumo</w:t>
+      </w:r>
+    </w:p>
+    <w:p>
+      <w:pPr>
+        <w:pStyle w:val="Prrafodelista"/>
+        <w:numPr>
+          <w:ilvl w:val="0"/>
+          <w:numId w:val="3"/>
+        </w:numPr>
+        <w:rPr>
+          <w:rFonts w:ascii="Arial" w:hAnsi="Arial" w:cs="Arial"/>
+          <w:sz w:val="22"/>
+          <w:szCs w:val="22"/>
+        </w:rPr>
+      </w:pPr>
+      <w:r>
+        <w:rPr>
+          <w:rFonts w:ascii="Arial" w:hAnsi="Arial" w:cs="Arial"/>
+          <w:sz w:val="22"/>
+          <w:szCs w:val="22"/>
+        </w:rPr>
+        <w:t xml:space="preserve">Algo </w:t>
+      </w:r>
+      <w:proofErr w:type="spellStart"/>
+      <w:r>
+        <w:rPr>
+          <w:rFonts w:ascii="Arial" w:hAnsi="Arial" w:cs="Arial"/>
+          <w:sz w:val="22"/>
+          <w:szCs w:val="22"/>
+        </w:rPr>
+        <w:t>mas</w:t>
+      </w:r>
+      <w:proofErr w:type="spellEnd"/>
+      <w:r>
+        <w:rPr>
+          <w:rFonts w:ascii="Arial" w:hAnsi="Arial" w:cs="Arial"/>
+          <w:sz w:val="22"/>
+          <w:szCs w:val="22"/>
+        </w:rPr>
+        <w:t xml:space="preserve"> técnico: </w:t>
+      </w:r>
+      <w:r>
+        <w:rPr>
+          <w:rFonts w:ascii="Arial" w:hAnsi="Arial" w:cs="Arial"/>
+          <w:b/>
+          <w:bCs/>
+          <w:sz w:val="22"/>
+          <w:szCs w:val="22"/>
+        </w:rPr>
+        <w:t>portar código de un lenguaje a otro</w:t>
+      </w:r>
+    </w:p>
+    <w:p>
+      <w:pPr>
+        <w:pStyle w:val="Prrafodelista"/>
+        <w:numPr>
+          <w:ilvl w:val="0"/>
+          <w:numId w:val="3"/>
+        </w:numPr>
+        <w:rPr>
+          <w:rFonts w:ascii="Arial" w:hAnsi="Arial" w:cs="Arial"/>
+          <w:sz w:val="22"/>
+          <w:szCs w:val="22"/>
+        </w:rPr>
+      </w:pPr>
+      <w:r>
+        <w:rPr>
+          <w:rFonts w:ascii="Arial" w:hAnsi="Arial" w:cs="Arial"/>
+          <w:sz w:val="22"/>
+          <w:szCs w:val="22"/>
+        </w:rPr>
+        <w:t xml:space="preserve">Proyectos que involucran </w:t>
+      </w:r>
+      <w:r>
+        <w:rPr>
+          <w:rFonts w:ascii="Arial" w:hAnsi="Arial" w:cs="Arial"/>
+          <w:b/>
+          <w:bCs/>
+          <w:sz w:val="22"/>
+          <w:szCs w:val="22"/>
+        </w:rPr>
+        <w:t>vectores</w:t>
+      </w:r>
+      <w:r>
+        <w:rPr>
+          <w:rFonts w:ascii="Arial" w:hAnsi="Arial" w:cs="Arial"/>
+          <w:sz w:val="22"/>
+          <w:szCs w:val="22"/>
+        </w:rPr>
+        <w:t xml:space="preserve"> (</w:t>
+      </w:r>
+      <w:proofErr w:type="spellStart"/>
+      <w:r>
+        <w:rPr>
+          <w:rFonts w:ascii="Arial" w:hAnsi="Arial" w:cs="Arial"/>
+          <w:sz w:val="22"/>
+          <w:szCs w:val="22"/>
+        </w:rPr>
+        <w:t>embeddings</w:t>
+      </w:r>
+      <w:proofErr w:type="spellEnd"/>
+      <w:r>
+        <w:rPr>
+          <w:rFonts w:ascii="Arial" w:hAnsi="Arial" w:cs="Arial"/>
+          <w:sz w:val="22"/>
+          <w:szCs w:val="22"/>
+        </w:rPr>
+        <w:t>, bases de datos vectoriales — clave para RAG)</w:t>
+      </w:r>
+    </w:p>
+    <w:p>
+      <w:pPr>
+        <w:pStyle w:val="Prrafodelista"/>
+        <w:numPr>
+          <w:ilvl w:val="0"/>
+          <w:numId w:val="3"/>
+        </w:numPr>
+        <w:rPr>
+          <w:rFonts w:ascii="Arial" w:hAnsi="Arial" w:cs="Arial"/>
+          <w:sz w:val="22"/>
+          <w:szCs w:val="22"/>
+        </w:rPr>
+      </w:pPr>
+      <w:r>
+        <w:rPr>
+          <w:rFonts w:ascii="Arial" w:hAnsi="Arial" w:cs="Arial"/>
+          <w:b/>
+          <w:bCs/>
+          <w:sz w:val="22"/>
+          <w:szCs w:val="22"/>
+        </w:rPr>
+        <w:t xml:space="preserve">Entrenamiento con </w:t>
+      </w:r>
+      <w:proofErr w:type="spellStart"/>
+      <w:r>
+        <w:rPr>
+          <w:rFonts w:ascii="Arial" w:hAnsi="Arial" w:cs="Arial"/>
+          <w:b/>
+          <w:bCs/>
+          <w:sz w:val="22"/>
+          <w:szCs w:val="22"/>
+        </w:rPr>
+        <w:t>GPUs</w:t>
+      </w:r>
+      <w:proofErr w:type="spellEnd"/>
+      <w:r>
+        <w:rPr>
+          <w:rFonts w:ascii="Arial" w:hAnsi="Arial" w:cs="Arial"/>
+          <w:b/>
+          <w:bCs/>
+          <w:sz w:val="22"/>
+          <w:szCs w:val="22"/>
+        </w:rPr>
+        <w:t xml:space="preserve"> </w:t>
+      </w:r>
+      <w:r>
+        <w:rPr>
+          <w:rFonts w:ascii="Arial" w:hAnsi="Arial" w:cs="Arial"/>
+          <w:sz w:val="22"/>
+          <w:szCs w:val="22"/>
+        </w:rPr>
+        <w:t>a mayor escala</w:t>
+      </w:r>
+    </w:p>
+    <w:p>
+      <w:pPr>
+        <w:pStyle w:val="Prrafodelista"/>
+        <w:numPr>
+          <w:ilvl w:val="0"/>
+          <w:numId w:val="3"/>
+        </w:numPr>
+        <w:rPr>
+          <w:rFonts w:ascii="Arial" w:hAnsi="Arial" w:cs="Arial"/>
+          <w:sz w:val="22"/>
+          <w:szCs w:val="22"/>
+        </w:rPr>
+      </w:pPr>
+      <w:r>
+        <w:rPr>
+          <w:rFonts w:ascii="Arial" w:hAnsi="Arial" w:cs="Arial"/>
+          <w:sz w:val="22"/>
+          <w:szCs w:val="22"/>
+        </w:rPr>
+        <w:t xml:space="preserve">Un </w:t>
+      </w:r>
+      <w:r>
+        <w:rPr>
+          <w:rFonts w:ascii="Arial" w:hAnsi="Arial" w:cs="Arial"/>
+          <w:b/>
+          <w:bCs/>
+          <w:sz w:val="22"/>
+          <w:szCs w:val="22"/>
+        </w:rPr>
+        <w:t xml:space="preserve">gran proyecto </w:t>
+      </w:r>
+      <w:proofErr w:type="spellStart"/>
+      <w:r>
+        <w:rPr>
+          <w:rFonts w:ascii="Arial" w:hAnsi="Arial" w:cs="Arial"/>
+          <w:b/>
+          <w:bCs/>
+          <w:sz w:val="22"/>
+          <w:szCs w:val="22"/>
+        </w:rPr>
+        <w:t>comercil</w:t>
+      </w:r>
+      <w:proofErr w:type="spellEnd"/>
+      <w:r>
+        <w:rPr>
+          <w:rFonts w:ascii="Arial" w:hAnsi="Arial" w:cs="Arial"/>
+          <w:b/>
+          <w:bCs/>
+          <w:sz w:val="22"/>
+          <w:szCs w:val="22"/>
+        </w:rPr>
+        <w:t xml:space="preserve"> final, </w:t>
+      </w:r>
+      <w:r>
+        <w:rPr>
+          <w:rFonts w:ascii="Arial" w:hAnsi="Arial" w:cs="Arial"/>
+          <w:sz w:val="22"/>
+          <w:szCs w:val="22"/>
+        </w:rPr>
+        <w:t>al cierre de las 8 semanas.</w:t>
+      </w:r>
+    </w:p>
+    <w:p>
+      <w:pPr>
+        <w:rPr>
+          <w:rFonts w:ascii="Arial" w:hAnsi="Arial" w:cs="Arial"/>
+          <w:sz w:val="22"/>
+          <w:szCs w:val="22"/>
+        </w:rPr>
+      </w:pPr>
+    </w:p>
+    <w:p>
+      <w:pPr>
+        <w:pStyle w:val="Ttulo3"/>
+        <w:rPr>
+          <w:rFonts w:ascii="Arial" w:hAnsi="Arial" w:cs="Arial"/>
+          <w:b/>
+          <w:bCs/>
+          <w:sz w:val="24"/>
+          <w:szCs w:val="24"/>
+          <w:highlight w:val="yellow"/>
+        </w:rPr>
+      </w:pPr>
+      <w:r>
+        <w:rPr>
+          <w:rFonts w:ascii="Arial" w:hAnsi="Arial" w:cs="Arial"/>
+          <w:b/>
+          <w:bCs/>
+          <w:sz w:val="24"/>
+          <w:szCs w:val="24"/>
+          <w:highlight w:val="yellow"/>
+        </w:rPr>
+        <w:lastRenderedPageBreak/>
+        <w:t>1.2.6 Ejemplo práctico mostrado en el video</w:t>
+      </w:r>
+    </w:p>
+    <w:p>
+      <w:pPr>
+        <w:rPr>
+          <w:rFonts w:ascii="Arial" w:hAnsi="Arial" w:cs="Arial"/>
+          <w:sz w:val="22"/>
+          <w:szCs w:val="22"/>
+        </w:rPr>
+      </w:pPr>
+      <w:r>
+        <w:rPr>
+          <w:rFonts w:ascii="Arial" w:hAnsi="Arial" w:cs="Arial"/>
+          <w:sz w:val="22"/>
+          <w:szCs w:val="22"/>
+        </w:rPr>
+        <w:t xml:space="preserve">Como cierre de la parte de Ollama, el profesor mostró un caso de uso real con </w:t>
+      </w:r>
+      <w:proofErr w:type="spellStart"/>
+      <w:r>
+        <w:rPr>
+          <w:rFonts w:ascii="Arial" w:hAnsi="Arial" w:cs="Arial"/>
+          <w:sz w:val="22"/>
+          <w:szCs w:val="22"/>
+        </w:rPr>
+        <w:t>gpt-oss</w:t>
+      </w:r>
+      <w:proofErr w:type="spellEnd"/>
+      <w:r>
+        <w:rPr>
+          <w:rFonts w:ascii="Arial" w:hAnsi="Arial" w:cs="Arial"/>
+          <w:sz w:val="22"/>
+          <w:szCs w:val="22"/>
+        </w:rPr>
+        <w:t xml:space="preserve"> corriendo local: le pidió que actuara de </w:t>
+      </w:r>
+      <w:r>
+        <w:rPr>
+          <w:rFonts w:ascii="Arial" w:hAnsi="Arial" w:cs="Arial"/>
+          <w:b/>
+          <w:bCs/>
+          <w:sz w:val="22"/>
+          <w:szCs w:val="22"/>
+        </w:rPr>
+        <w:t>tutor de español para principiantes</w:t>
+      </w:r>
+      <w:r>
+        <w:rPr>
+          <w:rFonts w:ascii="Arial" w:hAnsi="Arial" w:cs="Arial"/>
+          <w:sz w:val="22"/>
+          <w:szCs w:val="22"/>
+        </w:rPr>
+        <w:t>. El modelo:</w:t>
+      </w:r>
+    </w:p>
+    <w:p>
+      <w:pPr>
+        <w:numPr>
+          <w:ilvl w:val="0"/>
+          <w:numId w:val="12"/>
+        </w:numPr>
+        <w:rPr>
+          <w:rFonts w:ascii="Arial" w:hAnsi="Arial" w:cs="Arial"/>
+          <w:sz w:val="22"/>
+          <w:szCs w:val="22"/>
+        </w:rPr>
+      </w:pPr>
+      <w:r>
+        <w:rPr>
+          <w:rFonts w:ascii="Arial" w:hAnsi="Arial" w:cs="Arial"/>
+          <w:sz w:val="22"/>
+          <w:szCs w:val="22"/>
+        </w:rPr>
+        <w:t>Mostró su bloque de "pensamiento" (</w:t>
+      </w:r>
+      <w:proofErr w:type="spellStart"/>
+      <w:r>
+        <w:rPr>
+          <w:rFonts w:ascii="Arial" w:hAnsi="Arial" w:cs="Arial"/>
+          <w:sz w:val="22"/>
+          <w:szCs w:val="22"/>
+        </w:rPr>
+        <w:t>Thinking</w:t>
+      </w:r>
+      <w:proofErr w:type="spellEnd"/>
+      <w:r>
+        <w:rPr>
+          <w:rFonts w:ascii="Arial" w:hAnsi="Arial" w:cs="Arial"/>
+          <w:sz w:val="22"/>
+          <w:szCs w:val="22"/>
+        </w:rPr>
+        <w:t>...) antes de responder</w:t>
+      </w:r>
+    </w:p>
+    <w:p>
+      <w:pPr>
+        <w:numPr>
+          <w:ilvl w:val="0"/>
+          <w:numId w:val="12"/>
+        </w:numPr>
+        <w:rPr>
+          <w:rFonts w:ascii="Arial" w:hAnsi="Arial" w:cs="Arial"/>
+          <w:sz w:val="22"/>
+          <w:szCs w:val="22"/>
+        </w:rPr>
+      </w:pPr>
+      <w:r>
+        <w:rPr>
+          <w:rFonts w:ascii="Arial" w:hAnsi="Arial" w:cs="Arial"/>
+          <w:sz w:val="22"/>
+          <w:szCs w:val="22"/>
+        </w:rPr>
+        <w:t>Se presentó en español como tutor, con un tono natural y cercano</w:t>
+      </w:r>
+    </w:p>
+    <w:p>
+      <w:pPr>
+        <w:numPr>
+          <w:ilvl w:val="0"/>
+          <w:numId w:val="12"/>
+        </w:numPr>
+        <w:rPr>
+          <w:rFonts w:ascii="Arial" w:hAnsi="Arial" w:cs="Arial"/>
+          <w:sz w:val="22"/>
+          <w:szCs w:val="22"/>
+        </w:rPr>
+      </w:pPr>
+      <w:r>
+        <w:rPr>
+          <w:rFonts w:ascii="Arial" w:hAnsi="Arial" w:cs="Arial"/>
+          <w:sz w:val="22"/>
+          <w:szCs w:val="22"/>
+        </w:rPr>
+        <w:t>Empezó una conversación guiada paso a paso (saludo → preguntar el nombre → preguntar de dónde es, etc.)</w:t>
+      </w:r>
+    </w:p>
+    <w:p>
+      <w:pPr>
+        <w:rPr>
+          <w:rFonts w:ascii="Arial" w:hAnsi="Arial" w:cs="Arial"/>
+          <w:sz w:val="22"/>
+          <w:szCs w:val="22"/>
+        </w:rPr>
+      </w:pPr>
+      <w:r>
+        <w:rPr>
+          <w:rFonts w:ascii="Arial" w:hAnsi="Arial" w:cs="Arial"/>
+          <w:sz w:val="22"/>
+          <w:szCs w:val="22"/>
+        </w:rPr>
+        <w:t xml:space="preserve">El profesor lo usa como ejemplo de que, incluso con un modelo corriendo 100% local en la propia PC, ya se puede obtener valor real — comparable a funcionalidades que ofrece una </w:t>
+      </w:r>
+      <w:proofErr w:type="gramStart"/>
+      <w:r>
+        <w:rPr>
+          <w:rFonts w:ascii="Arial" w:hAnsi="Arial" w:cs="Arial"/>
+          <w:sz w:val="22"/>
+          <w:szCs w:val="22"/>
+        </w:rPr>
+        <w:t>app</w:t>
+      </w:r>
+      <w:proofErr w:type="gramEnd"/>
+      <w:r>
+        <w:rPr>
+          <w:rFonts w:ascii="Arial" w:hAnsi="Arial" w:cs="Arial"/>
+          <w:sz w:val="22"/>
+          <w:szCs w:val="22"/>
+        </w:rPr>
+        <w:t xml:space="preserve"> comercial como Duolingo.</w:t>
+      </w:r>
+    </w:p>
+    <w:p>
+      <w:pPr>
+        <w:rPr>
+          <w:highlight w:val="yellow"/>
+        </w:rPr>
+      </w:pPr>
+    </w:p>
+    <w:p>
+      <w:pPr>
+        <w:rPr>
+          <w:rFonts w:ascii="Arial" w:hAnsi="Arial" w:cs="Arial"/>
+          <w:sz w:val="22"/>
+          <w:szCs w:val="22"/>
+        </w:rPr>
+      </w:pPr>
+    </w:p>
+    <w:p>
+      <w:pPr>
+        <w:rPr>
+          <w:rFonts w:ascii="Arial" w:hAnsi="Arial" w:cs="Arial"/>
+          <w:sz w:val="22"/>
+          <w:szCs w:val="22"/>
+        </w:rPr>
+      </w:pPr>
+    </w:p>
+    <w:p>
+      <w:pPr>
+        <w:rPr>
+          <w:highlight w:val="yellow"/>
+        </w:rPr>
+      </w:pPr>
+    </w:p>
+    <w:p>
+      <w:pPr>
+        <w:jc w:val="right"/>
+        <w:rPr>
+          <w:rFonts w:ascii="Arial" w:hAnsi="Arial" w:cs="Arial"/>
+          <w:sz w:val="22"/>
+          <w:szCs w:val="22"/>
+        </w:rPr>
+      </w:pPr>
     </w:p>
     <w:sectPr>
       <w:pgSz w:w="12240" w:h="15840"/>
@@ -5380,211 +8181,9 @@
 <file path=word/numbering.xml><?xml version="1.0" encoding="utf-8"?>
 <w:numbering xmlns:wpc="http://schemas.microsoft.com/office/word/2010/wordprocessingCanvas" xmlns:cx="http://schemas.microsoft.com/office/drawing/2014/chartex" xmlns:cx1="http://schemas.microsoft.com/office/drawing/2015/9/8/chartex" xmlns:cx2="http://schemas.microsoft.com/office/drawing/2015/10/21/chartex" xmlns:cx3="http://schemas.microsoft.com/office/drawing/2016/5/9/chartex" xmlns:cx4="http://schemas.microsoft.com/office/drawing/2016/5/10/chartex" xmlns:cx5="http://schemas.microsoft.com/office/drawing/2016/5/11/chartex" xmlns:cx6="http://schemas.microsoft.com/office/drawing/2016/5/12/chartex" xmlns:cx7="http://schemas.microsoft.com/office/drawing/2016/5/13/chartex" xmlns:cx8="http://schemas.microsoft.com/office/drawing/2016/5/14/chartex" xmlns:mc="http://schemas.openxmlformats.org/markup-compatibility/2006" xmlns:aink="http://schemas.microsoft.com/office/drawing/2016/ink" xmlns:am3d="http://schemas.microsoft.com/office/drawing/2017/model3d" xmlns:o="urn:schemas-microsoft-com:office:office" xmlns:oel="http://schemas.microsoft.com/office/2019/extlst" xmlns:r="http://schemas.openxmlformats.org/officeDocument/2006/relationships" xmlns:m="http://schemas.openxmlformats.org/officeDocument/2006/math" xmlns:v="urn:schemas-microsoft-com:vml" xmlns:wp14="http://schemas.microsoft.com/office/word/2010/wordprocessingDrawing" xmlns:wp="http://schemas.openxmlformats.org/drawingml/2006/wordprocessingDrawing" xmlns:w10="urn:schemas-microsoft-com:office:word" xmlns:w="http://schemas.openxmlformats.org/wordprocessingml/2006/main" xmlns:w14="http://schemas.microsoft.com/office/word/2010/wordml" xmlns:w15="http://schemas.microsoft.com/office/word/2012/wordml" xmlns:w16cex="http://schemas.microsoft.com/office/word/2018/wordml/cex" xmlns:w16cid="http://schemas.microsoft.com/office/word/2016/wordml/cid" xmlns:w16="http://schemas.microsoft.com/office/word/2018/wordml" xmlns:w16du="http://schemas.microsoft.com/office/word/2023/wordml/word16du" xmlns:w16sdtdh="http://schemas.microsoft.com/office/word/2020/wordml/sdtdatahash" xmlns:w16sdtfl="http://schemas.microsoft.com/office/word/2024/wordml/sdtformatlock" xmlns:w16se="http://schemas.microsoft.com/office/word/2015/wordml/symex" xmlns:wpg="http://schemas.microsoft.com/office/word/2010/wordprocessingGroup" xmlns:wpi="http://schemas.microsoft.com/office/word/2010/wordprocessingInk" xmlns:wne="http://schemas.microsoft.com/office/word/2006/wordml" xmlns:wps="http://schemas.microsoft.com/office/word/2010/wordprocessingShape" mc:Ignorable="w14 w15 w16se w16cid w16 w16cex w16sdtdh w16sdtfl w16du wp14">
   <w:abstractNum w:abstractNumId="0" w15:restartNumberingAfterBreak="0">
-    <w:nsid w:val="289F17F9"/>
-    <w:multiLevelType w:val="hybridMultilevel"/>
-    <w:tmpl w:val="4208863C"/>
-    <w:lvl w:ilvl="0" w:tplc="340A000F">
-      <w:start w:val="1"/>
-      <w:numFmt w:val="decimal"/>
-      <w:lvlText w:val="%1."/>
-      <w:lvlJc w:val="left"/>
-      <w:pPr>
-        <w:ind w:left="720" w:hanging="360"/>
-      </w:pPr>
-      <w:rPr>
-        <w:rFonts w:hint="default"/>
-      </w:rPr>
-    </w:lvl>
-    <w:lvl w:ilvl="1" w:tplc="340A0019" w:tentative="1">
-      <w:start w:val="1"/>
-      <w:numFmt w:val="lowerLetter"/>
-      <w:lvlText w:val="%2."/>
-      <w:lvlJc w:val="left"/>
-      <w:pPr>
-        <w:ind w:left="1440" w:hanging="360"/>
-      </w:pPr>
-    </w:lvl>
-    <w:lvl w:ilvl="2" w:tplc="340A001B" w:tentative="1">
-      <w:start w:val="1"/>
-      <w:numFmt w:val="lowerRoman"/>
-      <w:lvlText w:val="%3."/>
-      <w:lvlJc w:val="right"/>
-      <w:pPr>
-        <w:ind w:left="2160" w:hanging="180"/>
-      </w:pPr>
-    </w:lvl>
-    <w:lvl w:ilvl="3" w:tplc="340A000F" w:tentative="1">
-      <w:start w:val="1"/>
-      <w:numFmt w:val="decimal"/>
-      <w:lvlText w:val="%4."/>
-      <w:lvlJc w:val="left"/>
-      <w:pPr>
-        <w:ind w:left="2880" w:hanging="360"/>
-      </w:pPr>
-    </w:lvl>
-    <w:lvl w:ilvl="4" w:tplc="340A0019" w:tentative="1">
-      <w:start w:val="1"/>
-      <w:numFmt w:val="lowerLetter"/>
-      <w:lvlText w:val="%5."/>
-      <w:lvlJc w:val="left"/>
-      <w:pPr>
-        <w:ind w:left="3600" w:hanging="360"/>
-      </w:pPr>
-    </w:lvl>
-    <w:lvl w:ilvl="5" w:tplc="340A001B" w:tentative="1">
-      <w:start w:val="1"/>
-      <w:numFmt w:val="lowerRoman"/>
-      <w:lvlText w:val="%6."/>
-      <w:lvlJc w:val="right"/>
-      <w:pPr>
-        <w:ind w:left="4320" w:hanging="180"/>
-      </w:pPr>
-    </w:lvl>
-    <w:lvl w:ilvl="6" w:tplc="340A000F" w:tentative="1">
-      <w:start w:val="1"/>
-      <w:numFmt w:val="decimal"/>
-      <w:lvlText w:val="%7."/>
-      <w:lvlJc w:val="left"/>
-      <w:pPr>
-        <w:ind w:left="5040" w:hanging="360"/>
-      </w:pPr>
-    </w:lvl>
-    <w:lvl w:ilvl="7" w:tplc="340A0019" w:tentative="1">
-      <w:start w:val="1"/>
-      <w:numFmt w:val="lowerLetter"/>
-      <w:lvlText w:val="%8."/>
-      <w:lvlJc w:val="left"/>
-      <w:pPr>
-        <w:ind w:left="5760" w:hanging="360"/>
-      </w:pPr>
-    </w:lvl>
-    <w:lvl w:ilvl="8" w:tplc="340A001B" w:tentative="1">
-      <w:start w:val="1"/>
-      <w:numFmt w:val="lowerRoman"/>
-      <w:lvlText w:val="%9."/>
-      <w:lvlJc w:val="right"/>
-      <w:pPr>
-        <w:ind w:left="6480" w:hanging="180"/>
-      </w:pPr>
-    </w:lvl>
-  </w:abstractNum>
-  <w:abstractNum w:abstractNumId="1" w15:restartNumberingAfterBreak="0">
-    <w:nsid w:val="44C57172"/>
+    <w:nsid w:val="0BAD2BFC"/>
     <w:multiLevelType w:val="multilevel"/>
-    <w:tmpl w:val="F6FE394E"/>
-    <w:lvl w:ilvl="0">
-      <w:start w:val="1"/>
-      <w:numFmt w:val="decimal"/>
-      <w:lvlText w:val="%1."/>
-      <w:lvlJc w:val="left"/>
-      <w:pPr>
-        <w:tabs>
-          <w:tab w:val="num" w:pos="720"/>
-        </w:tabs>
-        <w:ind w:left="720" w:hanging="360"/>
-      </w:pPr>
-    </w:lvl>
-    <w:lvl w:ilvl="1" w:tentative="1">
-      <w:start w:val="1"/>
-      <w:numFmt w:val="decimal"/>
-      <w:lvlText w:val="%2."/>
-      <w:lvlJc w:val="left"/>
-      <w:pPr>
-        <w:tabs>
-          <w:tab w:val="num" w:pos="1440"/>
-        </w:tabs>
-        <w:ind w:left="1440" w:hanging="360"/>
-      </w:pPr>
-    </w:lvl>
-    <w:lvl w:ilvl="2" w:tentative="1">
-      <w:start w:val="1"/>
-      <w:numFmt w:val="decimal"/>
-      <w:lvlText w:val="%3."/>
-      <w:lvlJc w:val="left"/>
-      <w:pPr>
-        <w:tabs>
-          <w:tab w:val="num" w:pos="2160"/>
-        </w:tabs>
-        <w:ind w:left="2160" w:hanging="360"/>
-      </w:pPr>
-    </w:lvl>
-    <w:lvl w:ilvl="3" w:tentative="1">
-      <w:start w:val="1"/>
-      <w:numFmt w:val="decimal"/>
-      <w:lvlText w:val="%4."/>
-      <w:lvlJc w:val="left"/>
-      <w:pPr>
-        <w:tabs>
-          <w:tab w:val="num" w:pos="2880"/>
-        </w:tabs>
-        <w:ind w:left="2880" w:hanging="360"/>
-      </w:pPr>
-    </w:lvl>
-    <w:lvl w:ilvl="4" w:tentative="1">
-      <w:start w:val="1"/>
-      <w:numFmt w:val="decimal"/>
-      <w:lvlText w:val="%5."/>
-      <w:lvlJc w:val="left"/>
-      <w:pPr>
-        <w:tabs>
-          <w:tab w:val="num" w:pos="3600"/>
-        </w:tabs>
-        <w:ind w:left="3600" w:hanging="360"/>
-      </w:pPr>
-    </w:lvl>
-    <w:lvl w:ilvl="5" w:tentative="1">
-      <w:start w:val="1"/>
-      <w:numFmt w:val="decimal"/>
-      <w:lvlText w:val="%6."/>
-      <w:lvlJc w:val="left"/>
-      <w:pPr>
-        <w:tabs>
-          <w:tab w:val="num" w:pos="4320"/>
-        </w:tabs>
-        <w:ind w:left="4320" w:hanging="360"/>
-      </w:pPr>
-    </w:lvl>
-    <w:lvl w:ilvl="6" w:tentative="1">
-      <w:start w:val="1"/>
-      <w:numFmt w:val="decimal"/>
-      <w:lvlText w:val="%7."/>
-      <w:lvlJc w:val="left"/>
-      <w:pPr>
-        <w:tabs>
-          <w:tab w:val="num" w:pos="5040"/>
-        </w:tabs>
-        <w:ind w:left="5040" w:hanging="360"/>
-      </w:pPr>
-    </w:lvl>
-    <w:lvl w:ilvl="7" w:tentative="1">
-      <w:start w:val="1"/>
-      <w:numFmt w:val="decimal"/>
-      <w:lvlText w:val="%8."/>
-      <w:lvlJc w:val="left"/>
-      <w:pPr>
-        <w:tabs>
-          <w:tab w:val="num" w:pos="5760"/>
-        </w:tabs>
-        <w:ind w:left="5760" w:hanging="360"/>
-      </w:pPr>
-    </w:lvl>
-    <w:lvl w:ilvl="8" w:tentative="1">
-      <w:start w:val="1"/>
-      <w:numFmt w:val="decimal"/>
-      <w:lvlText w:val="%9."/>
-      <w:lvlJc w:val="left"/>
-      <w:pPr>
-        <w:tabs>
-          <w:tab w:val="num" w:pos="6480"/>
-        </w:tabs>
-        <w:ind w:left="6480" w:hanging="360"/>
-      </w:pPr>
-    </w:lvl>
-  </w:abstractNum>
-  <w:abstractNum w:abstractNumId="2" w15:restartNumberingAfterBreak="0">
-    <w:nsid w:val="4CAD596E"/>
-    <w:multiLevelType w:val="multilevel"/>
-    <w:tmpl w:val="501C94C8"/>
+    <w:tmpl w:val="18A24FE2"/>
     <w:lvl w:ilvl="0">
       <w:start w:val="1"/>
       <w:numFmt w:val="bullet"/>
@@ -5730,7 +8329,1197 @@
       </w:rPr>
     </w:lvl>
   </w:abstractNum>
+  <w:abstractNum w:abstractNumId="1" w15:restartNumberingAfterBreak="0">
+    <w:nsid w:val="0CC80EE7"/>
+    <w:multiLevelType w:val="multilevel"/>
+    <w:tmpl w:val="AA32D91A"/>
+    <w:lvl w:ilvl="0">
+      <w:start w:val="1"/>
+      <w:numFmt w:val="decimal"/>
+      <w:lvlText w:val="%1."/>
+      <w:lvlJc w:val="left"/>
+      <w:pPr>
+        <w:tabs>
+          <w:tab w:val="num" w:pos="720"/>
+        </w:tabs>
+        <w:ind w:left="720" w:hanging="360"/>
+      </w:pPr>
+    </w:lvl>
+    <w:lvl w:ilvl="1" w:tentative="1">
+      <w:start w:val="1"/>
+      <w:numFmt w:val="decimal"/>
+      <w:lvlText w:val="%2."/>
+      <w:lvlJc w:val="left"/>
+      <w:pPr>
+        <w:tabs>
+          <w:tab w:val="num" w:pos="1440"/>
+        </w:tabs>
+        <w:ind w:left="1440" w:hanging="360"/>
+      </w:pPr>
+    </w:lvl>
+    <w:lvl w:ilvl="2" w:tentative="1">
+      <w:start w:val="1"/>
+      <w:numFmt w:val="decimal"/>
+      <w:lvlText w:val="%3."/>
+      <w:lvlJc w:val="left"/>
+      <w:pPr>
+        <w:tabs>
+          <w:tab w:val="num" w:pos="2160"/>
+        </w:tabs>
+        <w:ind w:left="2160" w:hanging="360"/>
+      </w:pPr>
+    </w:lvl>
+    <w:lvl w:ilvl="3" w:tentative="1">
+      <w:start w:val="1"/>
+      <w:numFmt w:val="decimal"/>
+      <w:lvlText w:val="%4."/>
+      <w:lvlJc w:val="left"/>
+      <w:pPr>
+        <w:tabs>
+          <w:tab w:val="num" w:pos="2880"/>
+        </w:tabs>
+        <w:ind w:left="2880" w:hanging="360"/>
+      </w:pPr>
+    </w:lvl>
+    <w:lvl w:ilvl="4" w:tentative="1">
+      <w:start w:val="1"/>
+      <w:numFmt w:val="decimal"/>
+      <w:lvlText w:val="%5."/>
+      <w:lvlJc w:val="left"/>
+      <w:pPr>
+        <w:tabs>
+          <w:tab w:val="num" w:pos="3600"/>
+        </w:tabs>
+        <w:ind w:left="3600" w:hanging="360"/>
+      </w:pPr>
+    </w:lvl>
+    <w:lvl w:ilvl="5" w:tentative="1">
+      <w:start w:val="1"/>
+      <w:numFmt w:val="decimal"/>
+      <w:lvlText w:val="%6."/>
+      <w:lvlJc w:val="left"/>
+      <w:pPr>
+        <w:tabs>
+          <w:tab w:val="num" w:pos="4320"/>
+        </w:tabs>
+        <w:ind w:left="4320" w:hanging="360"/>
+      </w:pPr>
+    </w:lvl>
+    <w:lvl w:ilvl="6" w:tentative="1">
+      <w:start w:val="1"/>
+      <w:numFmt w:val="decimal"/>
+      <w:lvlText w:val="%7."/>
+      <w:lvlJc w:val="left"/>
+      <w:pPr>
+        <w:tabs>
+          <w:tab w:val="num" w:pos="5040"/>
+        </w:tabs>
+        <w:ind w:left="5040" w:hanging="360"/>
+      </w:pPr>
+    </w:lvl>
+    <w:lvl w:ilvl="7" w:tentative="1">
+      <w:start w:val="1"/>
+      <w:numFmt w:val="decimal"/>
+      <w:lvlText w:val="%8."/>
+      <w:lvlJc w:val="left"/>
+      <w:pPr>
+        <w:tabs>
+          <w:tab w:val="num" w:pos="5760"/>
+        </w:tabs>
+        <w:ind w:left="5760" w:hanging="360"/>
+      </w:pPr>
+    </w:lvl>
+    <w:lvl w:ilvl="8" w:tentative="1">
+      <w:start w:val="1"/>
+      <w:numFmt w:val="decimal"/>
+      <w:lvlText w:val="%9."/>
+      <w:lvlJc w:val="left"/>
+      <w:pPr>
+        <w:tabs>
+          <w:tab w:val="num" w:pos="6480"/>
+        </w:tabs>
+        <w:ind w:left="6480" w:hanging="360"/>
+      </w:pPr>
+    </w:lvl>
+  </w:abstractNum>
+  <w:abstractNum w:abstractNumId="2" w15:restartNumberingAfterBreak="0">
+    <w:nsid w:val="289F17F9"/>
+    <w:multiLevelType w:val="hybridMultilevel"/>
+    <w:tmpl w:val="4208863C"/>
+    <w:lvl w:ilvl="0" w:tplc="340A000F">
+      <w:start w:val="1"/>
+      <w:numFmt w:val="decimal"/>
+      <w:lvlText w:val="%1."/>
+      <w:lvlJc w:val="left"/>
+      <w:pPr>
+        <w:ind w:left="720" w:hanging="360"/>
+      </w:pPr>
+      <w:rPr>
+        <w:rFonts w:hint="default"/>
+      </w:rPr>
+    </w:lvl>
+    <w:lvl w:ilvl="1" w:tplc="340A0019" w:tentative="1">
+      <w:start w:val="1"/>
+      <w:numFmt w:val="lowerLetter"/>
+      <w:lvlText w:val="%2."/>
+      <w:lvlJc w:val="left"/>
+      <w:pPr>
+        <w:ind w:left="1440" w:hanging="360"/>
+      </w:pPr>
+    </w:lvl>
+    <w:lvl w:ilvl="2" w:tplc="340A001B" w:tentative="1">
+      <w:start w:val="1"/>
+      <w:numFmt w:val="lowerRoman"/>
+      <w:lvlText w:val="%3."/>
+      <w:lvlJc w:val="right"/>
+      <w:pPr>
+        <w:ind w:left="2160" w:hanging="180"/>
+      </w:pPr>
+    </w:lvl>
+    <w:lvl w:ilvl="3" w:tplc="340A000F" w:tentative="1">
+      <w:start w:val="1"/>
+      <w:numFmt w:val="decimal"/>
+      <w:lvlText w:val="%4."/>
+      <w:lvlJc w:val="left"/>
+      <w:pPr>
+        <w:ind w:left="2880" w:hanging="360"/>
+      </w:pPr>
+    </w:lvl>
+    <w:lvl w:ilvl="4" w:tplc="340A0019" w:tentative="1">
+      <w:start w:val="1"/>
+      <w:numFmt w:val="lowerLetter"/>
+      <w:lvlText w:val="%5."/>
+      <w:lvlJc w:val="left"/>
+      <w:pPr>
+        <w:ind w:left="3600" w:hanging="360"/>
+      </w:pPr>
+    </w:lvl>
+    <w:lvl w:ilvl="5" w:tplc="340A001B" w:tentative="1">
+      <w:start w:val="1"/>
+      <w:numFmt w:val="lowerRoman"/>
+      <w:lvlText w:val="%6."/>
+      <w:lvlJc w:val="right"/>
+      <w:pPr>
+        <w:ind w:left="4320" w:hanging="180"/>
+      </w:pPr>
+    </w:lvl>
+    <w:lvl w:ilvl="6" w:tplc="340A000F" w:tentative="1">
+      <w:start w:val="1"/>
+      <w:numFmt w:val="decimal"/>
+      <w:lvlText w:val="%7."/>
+      <w:lvlJc w:val="left"/>
+      <w:pPr>
+        <w:ind w:left="5040" w:hanging="360"/>
+      </w:pPr>
+    </w:lvl>
+    <w:lvl w:ilvl="7" w:tplc="340A0019" w:tentative="1">
+      <w:start w:val="1"/>
+      <w:numFmt w:val="lowerLetter"/>
+      <w:lvlText w:val="%8."/>
+      <w:lvlJc w:val="left"/>
+      <w:pPr>
+        <w:ind w:left="5760" w:hanging="360"/>
+      </w:pPr>
+    </w:lvl>
+    <w:lvl w:ilvl="8" w:tplc="340A001B" w:tentative="1">
+      <w:start w:val="1"/>
+      <w:numFmt w:val="lowerRoman"/>
+      <w:lvlText w:val="%9."/>
+      <w:lvlJc w:val="right"/>
+      <w:pPr>
+        <w:ind w:left="6480" w:hanging="180"/>
+      </w:pPr>
+    </w:lvl>
+  </w:abstractNum>
   <w:abstractNum w:abstractNumId="3" w15:restartNumberingAfterBreak="0">
+    <w:nsid w:val="44C57172"/>
+    <w:multiLevelType w:val="multilevel"/>
+    <w:tmpl w:val="F6FE394E"/>
+    <w:lvl w:ilvl="0">
+      <w:start w:val="1"/>
+      <w:numFmt w:val="decimal"/>
+      <w:lvlText w:val="%1."/>
+      <w:lvlJc w:val="left"/>
+      <w:pPr>
+        <w:tabs>
+          <w:tab w:val="num" w:pos="720"/>
+        </w:tabs>
+        <w:ind w:left="720" w:hanging="360"/>
+      </w:pPr>
+    </w:lvl>
+    <w:lvl w:ilvl="1" w:tentative="1">
+      <w:start w:val="1"/>
+      <w:numFmt w:val="decimal"/>
+      <w:lvlText w:val="%2."/>
+      <w:lvlJc w:val="left"/>
+      <w:pPr>
+        <w:tabs>
+          <w:tab w:val="num" w:pos="1440"/>
+        </w:tabs>
+        <w:ind w:left="1440" w:hanging="360"/>
+      </w:pPr>
+    </w:lvl>
+    <w:lvl w:ilvl="2" w:tentative="1">
+      <w:start w:val="1"/>
+      <w:numFmt w:val="decimal"/>
+      <w:lvlText w:val="%3."/>
+      <w:lvlJc w:val="left"/>
+      <w:pPr>
+        <w:tabs>
+          <w:tab w:val="num" w:pos="2160"/>
+        </w:tabs>
+        <w:ind w:left="2160" w:hanging="360"/>
+      </w:pPr>
+    </w:lvl>
+    <w:lvl w:ilvl="3" w:tentative="1">
+      <w:start w:val="1"/>
+      <w:numFmt w:val="decimal"/>
+      <w:lvlText w:val="%4."/>
+      <w:lvlJc w:val="left"/>
+      <w:pPr>
+        <w:tabs>
+          <w:tab w:val="num" w:pos="2880"/>
+        </w:tabs>
+        <w:ind w:left="2880" w:hanging="360"/>
+      </w:pPr>
+    </w:lvl>
+    <w:lvl w:ilvl="4" w:tentative="1">
+      <w:start w:val="1"/>
+      <w:numFmt w:val="decimal"/>
+      <w:lvlText w:val="%5."/>
+      <w:lvlJc w:val="left"/>
+      <w:pPr>
+        <w:tabs>
+          <w:tab w:val="num" w:pos="3600"/>
+        </w:tabs>
+        <w:ind w:left="3600" w:hanging="360"/>
+      </w:pPr>
+    </w:lvl>
+    <w:lvl w:ilvl="5" w:tentative="1">
+      <w:start w:val="1"/>
+      <w:numFmt w:val="decimal"/>
+      <w:lvlText w:val="%6."/>
+      <w:lvlJc w:val="left"/>
+      <w:pPr>
+        <w:tabs>
+          <w:tab w:val="num" w:pos="4320"/>
+        </w:tabs>
+        <w:ind w:left="4320" w:hanging="360"/>
+      </w:pPr>
+    </w:lvl>
+    <w:lvl w:ilvl="6" w:tentative="1">
+      <w:start w:val="1"/>
+      <w:numFmt w:val="decimal"/>
+      <w:lvlText w:val="%7."/>
+      <w:lvlJc w:val="left"/>
+      <w:pPr>
+        <w:tabs>
+          <w:tab w:val="num" w:pos="5040"/>
+        </w:tabs>
+        <w:ind w:left="5040" w:hanging="360"/>
+      </w:pPr>
+    </w:lvl>
+    <w:lvl w:ilvl="7" w:tentative="1">
+      <w:start w:val="1"/>
+      <w:numFmt w:val="decimal"/>
+      <w:lvlText w:val="%8."/>
+      <w:lvlJc w:val="left"/>
+      <w:pPr>
+        <w:tabs>
+          <w:tab w:val="num" w:pos="5760"/>
+        </w:tabs>
+        <w:ind w:left="5760" w:hanging="360"/>
+      </w:pPr>
+    </w:lvl>
+    <w:lvl w:ilvl="8" w:tentative="1">
+      <w:start w:val="1"/>
+      <w:numFmt w:val="decimal"/>
+      <w:lvlText w:val="%9."/>
+      <w:lvlJc w:val="left"/>
+      <w:pPr>
+        <w:tabs>
+          <w:tab w:val="num" w:pos="6480"/>
+        </w:tabs>
+        <w:ind w:left="6480" w:hanging="360"/>
+      </w:pPr>
+    </w:lvl>
+  </w:abstractNum>
+  <w:abstractNum w:abstractNumId="4" w15:restartNumberingAfterBreak="0">
+    <w:nsid w:val="49421D00"/>
+    <w:multiLevelType w:val="multilevel"/>
+    <w:tmpl w:val="7E6ED63C"/>
+    <w:lvl w:ilvl="0">
+      <w:start w:val="1"/>
+      <w:numFmt w:val="decimal"/>
+      <w:lvlText w:val="%1"/>
+      <w:lvlJc w:val="left"/>
+      <w:pPr>
+        <w:ind w:left="540" w:hanging="540"/>
+      </w:pPr>
+      <w:rPr>
+        <w:rFonts w:hint="default"/>
+      </w:rPr>
+    </w:lvl>
+    <w:lvl w:ilvl="1">
+      <w:start w:val="2"/>
+      <w:numFmt w:val="decimal"/>
+      <w:lvlText w:val="%1.%2"/>
+      <w:lvlJc w:val="left"/>
+      <w:pPr>
+        <w:ind w:left="540" w:hanging="540"/>
+      </w:pPr>
+      <w:rPr>
+        <w:rFonts w:hint="default"/>
+      </w:rPr>
+    </w:lvl>
+    <w:lvl w:ilvl="2">
+      <w:start w:val="4"/>
+      <w:numFmt w:val="decimal"/>
+      <w:lvlText w:val="%1.%2.%3"/>
+      <w:lvlJc w:val="left"/>
+      <w:pPr>
+        <w:ind w:left="720" w:hanging="720"/>
+      </w:pPr>
+      <w:rPr>
+        <w:rFonts w:hint="default"/>
+      </w:rPr>
+    </w:lvl>
+    <w:lvl w:ilvl="3">
+      <w:start w:val="1"/>
+      <w:numFmt w:val="decimal"/>
+      <w:lvlText w:val="%1.%2.%3.%4"/>
+      <w:lvlJc w:val="left"/>
+      <w:pPr>
+        <w:ind w:left="720" w:hanging="720"/>
+      </w:pPr>
+      <w:rPr>
+        <w:rFonts w:hint="default"/>
+      </w:rPr>
+    </w:lvl>
+    <w:lvl w:ilvl="4">
+      <w:start w:val="1"/>
+      <w:numFmt w:val="decimal"/>
+      <w:lvlText w:val="%1.%2.%3.%4.%5"/>
+      <w:lvlJc w:val="left"/>
+      <w:pPr>
+        <w:ind w:left="1080" w:hanging="1080"/>
+      </w:pPr>
+      <w:rPr>
+        <w:rFonts w:hint="default"/>
+      </w:rPr>
+    </w:lvl>
+    <w:lvl w:ilvl="5">
+      <w:start w:val="1"/>
+      <w:numFmt w:val="decimal"/>
+      <w:lvlText w:val="%1.%2.%3.%4.%5.%6"/>
+      <w:lvlJc w:val="left"/>
+      <w:pPr>
+        <w:ind w:left="1080" w:hanging="1080"/>
+      </w:pPr>
+      <w:rPr>
+        <w:rFonts w:hint="default"/>
+      </w:rPr>
+    </w:lvl>
+    <w:lvl w:ilvl="6">
+      <w:start w:val="1"/>
+      <w:numFmt w:val="decimal"/>
+      <w:lvlText w:val="%1.%2.%3.%4.%5.%6.%7"/>
+      <w:lvlJc w:val="left"/>
+      <w:pPr>
+        <w:ind w:left="1440" w:hanging="1440"/>
+      </w:pPr>
+      <w:rPr>
+        <w:rFonts w:hint="default"/>
+      </w:rPr>
+    </w:lvl>
+    <w:lvl w:ilvl="7">
+      <w:start w:val="1"/>
+      <w:numFmt w:val="decimal"/>
+      <w:lvlText w:val="%1.%2.%3.%4.%5.%6.%7.%8"/>
+      <w:lvlJc w:val="left"/>
+      <w:pPr>
+        <w:ind w:left="1440" w:hanging="1440"/>
+      </w:pPr>
+      <w:rPr>
+        <w:rFonts w:hint="default"/>
+      </w:rPr>
+    </w:lvl>
+    <w:lvl w:ilvl="8">
+      <w:start w:val="1"/>
+      <w:numFmt w:val="decimal"/>
+      <w:lvlText w:val="%1.%2.%3.%4.%5.%6.%7.%8.%9"/>
+      <w:lvlJc w:val="left"/>
+      <w:pPr>
+        <w:ind w:left="1800" w:hanging="1800"/>
+      </w:pPr>
+      <w:rPr>
+        <w:rFonts w:hint="default"/>
+      </w:rPr>
+    </w:lvl>
+  </w:abstractNum>
+  <w:abstractNum w:abstractNumId="5" w15:restartNumberingAfterBreak="0">
+    <w:nsid w:val="4CAD596E"/>
+    <w:multiLevelType w:val="multilevel"/>
+    <w:tmpl w:val="501C94C8"/>
+    <w:lvl w:ilvl="0">
+      <w:start w:val="1"/>
+      <w:numFmt w:val="bullet"/>
+      <w:lvlText w:val=""/>
+      <w:lvlJc w:val="left"/>
+      <w:pPr>
+        <w:tabs>
+          <w:tab w:val="num" w:pos="720"/>
+        </w:tabs>
+        <w:ind w:left="720" w:hanging="360"/>
+      </w:pPr>
+      <w:rPr>
+        <w:rFonts w:ascii="Symbol" w:hAnsi="Symbol" w:hint="default"/>
+        <w:sz w:val="20"/>
+      </w:rPr>
+    </w:lvl>
+    <w:lvl w:ilvl="1" w:tentative="1">
+      <w:start w:val="1"/>
+      <w:numFmt w:val="bullet"/>
+      <w:lvlText w:val="o"/>
+      <w:lvlJc w:val="left"/>
+      <w:pPr>
+        <w:tabs>
+          <w:tab w:val="num" w:pos="1440"/>
+        </w:tabs>
+        <w:ind w:left="1440" w:hanging="360"/>
+      </w:pPr>
+      <w:rPr>
+        <w:rFonts w:ascii="Courier New" w:hAnsi="Courier New" w:hint="default"/>
+        <w:sz w:val="20"/>
+      </w:rPr>
+    </w:lvl>
+    <w:lvl w:ilvl="2" w:tentative="1">
+      <w:start w:val="1"/>
+      <w:numFmt w:val="bullet"/>
+      <w:lvlText w:val=""/>
+      <w:lvlJc w:val="left"/>
+      <w:pPr>
+        <w:tabs>
+          <w:tab w:val="num" w:pos="2160"/>
+        </w:tabs>
+        <w:ind w:left="2160" w:hanging="360"/>
+      </w:pPr>
+      <w:rPr>
+        <w:rFonts w:ascii="Wingdings" w:hAnsi="Wingdings" w:hint="default"/>
+        <w:sz w:val="20"/>
+      </w:rPr>
+    </w:lvl>
+    <w:lvl w:ilvl="3" w:tentative="1">
+      <w:start w:val="1"/>
+      <w:numFmt w:val="bullet"/>
+      <w:lvlText w:val=""/>
+      <w:lvlJc w:val="left"/>
+      <w:pPr>
+        <w:tabs>
+          <w:tab w:val="num" w:pos="2880"/>
+        </w:tabs>
+        <w:ind w:left="2880" w:hanging="360"/>
+      </w:pPr>
+      <w:rPr>
+        <w:rFonts w:ascii="Wingdings" w:hAnsi="Wingdings" w:hint="default"/>
+        <w:sz w:val="20"/>
+      </w:rPr>
+    </w:lvl>
+    <w:lvl w:ilvl="4" w:tentative="1">
+      <w:start w:val="1"/>
+      <w:numFmt w:val="bullet"/>
+      <w:lvlText w:val=""/>
+      <w:lvlJc w:val="left"/>
+      <w:pPr>
+        <w:tabs>
+          <w:tab w:val="num" w:pos="3600"/>
+        </w:tabs>
+        <w:ind w:left="3600" w:hanging="360"/>
+      </w:pPr>
+      <w:rPr>
+        <w:rFonts w:ascii="Wingdings" w:hAnsi="Wingdings" w:hint="default"/>
+        <w:sz w:val="20"/>
+      </w:rPr>
+    </w:lvl>
+    <w:lvl w:ilvl="5" w:tentative="1">
+      <w:start w:val="1"/>
+      <w:numFmt w:val="bullet"/>
+      <w:lvlText w:val=""/>
+      <w:lvlJc w:val="left"/>
+      <w:pPr>
+        <w:tabs>
+          <w:tab w:val="num" w:pos="4320"/>
+        </w:tabs>
+        <w:ind w:left="4320" w:hanging="360"/>
+      </w:pPr>
+      <w:rPr>
+        <w:rFonts w:ascii="Wingdings" w:hAnsi="Wingdings" w:hint="default"/>
+        <w:sz w:val="20"/>
+      </w:rPr>
+    </w:lvl>
+    <w:lvl w:ilvl="6" w:tentative="1">
+      <w:start w:val="1"/>
+      <w:numFmt w:val="bullet"/>
+      <w:lvlText w:val=""/>
+      <w:lvlJc w:val="left"/>
+      <w:pPr>
+        <w:tabs>
+          <w:tab w:val="num" w:pos="5040"/>
+        </w:tabs>
+        <w:ind w:left="5040" w:hanging="360"/>
+      </w:pPr>
+      <w:rPr>
+        <w:rFonts w:ascii="Wingdings" w:hAnsi="Wingdings" w:hint="default"/>
+        <w:sz w:val="20"/>
+      </w:rPr>
+    </w:lvl>
+    <w:lvl w:ilvl="7" w:tentative="1">
+      <w:start w:val="1"/>
+      <w:numFmt w:val="bullet"/>
+      <w:lvlText w:val=""/>
+      <w:lvlJc w:val="left"/>
+      <w:pPr>
+        <w:tabs>
+          <w:tab w:val="num" w:pos="5760"/>
+        </w:tabs>
+        <w:ind w:left="5760" w:hanging="360"/>
+      </w:pPr>
+      <w:rPr>
+        <w:rFonts w:ascii="Wingdings" w:hAnsi="Wingdings" w:hint="default"/>
+        <w:sz w:val="20"/>
+      </w:rPr>
+    </w:lvl>
+    <w:lvl w:ilvl="8" w:tentative="1">
+      <w:start w:val="1"/>
+      <w:numFmt w:val="bullet"/>
+      <w:lvlText w:val=""/>
+      <w:lvlJc w:val="left"/>
+      <w:pPr>
+        <w:tabs>
+          <w:tab w:val="num" w:pos="6480"/>
+        </w:tabs>
+        <w:ind w:left="6480" w:hanging="360"/>
+      </w:pPr>
+      <w:rPr>
+        <w:rFonts w:ascii="Wingdings" w:hAnsi="Wingdings" w:hint="default"/>
+        <w:sz w:val="20"/>
+      </w:rPr>
+    </w:lvl>
+  </w:abstractNum>
+  <w:abstractNum w:abstractNumId="6" w15:restartNumberingAfterBreak="0">
+    <w:nsid w:val="56530035"/>
+    <w:multiLevelType w:val="multilevel"/>
+    <w:tmpl w:val="7E6ED63C"/>
+    <w:lvl w:ilvl="0">
+      <w:start w:val="1"/>
+      <w:numFmt w:val="decimal"/>
+      <w:lvlText w:val="%1"/>
+      <w:lvlJc w:val="left"/>
+      <w:pPr>
+        <w:ind w:left="540" w:hanging="540"/>
+      </w:pPr>
+      <w:rPr>
+        <w:rFonts w:hint="default"/>
+      </w:rPr>
+    </w:lvl>
+    <w:lvl w:ilvl="1">
+      <w:start w:val="2"/>
+      <w:numFmt w:val="decimal"/>
+      <w:lvlText w:val="%1.%2"/>
+      <w:lvlJc w:val="left"/>
+      <w:pPr>
+        <w:ind w:left="540" w:hanging="540"/>
+      </w:pPr>
+      <w:rPr>
+        <w:rFonts w:hint="default"/>
+      </w:rPr>
+    </w:lvl>
+    <w:lvl w:ilvl="2">
+      <w:start w:val="4"/>
+      <w:numFmt w:val="decimal"/>
+      <w:lvlText w:val="%1.%2.%3"/>
+      <w:lvlJc w:val="left"/>
+      <w:pPr>
+        <w:ind w:left="720" w:hanging="720"/>
+      </w:pPr>
+      <w:rPr>
+        <w:rFonts w:hint="default"/>
+      </w:rPr>
+    </w:lvl>
+    <w:lvl w:ilvl="3">
+      <w:start w:val="1"/>
+      <w:numFmt w:val="decimal"/>
+      <w:lvlText w:val="%1.%2.%3.%4"/>
+      <w:lvlJc w:val="left"/>
+      <w:pPr>
+        <w:ind w:left="720" w:hanging="720"/>
+      </w:pPr>
+      <w:rPr>
+        <w:rFonts w:hint="default"/>
+      </w:rPr>
+    </w:lvl>
+    <w:lvl w:ilvl="4">
+      <w:start w:val="1"/>
+      <w:numFmt w:val="decimal"/>
+      <w:lvlText w:val="%1.%2.%3.%4.%5"/>
+      <w:lvlJc w:val="left"/>
+      <w:pPr>
+        <w:ind w:left="1080" w:hanging="1080"/>
+      </w:pPr>
+      <w:rPr>
+        <w:rFonts w:hint="default"/>
+      </w:rPr>
+    </w:lvl>
+    <w:lvl w:ilvl="5">
+      <w:start w:val="1"/>
+      <w:numFmt w:val="decimal"/>
+      <w:lvlText w:val="%1.%2.%3.%4.%5.%6"/>
+      <w:lvlJc w:val="left"/>
+      <w:pPr>
+        <w:ind w:left="1080" w:hanging="1080"/>
+      </w:pPr>
+      <w:rPr>
+        <w:rFonts w:hint="default"/>
+      </w:rPr>
+    </w:lvl>
+    <w:lvl w:ilvl="6">
+      <w:start w:val="1"/>
+      <w:numFmt w:val="decimal"/>
+      <w:lvlText w:val="%1.%2.%3.%4.%5.%6.%7"/>
+      <w:lvlJc w:val="left"/>
+      <w:pPr>
+        <w:ind w:left="1440" w:hanging="1440"/>
+      </w:pPr>
+      <w:rPr>
+        <w:rFonts w:hint="default"/>
+      </w:rPr>
+    </w:lvl>
+    <w:lvl w:ilvl="7">
+      <w:start w:val="1"/>
+      <w:numFmt w:val="decimal"/>
+      <w:lvlText w:val="%1.%2.%3.%4.%5.%6.%7.%8"/>
+      <w:lvlJc w:val="left"/>
+      <w:pPr>
+        <w:ind w:left="1440" w:hanging="1440"/>
+      </w:pPr>
+      <w:rPr>
+        <w:rFonts w:hint="default"/>
+      </w:rPr>
+    </w:lvl>
+    <w:lvl w:ilvl="8">
+      <w:start w:val="1"/>
+      <w:numFmt w:val="decimal"/>
+      <w:lvlText w:val="%1.%2.%3.%4.%5.%6.%7.%8.%9"/>
+      <w:lvlJc w:val="left"/>
+      <w:pPr>
+        <w:ind w:left="1800" w:hanging="1800"/>
+      </w:pPr>
+      <w:rPr>
+        <w:rFonts w:hint="default"/>
+      </w:rPr>
+    </w:lvl>
+  </w:abstractNum>
+  <w:abstractNum w:abstractNumId="7" w15:restartNumberingAfterBreak="0">
+    <w:nsid w:val="586E4463"/>
+    <w:multiLevelType w:val="multilevel"/>
+    <w:tmpl w:val="8CFAF102"/>
+    <w:lvl w:ilvl="0">
+      <w:start w:val="1"/>
+      <w:numFmt w:val="bullet"/>
+      <w:lvlText w:val=""/>
+      <w:lvlJc w:val="left"/>
+      <w:pPr>
+        <w:tabs>
+          <w:tab w:val="num" w:pos="720"/>
+        </w:tabs>
+        <w:ind w:left="720" w:hanging="360"/>
+      </w:pPr>
+      <w:rPr>
+        <w:rFonts w:ascii="Symbol" w:hAnsi="Symbol" w:hint="default"/>
+        <w:sz w:val="20"/>
+      </w:rPr>
+    </w:lvl>
+    <w:lvl w:ilvl="1" w:tentative="1">
+      <w:start w:val="1"/>
+      <w:numFmt w:val="bullet"/>
+      <w:lvlText w:val="o"/>
+      <w:lvlJc w:val="left"/>
+      <w:pPr>
+        <w:tabs>
+          <w:tab w:val="num" w:pos="1440"/>
+        </w:tabs>
+        <w:ind w:left="1440" w:hanging="360"/>
+      </w:pPr>
+      <w:rPr>
+        <w:rFonts w:ascii="Courier New" w:hAnsi="Courier New" w:hint="default"/>
+        <w:sz w:val="20"/>
+      </w:rPr>
+    </w:lvl>
+    <w:lvl w:ilvl="2" w:tentative="1">
+      <w:start w:val="1"/>
+      <w:numFmt w:val="bullet"/>
+      <w:lvlText w:val=""/>
+      <w:lvlJc w:val="left"/>
+      <w:pPr>
+        <w:tabs>
+          <w:tab w:val="num" w:pos="2160"/>
+        </w:tabs>
+        <w:ind w:left="2160" w:hanging="360"/>
+      </w:pPr>
+      <w:rPr>
+        <w:rFonts w:ascii="Wingdings" w:hAnsi="Wingdings" w:hint="default"/>
+        <w:sz w:val="20"/>
+      </w:rPr>
+    </w:lvl>
+    <w:lvl w:ilvl="3" w:tentative="1">
+      <w:start w:val="1"/>
+      <w:numFmt w:val="bullet"/>
+      <w:lvlText w:val=""/>
+      <w:lvlJc w:val="left"/>
+      <w:pPr>
+        <w:tabs>
+          <w:tab w:val="num" w:pos="2880"/>
+        </w:tabs>
+        <w:ind w:left="2880" w:hanging="360"/>
+      </w:pPr>
+      <w:rPr>
+        <w:rFonts w:ascii="Wingdings" w:hAnsi="Wingdings" w:hint="default"/>
+        <w:sz w:val="20"/>
+      </w:rPr>
+    </w:lvl>
+    <w:lvl w:ilvl="4" w:tentative="1">
+      <w:start w:val="1"/>
+      <w:numFmt w:val="bullet"/>
+      <w:lvlText w:val=""/>
+      <w:lvlJc w:val="left"/>
+      <w:pPr>
+        <w:tabs>
+          <w:tab w:val="num" w:pos="3600"/>
+        </w:tabs>
+        <w:ind w:left="3600" w:hanging="360"/>
+      </w:pPr>
+      <w:rPr>
+        <w:rFonts w:ascii="Wingdings" w:hAnsi="Wingdings" w:hint="default"/>
+        <w:sz w:val="20"/>
+      </w:rPr>
+    </w:lvl>
+    <w:lvl w:ilvl="5" w:tentative="1">
+      <w:start w:val="1"/>
+      <w:numFmt w:val="bullet"/>
+      <w:lvlText w:val=""/>
+      <w:lvlJc w:val="left"/>
+      <w:pPr>
+        <w:tabs>
+          <w:tab w:val="num" w:pos="4320"/>
+        </w:tabs>
+        <w:ind w:left="4320" w:hanging="360"/>
+      </w:pPr>
+      <w:rPr>
+        <w:rFonts w:ascii="Wingdings" w:hAnsi="Wingdings" w:hint="default"/>
+        <w:sz w:val="20"/>
+      </w:rPr>
+    </w:lvl>
+    <w:lvl w:ilvl="6" w:tentative="1">
+      <w:start w:val="1"/>
+      <w:numFmt w:val="bullet"/>
+      <w:lvlText w:val=""/>
+      <w:lvlJc w:val="left"/>
+      <w:pPr>
+        <w:tabs>
+          <w:tab w:val="num" w:pos="5040"/>
+        </w:tabs>
+        <w:ind w:left="5040" w:hanging="360"/>
+      </w:pPr>
+      <w:rPr>
+        <w:rFonts w:ascii="Wingdings" w:hAnsi="Wingdings" w:hint="default"/>
+        <w:sz w:val="20"/>
+      </w:rPr>
+    </w:lvl>
+    <w:lvl w:ilvl="7" w:tentative="1">
+      <w:start w:val="1"/>
+      <w:numFmt w:val="bullet"/>
+      <w:lvlText w:val=""/>
+      <w:lvlJc w:val="left"/>
+      <w:pPr>
+        <w:tabs>
+          <w:tab w:val="num" w:pos="5760"/>
+        </w:tabs>
+        <w:ind w:left="5760" w:hanging="360"/>
+      </w:pPr>
+      <w:rPr>
+        <w:rFonts w:ascii="Wingdings" w:hAnsi="Wingdings" w:hint="default"/>
+        <w:sz w:val="20"/>
+      </w:rPr>
+    </w:lvl>
+    <w:lvl w:ilvl="8" w:tentative="1">
+      <w:start w:val="1"/>
+      <w:numFmt w:val="bullet"/>
+      <w:lvlText w:val=""/>
+      <w:lvlJc w:val="left"/>
+      <w:pPr>
+        <w:tabs>
+          <w:tab w:val="num" w:pos="6480"/>
+        </w:tabs>
+        <w:ind w:left="6480" w:hanging="360"/>
+      </w:pPr>
+      <w:rPr>
+        <w:rFonts w:ascii="Wingdings" w:hAnsi="Wingdings" w:hint="default"/>
+        <w:sz w:val="20"/>
+      </w:rPr>
+    </w:lvl>
+  </w:abstractNum>
+  <w:abstractNum w:abstractNumId="8" w15:restartNumberingAfterBreak="0">
+    <w:nsid w:val="652048AA"/>
+    <w:multiLevelType w:val="multilevel"/>
+    <w:tmpl w:val="D4D21A42"/>
+    <w:lvl w:ilvl="0">
+      <w:start w:val="1"/>
+      <w:numFmt w:val="bullet"/>
+      <w:lvlText w:val=""/>
+      <w:lvlJc w:val="left"/>
+      <w:pPr>
+        <w:tabs>
+          <w:tab w:val="num" w:pos="720"/>
+        </w:tabs>
+        <w:ind w:left="720" w:hanging="360"/>
+      </w:pPr>
+      <w:rPr>
+        <w:rFonts w:ascii="Symbol" w:hAnsi="Symbol" w:hint="default"/>
+        <w:sz w:val="20"/>
+      </w:rPr>
+    </w:lvl>
+    <w:lvl w:ilvl="1" w:tentative="1">
+      <w:start w:val="1"/>
+      <w:numFmt w:val="bullet"/>
+      <w:lvlText w:val="o"/>
+      <w:lvlJc w:val="left"/>
+      <w:pPr>
+        <w:tabs>
+          <w:tab w:val="num" w:pos="1440"/>
+        </w:tabs>
+        <w:ind w:left="1440" w:hanging="360"/>
+      </w:pPr>
+      <w:rPr>
+        <w:rFonts w:ascii="Courier New" w:hAnsi="Courier New" w:hint="default"/>
+        <w:sz w:val="20"/>
+      </w:rPr>
+    </w:lvl>
+    <w:lvl w:ilvl="2" w:tentative="1">
+      <w:start w:val="1"/>
+      <w:numFmt w:val="bullet"/>
+      <w:lvlText w:val=""/>
+      <w:lvlJc w:val="left"/>
+      <w:pPr>
+        <w:tabs>
+          <w:tab w:val="num" w:pos="2160"/>
+        </w:tabs>
+        <w:ind w:left="2160" w:hanging="360"/>
+      </w:pPr>
+      <w:rPr>
+        <w:rFonts w:ascii="Wingdings" w:hAnsi="Wingdings" w:hint="default"/>
+        <w:sz w:val="20"/>
+      </w:rPr>
+    </w:lvl>
+    <w:lvl w:ilvl="3" w:tentative="1">
+      <w:start w:val="1"/>
+      <w:numFmt w:val="bullet"/>
+      <w:lvlText w:val=""/>
+      <w:lvlJc w:val="left"/>
+      <w:pPr>
+        <w:tabs>
+          <w:tab w:val="num" w:pos="2880"/>
+        </w:tabs>
+        <w:ind w:left="2880" w:hanging="360"/>
+      </w:pPr>
+      <w:rPr>
+        <w:rFonts w:ascii="Wingdings" w:hAnsi="Wingdings" w:hint="default"/>
+        <w:sz w:val="20"/>
+      </w:rPr>
+    </w:lvl>
+    <w:lvl w:ilvl="4" w:tentative="1">
+      <w:start w:val="1"/>
+      <w:numFmt w:val="bullet"/>
+      <w:lvlText w:val=""/>
+      <w:lvlJc w:val="left"/>
+      <w:pPr>
+        <w:tabs>
+          <w:tab w:val="num" w:pos="3600"/>
+        </w:tabs>
+        <w:ind w:left="3600" w:hanging="360"/>
+      </w:pPr>
+      <w:rPr>
+        <w:rFonts w:ascii="Wingdings" w:hAnsi="Wingdings" w:hint="default"/>
+        <w:sz w:val="20"/>
+      </w:rPr>
+    </w:lvl>
+    <w:lvl w:ilvl="5" w:tentative="1">
+      <w:start w:val="1"/>
+      <w:numFmt w:val="bullet"/>
+      <w:lvlText w:val=""/>
+      <w:lvlJc w:val="left"/>
+      <w:pPr>
+        <w:tabs>
+          <w:tab w:val="num" w:pos="4320"/>
+        </w:tabs>
+        <w:ind w:left="4320" w:hanging="360"/>
+      </w:pPr>
+      <w:rPr>
+        <w:rFonts w:ascii="Wingdings" w:hAnsi="Wingdings" w:hint="default"/>
+        <w:sz w:val="20"/>
+      </w:rPr>
+    </w:lvl>
+    <w:lvl w:ilvl="6" w:tentative="1">
+      <w:start w:val="1"/>
+      <w:numFmt w:val="bullet"/>
+      <w:lvlText w:val=""/>
+      <w:lvlJc w:val="left"/>
+      <w:pPr>
+        <w:tabs>
+          <w:tab w:val="num" w:pos="5040"/>
+        </w:tabs>
+        <w:ind w:left="5040" w:hanging="360"/>
+      </w:pPr>
+      <w:rPr>
+        <w:rFonts w:ascii="Wingdings" w:hAnsi="Wingdings" w:hint="default"/>
+        <w:sz w:val="20"/>
+      </w:rPr>
+    </w:lvl>
+    <w:lvl w:ilvl="7" w:tentative="1">
+      <w:start w:val="1"/>
+      <w:numFmt w:val="bullet"/>
+      <w:lvlText w:val=""/>
+      <w:lvlJc w:val="left"/>
+      <w:pPr>
+        <w:tabs>
+          <w:tab w:val="num" w:pos="5760"/>
+        </w:tabs>
+        <w:ind w:left="5760" w:hanging="360"/>
+      </w:pPr>
+      <w:rPr>
+        <w:rFonts w:ascii="Wingdings" w:hAnsi="Wingdings" w:hint="default"/>
+        <w:sz w:val="20"/>
+      </w:rPr>
+    </w:lvl>
+    <w:lvl w:ilvl="8" w:tentative="1">
+      <w:start w:val="1"/>
+      <w:numFmt w:val="bullet"/>
+      <w:lvlText w:val=""/>
+      <w:lvlJc w:val="left"/>
+      <w:pPr>
+        <w:tabs>
+          <w:tab w:val="num" w:pos="6480"/>
+        </w:tabs>
+        <w:ind w:left="6480" w:hanging="360"/>
+      </w:pPr>
+      <w:rPr>
+        <w:rFonts w:ascii="Wingdings" w:hAnsi="Wingdings" w:hint="default"/>
+        <w:sz w:val="20"/>
+      </w:rPr>
+    </w:lvl>
+  </w:abstractNum>
+  <w:abstractNum w:abstractNumId="9" w15:restartNumberingAfterBreak="0">
+    <w:nsid w:val="678F2CBA"/>
+    <w:multiLevelType w:val="hybridMultilevel"/>
+    <w:tmpl w:val="1C3C9D4A"/>
+    <w:lvl w:ilvl="0" w:tplc="340A000F">
+      <w:start w:val="1"/>
+      <w:numFmt w:val="decimal"/>
+      <w:lvlText w:val="%1."/>
+      <w:lvlJc w:val="left"/>
+      <w:pPr>
+        <w:ind w:left="720" w:hanging="360"/>
+      </w:pPr>
+      <w:rPr>
+        <w:rFonts w:hint="default"/>
+      </w:rPr>
+    </w:lvl>
+    <w:lvl w:ilvl="1" w:tplc="340A0019" w:tentative="1">
+      <w:start w:val="1"/>
+      <w:numFmt w:val="lowerLetter"/>
+      <w:lvlText w:val="%2."/>
+      <w:lvlJc w:val="left"/>
+      <w:pPr>
+        <w:ind w:left="1440" w:hanging="360"/>
+      </w:pPr>
+    </w:lvl>
+    <w:lvl w:ilvl="2" w:tplc="340A001B" w:tentative="1">
+      <w:start w:val="1"/>
+      <w:numFmt w:val="lowerRoman"/>
+      <w:lvlText w:val="%3."/>
+      <w:lvlJc w:val="right"/>
+      <w:pPr>
+        <w:ind w:left="2160" w:hanging="180"/>
+      </w:pPr>
+    </w:lvl>
+    <w:lvl w:ilvl="3" w:tplc="340A000F" w:tentative="1">
+      <w:start w:val="1"/>
+      <w:numFmt w:val="decimal"/>
+      <w:lvlText w:val="%4."/>
+      <w:lvlJc w:val="left"/>
+      <w:pPr>
+        <w:ind w:left="2880" w:hanging="360"/>
+      </w:pPr>
+    </w:lvl>
+    <w:lvl w:ilvl="4" w:tplc="340A0019" w:tentative="1">
+      <w:start w:val="1"/>
+      <w:numFmt w:val="lowerLetter"/>
+      <w:lvlText w:val="%5."/>
+      <w:lvlJc w:val="left"/>
+      <w:pPr>
+        <w:ind w:left="3600" w:hanging="360"/>
+      </w:pPr>
+    </w:lvl>
+    <w:lvl w:ilvl="5" w:tplc="340A001B" w:tentative="1">
+      <w:start w:val="1"/>
+      <w:numFmt w:val="lowerRoman"/>
+      <w:lvlText w:val="%6."/>
+      <w:lvlJc w:val="right"/>
+      <w:pPr>
+        <w:ind w:left="4320" w:hanging="180"/>
+      </w:pPr>
+    </w:lvl>
+    <w:lvl w:ilvl="6" w:tplc="340A000F" w:tentative="1">
+      <w:start w:val="1"/>
+      <w:numFmt w:val="decimal"/>
+      <w:lvlText w:val="%7."/>
+      <w:lvlJc w:val="left"/>
+      <w:pPr>
+        <w:ind w:left="5040" w:hanging="360"/>
+      </w:pPr>
+    </w:lvl>
+    <w:lvl w:ilvl="7" w:tplc="340A0019" w:tentative="1">
+      <w:start w:val="1"/>
+      <w:numFmt w:val="lowerLetter"/>
+      <w:lvlText w:val="%8."/>
+      <w:lvlJc w:val="left"/>
+      <w:pPr>
+        <w:ind w:left="5760" w:hanging="360"/>
+      </w:pPr>
+    </w:lvl>
+    <w:lvl w:ilvl="8" w:tplc="340A001B" w:tentative="1">
+      <w:start w:val="1"/>
+      <w:numFmt w:val="lowerRoman"/>
+      <w:lvlText w:val="%9."/>
+      <w:lvlJc w:val="right"/>
+      <w:pPr>
+        <w:ind w:left="6480" w:hanging="180"/>
+      </w:pPr>
+    </w:lvl>
+  </w:abstractNum>
+  <w:abstractNum w:abstractNumId="10" w15:restartNumberingAfterBreak="0">
+    <w:nsid w:val="6CD57B01"/>
+    <w:multiLevelType w:val="multilevel"/>
+    <w:tmpl w:val="4BFC67A0"/>
+    <w:lvl w:ilvl="0">
+      <w:start w:val="1"/>
+      <w:numFmt w:val="decimal"/>
+      <w:lvlText w:val="%1."/>
+      <w:lvlJc w:val="left"/>
+      <w:pPr>
+        <w:tabs>
+          <w:tab w:val="num" w:pos="720"/>
+        </w:tabs>
+        <w:ind w:left="720" w:hanging="360"/>
+      </w:pPr>
+    </w:lvl>
+    <w:lvl w:ilvl="1" w:tentative="1">
+      <w:start w:val="1"/>
+      <w:numFmt w:val="decimal"/>
+      <w:lvlText w:val="%2."/>
+      <w:lvlJc w:val="left"/>
+      <w:pPr>
+        <w:tabs>
+          <w:tab w:val="num" w:pos="1440"/>
+        </w:tabs>
+        <w:ind w:left="1440" w:hanging="360"/>
+      </w:pPr>
+    </w:lvl>
+    <w:lvl w:ilvl="2" w:tentative="1">
+      <w:start w:val="1"/>
+      <w:numFmt w:val="decimal"/>
+      <w:lvlText w:val="%3."/>
+      <w:lvlJc w:val="left"/>
+      <w:pPr>
+        <w:tabs>
+          <w:tab w:val="num" w:pos="2160"/>
+        </w:tabs>
+        <w:ind w:left="2160" w:hanging="360"/>
+      </w:pPr>
+    </w:lvl>
+    <w:lvl w:ilvl="3" w:tentative="1">
+      <w:start w:val="1"/>
+      <w:numFmt w:val="decimal"/>
+      <w:lvlText w:val="%4."/>
+      <w:lvlJc w:val="left"/>
+      <w:pPr>
+        <w:tabs>
+          <w:tab w:val="num" w:pos="2880"/>
+        </w:tabs>
+        <w:ind w:left="2880" w:hanging="360"/>
+      </w:pPr>
+    </w:lvl>
+    <w:lvl w:ilvl="4" w:tentative="1">
+      <w:start w:val="1"/>
+      <w:numFmt w:val="decimal"/>
+      <w:lvlText w:val="%5."/>
+      <w:lvlJc w:val="left"/>
+      <w:pPr>
+        <w:tabs>
+          <w:tab w:val="num" w:pos="3600"/>
+        </w:tabs>
+        <w:ind w:left="3600" w:hanging="360"/>
+      </w:pPr>
+    </w:lvl>
+    <w:lvl w:ilvl="5" w:tentative="1">
+      <w:start w:val="1"/>
+      <w:numFmt w:val="decimal"/>
+      <w:lvlText w:val="%6."/>
+      <w:lvlJc w:val="left"/>
+      <w:pPr>
+        <w:tabs>
+          <w:tab w:val="num" w:pos="4320"/>
+        </w:tabs>
+        <w:ind w:left="4320" w:hanging="360"/>
+      </w:pPr>
+    </w:lvl>
+    <w:lvl w:ilvl="6" w:tentative="1">
+      <w:start w:val="1"/>
+      <w:numFmt w:val="decimal"/>
+      <w:lvlText w:val="%7."/>
+      <w:lvlJc w:val="left"/>
+      <w:pPr>
+        <w:tabs>
+          <w:tab w:val="num" w:pos="5040"/>
+        </w:tabs>
+        <w:ind w:left="5040" w:hanging="360"/>
+      </w:pPr>
+    </w:lvl>
+    <w:lvl w:ilvl="7" w:tentative="1">
+      <w:start w:val="1"/>
+      <w:numFmt w:val="decimal"/>
+      <w:lvlText w:val="%8."/>
+      <w:lvlJc w:val="left"/>
+      <w:pPr>
+        <w:tabs>
+          <w:tab w:val="num" w:pos="5760"/>
+        </w:tabs>
+        <w:ind w:left="5760" w:hanging="360"/>
+      </w:pPr>
+    </w:lvl>
+    <w:lvl w:ilvl="8" w:tentative="1">
+      <w:start w:val="1"/>
+      <w:numFmt w:val="decimal"/>
+      <w:lvlText w:val="%9."/>
+      <w:lvlJc w:val="left"/>
+      <w:pPr>
+        <w:tabs>
+          <w:tab w:val="num" w:pos="6480"/>
+        </w:tabs>
+        <w:ind w:left="6480" w:hanging="360"/>
+      </w:pPr>
+    </w:lvl>
+  </w:abstractNum>
+  <w:abstractNum w:abstractNumId="11" w15:restartNumberingAfterBreak="0">
     <w:nsid w:val="707921DB"/>
     <w:multiLevelType w:val="hybridMultilevel"/>
     <w:tmpl w:val="94608ADC"/>
@@ -5844,15 +9633,39 @@
     </w:lvl>
   </w:abstractNum>
   <w:num w:numId="1" w16cid:durableId="1550147440">
+    <w:abstractNumId w:val="2"/>
+  </w:num>
+  <w:num w:numId="2" w16cid:durableId="418252928">
+    <w:abstractNumId w:val="5"/>
+  </w:num>
+  <w:num w:numId="3" w16cid:durableId="1015575208">
+    <w:abstractNumId w:val="11"/>
+  </w:num>
+  <w:num w:numId="4" w16cid:durableId="2000500593">
+    <w:abstractNumId w:val="3"/>
+  </w:num>
+  <w:num w:numId="5" w16cid:durableId="2141612344">
+    <w:abstractNumId w:val="10"/>
+  </w:num>
+  <w:num w:numId="6" w16cid:durableId="470758680">
+    <w:abstractNumId w:val="9"/>
+  </w:num>
+  <w:num w:numId="7" w16cid:durableId="835808136">
+    <w:abstractNumId w:val="7"/>
+  </w:num>
+  <w:num w:numId="8" w16cid:durableId="219638884">
     <w:abstractNumId w:val="0"/>
   </w:num>
-  <w:num w:numId="2" w16cid:durableId="418252928">
-    <w:abstractNumId w:val="2"/>
+  <w:num w:numId="9" w16cid:durableId="636564921">
+    <w:abstractNumId w:val="4"/>
   </w:num>
-  <w:num w:numId="3" w16cid:durableId="1015575208">
-    <w:abstractNumId w:val="3"/>
+  <w:num w:numId="10" w16cid:durableId="1259951033">
+    <w:abstractNumId w:val="8"/>
   </w:num>
-  <w:num w:numId="4" w16cid:durableId="2000500593">
+  <w:num w:numId="11" w16cid:durableId="432481419">
+    <w:abstractNumId w:val="6"/>
+  </w:num>
+  <w:num w:numId="12" w16cid:durableId="950086783">
     <w:abstractNumId w:val="1"/>
   </w:num>
 </w:numbering>
@@ -6980,6 +10793,206 @@
     <w:uiPriority w:val="99"/>
     <w:rsid w:val="002E74B6"/>
   </w:style>
+  <w:style w:type="table" w:styleId="Tablaconcuadrcula4-nfasis4">
+    <w:name w:val="Grid Table 4 Accent 4"/>
+    <w:basedOn w:val="Tablanormal"/>
+    <w:uiPriority w:val="49"/>
+    <w:rsid w:val="00D462A7"/>
+    <w:pPr>
+      <w:spacing w:after="0" w:line="240" w:lineRule="auto"/>
+    </w:pPr>
+    <w:tblPr>
+      <w:tblStyleRowBandSize w:val="1"/>
+      <w:tblStyleColBandSize w:val="1"/>
+      <w:tblBorders>
+        <w:top w:val="single" w:sz="4" w:space="0" w:color="60CAF3" w:themeColor="accent4" w:themeTint="99"/>
+        <w:left w:val="single" w:sz="4" w:space="0" w:color="60CAF3" w:themeColor="accent4" w:themeTint="99"/>
+        <w:bottom w:val="single" w:sz="4" w:space="0" w:color="60CAF3" w:themeColor="accent4" w:themeTint="99"/>
+        <w:right w:val="single" w:sz="4" w:space="0" w:color="60CAF3" w:themeColor="accent4" w:themeTint="99"/>
+        <w:insideH w:val="single" w:sz="4" w:space="0" w:color="60CAF3" w:themeColor="accent4" w:themeTint="99"/>
+        <w:insideV w:val="single" w:sz="4" w:space="0" w:color="60CAF3" w:themeColor="accent4" w:themeTint="99"/>
+      </w:tblBorders>
+    </w:tblPr>
+    <w:tblStylePr w:type="firstRow">
+      <w:rPr>
+        <w:b/>
+        <w:bCs/>
+        <w:color w:val="FFFFFF" w:themeColor="background1"/>
+      </w:rPr>
+      <w:tblPr/>
+      <w:tcPr>
+        <w:tcBorders>
+          <w:top w:val="single" w:sz="4" w:space="0" w:color="0F9ED5" w:themeColor="accent4"/>
+          <w:left w:val="single" w:sz="4" w:space="0" w:color="0F9ED5" w:themeColor="accent4"/>
+          <w:bottom w:val="single" w:sz="4" w:space="0" w:color="0F9ED5" w:themeColor="accent4"/>
+          <w:right w:val="single" w:sz="4" w:space="0" w:color="0F9ED5" w:themeColor="accent4"/>
+          <w:insideH w:val="nil"/>
+          <w:insideV w:val="nil"/>
+        </w:tcBorders>
+        <w:shd w:val="clear" w:color="auto" w:fill="0F9ED5" w:themeFill="accent4"/>
+      </w:tcPr>
+    </w:tblStylePr>
+    <w:tblStylePr w:type="lastRow">
+      <w:rPr>
+        <w:b/>
+        <w:bCs/>
+      </w:rPr>
+      <w:tblPr/>
+      <w:tcPr>
+        <w:tcBorders>
+          <w:top w:val="double" w:sz="4" w:space="0" w:color="0F9ED5" w:themeColor="accent4"/>
+        </w:tcBorders>
+      </w:tcPr>
+    </w:tblStylePr>
+    <w:tblStylePr w:type="firstCol">
+      <w:rPr>
+        <w:b/>
+        <w:bCs/>
+      </w:rPr>
+    </w:tblStylePr>
+    <w:tblStylePr w:type="lastCol">
+      <w:rPr>
+        <w:b/>
+        <w:bCs/>
+      </w:rPr>
+    </w:tblStylePr>
+    <w:tblStylePr w:type="band1Vert">
+      <w:tblPr/>
+      <w:tcPr>
+        <w:shd w:val="clear" w:color="auto" w:fill="CAEDFB" w:themeFill="accent4" w:themeFillTint="33"/>
+      </w:tcPr>
+    </w:tblStylePr>
+    <w:tblStylePr w:type="band1Horz">
+      <w:tblPr/>
+      <w:tcPr>
+        <w:shd w:val="clear" w:color="auto" w:fill="CAEDFB" w:themeFill="accent4" w:themeFillTint="33"/>
+      </w:tcPr>
+    </w:tblStylePr>
+  </w:style>
+  <w:style w:type="table" w:styleId="Tabladelista3-nfasis4">
+    <w:name w:val="List Table 3 Accent 4"/>
+    <w:basedOn w:val="Tablanormal"/>
+    <w:uiPriority w:val="48"/>
+    <w:rsid w:val="00D129AF"/>
+    <w:pPr>
+      <w:spacing w:after="0" w:line="240" w:lineRule="auto"/>
+    </w:pPr>
+    <w:tblPr>
+      <w:tblStyleRowBandSize w:val="1"/>
+      <w:tblStyleColBandSize w:val="1"/>
+      <w:tblBorders>
+        <w:top w:val="single" w:sz="4" w:space="0" w:color="0F9ED5" w:themeColor="accent4"/>
+        <w:left w:val="single" w:sz="4" w:space="0" w:color="0F9ED5" w:themeColor="accent4"/>
+        <w:bottom w:val="single" w:sz="4" w:space="0" w:color="0F9ED5" w:themeColor="accent4"/>
+        <w:right w:val="single" w:sz="4" w:space="0" w:color="0F9ED5" w:themeColor="accent4"/>
+      </w:tblBorders>
+    </w:tblPr>
+    <w:tblStylePr w:type="firstRow">
+      <w:rPr>
+        <w:b/>
+        <w:bCs/>
+        <w:color w:val="FFFFFF" w:themeColor="background1"/>
+      </w:rPr>
+      <w:tblPr/>
+      <w:tcPr>
+        <w:shd w:val="clear" w:color="auto" w:fill="0F9ED5" w:themeFill="accent4"/>
+      </w:tcPr>
+    </w:tblStylePr>
+    <w:tblStylePr w:type="lastRow">
+      <w:rPr>
+        <w:b/>
+        <w:bCs/>
+      </w:rPr>
+      <w:tblPr/>
+      <w:tcPr>
+        <w:tcBorders>
+          <w:top w:val="double" w:sz="4" w:space="0" w:color="0F9ED5" w:themeColor="accent4"/>
+        </w:tcBorders>
+        <w:shd w:val="clear" w:color="auto" w:fill="FFFFFF" w:themeFill="background1"/>
+      </w:tcPr>
+    </w:tblStylePr>
+    <w:tblStylePr w:type="firstCol">
+      <w:rPr>
+        <w:b/>
+        <w:bCs/>
+      </w:rPr>
+      <w:tblPr/>
+      <w:tcPr>
+        <w:tcBorders>
+          <w:right w:val="nil"/>
+        </w:tcBorders>
+        <w:shd w:val="clear" w:color="auto" w:fill="FFFFFF" w:themeFill="background1"/>
+      </w:tcPr>
+    </w:tblStylePr>
+    <w:tblStylePr w:type="lastCol">
+      <w:rPr>
+        <w:b/>
+        <w:bCs/>
+      </w:rPr>
+      <w:tblPr/>
+      <w:tcPr>
+        <w:tcBorders>
+          <w:left w:val="nil"/>
+        </w:tcBorders>
+        <w:shd w:val="clear" w:color="auto" w:fill="FFFFFF" w:themeFill="background1"/>
+      </w:tcPr>
+    </w:tblStylePr>
+    <w:tblStylePr w:type="band1Vert">
+      <w:tblPr/>
+      <w:tcPr>
+        <w:tcBorders>
+          <w:left w:val="single" w:sz="4" w:space="0" w:color="0F9ED5" w:themeColor="accent4"/>
+          <w:right w:val="single" w:sz="4" w:space="0" w:color="0F9ED5" w:themeColor="accent4"/>
+        </w:tcBorders>
+      </w:tcPr>
+    </w:tblStylePr>
+    <w:tblStylePr w:type="band1Horz">
+      <w:tblPr/>
+      <w:tcPr>
+        <w:tcBorders>
+          <w:top w:val="single" w:sz="4" w:space="0" w:color="0F9ED5" w:themeColor="accent4"/>
+          <w:bottom w:val="single" w:sz="4" w:space="0" w:color="0F9ED5" w:themeColor="accent4"/>
+          <w:insideH w:val="nil"/>
+        </w:tcBorders>
+      </w:tcPr>
+    </w:tblStylePr>
+    <w:tblStylePr w:type="neCell">
+      <w:tblPr/>
+      <w:tcPr>
+        <w:tcBorders>
+          <w:left w:val="nil"/>
+          <w:bottom w:val="nil"/>
+        </w:tcBorders>
+      </w:tcPr>
+    </w:tblStylePr>
+    <w:tblStylePr w:type="nwCell">
+      <w:tblPr/>
+      <w:tcPr>
+        <w:tcBorders>
+          <w:bottom w:val="nil"/>
+          <w:right w:val="nil"/>
+        </w:tcBorders>
+      </w:tcPr>
+    </w:tblStylePr>
+    <w:tblStylePr w:type="seCell">
+      <w:tblPr/>
+      <w:tcPr>
+        <w:tcBorders>
+          <w:top w:val="double" w:sz="4" w:space="0" w:color="0F9ED5" w:themeColor="accent4"/>
+          <w:left w:val="nil"/>
+        </w:tcBorders>
+      </w:tcPr>
+    </w:tblStylePr>
+    <w:tblStylePr w:type="swCell">
+      <w:tblPr/>
+      <w:tcPr>
+        <w:tcBorders>
+          <w:top w:val="double" w:sz="4" w:space="0" w:color="0F9ED5" w:themeColor="accent4"/>
+          <w:right w:val="nil"/>
+        </w:tcBorders>
+      </w:tcPr>
+    </w:tblStylePr>
+  </w:style>
 </w:styles>
 </file>
 

--- a/AI-Engineer Core Track.docx
+++ b/AI-Engineer Core Track.docx
@@ -9353,17 +9353,7 @@
           <w:szCs w:val="24"/>
           <w:highlight w:val="yellow"/>
         </w:rPr>
-        <w:t xml:space="preserve"> – consultar: </w:t>
-      </w:r>
-      <w:r>
-        <w:rPr>
-          <w:rFonts w:ascii="Arial" w:hAnsi="Arial" w:cs="Arial"/>
-          <w:b/>
-          <w:bCs/>
-          <w:sz w:val="24"/>
-          <w:szCs w:val="24"/>
-        </w:rPr>
-        <w:t>https://aistudio.google.com/</w:t>
+        <w:t xml:space="preserve"> – consultar: https://aistudio.google.com/</w:t>
       </w:r>
     </w:p>
     <w:p>
@@ -14946,7 +14936,7 @@
           <w:highlight w:val="yellow"/>
         </w:rPr>
         <w:lastRenderedPageBreak/>
-        <w:t>1.4.</w:t>
+        <w:t xml:space="preserve">1.4.4 </w:t>
       </w:r>
       <w:r>
         <w:rPr>
@@ -14957,7 +14947,7 @@
           <w:szCs w:val="24"/>
           <w:highlight w:val="yellow"/>
         </w:rPr>
-        <w:t xml:space="preserve">4 </w:t>
+        <w:t>Usando Ollama con llama3.2 (alter</w:t>
       </w:r>
       <w:r>
         <w:rPr>
@@ -14968,8 +14958,9 @@
           <w:szCs w:val="24"/>
           <w:highlight w:val="yellow"/>
         </w:rPr>
-        <w:t>Usando Ollama con llama3.2 (alter</w:t>
-      </w:r>
+        <w:t xml:space="preserve">nativa local a </w:t>
+      </w:r>
+      <w:proofErr w:type="spellStart"/>
       <w:r>
         <w:rPr>
           <w:rFonts w:cs="Arial"/>
@@ -14979,9 +14970,9 @@
           <w:szCs w:val="24"/>
           <w:highlight w:val="yellow"/>
         </w:rPr>
-        <w:t xml:space="preserve">nativa local a </w:t>
-      </w:r>
-      <w:proofErr w:type="spellStart"/>
+        <w:t>OpenAI</w:t>
+      </w:r>
+      <w:proofErr w:type="spellEnd"/>
       <w:r>
         <w:rPr>
           <w:rFonts w:cs="Arial"/>
@@ -14991,18 +14982,6 @@
           <w:szCs w:val="24"/>
           <w:highlight w:val="yellow"/>
         </w:rPr>
-        <w:t>OpenAI</w:t>
-      </w:r>
-      <w:proofErr w:type="spellEnd"/>
-      <w:r>
-        <w:rPr>
-          <w:rFonts w:cs="Arial"/>
-          <w:b/>
-          <w:bCs/>
-          <w:sz w:val="24"/>
-          <w:szCs w:val="24"/>
-          <w:highlight w:val="yellow"/>
-        </w:rPr>
         <w:t>)</w:t>
       </w:r>
     </w:p>
@@ -15026,22 +15005,14 @@
           <w:sz w:val="24"/>
           <w:highlight w:val="yellow"/>
         </w:rPr>
-        <w:t xml:space="preserve">1.4.4.1 </w:t>
-      </w:r>
-      <w:r>
-        <w:rPr>
-          <w:b/>
-          <w:bCs/>
-          <w:i w:val="0"/>
-          <w:iCs w:val="0"/>
-          <w:sz w:val="24"/>
-          <w:highlight w:val="yellow"/>
-        </w:rPr>
-        <w:t>Modelos de Ollama probados en el curso</w:t>
-      </w:r>
-    </w:p>
-    <w:p>
-      <w:r>
+        <w:t>1.4.4.1 Modelos de Ollama probados en el curso</w:t>
+      </w:r>
+    </w:p>
+    <w:p>
+      <w:r>
+        <w:rPr>
+          <w:noProof/>
+        </w:rPr>
         <w:drawing>
           <wp:inline distT="0" distB="0" distL="0" distR="0" wp14:anchorId="066E7A78" wp14:editId="0287BE89">
             <wp:extent cx="5082540" cy="2241774"/>
@@ -15263,7 +15234,15 @@
             </w:r>
             <w:proofErr w:type="spellEnd"/>
             <w:r>
-              <w:t xml:space="preserve"> pull gemma3:270m</w:t>
+              <w:t xml:space="preserve"> </w:t>
+            </w:r>
+            <w:proofErr w:type="spellStart"/>
+            <w:r>
+              <w:t>pull</w:t>
+            </w:r>
+            <w:proofErr w:type="spellEnd"/>
+            <w:r>
+              <w:t xml:space="preserve"> gemma3:270m</w:t>
             </w:r>
           </w:p>
         </w:tc>
@@ -15327,7 +15306,15 @@
             </w:r>
             <w:proofErr w:type="spellEnd"/>
             <w:r>
-              <w:t xml:space="preserve"> pull phi3</w:t>
+              <w:t xml:space="preserve"> </w:t>
+            </w:r>
+            <w:proofErr w:type="spellStart"/>
+            <w:r>
+              <w:t>pull</w:t>
+            </w:r>
+            <w:proofErr w:type="spellEnd"/>
+            <w:r>
+              <w:t xml:space="preserve"> phi3</w:t>
             </w:r>
           </w:p>
         </w:tc>
@@ -15615,8 +15602,9 @@
           <w:highlight w:val="yellow"/>
         </w:rPr>
         <w:lastRenderedPageBreak/>
-        <w:t>1.4.4.</w:t>
-      </w:r>
+        <w:t xml:space="preserve">1.4.4.2 ¿Por qué se usa la clase </w:t>
+      </w:r>
+      <w:proofErr w:type="spellStart"/>
       <w:r>
         <w:rPr>
           <w:b/>
@@ -15626,8 +15614,9 @@
           <w:sz w:val="24"/>
           <w:highlight w:val="yellow"/>
         </w:rPr>
-        <w:t xml:space="preserve">2 </w:t>
-      </w:r>
+        <w:t>OpenAI</w:t>
+      </w:r>
+      <w:proofErr w:type="spellEnd"/>
       <w:r>
         <w:rPr>
           <w:b/>
@@ -15637,9 +15626,8 @@
           <w:sz w:val="24"/>
           <w:highlight w:val="yellow"/>
         </w:rPr>
-        <w:t xml:space="preserve">¿Por qué se usa la clase </w:t>
-      </w:r>
-      <w:proofErr w:type="spellStart"/>
+        <w:t xml:space="preserve"> para hablar con Ollama?</w:t>
+      </w:r>
       <w:r>
         <w:rPr>
           <w:b/>
@@ -15649,9 +15637,9 @@
           <w:sz w:val="24"/>
           <w:highlight w:val="yellow"/>
         </w:rPr>
-        <w:t>OpenAI</w:t>
-      </w:r>
-      <w:proofErr w:type="spellEnd"/>
+        <w:t xml:space="preserve"> + ¿Por qué el curso usa la vía "</w:t>
+      </w:r>
+      <w:proofErr w:type="spellStart"/>
       <w:r>
         <w:rPr>
           <w:b/>
@@ -15661,8 +15649,9 @@
           <w:sz w:val="24"/>
           <w:highlight w:val="yellow"/>
         </w:rPr>
-        <w:t xml:space="preserve"> para hablar con Ollama?</w:t>
-      </w:r>
+        <w:t>OpenAI</w:t>
+      </w:r>
+      <w:proofErr w:type="spellEnd"/>
       <w:r>
         <w:rPr>
           <w:b/>
@@ -15672,8 +15661,10 @@
           <w:sz w:val="24"/>
           <w:highlight w:val="yellow"/>
         </w:rPr>
-        <w:t xml:space="preserve"> + </w:t>
-      </w:r>
+        <w:t xml:space="preserve">" y no </w:t>
+      </w:r>
+      <w:proofErr w:type="spellStart"/>
+      <w:proofErr w:type="gramStart"/>
       <w:r>
         <w:rPr>
           <w:b/>
@@ -15683,9 +15674,10 @@
           <w:sz w:val="24"/>
           <w:highlight w:val="yellow"/>
         </w:rPr>
-        <w:t>¿Por qué el curso usa la vía "</w:t>
-      </w:r>
-      <w:proofErr w:type="spellStart"/>
+        <w:t>ollama.chat</w:t>
+      </w:r>
+      <w:proofErr w:type="spellEnd"/>
+      <w:proofErr w:type="gramEnd"/>
       <w:r>
         <w:rPr>
           <w:b/>
@@ -15695,44 +15687,6 @@
           <w:sz w:val="24"/>
           <w:highlight w:val="yellow"/>
         </w:rPr>
-        <w:t>OpenAI</w:t>
-      </w:r>
-      <w:proofErr w:type="spellEnd"/>
-      <w:r>
-        <w:rPr>
-          <w:b/>
-          <w:bCs/>
-          <w:i w:val="0"/>
-          <w:iCs w:val="0"/>
-          <w:sz w:val="24"/>
-          <w:highlight w:val="yellow"/>
-        </w:rPr>
-        <w:t xml:space="preserve">" y no </w:t>
-      </w:r>
-      <w:proofErr w:type="spellStart"/>
-      <w:proofErr w:type="gramStart"/>
-      <w:r>
-        <w:rPr>
-          <w:b/>
-          <w:bCs/>
-          <w:i w:val="0"/>
-          <w:iCs w:val="0"/>
-          <w:sz w:val="24"/>
-          <w:highlight w:val="yellow"/>
-        </w:rPr>
-        <w:t>ollama.chat</w:t>
-      </w:r>
-      <w:proofErr w:type="spellEnd"/>
-      <w:proofErr w:type="gramEnd"/>
-      <w:r>
-        <w:rPr>
-          <w:b/>
-          <w:bCs/>
-          <w:i w:val="0"/>
-          <w:iCs w:val="0"/>
-          <w:sz w:val="24"/>
-          <w:highlight w:val="yellow"/>
-        </w:rPr>
         <w:t>(...) directamente?</w:t>
       </w:r>
     </w:p>
@@ -16029,6 +15983,7 @@
         <w:rPr>
           <w:b/>
           <w:bCs/>
+          <w:noProof/>
           <w:sz w:val="24"/>
           <w:szCs w:val="28"/>
         </w:rPr>
@@ -16259,6 +16214,7 @@
       </w:pPr>
       <w:r>
         <w:rPr>
+          <w:noProof/>
           <w:sz w:val="24"/>
           <w:szCs w:val="28"/>
         </w:rPr>
@@ -16380,7 +16336,7 @@
           <w:highlight w:val="yellow"/>
         </w:rPr>
         <w:lastRenderedPageBreak/>
-        <w:t>1.4.4.</w:t>
+        <w:t xml:space="preserve">1.4.4.3 ¿Se podría hacer lo </w:t>
       </w:r>
       <w:r>
         <w:rPr>
@@ -16391,7 +16347,7 @@
           <w:sz w:val="24"/>
           <w:highlight w:val="yellow"/>
         </w:rPr>
-        <w:t xml:space="preserve">3 </w:t>
+        <w:t>mismo,</w:t>
       </w:r>
       <w:r>
         <w:rPr>
@@ -16402,8 +16358,10 @@
           <w:sz w:val="24"/>
           <w:highlight w:val="yellow"/>
         </w:rPr>
-        <w:t xml:space="preserve">¿Se podría hacer lo </w:t>
-      </w:r>
+        <w:t xml:space="preserve"> pero con el cliente de Gemini (</w:t>
+      </w:r>
+      <w:proofErr w:type="spellStart"/>
+      <w:proofErr w:type="gramStart"/>
       <w:r>
         <w:rPr>
           <w:b/>
@@ -16413,8 +16371,10 @@
           <w:sz w:val="24"/>
           <w:highlight w:val="yellow"/>
         </w:rPr>
-        <w:t>mismo,</w:t>
-      </w:r>
+        <w:t>genai.Client</w:t>
+      </w:r>
+      <w:proofErr w:type="spellEnd"/>
+      <w:proofErr w:type="gramEnd"/>
       <w:r>
         <w:rPr>
           <w:b/>
@@ -16424,10 +16384,8 @@
           <w:sz w:val="24"/>
           <w:highlight w:val="yellow"/>
         </w:rPr>
-        <w:t xml:space="preserve"> pero con el cliente de Gemini (</w:t>
-      </w:r>
-      <w:proofErr w:type="spellStart"/>
-      <w:proofErr w:type="gramStart"/>
+        <w:t>)?</w:t>
+      </w:r>
       <w:r>
         <w:rPr>
           <w:b/>
@@ -16437,10 +16395,8 @@
           <w:sz w:val="24"/>
           <w:highlight w:val="yellow"/>
         </w:rPr>
-        <w:t>genai.Client</w:t>
-      </w:r>
-      <w:proofErr w:type="spellEnd"/>
-      <w:proofErr w:type="gramEnd"/>
+        <w:t xml:space="preserve"> + Resumen</w:t>
+      </w:r>
       <w:r>
         <w:rPr>
           <w:b/>
@@ -16450,28 +16406,6 @@
           <w:sz w:val="24"/>
           <w:highlight w:val="yellow"/>
         </w:rPr>
-        <w:t>)?</w:t>
-      </w:r>
-      <w:r>
-        <w:rPr>
-          <w:b/>
-          <w:bCs/>
-          <w:i w:val="0"/>
-          <w:iCs w:val="0"/>
-          <w:sz w:val="24"/>
-          <w:highlight w:val="yellow"/>
-        </w:rPr>
-        <w:t xml:space="preserve"> + Resumen</w:t>
-      </w:r>
-      <w:r>
-        <w:rPr>
-          <w:b/>
-          <w:bCs/>
-          <w:i w:val="0"/>
-          <w:iCs w:val="0"/>
-          <w:sz w:val="24"/>
-          <w:highlight w:val="yellow"/>
-        </w:rPr>
         <w:t xml:space="preserve"> + idea clave + conectar el cliente a Ollama</w:t>
       </w:r>
     </w:p>
@@ -16634,6 +16568,9 @@
     </w:p>
     <w:p>
       <w:r>
+        <w:rPr>
+          <w:noProof/>
+        </w:rPr>
         <w:drawing>
           <wp:inline distT="0" distB="0" distL="0" distR="0" wp14:anchorId="03AD2013" wp14:editId="3918483B">
             <wp:extent cx="5513153" cy="2065020"/>
@@ -16701,6 +16638,9 @@
     </w:p>
     <w:p>
       <w:r>
+        <w:rPr>
+          <w:noProof/>
+        </w:rPr>
         <w:drawing>
           <wp:inline distT="0" distB="0" distL="0" distR="0" wp14:anchorId="5626E568" wp14:editId="3BB68F5E">
             <wp:extent cx="5532120" cy="1465334"/>
@@ -17059,6 +16999,9 @@
     </w:p>
     <w:p>
       <w:r>
+        <w:rPr>
+          <w:noProof/>
+        </w:rPr>
         <w:drawing>
           <wp:inline distT="0" distB="0" distL="0" distR="0" wp14:anchorId="7983B672" wp14:editId="3858192E">
             <wp:extent cx="4576453" cy="869950"/>
@@ -17227,7 +17170,7 @@
           <w:sz w:val="24"/>
           <w:highlight w:val="yellow"/>
         </w:rPr>
-        <w:t>1.4.4.</w:t>
+        <w:t>1.4.4.4 Primera llamada: solo mensaje de usuario</w:t>
       </w:r>
       <w:r>
         <w:rPr>
@@ -17238,8 +17181,9 @@
           <w:sz w:val="24"/>
           <w:highlight w:val="yellow"/>
         </w:rPr>
-        <w:t>4 Primera llamada: solo mensaje de usuario</w:t>
-      </w:r>
+        <w:t xml:space="preserve"> + Segunda llamada: con </w:t>
+      </w:r>
+      <w:proofErr w:type="spellStart"/>
       <w:r>
         <w:rPr>
           <w:b/>
@@ -17249,9 +17193,9 @@
           <w:sz w:val="24"/>
           <w:highlight w:val="yellow"/>
         </w:rPr>
-        <w:t xml:space="preserve"> + Segunda llamada: con </w:t>
-      </w:r>
-      <w:proofErr w:type="spellStart"/>
+        <w:t>system</w:t>
+      </w:r>
+      <w:proofErr w:type="spellEnd"/>
       <w:r>
         <w:rPr>
           <w:b/>
@@ -17261,9 +17205,9 @@
           <w:sz w:val="24"/>
           <w:highlight w:val="yellow"/>
         </w:rPr>
-        <w:t>system</w:t>
-      </w:r>
-      <w:proofErr w:type="spellEnd"/>
+        <w:t xml:space="preserve"> </w:t>
+      </w:r>
+      <w:proofErr w:type="spellStart"/>
       <w:r>
         <w:rPr>
           <w:b/>
@@ -17273,9 +17217,9 @@
           <w:sz w:val="24"/>
           <w:highlight w:val="yellow"/>
         </w:rPr>
-        <w:t xml:space="preserve"> </w:t>
-      </w:r>
-      <w:proofErr w:type="spellStart"/>
+        <w:t>prompt</w:t>
+      </w:r>
+      <w:proofErr w:type="spellEnd"/>
       <w:r>
         <w:rPr>
           <w:b/>
@@ -17285,9 +17229,9 @@
           <w:sz w:val="24"/>
           <w:highlight w:val="yellow"/>
         </w:rPr>
-        <w:t>prompt</w:t>
-      </w:r>
-      <w:proofErr w:type="spellEnd"/>
+        <w:t xml:space="preserve"> y </w:t>
+      </w:r>
+      <w:proofErr w:type="spellStart"/>
       <w:r>
         <w:rPr>
           <w:b/>
@@ -17297,9 +17241,9 @@
           <w:sz w:val="24"/>
           <w:highlight w:val="yellow"/>
         </w:rPr>
-        <w:t xml:space="preserve"> y </w:t>
-      </w:r>
-      <w:proofErr w:type="spellStart"/>
+        <w:t>user</w:t>
+      </w:r>
+      <w:proofErr w:type="spellEnd"/>
       <w:r>
         <w:rPr>
           <w:b/>
@@ -17309,9 +17253,9 @@
           <w:sz w:val="24"/>
           <w:highlight w:val="yellow"/>
         </w:rPr>
-        <w:t>user</w:t>
-      </w:r>
-      <w:proofErr w:type="spellEnd"/>
+        <w:t xml:space="preserve"> </w:t>
+      </w:r>
+      <w:proofErr w:type="spellStart"/>
       <w:r>
         <w:rPr>
           <w:b/>
@@ -17321,9 +17265,9 @@
           <w:sz w:val="24"/>
           <w:highlight w:val="yellow"/>
         </w:rPr>
-        <w:t xml:space="preserve"> </w:t>
-      </w:r>
-      <w:proofErr w:type="spellStart"/>
+        <w:t>prompt</w:t>
+      </w:r>
+      <w:proofErr w:type="spellEnd"/>
       <w:r>
         <w:rPr>
           <w:b/>
@@ -17333,9 +17277,8 @@
           <w:sz w:val="24"/>
           <w:highlight w:val="yellow"/>
         </w:rPr>
-        <w:t>prompt</w:t>
-      </w:r>
-      <w:proofErr w:type="spellEnd"/>
+        <w:t xml:space="preserve"> + El modelo llama3.2 en si</w:t>
+      </w:r>
       <w:r>
         <w:rPr>
           <w:b/>
@@ -17345,22 +17288,14 @@
           <w:sz w:val="24"/>
           <w:highlight w:val="yellow"/>
         </w:rPr>
-        <w:t xml:space="preserve"> + El modelo llama3.2 en si</w:t>
-      </w:r>
-      <w:r>
-        <w:rPr>
-          <w:b/>
-          <w:bCs/>
-          <w:i w:val="0"/>
-          <w:iCs w:val="0"/>
-          <w:sz w:val="24"/>
-          <w:highlight w:val="yellow"/>
-        </w:rPr>
         <w:t xml:space="preserve"> </w:t>
       </w:r>
     </w:p>
     <w:p>
       <w:r>
+        <w:rPr>
+          <w:noProof/>
+        </w:rPr>
         <w:drawing>
           <wp:inline distT="0" distB="0" distL="0" distR="0" wp14:anchorId="4DB37005" wp14:editId="36D3F909">
             <wp:extent cx="4527550" cy="1089966"/>
@@ -17579,6 +17514,9 @@
     </w:p>
     <w:p>
       <w:r>
+        <w:rPr>
+          <w:noProof/>
+        </w:rPr>
         <w:drawing>
           <wp:inline distT="0" distB="0" distL="0" distR="0" wp14:anchorId="7A3BA9E0" wp14:editId="0C43AB83">
             <wp:extent cx="4648200" cy="829360"/>
@@ -17753,6 +17691,7 @@
         <w:rPr>
           <w:b/>
           <w:bCs/>
+          <w:noProof/>
         </w:rPr>
         <w:drawing>
           <wp:inline distT="0" distB="0" distL="0" distR="0" wp14:anchorId="253829A4" wp14:editId="03515F20">
@@ -17794,6 +17733,7 @@
         <w:rPr>
           <w:b/>
           <w:bCs/>
+          <w:noProof/>
         </w:rPr>
         <w:drawing>
           <wp:inline distT="0" distB="0" distL="0" distR="0" wp14:anchorId="3F20DF77" wp14:editId="6A5144BC">
@@ -17937,6 +17877,7 @@
           <w:i w:val="0"/>
           <w:iCs w:val="0"/>
           <w:sz w:val="24"/>
+          <w:highlight w:val="yellow"/>
         </w:rPr>
       </w:pPr>
       <w:proofErr w:type="spellStart"/>
@@ -18124,6 +18065,9 @@
     </w:p>
     <w:p>
       <w:r>
+        <w:rPr>
+          <w:noProof/>
+        </w:rPr>
         <w:drawing>
           <wp:inline distT="0" distB="0" distL="0" distR="0" wp14:anchorId="183A5095" wp14:editId="4DEC7494">
             <wp:extent cx="4914900" cy="2193502"/>
@@ -18281,6 +18225,9 @@
     </w:p>
     <w:p>
       <w:r>
+        <w:rPr>
+          <w:noProof/>
+        </w:rPr>
         <w:drawing>
           <wp:inline distT="0" distB="0" distL="0" distR="0" wp14:anchorId="1860F959" wp14:editId="60CA353E">
             <wp:extent cx="4286250" cy="2397572"/>
@@ -18618,6 +18565,9 @@
     </w:p>
     <w:p>
       <w:r>
+        <w:rPr>
+          <w:noProof/>
+        </w:rPr>
         <w:drawing>
           <wp:inline distT="0" distB="0" distL="0" distR="0" wp14:anchorId="497D3713" wp14:editId="761962CD">
             <wp:extent cx="5286736" cy="2057400"/>
@@ -18741,6 +18691,9 @@
     </w:p>
     <w:p>
       <w:r>
+        <w:rPr>
+          <w:noProof/>
+        </w:rPr>
         <w:drawing>
           <wp:inline distT="0" distB="0" distL="0" distR="0" wp14:anchorId="3E52E36B" wp14:editId="6B4FCE73">
             <wp:extent cx="6309907" cy="2377646"/>
@@ -18788,6 +18741,2583 @@
     </w:p>
     <w:p/>
     <w:p>
+      <w:r>
+        <w:br w:type="page"/>
+      </w:r>
+    </w:p>
+    <w:p>
+      <w:pPr>
+        <w:pStyle w:val="Ttulo2"/>
+        <w:rPr>
+          <w:rFonts w:ascii="Arial" w:hAnsi="Arial" w:cs="Arial"/>
+          <w:b/>
+          <w:bCs/>
+          <w:sz w:val="24"/>
+          <w:szCs w:val="24"/>
+        </w:rPr>
+      </w:pPr>
+      <w:r>
+        <w:rPr>
+          <w:rFonts w:ascii="Arial" w:hAnsi="Arial" w:cs="Arial"/>
+          <w:b/>
+          <w:bCs/>
+          <w:sz w:val="24"/>
+          <w:szCs w:val="24"/>
+          <w:highlight w:val="yellow"/>
+        </w:rPr>
+        <w:lastRenderedPageBreak/>
+        <w:t>1.5 Completando el laboratorio (versión Gemini)</w:t>
+      </w:r>
+    </w:p>
+    <w:p>
+      <w:pPr>
+        <w:pStyle w:val="Ttulo3"/>
+        <w:rPr>
+          <w:rFonts w:cs="Arial"/>
+          <w:b/>
+          <w:bCs/>
+          <w:sz w:val="24"/>
+          <w:szCs w:val="24"/>
+        </w:rPr>
+      </w:pPr>
+      <w:r>
+        <w:rPr>
+          <w:rFonts w:cs="Arial"/>
+          <w:b/>
+          <w:bCs/>
+          <w:sz w:val="24"/>
+          <w:szCs w:val="24"/>
+          <w:highlight w:val="yellow"/>
+        </w:rPr>
+        <w:t xml:space="preserve">1.5.1 La función </w:t>
+      </w:r>
+      <w:proofErr w:type="spellStart"/>
+      <w:r>
+        <w:rPr>
+          <w:rFonts w:cs="Arial"/>
+          <w:b/>
+          <w:bCs/>
+          <w:sz w:val="24"/>
+          <w:szCs w:val="24"/>
+          <w:highlight w:val="yellow"/>
+        </w:rPr>
+        <w:t>messages_</w:t>
+      </w:r>
+      <w:proofErr w:type="gramStart"/>
+      <w:r>
+        <w:rPr>
+          <w:rFonts w:cs="Arial"/>
+          <w:b/>
+          <w:bCs/>
+          <w:sz w:val="24"/>
+          <w:szCs w:val="24"/>
+          <w:highlight w:val="yellow"/>
+        </w:rPr>
+        <w:t>for</w:t>
+      </w:r>
+      <w:proofErr w:type="spellEnd"/>
+      <w:r>
+        <w:rPr>
+          <w:rFonts w:cs="Arial"/>
+          <w:b/>
+          <w:bCs/>
+          <w:sz w:val="24"/>
+          <w:szCs w:val="24"/>
+          <w:highlight w:val="yellow"/>
+        </w:rPr>
+        <w:t>(</w:t>
+      </w:r>
+      <w:proofErr w:type="gramEnd"/>
+      <w:r>
+        <w:rPr>
+          <w:rFonts w:cs="Arial"/>
+          <w:b/>
+          <w:bCs/>
+          <w:sz w:val="24"/>
+          <w:szCs w:val="24"/>
+          <w:highlight w:val="yellow"/>
+        </w:rPr>
+        <w:t>)</w:t>
+      </w:r>
+      <w:r>
+        <w:rPr>
+          <w:rFonts w:cs="Arial"/>
+          <w:b/>
+          <w:bCs/>
+          <w:sz w:val="24"/>
+          <w:szCs w:val="24"/>
+          <w:highlight w:val="yellow"/>
+        </w:rPr>
+        <w:t xml:space="preserve"> + </w:t>
+      </w:r>
+      <w:proofErr w:type="spellStart"/>
+      <w:r>
+        <w:rPr>
+          <w:rFonts w:cs="Arial"/>
+          <w:b/>
+          <w:bCs/>
+          <w:sz w:val="24"/>
+          <w:szCs w:val="24"/>
+          <w:highlight w:val="yellow"/>
+        </w:rPr>
+        <w:t>summarize</w:t>
+      </w:r>
+      <w:proofErr w:type="spellEnd"/>
+      <w:r>
+        <w:rPr>
+          <w:rFonts w:cs="Arial"/>
+          <w:b/>
+          <w:bCs/>
+          <w:sz w:val="24"/>
+          <w:szCs w:val="24"/>
+          <w:highlight w:val="yellow"/>
+        </w:rPr>
+        <w:t>(</w:t>
+      </w:r>
+      <w:proofErr w:type="spellStart"/>
+      <w:r>
+        <w:rPr>
+          <w:rFonts w:cs="Arial"/>
+          <w:b/>
+          <w:bCs/>
+          <w:sz w:val="24"/>
+          <w:szCs w:val="24"/>
+          <w:highlight w:val="yellow"/>
+        </w:rPr>
+        <w:t>url</w:t>
+      </w:r>
+      <w:proofErr w:type="spellEnd"/>
+      <w:r>
+        <w:rPr>
+          <w:rFonts w:cs="Arial"/>
+          <w:b/>
+          <w:bCs/>
+          <w:sz w:val="24"/>
+          <w:szCs w:val="24"/>
+          <w:highlight w:val="yellow"/>
+        </w:rPr>
+        <w:t>) — uniendo todas las piezas</w:t>
+      </w:r>
+    </w:p>
+    <w:p>
+      <w:r>
+        <w:t xml:space="preserve">En vez de armar el </w:t>
+      </w:r>
+      <w:proofErr w:type="spellStart"/>
+      <w:r>
+        <w:t>prompt</w:t>
+      </w:r>
+      <w:proofErr w:type="spellEnd"/>
+      <w:r>
+        <w:t xml:space="preserve"> a mano cada vez, se encapsula en una función reutilizable. En la versión original de </w:t>
+      </w:r>
+      <w:proofErr w:type="spellStart"/>
+      <w:r>
+        <w:t>OpenAI</w:t>
+      </w:r>
+      <w:proofErr w:type="spellEnd"/>
+      <w:r>
+        <w:t xml:space="preserve"> devuelve una lista de diccionarios </w:t>
+      </w:r>
+      <w:r>
+        <w:rPr>
+          <w:b/>
+          <w:bCs/>
+        </w:rPr>
+        <w:t>role</w:t>
+      </w:r>
+      <w:r>
+        <w:t>/</w:t>
+      </w:r>
+      <w:proofErr w:type="spellStart"/>
+      <w:r>
+        <w:rPr>
+          <w:b/>
+          <w:bCs/>
+        </w:rPr>
+        <w:t>content</w:t>
+      </w:r>
+      <w:proofErr w:type="spellEnd"/>
+      <w:r>
+        <w:t>; en la versión adaptada a Gemini, un diccionario con dos claves separadas:</w:t>
+      </w:r>
+    </w:p>
+    <w:p>
+      <w:r>
+        <w:drawing>
+          <wp:inline distT="0" distB="0" distL="0" distR="0" wp14:anchorId="6C0A03F9" wp14:editId="7CBFA506">
+            <wp:extent cx="3676650" cy="1015162"/>
+            <wp:effectExtent l="19050" t="19050" r="19050" b="13970"/>
+            <wp:docPr id="1945167440" name="Imagen 1"/>
+            <wp:cNvGraphicFramePr>
+              <a:graphicFrameLocks xmlns:a="http://schemas.openxmlformats.org/drawingml/2006/main" noChangeAspect="1"/>
+            </wp:cNvGraphicFramePr>
+            <a:graphic xmlns:a="http://schemas.openxmlformats.org/drawingml/2006/main">
+              <a:graphicData uri="http://schemas.openxmlformats.org/drawingml/2006/picture">
+                <pic:pic xmlns:pic="http://schemas.openxmlformats.org/drawingml/2006/picture">
+                  <pic:nvPicPr>
+                    <pic:cNvPr id="1945167440" name=""/>
+                    <pic:cNvPicPr/>
+                  </pic:nvPicPr>
+                  <pic:blipFill>
+                    <a:blip r:embed="rId78"/>
+                    <a:stretch>
+                      <a:fillRect/>
+                    </a:stretch>
+                  </pic:blipFill>
+                  <pic:spPr>
+                    <a:xfrm>
+                      <a:off x="0" y="0"/>
+                      <a:ext cx="3690458" cy="1018975"/>
+                    </a:xfrm>
+                    <a:prstGeom prst="rect">
+                      <a:avLst/>
+                    </a:prstGeom>
+                    <a:ln w="19050">
+                      <a:solidFill>
+                        <a:schemeClr val="accent1">
+                          <a:lumMod val="60000"/>
+                          <a:lumOff val="40000"/>
+                        </a:schemeClr>
+                      </a:solidFill>
+                    </a:ln>
+                  </pic:spPr>
+                </pic:pic>
+              </a:graphicData>
+            </a:graphic>
+          </wp:inline>
+        </w:drawing>
+      </w:r>
+      <w:r>
+        <w:drawing>
+          <wp:inline distT="0" distB="0" distL="0" distR="0" wp14:anchorId="55EA324D" wp14:editId="68985F37">
+            <wp:extent cx="2647950" cy="1001240"/>
+            <wp:effectExtent l="19050" t="19050" r="19050" b="27940"/>
+            <wp:docPr id="915372760" name="Imagen 1"/>
+            <wp:cNvGraphicFramePr>
+              <a:graphicFrameLocks xmlns:a="http://schemas.openxmlformats.org/drawingml/2006/main" noChangeAspect="1"/>
+            </wp:cNvGraphicFramePr>
+            <a:graphic xmlns:a="http://schemas.openxmlformats.org/drawingml/2006/main">
+              <a:graphicData uri="http://schemas.openxmlformats.org/drawingml/2006/picture">
+                <pic:pic xmlns:pic="http://schemas.openxmlformats.org/drawingml/2006/picture">
+                  <pic:nvPicPr>
+                    <pic:cNvPr id="915372760" name=""/>
+                    <pic:cNvPicPr/>
+                  </pic:nvPicPr>
+                  <pic:blipFill>
+                    <a:blip r:embed="rId79"/>
+                    <a:stretch>
+                      <a:fillRect/>
+                    </a:stretch>
+                  </pic:blipFill>
+                  <pic:spPr>
+                    <a:xfrm>
+                      <a:off x="0" y="0"/>
+                      <a:ext cx="2661616" cy="1006407"/>
+                    </a:xfrm>
+                    <a:prstGeom prst="rect">
+                      <a:avLst/>
+                    </a:prstGeom>
+                    <a:ln w="19050">
+                      <a:solidFill>
+                        <a:schemeClr val="accent1">
+                          <a:lumMod val="60000"/>
+                          <a:lumOff val="40000"/>
+                        </a:schemeClr>
+                      </a:solidFill>
+                    </a:ln>
+                  </pic:spPr>
+                </pic:pic>
+              </a:graphicData>
+            </a:graphic>
+          </wp:inline>
+        </w:drawing>
+      </w:r>
+      <w:r>
+        <w:drawing>
+          <wp:inline distT="0" distB="0" distL="0" distR="0" wp14:anchorId="1B2D9020" wp14:editId="0C181337">
+            <wp:extent cx="4572000" cy="785374"/>
+            <wp:effectExtent l="38100" t="38100" r="38100" b="34290"/>
+            <wp:docPr id="1527965850" name="Imagen 1"/>
+            <wp:cNvGraphicFramePr>
+              <a:graphicFrameLocks xmlns:a="http://schemas.openxmlformats.org/drawingml/2006/main" noChangeAspect="1"/>
+            </wp:cNvGraphicFramePr>
+            <a:graphic xmlns:a="http://schemas.openxmlformats.org/drawingml/2006/main">
+              <a:graphicData uri="http://schemas.openxmlformats.org/drawingml/2006/picture">
+                <pic:pic xmlns:pic="http://schemas.openxmlformats.org/drawingml/2006/picture">
+                  <pic:nvPicPr>
+                    <pic:cNvPr id="1527965850" name=""/>
+                    <pic:cNvPicPr/>
+                  </pic:nvPicPr>
+                  <pic:blipFill>
+                    <a:blip r:embed="rId80"/>
+                    <a:stretch>
+                      <a:fillRect/>
+                    </a:stretch>
+                  </pic:blipFill>
+                  <pic:spPr>
+                    <a:xfrm>
+                      <a:off x="0" y="0"/>
+                      <a:ext cx="4596437" cy="789572"/>
+                    </a:xfrm>
+                    <a:prstGeom prst="rect">
+                      <a:avLst/>
+                    </a:prstGeom>
+                    <a:ln w="28575">
+                      <a:solidFill>
+                        <a:schemeClr val="accent1">
+                          <a:lumMod val="60000"/>
+                          <a:lumOff val="40000"/>
+                        </a:schemeClr>
+                      </a:solidFill>
+                    </a:ln>
+                  </pic:spPr>
+                </pic:pic>
+              </a:graphicData>
+            </a:graphic>
+          </wp:inline>
+        </w:drawing>
+      </w:r>
+      <w:r>
+        <w:drawing>
+          <wp:inline distT="0" distB="0" distL="0" distR="0" wp14:anchorId="41254208" wp14:editId="520EA7DB">
+            <wp:extent cx="2934389" cy="1154430"/>
+            <wp:effectExtent l="19050" t="19050" r="18415" b="26670"/>
+            <wp:docPr id="1198476325" name="Imagen 1"/>
+            <wp:cNvGraphicFramePr>
+              <a:graphicFrameLocks xmlns:a="http://schemas.openxmlformats.org/drawingml/2006/main" noChangeAspect="1"/>
+            </wp:cNvGraphicFramePr>
+            <a:graphic xmlns:a="http://schemas.openxmlformats.org/drawingml/2006/main">
+              <a:graphicData uri="http://schemas.openxmlformats.org/drawingml/2006/picture">
+                <pic:pic xmlns:pic="http://schemas.openxmlformats.org/drawingml/2006/picture">
+                  <pic:nvPicPr>
+                    <pic:cNvPr id="1198476325" name=""/>
+                    <pic:cNvPicPr/>
+                  </pic:nvPicPr>
+                  <pic:blipFill>
+                    <a:blip r:embed="rId81"/>
+                    <a:stretch>
+                      <a:fillRect/>
+                    </a:stretch>
+                  </pic:blipFill>
+                  <pic:spPr>
+                    <a:xfrm>
+                      <a:off x="0" y="0"/>
+                      <a:ext cx="2937722" cy="1155741"/>
+                    </a:xfrm>
+                    <a:prstGeom prst="rect">
+                      <a:avLst/>
+                    </a:prstGeom>
+                    <a:ln w="19050">
+                      <a:solidFill>
+                        <a:schemeClr val="accent1">
+                          <a:lumMod val="60000"/>
+                          <a:lumOff val="40000"/>
+                        </a:schemeClr>
+                      </a:solidFill>
+                    </a:ln>
+                  </pic:spPr>
+                </pic:pic>
+              </a:graphicData>
+            </a:graphic>
+          </wp:inline>
+        </w:drawing>
+      </w:r>
+    </w:p>
+    <w:p>
+      <w:pPr>
+        <w:rPr>
+          <w:b/>
+          <w:bCs/>
+          <w:sz w:val="24"/>
+          <w:szCs w:val="28"/>
+        </w:rPr>
+      </w:pPr>
+      <w:proofErr w:type="spellStart"/>
+      <w:r>
+        <w:rPr>
+          <w:b/>
+          <w:bCs/>
+          <w:sz w:val="24"/>
+          <w:szCs w:val="28"/>
+          <w:highlight w:val="yellow"/>
+        </w:rPr>
+        <w:t>summarize</w:t>
+      </w:r>
+      <w:proofErr w:type="spellEnd"/>
+      <w:r>
+        <w:rPr>
+          <w:b/>
+          <w:bCs/>
+          <w:sz w:val="24"/>
+          <w:szCs w:val="28"/>
+          <w:highlight w:val="yellow"/>
+        </w:rPr>
+        <w:t>(</w:t>
+      </w:r>
+      <w:proofErr w:type="spellStart"/>
+      <w:r>
+        <w:rPr>
+          <w:b/>
+          <w:bCs/>
+          <w:sz w:val="24"/>
+          <w:szCs w:val="28"/>
+          <w:highlight w:val="yellow"/>
+        </w:rPr>
+        <w:t>url</w:t>
+      </w:r>
+      <w:proofErr w:type="spellEnd"/>
+      <w:r>
+        <w:rPr>
+          <w:b/>
+          <w:bCs/>
+          <w:sz w:val="24"/>
+          <w:szCs w:val="28"/>
+          <w:highlight w:val="yellow"/>
+        </w:rPr>
+        <w:t>) — uniendo todas las piezas</w:t>
+      </w:r>
+    </w:p>
+    <w:p>
+      <w:r>
+        <w:t xml:space="preserve">Esta es la función que integra </w:t>
+      </w:r>
+      <w:proofErr w:type="spellStart"/>
+      <w:r>
+        <w:t>scraping</w:t>
+      </w:r>
+      <w:proofErr w:type="spellEnd"/>
+      <w:r>
+        <w:t xml:space="preserve"> + </w:t>
+      </w:r>
+      <w:proofErr w:type="spellStart"/>
+      <w:r>
+        <w:t>prompt</w:t>
+      </w:r>
+      <w:proofErr w:type="spellEnd"/>
+      <w:r>
+        <w:t xml:space="preserve"> + llamada al modelo, adaptada a Gemini:</w:t>
+      </w:r>
+    </w:p>
+    <w:p>
+      <w:r>
+        <w:drawing>
+          <wp:inline distT="0" distB="0" distL="0" distR="0" wp14:anchorId="4ED2D757" wp14:editId="2578B0E8">
+            <wp:extent cx="3733800" cy="1528800"/>
+            <wp:effectExtent l="38100" t="38100" r="38100" b="33655"/>
+            <wp:docPr id="32320792" name="Imagen 1"/>
+            <wp:cNvGraphicFramePr>
+              <a:graphicFrameLocks xmlns:a="http://schemas.openxmlformats.org/drawingml/2006/main" noChangeAspect="1"/>
+            </wp:cNvGraphicFramePr>
+            <a:graphic xmlns:a="http://schemas.openxmlformats.org/drawingml/2006/main">
+              <a:graphicData uri="http://schemas.openxmlformats.org/drawingml/2006/picture">
+                <pic:pic xmlns:pic="http://schemas.openxmlformats.org/drawingml/2006/picture">
+                  <pic:nvPicPr>
+                    <pic:cNvPr id="32320792" name=""/>
+                    <pic:cNvPicPr/>
+                  </pic:nvPicPr>
+                  <pic:blipFill>
+                    <a:blip r:embed="rId82"/>
+                    <a:stretch>
+                      <a:fillRect/>
+                    </a:stretch>
+                  </pic:blipFill>
+                  <pic:spPr>
+                    <a:xfrm>
+                      <a:off x="0" y="0"/>
+                      <a:ext cx="3741637" cy="1532009"/>
+                    </a:xfrm>
+                    <a:prstGeom prst="rect">
+                      <a:avLst/>
+                    </a:prstGeom>
+                    <a:ln w="28575">
+                      <a:solidFill>
+                        <a:schemeClr val="accent1">
+                          <a:lumMod val="60000"/>
+                          <a:lumOff val="40000"/>
+                        </a:schemeClr>
+                      </a:solidFill>
+                    </a:ln>
+                  </pic:spPr>
+                </pic:pic>
+              </a:graphicData>
+            </a:graphic>
+          </wp:inline>
+        </w:drawing>
+      </w:r>
+    </w:p>
+    <w:tbl>
+      <w:tblPr>
+        <w:tblStyle w:val="Tablaconcuadrcula4-nfasis6"/>
+        <w:tblW w:w="0" w:type="auto"/>
+        <w:tblLook w:val="04A0" w:firstRow="1" w:lastRow="0" w:firstColumn="1" w:lastColumn="0" w:noHBand="0" w:noVBand="1"/>
+      </w:tblPr>
+      <w:tblGrid>
+        <w:gridCol w:w="5395"/>
+        <w:gridCol w:w="5395"/>
+      </w:tblGrid>
+      <w:tr>
+        <w:trPr>
+          <w:cnfStyle w:val="100000000000" w:firstRow="1" w:lastRow="0" w:firstColumn="0" w:lastColumn="0" w:oddVBand="0" w:evenVBand="0" w:oddHBand="0" w:evenHBand="0" w:firstRowFirstColumn="0" w:firstRowLastColumn="0" w:lastRowFirstColumn="0" w:lastRowLastColumn="0"/>
+        </w:trPr>
+        <w:tc>
+          <w:tcPr>
+            <w:cnfStyle w:val="001000000000" w:firstRow="0" w:lastRow="0" w:firstColumn="1" w:lastColumn="0" w:oddVBand="0" w:evenVBand="0" w:oddHBand="0" w:evenHBand="0" w:firstRowFirstColumn="0" w:firstRowLastColumn="0" w:lastRowFirstColumn="0" w:lastRowLastColumn="0"/>
+            <w:tcW w:w="5395" w:type="dxa"/>
+          </w:tcPr>
+          <w:p>
+            <w:pPr>
+              <w:rPr>
+                <w:b w:val="0"/>
+                <w:bCs w:val="0"/>
+              </w:rPr>
+            </w:pPr>
+            <w:r>
+              <w:rPr>
+                <w:b w:val="0"/>
+                <w:bCs w:val="0"/>
+              </w:rPr>
+              <w:t>Paso</w:t>
+            </w:r>
+          </w:p>
+        </w:tc>
+        <w:tc>
+          <w:tcPr>
+            <w:tcW w:w="5395" w:type="dxa"/>
+          </w:tcPr>
+          <w:p>
+            <w:pPr>
+              <w:cnfStyle w:val="100000000000" w:firstRow="1" w:lastRow="0" w:firstColumn="0" w:lastColumn="0" w:oddVBand="0" w:evenVBand="0" w:oddHBand="0" w:evenHBand="0" w:firstRowFirstColumn="0" w:firstRowLastColumn="0" w:lastRowFirstColumn="0" w:lastRowLastColumn="0"/>
+              <w:rPr>
+                <w:b w:val="0"/>
+                <w:bCs w:val="0"/>
+              </w:rPr>
+            </w:pPr>
+            <w:r>
+              <w:rPr>
+                <w:b w:val="0"/>
+                <w:bCs w:val="0"/>
+              </w:rPr>
+              <w:t>Que hace</w:t>
+            </w:r>
+          </w:p>
+        </w:tc>
+      </w:tr>
+      <w:tr>
+        <w:trPr>
+          <w:cnfStyle w:val="000000100000" w:firstRow="0" w:lastRow="0" w:firstColumn="0" w:lastColumn="0" w:oddVBand="0" w:evenVBand="0" w:oddHBand="1" w:evenHBand="0" w:firstRowFirstColumn="0" w:firstRowLastColumn="0" w:lastRowFirstColumn="0" w:lastRowLastColumn="0"/>
+        </w:trPr>
+        <w:tc>
+          <w:tcPr>
+            <w:cnfStyle w:val="001000000000" w:firstRow="0" w:lastRow="0" w:firstColumn="1" w:lastColumn="0" w:oddVBand="0" w:evenVBand="0" w:oddHBand="0" w:evenHBand="0" w:firstRowFirstColumn="0" w:firstRowLastColumn="0" w:lastRowFirstColumn="0" w:lastRowLastColumn="0"/>
+            <w:tcW w:w="5395" w:type="dxa"/>
+          </w:tcPr>
+          <w:p>
+            <w:proofErr w:type="spellStart"/>
+            <w:r>
+              <w:t>Fetch_website_contents</w:t>
+            </w:r>
+            <w:proofErr w:type="spellEnd"/>
+            <w:r>
+              <w:t>(</w:t>
+            </w:r>
+            <w:proofErr w:type="spellStart"/>
+            <w:r>
+              <w:t>url</w:t>
+            </w:r>
+            <w:proofErr w:type="spellEnd"/>
+            <w:r>
+              <w:t>)</w:t>
+            </w:r>
+          </w:p>
+        </w:tc>
+        <w:tc>
+          <w:tcPr>
+            <w:tcW w:w="5395" w:type="dxa"/>
+          </w:tcPr>
+          <w:p>
+            <w:pPr>
+              <w:cnfStyle w:val="000000100000" w:firstRow="0" w:lastRow="0" w:firstColumn="0" w:lastColumn="0" w:oddVBand="0" w:evenVBand="0" w:oddHBand="1" w:evenHBand="0" w:firstRowFirstColumn="0" w:firstRowLastColumn="0" w:lastRowFirstColumn="0" w:lastRowLastColumn="0"/>
+            </w:pPr>
+            <w:r>
+              <w:t>Descarga y limpiar el HTML, devuelve texto (titulo + contenido, truncado a 2.000 caracteres)</w:t>
+            </w:r>
+          </w:p>
+        </w:tc>
+      </w:tr>
+      <w:tr>
+        <w:tc>
+          <w:tcPr>
+            <w:cnfStyle w:val="001000000000" w:firstRow="0" w:lastRow="0" w:firstColumn="1" w:lastColumn="0" w:oddVBand="0" w:evenVBand="0" w:oddHBand="0" w:evenHBand="0" w:firstRowFirstColumn="0" w:firstRowLastColumn="0" w:lastRowFirstColumn="0" w:lastRowLastColumn="0"/>
+            <w:tcW w:w="5395" w:type="dxa"/>
+          </w:tcPr>
+          <w:p>
+            <w:proofErr w:type="spellStart"/>
+            <w:r>
+              <w:t>Messages_for</w:t>
+            </w:r>
+            <w:proofErr w:type="spellEnd"/>
+            <w:r>
+              <w:t>(</w:t>
+            </w:r>
+            <w:proofErr w:type="spellStart"/>
+            <w:r>
+              <w:t>website</w:t>
+            </w:r>
+            <w:proofErr w:type="spellEnd"/>
+            <w:r>
+              <w:t>)</w:t>
+            </w:r>
+          </w:p>
+        </w:tc>
+        <w:tc>
+          <w:tcPr>
+            <w:tcW w:w="5395" w:type="dxa"/>
+          </w:tcPr>
+          <w:p>
+            <w:pPr>
+              <w:cnfStyle w:val="000000000000" w:firstRow="0" w:lastRow="0" w:firstColumn="0" w:lastColumn="0" w:oddVBand="0" w:evenVBand="0" w:oddHBand="0" w:evenHBand="0" w:firstRowFirstColumn="0" w:firstRowLastColumn="0" w:lastRowFirstColumn="0" w:lastRowLastColumn="0"/>
+              <w:rPr>
+                <w:b/>
+                <w:bCs/>
+              </w:rPr>
+            </w:pPr>
+            <w:r>
+              <w:t xml:space="preserve">Arma el diccionario </w:t>
+            </w:r>
+            <w:r>
+              <w:t xml:space="preserve">con </w:t>
+            </w:r>
+            <w:proofErr w:type="spellStart"/>
+            <w:r>
+              <w:rPr>
+                <w:b/>
+                <w:bCs/>
+              </w:rPr>
+              <w:t>system_instruction</w:t>
+            </w:r>
+            <w:proofErr w:type="spellEnd"/>
+            <w:r>
+              <w:rPr>
+                <w:b/>
+                <w:bCs/>
+              </w:rPr>
+              <w:t xml:space="preserve"> </w:t>
+            </w:r>
+            <w:r>
+              <w:t xml:space="preserve">y </w:t>
+            </w:r>
+            <w:proofErr w:type="spellStart"/>
+            <w:r>
+              <w:rPr>
+                <w:b/>
+                <w:bCs/>
+              </w:rPr>
+              <w:t>contents</w:t>
+            </w:r>
+            <w:proofErr w:type="spellEnd"/>
+          </w:p>
+        </w:tc>
+      </w:tr>
+      <w:tr>
+        <w:trPr>
+          <w:cnfStyle w:val="000000100000" w:firstRow="0" w:lastRow="0" w:firstColumn="0" w:lastColumn="0" w:oddVBand="0" w:evenVBand="0" w:oddHBand="1" w:evenHBand="0" w:firstRowFirstColumn="0" w:firstRowLastColumn="0" w:lastRowFirstColumn="0" w:lastRowLastColumn="0"/>
+        </w:trPr>
+        <w:tc>
+          <w:tcPr>
+            <w:cnfStyle w:val="001000000000" w:firstRow="0" w:lastRow="0" w:firstColumn="1" w:lastColumn="0" w:oddVBand="0" w:evenVBand="0" w:oddHBand="0" w:evenHBand="0" w:firstRowFirstColumn="0" w:firstRowLastColumn="0" w:lastRowFirstColumn="0" w:lastRowLastColumn="0"/>
+            <w:tcW w:w="5395" w:type="dxa"/>
+          </w:tcPr>
+          <w:p>
+            <w:proofErr w:type="spellStart"/>
+            <w:proofErr w:type="gramStart"/>
+            <w:r>
+              <w:t>Client</w:t>
+            </w:r>
+            <w:r>
+              <w:t>.models.generate</w:t>
+            </w:r>
+            <w:proofErr w:type="gramEnd"/>
+            <w:r>
+              <w:t>_</w:t>
+            </w:r>
+            <w:proofErr w:type="gramStart"/>
+            <w:r>
+              <w:t>content</w:t>
+            </w:r>
+            <w:proofErr w:type="spellEnd"/>
+            <w:r>
+              <w:t>(</w:t>
+            </w:r>
+            <w:proofErr w:type="gramEnd"/>
+            <w:r>
+              <w:t>…)</w:t>
+            </w:r>
+          </w:p>
+        </w:tc>
+        <w:tc>
+          <w:tcPr>
+            <w:tcW w:w="5395" w:type="dxa"/>
+          </w:tcPr>
+          <w:p>
+            <w:pPr>
+              <w:cnfStyle w:val="000000100000" w:firstRow="0" w:lastRow="0" w:firstColumn="0" w:lastColumn="0" w:oddVBand="0" w:evenVBand="0" w:oddHBand="1" w:evenHBand="0" w:firstRowFirstColumn="0" w:firstRowLastColumn="0" w:lastRowFirstColumn="0" w:lastRowLastColumn="0"/>
+              <w:rPr>
+                <w:b/>
+                <w:bCs/>
+              </w:rPr>
+            </w:pPr>
+            <w:proofErr w:type="gramStart"/>
+            <w:r>
+              <w:t xml:space="preserve">Llama  </w:t>
+            </w:r>
+            <w:r>
+              <w:t>a</w:t>
+            </w:r>
+            <w:proofErr w:type="gramEnd"/>
+            <w:r>
+              <w:t xml:space="preserve"> Gemini: separa el </w:t>
+            </w:r>
+            <w:proofErr w:type="spellStart"/>
+            <w:r>
+              <w:t>system</w:t>
+            </w:r>
+            <w:proofErr w:type="spellEnd"/>
+            <w:r>
+              <w:t xml:space="preserve"> </w:t>
+            </w:r>
+            <w:proofErr w:type="spellStart"/>
+            <w:r>
+              <w:t>prompt</w:t>
+            </w:r>
+            <w:proofErr w:type="spellEnd"/>
+            <w:r>
+              <w:t xml:space="preserve"> (en </w:t>
+            </w:r>
+            <w:proofErr w:type="spellStart"/>
+            <w:r>
+              <w:rPr>
+                <w:b/>
+                <w:bCs/>
+              </w:rPr>
+              <w:t>config</w:t>
+            </w:r>
+            <w:proofErr w:type="spellEnd"/>
+            <w:r>
+              <w:rPr>
+                <w:b/>
+                <w:bCs/>
+              </w:rPr>
+              <w:t xml:space="preserve">) </w:t>
+            </w:r>
+            <w:r>
+              <w:t xml:space="preserve">del </w:t>
+            </w:r>
+            <w:proofErr w:type="spellStart"/>
+            <w:r>
+              <w:t>user</w:t>
+            </w:r>
+            <w:proofErr w:type="spellEnd"/>
+            <w:r>
+              <w:t xml:space="preserve"> </w:t>
+            </w:r>
+            <w:proofErr w:type="spellStart"/>
+            <w:r>
+              <w:t>prompt</w:t>
+            </w:r>
+            <w:proofErr w:type="spellEnd"/>
+            <w:r>
+              <w:t xml:space="preserve"> (en </w:t>
+            </w:r>
+            <w:proofErr w:type="spellStart"/>
+            <w:r>
+              <w:rPr>
+                <w:b/>
+                <w:bCs/>
+              </w:rPr>
+              <w:t>content</w:t>
+            </w:r>
+            <w:proofErr w:type="spellEnd"/>
+            <w:r>
+              <w:rPr>
+                <w:b/>
+                <w:bCs/>
+              </w:rPr>
+              <w:t>)</w:t>
+            </w:r>
+          </w:p>
+        </w:tc>
+      </w:tr>
+      <w:tr>
+        <w:tc>
+          <w:tcPr>
+            <w:cnfStyle w:val="001000000000" w:firstRow="0" w:lastRow="0" w:firstColumn="1" w:lastColumn="0" w:oddVBand="0" w:evenVBand="0" w:oddHBand="0" w:evenHBand="0" w:firstRowFirstColumn="0" w:firstRowLastColumn="0" w:lastRowFirstColumn="0" w:lastRowLastColumn="0"/>
+            <w:tcW w:w="5395" w:type="dxa"/>
+          </w:tcPr>
+          <w:p>
+            <w:proofErr w:type="spellStart"/>
+            <w:r>
+              <w:t>Return</w:t>
+            </w:r>
+            <w:proofErr w:type="spellEnd"/>
+            <w:r>
+              <w:t xml:space="preserve"> </w:t>
+            </w:r>
+            <w:proofErr w:type="spellStart"/>
+            <w:r>
+              <w:t>responde.text</w:t>
+            </w:r>
+            <w:proofErr w:type="spellEnd"/>
+          </w:p>
+        </w:tc>
+        <w:tc>
+          <w:tcPr>
+            <w:tcW w:w="5395" w:type="dxa"/>
+          </w:tcPr>
+          <w:p>
+            <w:pPr>
+              <w:cnfStyle w:val="000000000000" w:firstRow="0" w:lastRow="0" w:firstColumn="0" w:lastColumn="0" w:oddVBand="0" w:evenVBand="0" w:oddHBand="0" w:evenHBand="0" w:firstRowFirstColumn="0" w:firstRowLastColumn="0" w:lastRowFirstColumn="0" w:lastRowLastColumn="0"/>
+            </w:pPr>
+            <w:r>
+              <w:t>Devuelve solo el texto de la respuesta, sin los metadatos extra</w:t>
+            </w:r>
+          </w:p>
+        </w:tc>
+      </w:tr>
+    </w:tbl>
+    <w:p/>
+    <w:p/>
+    <w:p/>
+    <w:p>
+      <w:pPr>
+        <w:rPr>
+          <w:b/>
+          <w:bCs/>
+          <w:sz w:val="24"/>
+          <w:szCs w:val="28"/>
+        </w:rPr>
+      </w:pPr>
+      <w:r>
+        <w:rPr>
+          <w:b/>
+          <w:bCs/>
+          <w:sz w:val="24"/>
+          <w:szCs w:val="28"/>
+          <w:highlight w:val="yellow"/>
+        </w:rPr>
+        <w:lastRenderedPageBreak/>
+        <w:t xml:space="preserve">Detalle importante: ejecutar </w:t>
+      </w:r>
+      <w:proofErr w:type="spellStart"/>
+      <w:r>
+        <w:rPr>
+          <w:b/>
+          <w:bCs/>
+          <w:sz w:val="24"/>
+          <w:szCs w:val="28"/>
+          <w:highlight w:val="yellow"/>
+        </w:rPr>
+        <w:t>def</w:t>
+      </w:r>
+      <w:proofErr w:type="spellEnd"/>
+      <w:r>
+        <w:rPr>
+          <w:b/>
+          <w:bCs/>
+          <w:sz w:val="24"/>
+          <w:szCs w:val="28"/>
+          <w:highlight w:val="yellow"/>
+        </w:rPr>
+        <w:t xml:space="preserve"> no hace nada todavía</w:t>
+      </w:r>
+    </w:p>
+    <w:p>
+      <w:pPr>
+        <w:rPr>
+          <w:b/>
+          <w:bCs/>
+        </w:rPr>
+      </w:pPr>
+      <w:r>
+        <w:t xml:space="preserve">Correr una celda con </w:t>
+      </w:r>
+      <w:proofErr w:type="spellStart"/>
+      <w:r>
+        <w:rPr>
+          <w:b/>
+          <w:bCs/>
+        </w:rPr>
+        <w:t>def</w:t>
+      </w:r>
+      <w:proofErr w:type="spellEnd"/>
+      <w:r>
+        <w:rPr>
+          <w:b/>
+          <w:bCs/>
+        </w:rPr>
+        <w:t xml:space="preserve"> </w:t>
+      </w:r>
+      <w:proofErr w:type="spellStart"/>
+      <w:r>
+        <w:rPr>
+          <w:b/>
+          <w:bCs/>
+        </w:rPr>
+        <w:t>sumarize</w:t>
+      </w:r>
+      <w:proofErr w:type="spellEnd"/>
+      <w:r>
+        <w:rPr>
+          <w:b/>
+          <w:bCs/>
+        </w:rPr>
+        <w:t>(</w:t>
+      </w:r>
+      <w:proofErr w:type="spellStart"/>
+      <w:r>
+        <w:rPr>
+          <w:b/>
+          <w:bCs/>
+        </w:rPr>
+        <w:t>url</w:t>
+      </w:r>
+      <w:proofErr w:type="spellEnd"/>
+      <w:r>
+        <w:rPr>
+          <w:b/>
+          <w:bCs/>
+        </w:rPr>
+        <w:t xml:space="preserve">): … </w:t>
+      </w:r>
+      <w:r>
+        <w:t xml:space="preserve">solo </w:t>
+      </w:r>
+      <w:r>
+        <w:rPr>
+          <w:b/>
+          <w:bCs/>
+        </w:rPr>
+        <w:t xml:space="preserve">define </w:t>
+      </w:r>
+      <w:r>
+        <w:t xml:space="preserve">la función – no dispara ninguna llamada a </w:t>
+      </w:r>
+      <w:proofErr w:type="spellStart"/>
+      <w:r>
+        <w:t>interner</w:t>
+      </w:r>
+      <w:proofErr w:type="spellEnd"/>
+      <w:r>
+        <w:t xml:space="preserve"> ni al modelo. </w:t>
+      </w:r>
+      <w:proofErr w:type="spellStart"/>
+      <w:r>
+        <w:t>Recien</w:t>
+      </w:r>
+      <w:proofErr w:type="spellEnd"/>
+      <w:r>
+        <w:t xml:space="preserve"> pasa algo cuando se la invoca en otra celda, por </w:t>
+      </w:r>
+      <w:r>
+        <w:t>ejemplo,</w:t>
+      </w:r>
+      <w:r>
+        <w:t xml:space="preserve"> </w:t>
+      </w:r>
+      <w:proofErr w:type="spellStart"/>
+      <w:r>
+        <w:rPr>
+          <w:b/>
+          <w:bCs/>
+        </w:rPr>
+        <w:t>summarize</w:t>
+      </w:r>
+      <w:proofErr w:type="spellEnd"/>
+      <w:r>
+        <w:rPr>
+          <w:b/>
+          <w:bCs/>
+        </w:rPr>
+        <w:t>("https://edwarddonner.com").</w:t>
+      </w:r>
+    </w:p>
+    <w:p>
+      <w:pPr>
+        <w:pStyle w:val="Ttulo3"/>
+        <w:rPr>
+          <w:rFonts w:cs="Arial"/>
+          <w:b/>
+          <w:bCs/>
+          <w:sz w:val="24"/>
+          <w:szCs w:val="24"/>
+        </w:rPr>
+      </w:pPr>
+      <w:r>
+        <w:rPr>
+          <w:rFonts w:cs="Arial"/>
+          <w:b/>
+          <w:bCs/>
+          <w:sz w:val="24"/>
+          <w:szCs w:val="24"/>
+          <w:highlight w:val="yellow"/>
+        </w:rPr>
+        <w:t>1.5.</w:t>
+      </w:r>
+      <w:r>
+        <w:rPr>
+          <w:rFonts w:cs="Arial"/>
+          <w:b/>
+          <w:bCs/>
+          <w:sz w:val="24"/>
+          <w:szCs w:val="24"/>
+          <w:highlight w:val="yellow"/>
+        </w:rPr>
+        <w:t xml:space="preserve">2 </w:t>
+      </w:r>
+      <w:proofErr w:type="spellStart"/>
+      <w:r>
+        <w:rPr>
+          <w:rFonts w:cs="Arial"/>
+          <w:b/>
+          <w:bCs/>
+          <w:sz w:val="24"/>
+          <w:szCs w:val="24"/>
+          <w:highlight w:val="yellow"/>
+        </w:rPr>
+        <w:t>display_summary</w:t>
+      </w:r>
+      <w:proofErr w:type="spellEnd"/>
+      <w:r>
+        <w:rPr>
+          <w:rFonts w:cs="Arial"/>
+          <w:b/>
+          <w:bCs/>
+          <w:sz w:val="24"/>
+          <w:szCs w:val="24"/>
+          <w:highlight w:val="yellow"/>
+        </w:rPr>
+        <w:t>(</w:t>
+      </w:r>
+      <w:proofErr w:type="spellStart"/>
+      <w:r>
+        <w:rPr>
+          <w:rFonts w:cs="Arial"/>
+          <w:b/>
+          <w:bCs/>
+          <w:sz w:val="24"/>
+          <w:szCs w:val="24"/>
+          <w:highlight w:val="yellow"/>
+        </w:rPr>
+        <w:t>url</w:t>
+      </w:r>
+      <w:proofErr w:type="spellEnd"/>
+      <w:r>
+        <w:rPr>
+          <w:rFonts w:cs="Arial"/>
+          <w:b/>
+          <w:bCs/>
+          <w:sz w:val="24"/>
+          <w:szCs w:val="24"/>
+          <w:highlight w:val="yellow"/>
+        </w:rPr>
+        <w:t xml:space="preserve">) – </w:t>
+      </w:r>
+      <w:proofErr w:type="spellStart"/>
+      <w:r>
+        <w:rPr>
+          <w:rFonts w:cs="Arial"/>
+          <w:b/>
+          <w:bCs/>
+          <w:sz w:val="24"/>
+          <w:szCs w:val="24"/>
+          <w:highlight w:val="yellow"/>
+        </w:rPr>
+        <w:t>mostarlo</w:t>
+      </w:r>
+      <w:proofErr w:type="spellEnd"/>
+      <w:r>
+        <w:rPr>
+          <w:rFonts w:cs="Arial"/>
+          <w:b/>
+          <w:bCs/>
+          <w:sz w:val="24"/>
+          <w:szCs w:val="24"/>
+          <w:highlight w:val="yellow"/>
+        </w:rPr>
+        <w:t xml:space="preserve"> formateado</w:t>
+      </w:r>
+    </w:p>
+    <w:p>
+      <w:r>
+        <w:drawing>
+          <wp:inline distT="0" distB="0" distL="0" distR="0" wp14:anchorId="7B81BC35" wp14:editId="0D751AF9">
+            <wp:extent cx="5406390" cy="987412"/>
+            <wp:effectExtent l="19050" t="19050" r="22860" b="22860"/>
+            <wp:docPr id="1951143659" name="Imagen 1"/>
+            <wp:cNvGraphicFramePr>
+              <a:graphicFrameLocks xmlns:a="http://schemas.openxmlformats.org/drawingml/2006/main" noChangeAspect="1"/>
+            </wp:cNvGraphicFramePr>
+            <a:graphic xmlns:a="http://schemas.openxmlformats.org/drawingml/2006/main">
+              <a:graphicData uri="http://schemas.openxmlformats.org/drawingml/2006/picture">
+                <pic:pic xmlns:pic="http://schemas.openxmlformats.org/drawingml/2006/picture">
+                  <pic:nvPicPr>
+                    <pic:cNvPr id="1951143659" name=""/>
+                    <pic:cNvPicPr/>
+                  </pic:nvPicPr>
+                  <pic:blipFill>
+                    <a:blip r:embed="rId83"/>
+                    <a:stretch>
+                      <a:fillRect/>
+                    </a:stretch>
+                  </pic:blipFill>
+                  <pic:spPr>
+                    <a:xfrm>
+                      <a:off x="0" y="0"/>
+                      <a:ext cx="5432781" cy="992232"/>
+                    </a:xfrm>
+                    <a:prstGeom prst="rect">
+                      <a:avLst/>
+                    </a:prstGeom>
+                    <a:ln w="19050">
+                      <a:solidFill>
+                        <a:schemeClr val="accent1">
+                          <a:lumMod val="60000"/>
+                          <a:lumOff val="40000"/>
+                        </a:schemeClr>
+                      </a:solidFill>
+                    </a:ln>
+                  </pic:spPr>
+                </pic:pic>
+              </a:graphicData>
+            </a:graphic>
+          </wp:inline>
+        </w:drawing>
+      </w:r>
+    </w:p>
+    <w:p>
+      <w:r>
+        <w:t xml:space="preserve">El resultado crudo de </w:t>
+      </w:r>
+      <w:proofErr w:type="spellStart"/>
+      <w:proofErr w:type="gramStart"/>
+      <w:r>
+        <w:rPr>
+          <w:b/>
+          <w:bCs/>
+        </w:rPr>
+        <w:t>summarize</w:t>
+      </w:r>
+      <w:proofErr w:type="spellEnd"/>
+      <w:r>
+        <w:rPr>
+          <w:b/>
+          <w:bCs/>
+        </w:rPr>
+        <w:t>(</w:t>
+      </w:r>
+      <w:proofErr w:type="gramEnd"/>
+      <w:r>
+        <w:rPr>
+          <w:b/>
+          <w:bCs/>
+        </w:rPr>
+        <w:t>)</w:t>
+      </w:r>
+      <w:r>
+        <w:t xml:space="preserve"> viene "todo en una línea", sin formato. Esta función lo pasa por </w:t>
+      </w:r>
+      <w:proofErr w:type="spellStart"/>
+      <w:proofErr w:type="gramStart"/>
+      <w:r>
+        <w:rPr>
+          <w:b/>
+          <w:bCs/>
+        </w:rPr>
+        <w:t>display</w:t>
+      </w:r>
+      <w:proofErr w:type="spellEnd"/>
+      <w:r>
+        <w:rPr>
+          <w:b/>
+          <w:bCs/>
+        </w:rPr>
+        <w:t>(</w:t>
+      </w:r>
+      <w:proofErr w:type="spellStart"/>
+      <w:proofErr w:type="gramEnd"/>
+      <w:r>
+        <w:rPr>
+          <w:b/>
+          <w:bCs/>
+        </w:rPr>
+        <w:t>Markdown</w:t>
+      </w:r>
+      <w:proofErr w:type="spellEnd"/>
+      <w:r>
+        <w:rPr>
+          <w:b/>
+          <w:bCs/>
+        </w:rPr>
+        <w:t>(...))</w:t>
+      </w:r>
+      <w:r>
+        <w:t xml:space="preserve"> para que se vea con títulos, negritas y saltos de línea, en vez de texto plano feo.</w:t>
+      </w:r>
+    </w:p>
+    <w:p>
+      <w:r>
+        <w:drawing>
+          <wp:inline distT="0" distB="0" distL="0" distR="0" wp14:anchorId="67FFFDD8" wp14:editId="02764EE2">
+            <wp:extent cx="5353050" cy="510522"/>
+            <wp:effectExtent l="19050" t="19050" r="19050" b="23495"/>
+            <wp:docPr id="1822188242" name="Imagen 1"/>
+            <wp:cNvGraphicFramePr>
+              <a:graphicFrameLocks xmlns:a="http://schemas.openxmlformats.org/drawingml/2006/main" noChangeAspect="1"/>
+            </wp:cNvGraphicFramePr>
+            <a:graphic xmlns:a="http://schemas.openxmlformats.org/drawingml/2006/main">
+              <a:graphicData uri="http://schemas.openxmlformats.org/drawingml/2006/picture">
+                <pic:pic xmlns:pic="http://schemas.openxmlformats.org/drawingml/2006/picture">
+                  <pic:nvPicPr>
+                    <pic:cNvPr id="1822188242" name=""/>
+                    <pic:cNvPicPr/>
+                  </pic:nvPicPr>
+                  <pic:blipFill>
+                    <a:blip r:embed="rId84"/>
+                    <a:stretch>
+                      <a:fillRect/>
+                    </a:stretch>
+                  </pic:blipFill>
+                  <pic:spPr>
+                    <a:xfrm>
+                      <a:off x="0" y="0"/>
+                      <a:ext cx="5391001" cy="514141"/>
+                    </a:xfrm>
+                    <a:prstGeom prst="rect">
+                      <a:avLst/>
+                    </a:prstGeom>
+                    <a:ln w="19050">
+                      <a:solidFill>
+                        <a:schemeClr val="accent1">
+                          <a:lumMod val="60000"/>
+                          <a:lumOff val="40000"/>
+                        </a:schemeClr>
+                      </a:solidFill>
+                    </a:ln>
+                  </pic:spPr>
+                </pic:pic>
+              </a:graphicData>
+            </a:graphic>
+          </wp:inline>
+        </w:drawing>
+      </w:r>
+    </w:p>
+    <w:p>
+      <w:pPr>
+        <w:rPr>
+          <w:b/>
+          <w:bCs/>
+        </w:rPr>
+      </w:pPr>
+      <w:r>
+        <w:rPr>
+          <w:b/>
+          <w:bCs/>
+        </w:rPr>
+        <w:t>Salida:</w:t>
+      </w:r>
+    </w:p>
+    <w:p>
+      <w:pPr>
+        <w:rPr>
+          <w:b/>
+          <w:bCs/>
+        </w:rPr>
+      </w:pPr>
+      <w:r>
+        <w:rPr>
+          <w:b/>
+          <w:bCs/>
+        </w:rPr>
+        <w:drawing>
+          <wp:inline distT="0" distB="0" distL="0" distR="0" wp14:anchorId="34405053" wp14:editId="7A936FD0">
+            <wp:extent cx="4775934" cy="2815590"/>
+            <wp:effectExtent l="19050" t="19050" r="24765" b="22860"/>
+            <wp:docPr id="1938732706" name="Imagen 1"/>
+            <wp:cNvGraphicFramePr>
+              <a:graphicFrameLocks xmlns:a="http://schemas.openxmlformats.org/drawingml/2006/main" noChangeAspect="1"/>
+            </wp:cNvGraphicFramePr>
+            <a:graphic xmlns:a="http://schemas.openxmlformats.org/drawingml/2006/main">
+              <a:graphicData uri="http://schemas.openxmlformats.org/drawingml/2006/picture">
+                <pic:pic xmlns:pic="http://schemas.openxmlformats.org/drawingml/2006/picture">
+                  <pic:nvPicPr>
+                    <pic:cNvPr id="1938732706" name=""/>
+                    <pic:cNvPicPr/>
+                  </pic:nvPicPr>
+                  <pic:blipFill>
+                    <a:blip r:embed="rId85"/>
+                    <a:stretch>
+                      <a:fillRect/>
+                    </a:stretch>
+                  </pic:blipFill>
+                  <pic:spPr>
+                    <a:xfrm>
+                      <a:off x="0" y="0"/>
+                      <a:ext cx="4777930" cy="2816767"/>
+                    </a:xfrm>
+                    <a:prstGeom prst="rect">
+                      <a:avLst/>
+                    </a:prstGeom>
+                    <a:ln w="19050">
+                      <a:solidFill>
+                        <a:schemeClr val="accent1">
+                          <a:lumMod val="60000"/>
+                          <a:lumOff val="40000"/>
+                        </a:schemeClr>
+                      </a:solidFill>
+                    </a:ln>
+                  </pic:spPr>
+                </pic:pic>
+              </a:graphicData>
+            </a:graphic>
+          </wp:inline>
+        </w:drawing>
+      </w:r>
+    </w:p>
+    <w:p>
+      <w:pPr>
+        <w:rPr>
+          <w:b/>
+          <w:bCs/>
+        </w:rPr>
+      </w:pPr>
+    </w:p>
+    <w:p>
+      <w:pPr>
+        <w:rPr>
+          <w:b/>
+          <w:bCs/>
+        </w:rPr>
+      </w:pPr>
+    </w:p>
+    <w:p>
+      <w:pPr>
+        <w:rPr>
+          <w:b/>
+          <w:bCs/>
+        </w:rPr>
+      </w:pPr>
+    </w:p>
+    <w:p>
+      <w:pPr>
+        <w:rPr>
+          <w:b/>
+          <w:bCs/>
+        </w:rPr>
+      </w:pPr>
+    </w:p>
+    <w:p>
+      <w:pPr>
+        <w:rPr>
+          <w:b/>
+          <w:bCs/>
+        </w:rPr>
+      </w:pPr>
+    </w:p>
+    <w:p>
+      <w:pPr>
+        <w:rPr>
+          <w:b/>
+          <w:bCs/>
+        </w:rPr>
+      </w:pPr>
+    </w:p>
+    <w:p>
+      <w:pPr>
+        <w:rPr>
+          <w:b/>
+          <w:bCs/>
+        </w:rPr>
+      </w:pPr>
+    </w:p>
+    <w:p>
+      <w:pPr>
+        <w:pStyle w:val="Ttulo3"/>
+        <w:rPr>
+          <w:rFonts w:cs="Arial"/>
+          <w:b/>
+          <w:bCs/>
+          <w:sz w:val="24"/>
+          <w:szCs w:val="24"/>
+        </w:rPr>
+      </w:pPr>
+      <w:r>
+        <w:rPr>
+          <w:rFonts w:cs="Arial"/>
+          <w:b/>
+          <w:bCs/>
+          <w:sz w:val="24"/>
+          <w:szCs w:val="24"/>
+          <w:highlight w:val="yellow"/>
+        </w:rPr>
+        <w:lastRenderedPageBreak/>
+        <w:t>1.5.</w:t>
+      </w:r>
+      <w:r>
+        <w:rPr>
+          <w:rFonts w:cs="Arial"/>
+          <w:b/>
+          <w:bCs/>
+          <w:sz w:val="24"/>
+          <w:szCs w:val="24"/>
+          <w:highlight w:val="yellow"/>
+        </w:rPr>
+        <w:t xml:space="preserve">3 Limitación del </w:t>
+      </w:r>
+      <w:proofErr w:type="spellStart"/>
+      <w:r>
+        <w:rPr>
+          <w:rFonts w:cs="Arial"/>
+          <w:b/>
+          <w:bCs/>
+          <w:sz w:val="24"/>
+          <w:szCs w:val="24"/>
+          <w:highlight w:val="yellow"/>
+        </w:rPr>
+        <w:t>scraper</w:t>
+      </w:r>
+      <w:proofErr w:type="spellEnd"/>
+      <w:r>
+        <w:rPr>
+          <w:rFonts w:cs="Arial"/>
+          <w:b/>
+          <w:bCs/>
+          <w:sz w:val="24"/>
+          <w:szCs w:val="24"/>
+          <w:highlight w:val="yellow"/>
+        </w:rPr>
+        <w:t xml:space="preserve"> actual: sitios con JavaScript</w:t>
+      </w:r>
+      <w:r>
+        <w:rPr>
+          <w:rFonts w:cs="Arial"/>
+          <w:b/>
+          <w:bCs/>
+          <w:sz w:val="24"/>
+          <w:szCs w:val="24"/>
+          <w:highlight w:val="yellow"/>
+        </w:rPr>
+        <w:t xml:space="preserve"> + </w:t>
+      </w:r>
+      <w:proofErr w:type="spellStart"/>
+      <w:r>
+        <w:rPr>
+          <w:rFonts w:cs="Arial"/>
+          <w:b/>
+          <w:bCs/>
+          <w:sz w:val="24"/>
+          <w:szCs w:val="24"/>
+          <w:highlight w:val="yellow"/>
+        </w:rPr>
+        <w:t>Playwright</w:t>
+      </w:r>
+      <w:proofErr w:type="spellEnd"/>
+      <w:r>
+        <w:rPr>
+          <w:rFonts w:cs="Arial"/>
+          <w:b/>
+          <w:bCs/>
+          <w:sz w:val="24"/>
+          <w:szCs w:val="24"/>
+          <w:highlight w:val="yellow"/>
+        </w:rPr>
+        <w:t xml:space="preserve"> + </w:t>
+      </w:r>
+      <w:proofErr w:type="spellStart"/>
+      <w:r>
+        <w:rPr>
+          <w:rFonts w:cs="Arial"/>
+          <w:b/>
+          <w:bCs/>
+          <w:sz w:val="24"/>
+          <w:szCs w:val="24"/>
+          <w:highlight w:val="yellow"/>
+        </w:rPr>
+        <w:t>Screenshots</w:t>
+      </w:r>
+      <w:proofErr w:type="spellEnd"/>
+      <w:r>
+        <w:rPr>
+          <w:rFonts w:cs="Arial"/>
+          <w:b/>
+          <w:bCs/>
+          <w:sz w:val="24"/>
+          <w:szCs w:val="24"/>
+          <w:highlight w:val="yellow"/>
+        </w:rPr>
+        <w:t xml:space="preserve"> de notebook</w:t>
+      </w:r>
+    </w:p>
+    <w:p>
+      <w:proofErr w:type="spellStart"/>
+      <w:r>
+        <w:rPr>
+          <w:b/>
+          <w:bCs/>
+        </w:rPr>
+        <w:t>fetch_website_contents</w:t>
+      </w:r>
+      <w:proofErr w:type="spellEnd"/>
+      <w:r>
+        <w:t xml:space="preserve"> (con </w:t>
+      </w:r>
+      <w:proofErr w:type="spellStart"/>
+      <w:r>
+        <w:rPr>
+          <w:b/>
+          <w:bCs/>
+        </w:rPr>
+        <w:t>requests</w:t>
+      </w:r>
+      <w:proofErr w:type="spellEnd"/>
+      <w:r>
+        <w:t xml:space="preserve"> + </w:t>
+      </w:r>
+      <w:proofErr w:type="spellStart"/>
+      <w:r>
+        <w:rPr>
+          <w:b/>
+          <w:bCs/>
+        </w:rPr>
+        <w:t>BeautifulSoup</w:t>
+      </w:r>
+      <w:proofErr w:type="spellEnd"/>
+      <w:r>
+        <w:t xml:space="preserve">) solo descarga el HTML </w:t>
+      </w:r>
+      <w:r>
+        <w:rPr>
+          <w:b/>
+          <w:bCs/>
+        </w:rPr>
+        <w:t>crudo</w:t>
+      </w:r>
+      <w:r>
+        <w:t>, sin ejecutar JavaScript. En sitios modernos (</w:t>
+      </w:r>
+      <w:proofErr w:type="spellStart"/>
+      <w:r>
+        <w:t>React</w:t>
+      </w:r>
+      <w:proofErr w:type="spellEnd"/>
+      <w:r>
+        <w:t xml:space="preserve">, Vue, Angular), el contenido real se genera recién cuando un navegador ejecuta ese JavaScript — así que el </w:t>
+      </w:r>
+      <w:proofErr w:type="spellStart"/>
+      <w:r>
+        <w:t>scraper</w:t>
+      </w:r>
+      <w:proofErr w:type="spellEnd"/>
+      <w:r>
+        <w:t xml:space="preserve"> actual encuentra una página casi vacía (ej. </w:t>
+      </w:r>
+      <w:r>
+        <w:rPr>
+          <w:b/>
+          <w:bCs/>
+        </w:rPr>
+        <w:t>openai.com</w:t>
+      </w:r>
+      <w:r>
+        <w:t xml:space="preserve"> falla con este método).</w:t>
+      </w:r>
+    </w:p>
+    <w:p>
+      <w:pPr>
+        <w:rPr>
+          <w:b/>
+          <w:bCs/>
+          <w:sz w:val="24"/>
+          <w:szCs w:val="28"/>
+        </w:rPr>
+      </w:pPr>
+      <w:r>
+        <w:rPr>
+          <w:b/>
+          <w:bCs/>
+          <w:sz w:val="24"/>
+          <w:szCs w:val="28"/>
+          <w:highlight w:val="yellow"/>
+        </w:rPr>
+        <w:t xml:space="preserve">La alternativa: </w:t>
+      </w:r>
+      <w:proofErr w:type="spellStart"/>
+      <w:r>
+        <w:rPr>
+          <w:b/>
+          <w:bCs/>
+          <w:sz w:val="24"/>
+          <w:szCs w:val="28"/>
+          <w:highlight w:val="yellow"/>
+        </w:rPr>
+        <w:t>Playwright</w:t>
+      </w:r>
+      <w:proofErr w:type="spellEnd"/>
+    </w:p>
+    <w:p>
+      <w:proofErr w:type="spellStart"/>
+      <w:r>
+        <w:t>Playwright</w:t>
+      </w:r>
+      <w:proofErr w:type="spellEnd"/>
+      <w:r>
+        <w:t xml:space="preserve"> abre un navegador real (invisible, "</w:t>
+      </w:r>
+      <w:proofErr w:type="spellStart"/>
+      <w:r>
+        <w:t>headless</w:t>
+      </w:r>
+      <w:proofErr w:type="spellEnd"/>
+      <w:r>
+        <w:t>"), deja que el JavaScript se ejecute, espera a que la página termine de cargar (</w:t>
+      </w:r>
+      <w:proofErr w:type="spellStart"/>
+      <w:r>
+        <w:t>auto-wait</w:t>
+      </w:r>
+      <w:proofErr w:type="spellEnd"/>
+      <w:r>
+        <w:t xml:space="preserve">), y recién ahí extrae el HTML ya completo. El resto del proceso (limpieza con </w:t>
+      </w:r>
+      <w:proofErr w:type="spellStart"/>
+      <w:r>
+        <w:t>BeautifulSoup</w:t>
+      </w:r>
+      <w:proofErr w:type="spellEnd"/>
+      <w:r>
+        <w:t>) queda igual.</w:t>
+      </w:r>
+    </w:p>
+    <w:p>
+      <w:r>
+        <w:rPr>
+          <w:b/>
+          <w:bCs/>
+        </w:rPr>
+        <w:t>Instalación (gratis, sin límites ni suscripción):</w:t>
+      </w:r>
+    </w:p>
+    <w:p>
+      <w:r>
+        <w:drawing>
+          <wp:inline distT="0" distB="0" distL="0" distR="0" wp14:anchorId="1205D9A3" wp14:editId="729D7B29">
+            <wp:extent cx="4808220" cy="818300"/>
+            <wp:effectExtent l="19050" t="19050" r="11430" b="20320"/>
+            <wp:docPr id="785407778" name="Imagen 1"/>
+            <wp:cNvGraphicFramePr>
+              <a:graphicFrameLocks xmlns:a="http://schemas.openxmlformats.org/drawingml/2006/main" noChangeAspect="1"/>
+            </wp:cNvGraphicFramePr>
+            <a:graphic xmlns:a="http://schemas.openxmlformats.org/drawingml/2006/main">
+              <a:graphicData uri="http://schemas.openxmlformats.org/drawingml/2006/picture">
+                <pic:pic xmlns:pic="http://schemas.openxmlformats.org/drawingml/2006/picture">
+                  <pic:nvPicPr>
+                    <pic:cNvPr id="785407778" name=""/>
+                    <pic:cNvPicPr/>
+                  </pic:nvPicPr>
+                  <pic:blipFill>
+                    <a:blip r:embed="rId86"/>
+                    <a:stretch>
+                      <a:fillRect/>
+                    </a:stretch>
+                  </pic:blipFill>
+                  <pic:spPr>
+                    <a:xfrm>
+                      <a:off x="0" y="0"/>
+                      <a:ext cx="4818661" cy="820077"/>
+                    </a:xfrm>
+                    <a:prstGeom prst="rect">
+                      <a:avLst/>
+                    </a:prstGeom>
+                    <a:ln w="19050">
+                      <a:solidFill>
+                        <a:schemeClr val="accent1">
+                          <a:lumMod val="60000"/>
+                          <a:lumOff val="40000"/>
+                        </a:schemeClr>
+                      </a:solidFill>
+                    </a:ln>
+                  </pic:spPr>
+                </pic:pic>
+              </a:graphicData>
+            </a:graphic>
+          </wp:inline>
+        </w:drawing>
+      </w:r>
+    </w:p>
+    <w:p>
+      <w:r>
+        <w:rPr>
+          <w:b/>
+          <w:bCs/>
+          <w:highlight w:val="yellow"/>
+        </w:rPr>
+        <w:t xml:space="preserve">Función de </w:t>
+      </w:r>
+      <w:proofErr w:type="spellStart"/>
+      <w:r>
+        <w:rPr>
+          <w:b/>
+          <w:bCs/>
+          <w:highlight w:val="yellow"/>
+        </w:rPr>
+        <w:t>scraping</w:t>
+      </w:r>
+      <w:proofErr w:type="spellEnd"/>
+      <w:r>
+        <w:rPr>
+          <w:b/>
+          <w:bCs/>
+          <w:highlight w:val="yellow"/>
+        </w:rPr>
+        <w:t xml:space="preserve"> con </w:t>
+      </w:r>
+      <w:proofErr w:type="spellStart"/>
+      <w:r>
+        <w:rPr>
+          <w:b/>
+          <w:bCs/>
+          <w:highlight w:val="yellow"/>
+        </w:rPr>
+        <w:t>Playwright</w:t>
+      </w:r>
+      <w:proofErr w:type="spellEnd"/>
+      <w:r>
+        <w:rPr>
+          <w:b/>
+          <w:bCs/>
+          <w:highlight w:val="yellow"/>
+        </w:rPr>
+        <w:t>:</w:t>
+      </w:r>
+    </w:p>
+    <w:p>
+      <w:r>
+        <w:drawing>
+          <wp:inline distT="0" distB="0" distL="0" distR="0" wp14:anchorId="791A9F9D" wp14:editId="0F5F2962">
+            <wp:extent cx="5487413" cy="2750820"/>
+            <wp:effectExtent l="38100" t="38100" r="37465" b="30480"/>
+            <wp:docPr id="2044204909" name="Imagen 1"/>
+            <wp:cNvGraphicFramePr>
+              <a:graphicFrameLocks xmlns:a="http://schemas.openxmlformats.org/drawingml/2006/main" noChangeAspect="1"/>
+            </wp:cNvGraphicFramePr>
+            <a:graphic xmlns:a="http://schemas.openxmlformats.org/drawingml/2006/main">
+              <a:graphicData uri="http://schemas.openxmlformats.org/drawingml/2006/picture">
+                <pic:pic xmlns:pic="http://schemas.openxmlformats.org/drawingml/2006/picture">
+                  <pic:nvPicPr>
+                    <pic:cNvPr id="2044204909" name=""/>
+                    <pic:cNvPicPr/>
+                  </pic:nvPicPr>
+                  <pic:blipFill>
+                    <a:blip r:embed="rId87"/>
+                    <a:stretch>
+                      <a:fillRect/>
+                    </a:stretch>
+                  </pic:blipFill>
+                  <pic:spPr>
+                    <a:xfrm>
+                      <a:off x="0" y="0"/>
+                      <a:ext cx="5488491" cy="2751360"/>
+                    </a:xfrm>
+                    <a:prstGeom prst="rect">
+                      <a:avLst/>
+                    </a:prstGeom>
+                    <a:ln w="28575">
+                      <a:solidFill>
+                        <a:schemeClr val="accent1">
+                          <a:lumMod val="60000"/>
+                          <a:lumOff val="40000"/>
+                        </a:schemeClr>
+                      </a:solidFill>
+                    </a:ln>
+                  </pic:spPr>
+                </pic:pic>
+              </a:graphicData>
+            </a:graphic>
+          </wp:inline>
+        </w:drawing>
+      </w:r>
+    </w:p>
+    <w:tbl>
+      <w:tblPr>
+        <w:tblStyle w:val="Tabladelista3-nfasis3"/>
+        <w:tblW w:w="0" w:type="auto"/>
+        <w:tblLook w:val="04A0" w:firstRow="1" w:lastRow="0" w:firstColumn="1" w:lastColumn="0" w:noHBand="0" w:noVBand="1"/>
+      </w:tblPr>
+      <w:tblGrid>
+        <w:gridCol w:w="3596"/>
+        <w:gridCol w:w="3597"/>
+        <w:gridCol w:w="3597"/>
+      </w:tblGrid>
+      <w:tr>
+        <w:trPr>
+          <w:cnfStyle w:val="100000000000" w:firstRow="1" w:lastRow="0" w:firstColumn="0" w:lastColumn="0" w:oddVBand="0" w:evenVBand="0" w:oddHBand="0" w:evenHBand="0" w:firstRowFirstColumn="0" w:firstRowLastColumn="0" w:lastRowFirstColumn="0" w:lastRowLastColumn="0"/>
+        </w:trPr>
+        <w:tc>
+          <w:tcPr>
+            <w:cnfStyle w:val="001000000100" w:firstRow="0" w:lastRow="0" w:firstColumn="1" w:lastColumn="0" w:oddVBand="0" w:evenVBand="0" w:oddHBand="0" w:evenHBand="0" w:firstRowFirstColumn="1" w:firstRowLastColumn="0" w:lastRowFirstColumn="0" w:lastRowLastColumn="0"/>
+            <w:tcW w:w="3596" w:type="dxa"/>
+          </w:tcPr>
+          <w:p/>
+        </w:tc>
+        <w:tc>
+          <w:tcPr>
+            <w:tcW w:w="3597" w:type="dxa"/>
+          </w:tcPr>
+          <w:p>
+            <w:pPr>
+              <w:cnfStyle w:val="100000000000" w:firstRow="1" w:lastRow="0" w:firstColumn="0" w:lastColumn="0" w:oddVBand="0" w:evenVBand="0" w:oddHBand="0" w:evenHBand="0" w:firstRowFirstColumn="0" w:firstRowLastColumn="0" w:lastRowFirstColumn="0" w:lastRowLastColumn="0"/>
+            </w:pPr>
+            <w:proofErr w:type="spellStart"/>
+            <w:r>
+              <w:t>requests</w:t>
+            </w:r>
+            <w:proofErr w:type="spellEnd"/>
+            <w:r>
+              <w:t xml:space="preserve"> (actual)</w:t>
+            </w:r>
+          </w:p>
+        </w:tc>
+        <w:tc>
+          <w:tcPr>
+            <w:tcW w:w="3597" w:type="dxa"/>
+          </w:tcPr>
+          <w:p>
+            <w:pPr>
+              <w:cnfStyle w:val="100000000000" w:firstRow="1" w:lastRow="0" w:firstColumn="0" w:lastColumn="0" w:oddVBand="0" w:evenVBand="0" w:oddHBand="0" w:evenHBand="0" w:firstRowFirstColumn="0" w:firstRowLastColumn="0" w:lastRowFirstColumn="0" w:lastRowLastColumn="0"/>
+            </w:pPr>
+            <w:proofErr w:type="spellStart"/>
+            <w:r>
+              <w:t>Playwright</w:t>
+            </w:r>
+            <w:proofErr w:type="spellEnd"/>
+            <w:r>
+              <w:t xml:space="preserve"> (alternativa)</w:t>
+            </w:r>
+          </w:p>
+        </w:tc>
+      </w:tr>
+      <w:tr>
+        <w:trPr>
+          <w:cnfStyle w:val="000000100000" w:firstRow="0" w:lastRow="0" w:firstColumn="0" w:lastColumn="0" w:oddVBand="0" w:evenVBand="0" w:oddHBand="1" w:evenHBand="0" w:firstRowFirstColumn="0" w:firstRowLastColumn="0" w:lastRowFirstColumn="0" w:lastRowLastColumn="0"/>
+        </w:trPr>
+        <w:tc>
+          <w:tcPr>
+            <w:cnfStyle w:val="001000000000" w:firstRow="0" w:lastRow="0" w:firstColumn="1" w:lastColumn="0" w:oddVBand="0" w:evenVBand="0" w:oddHBand="0" w:evenHBand="0" w:firstRowFirstColumn="0" w:firstRowLastColumn="0" w:lastRowFirstColumn="0" w:lastRowLastColumn="0"/>
+            <w:tcW w:w="3596" w:type="dxa"/>
+          </w:tcPr>
+          <w:p>
+            <w:r>
+              <w:t>Ejecuta JavaScript</w:t>
+            </w:r>
+          </w:p>
+        </w:tc>
+        <w:tc>
+          <w:tcPr>
+            <w:tcW w:w="3597" w:type="dxa"/>
+          </w:tcPr>
+          <w:p>
+            <w:pPr>
+              <w:cnfStyle w:val="000000100000" w:firstRow="0" w:lastRow="0" w:firstColumn="0" w:lastColumn="0" w:oddVBand="0" w:evenVBand="0" w:oddHBand="1" w:evenHBand="0" w:firstRowFirstColumn="0" w:firstRowLastColumn="0" w:lastRowFirstColumn="0" w:lastRowLastColumn="0"/>
+            </w:pPr>
+            <w:r>
+              <w:t>No</w:t>
+            </w:r>
+          </w:p>
+        </w:tc>
+        <w:tc>
+          <w:tcPr>
+            <w:tcW w:w="3597" w:type="dxa"/>
+          </w:tcPr>
+          <w:p>
+            <w:pPr>
+              <w:cnfStyle w:val="000000100000" w:firstRow="0" w:lastRow="0" w:firstColumn="0" w:lastColumn="0" w:oddVBand="0" w:evenVBand="0" w:oddHBand="1" w:evenHBand="0" w:firstRowFirstColumn="0" w:firstRowLastColumn="0" w:lastRowFirstColumn="0" w:lastRowLastColumn="0"/>
+            </w:pPr>
+            <w:r>
+              <w:t>Si</w:t>
+            </w:r>
+          </w:p>
+        </w:tc>
+      </w:tr>
+      <w:tr>
+        <w:tc>
+          <w:tcPr>
+            <w:cnfStyle w:val="001000000000" w:firstRow="0" w:lastRow="0" w:firstColumn="1" w:lastColumn="0" w:oddVBand="0" w:evenVBand="0" w:oddHBand="0" w:evenHBand="0" w:firstRowFirstColumn="0" w:firstRowLastColumn="0" w:lastRowFirstColumn="0" w:lastRowLastColumn="0"/>
+            <w:tcW w:w="3596" w:type="dxa"/>
+          </w:tcPr>
+          <w:p>
+            <w:r>
+              <w:t xml:space="preserve">Funciona en sitios </w:t>
+            </w:r>
+            <w:proofErr w:type="spellStart"/>
+            <w:r>
+              <w:t>React</w:t>
+            </w:r>
+            <w:proofErr w:type="spellEnd"/>
+            <w:r>
+              <w:t>/Vue</w:t>
+            </w:r>
+          </w:p>
+        </w:tc>
+        <w:tc>
+          <w:tcPr>
+            <w:tcW w:w="3597" w:type="dxa"/>
+          </w:tcPr>
+          <w:p>
+            <w:pPr>
+              <w:cnfStyle w:val="000000000000" w:firstRow="0" w:lastRow="0" w:firstColumn="0" w:lastColumn="0" w:oddVBand="0" w:evenVBand="0" w:oddHBand="0" w:evenHBand="0" w:firstRowFirstColumn="0" w:firstRowLastColumn="0" w:lastRowFirstColumn="0" w:lastRowLastColumn="0"/>
+            </w:pPr>
+            <w:r>
+              <w:t>No</w:t>
+            </w:r>
+          </w:p>
+        </w:tc>
+        <w:tc>
+          <w:tcPr>
+            <w:tcW w:w="3597" w:type="dxa"/>
+          </w:tcPr>
+          <w:p>
+            <w:pPr>
+              <w:cnfStyle w:val="000000000000" w:firstRow="0" w:lastRow="0" w:firstColumn="0" w:lastColumn="0" w:oddVBand="0" w:evenVBand="0" w:oddHBand="0" w:evenHBand="0" w:firstRowFirstColumn="0" w:firstRowLastColumn="0" w:lastRowFirstColumn="0" w:lastRowLastColumn="0"/>
+            </w:pPr>
+            <w:r>
+              <w:t>Si</w:t>
+            </w:r>
+          </w:p>
+        </w:tc>
+      </w:tr>
+      <w:tr>
+        <w:trPr>
+          <w:cnfStyle w:val="000000100000" w:firstRow="0" w:lastRow="0" w:firstColumn="0" w:lastColumn="0" w:oddVBand="0" w:evenVBand="0" w:oddHBand="1" w:evenHBand="0" w:firstRowFirstColumn="0" w:firstRowLastColumn="0" w:lastRowFirstColumn="0" w:lastRowLastColumn="0"/>
+        </w:trPr>
+        <w:tc>
+          <w:tcPr>
+            <w:cnfStyle w:val="001000000000" w:firstRow="0" w:lastRow="0" w:firstColumn="1" w:lastColumn="0" w:oddVBand="0" w:evenVBand="0" w:oddHBand="0" w:evenHBand="0" w:firstRowFirstColumn="0" w:firstRowLastColumn="0" w:lastRowFirstColumn="0" w:lastRowLastColumn="0"/>
+            <w:tcW w:w="3596" w:type="dxa"/>
+          </w:tcPr>
+          <w:p>
+            <w:r>
+              <w:t>Velocidad</w:t>
+            </w:r>
+          </w:p>
+        </w:tc>
+        <w:tc>
+          <w:tcPr>
+            <w:tcW w:w="3597" w:type="dxa"/>
+          </w:tcPr>
+          <w:p>
+            <w:pPr>
+              <w:cnfStyle w:val="000000100000" w:firstRow="0" w:lastRow="0" w:firstColumn="0" w:lastColumn="0" w:oddVBand="0" w:evenVBand="0" w:oddHBand="1" w:evenHBand="0" w:firstRowFirstColumn="0" w:firstRowLastColumn="0" w:lastRowFirstColumn="0" w:lastRowLastColumn="0"/>
+            </w:pPr>
+            <w:proofErr w:type="spellStart"/>
+            <w:r>
+              <w:t>Rapida</w:t>
+            </w:r>
+            <w:proofErr w:type="spellEnd"/>
+          </w:p>
+        </w:tc>
+        <w:tc>
+          <w:tcPr>
+            <w:tcW w:w="3597" w:type="dxa"/>
+          </w:tcPr>
+          <w:p>
+            <w:pPr>
+              <w:cnfStyle w:val="000000100000" w:firstRow="0" w:lastRow="0" w:firstColumn="0" w:lastColumn="0" w:oddVBand="0" w:evenVBand="0" w:oddHBand="1" w:evenHBand="0" w:firstRowFirstColumn="0" w:firstRowLastColumn="0" w:lastRowFirstColumn="0" w:lastRowLastColumn="0"/>
+            </w:pPr>
+            <w:r>
+              <w:t>Más lento (abre un navegador real)</w:t>
+            </w:r>
+          </w:p>
+        </w:tc>
+      </w:tr>
+      <w:tr>
+        <w:tc>
+          <w:tcPr>
+            <w:cnfStyle w:val="001000000000" w:firstRow="0" w:lastRow="0" w:firstColumn="1" w:lastColumn="0" w:oddVBand="0" w:evenVBand="0" w:oddHBand="0" w:evenHBand="0" w:firstRowFirstColumn="0" w:firstRowLastColumn="0" w:lastRowFirstColumn="0" w:lastRowLastColumn="0"/>
+            <w:tcW w:w="3596" w:type="dxa"/>
+          </w:tcPr>
+          <w:p>
+            <w:r>
+              <w:t>Costo</w:t>
+            </w:r>
+          </w:p>
+        </w:tc>
+        <w:tc>
+          <w:tcPr>
+            <w:tcW w:w="3597" w:type="dxa"/>
+          </w:tcPr>
+          <w:p>
+            <w:pPr>
+              <w:cnfStyle w:val="000000000000" w:firstRow="0" w:lastRow="0" w:firstColumn="0" w:lastColumn="0" w:oddVBand="0" w:evenVBand="0" w:oddHBand="0" w:evenHBand="0" w:firstRowFirstColumn="0" w:firstRowLastColumn="0" w:lastRowFirstColumn="0" w:lastRowLastColumn="0"/>
+            </w:pPr>
+            <w:r>
+              <w:t>Gratis</w:t>
+            </w:r>
+          </w:p>
+        </w:tc>
+        <w:tc>
+          <w:tcPr>
+            <w:tcW w:w="3597" w:type="dxa"/>
+          </w:tcPr>
+          <w:p>
+            <w:pPr>
+              <w:cnfStyle w:val="000000000000" w:firstRow="0" w:lastRow="0" w:firstColumn="0" w:lastColumn="0" w:oddVBand="0" w:evenVBand="0" w:oddHBand="0" w:evenHBand="0" w:firstRowFirstColumn="0" w:firstRowLastColumn="0" w:lastRowFirstColumn="0" w:lastRowLastColumn="0"/>
+            </w:pPr>
+            <w:r>
+              <w:t xml:space="preserve">Gratis (open </w:t>
+            </w:r>
+            <w:proofErr w:type="spellStart"/>
+            <w:r>
+              <w:t>source</w:t>
+            </w:r>
+            <w:proofErr w:type="spellEnd"/>
+            <w:r>
+              <w:t>, de Microsoft)</w:t>
+            </w:r>
+          </w:p>
+        </w:tc>
+      </w:tr>
+      <w:tr>
+        <w:trPr>
+          <w:cnfStyle w:val="000000100000" w:firstRow="0" w:lastRow="0" w:firstColumn="0" w:lastColumn="0" w:oddVBand="0" w:evenVBand="0" w:oddHBand="1" w:evenHBand="0" w:firstRowFirstColumn="0" w:firstRowLastColumn="0" w:lastRowFirstColumn="0" w:lastRowLastColumn="0"/>
+        </w:trPr>
+        <w:tc>
+          <w:tcPr>
+            <w:cnfStyle w:val="001000000000" w:firstRow="0" w:lastRow="0" w:firstColumn="1" w:lastColumn="0" w:oddVBand="0" w:evenVBand="0" w:oddHBand="0" w:evenHBand="0" w:firstRowFirstColumn="0" w:firstRowLastColumn="0" w:lastRowFirstColumn="0" w:lastRowLastColumn="0"/>
+            <w:tcW w:w="3596" w:type="dxa"/>
+          </w:tcPr>
+          <w:p>
+            <w:r>
+              <w:t>Recomendación de uso</w:t>
+            </w:r>
+          </w:p>
+        </w:tc>
+        <w:tc>
+          <w:tcPr>
+            <w:tcW w:w="3597" w:type="dxa"/>
+          </w:tcPr>
+          <w:p>
+            <w:pPr>
+              <w:cnfStyle w:val="000000100000" w:firstRow="0" w:lastRow="0" w:firstColumn="0" w:lastColumn="0" w:oddVBand="0" w:evenVBand="0" w:oddHBand="1" w:evenHBand="0" w:firstRowFirstColumn="0" w:firstRowLastColumn="0" w:lastRowFirstColumn="0" w:lastRowLastColumn="0"/>
+            </w:pPr>
+            <w:r>
+              <w:t>Mayoría de sitios estáticos</w:t>
+            </w:r>
+          </w:p>
+        </w:tc>
+        <w:tc>
+          <w:tcPr>
+            <w:tcW w:w="3597" w:type="dxa"/>
+          </w:tcPr>
+          <w:p>
+            <w:pPr>
+              <w:cnfStyle w:val="000000100000" w:firstRow="0" w:lastRow="0" w:firstColumn="0" w:lastColumn="0" w:oddVBand="0" w:evenVBand="0" w:oddHBand="1" w:evenHBand="0" w:firstRowFirstColumn="0" w:firstRowLastColumn="0" w:lastRowFirstColumn="0" w:lastRowLastColumn="0"/>
+            </w:pPr>
+            <w:r>
+              <w:t>Solo los sitios que fallan por JS</w:t>
+            </w:r>
+          </w:p>
+        </w:tc>
+      </w:tr>
+    </w:tbl>
+    <w:p/>
+    <w:p>
+      <w:pPr>
+        <w:pBdr>
+          <w:bottom w:val="single" w:sz="6" w:space="1" w:color="auto"/>
+        </w:pBdr>
+      </w:pPr>
+      <w:proofErr w:type="spellStart"/>
+      <w:r>
+        <w:t>Selenium</w:t>
+      </w:r>
+      <w:proofErr w:type="spellEnd"/>
+      <w:r>
+        <w:t xml:space="preserve"> es la otra alternativa mencionada por el profesor, aunque hoy (2026) </w:t>
+      </w:r>
+      <w:proofErr w:type="spellStart"/>
+      <w:r>
+        <w:t>Playwright</w:t>
+      </w:r>
+      <w:proofErr w:type="spellEnd"/>
+      <w:r>
+        <w:t xml:space="preserve"> es el estándar más recomendado para proyectos nuevos: más rápido, con </w:t>
+      </w:r>
+      <w:proofErr w:type="spellStart"/>
+      <w:r>
+        <w:t>auto-wait</w:t>
+      </w:r>
+      <w:proofErr w:type="spellEnd"/>
+      <w:r>
+        <w:t xml:space="preserve"> incorporado, y soporte </w:t>
+      </w:r>
+      <w:proofErr w:type="spellStart"/>
+      <w:r>
+        <w:t>multi-navegador</w:t>
+      </w:r>
+      <w:proofErr w:type="spellEnd"/>
+      <w:r>
+        <w:t xml:space="preserve"> desde una sola instalación.</w:t>
+      </w:r>
+    </w:p>
+    <w:p/>
+    <w:p>
+      <w:pPr>
+        <w:rPr>
+          <w:b/>
+          <w:bCs/>
+        </w:rPr>
+      </w:pPr>
+      <w:r>
+        <w:lastRenderedPageBreak/>
+        <w:drawing>
+          <wp:inline distT="0" distB="0" distL="0" distR="0" wp14:anchorId="235DC1AD" wp14:editId="5E980A47">
+            <wp:extent cx="5935980" cy="1510377"/>
+            <wp:effectExtent l="38100" t="38100" r="45720" b="33020"/>
+            <wp:docPr id="1930499327" name="Imagen 1"/>
+            <wp:cNvGraphicFramePr>
+              <a:graphicFrameLocks xmlns:a="http://schemas.openxmlformats.org/drawingml/2006/main" noChangeAspect="1"/>
+            </wp:cNvGraphicFramePr>
+            <a:graphic xmlns:a="http://schemas.openxmlformats.org/drawingml/2006/main">
+              <a:graphicData uri="http://schemas.openxmlformats.org/drawingml/2006/picture">
+                <pic:pic xmlns:pic="http://schemas.openxmlformats.org/drawingml/2006/picture">
+                  <pic:nvPicPr>
+                    <pic:cNvPr id="1930499327" name=""/>
+                    <pic:cNvPicPr/>
+                  </pic:nvPicPr>
+                  <pic:blipFill>
+                    <a:blip r:embed="rId88"/>
+                    <a:stretch>
+                      <a:fillRect/>
+                    </a:stretch>
+                  </pic:blipFill>
+                  <pic:spPr>
+                    <a:xfrm>
+                      <a:off x="0" y="0"/>
+                      <a:ext cx="5943932" cy="1512400"/>
+                    </a:xfrm>
+                    <a:prstGeom prst="rect">
+                      <a:avLst/>
+                    </a:prstGeom>
+                    <a:ln w="28575">
+                      <a:solidFill>
+                        <a:schemeClr val="accent1">
+                          <a:lumMod val="60000"/>
+                          <a:lumOff val="40000"/>
+                        </a:schemeClr>
+                      </a:solidFill>
+                    </a:ln>
+                  </pic:spPr>
+                </pic:pic>
+              </a:graphicData>
+            </a:graphic>
+          </wp:inline>
+        </w:drawing>
+      </w:r>
+      <w:r>
+        <w:drawing>
+          <wp:inline distT="0" distB="0" distL="0" distR="0" wp14:anchorId="0B985B31" wp14:editId="07E737AD">
+            <wp:extent cx="6012180" cy="1177942"/>
+            <wp:effectExtent l="38100" t="38100" r="45720" b="41275"/>
+            <wp:docPr id="435588612" name="Imagen 1"/>
+            <wp:cNvGraphicFramePr>
+              <a:graphicFrameLocks xmlns:a="http://schemas.openxmlformats.org/drawingml/2006/main" noChangeAspect="1"/>
+            </wp:cNvGraphicFramePr>
+            <a:graphic xmlns:a="http://schemas.openxmlformats.org/drawingml/2006/main">
+              <a:graphicData uri="http://schemas.openxmlformats.org/drawingml/2006/picture">
+                <pic:pic xmlns:pic="http://schemas.openxmlformats.org/drawingml/2006/picture">
+                  <pic:nvPicPr>
+                    <pic:cNvPr id="435588612" name=""/>
+                    <pic:cNvPicPr/>
+                  </pic:nvPicPr>
+                  <pic:blipFill>
+                    <a:blip r:embed="rId89"/>
+                    <a:stretch>
+                      <a:fillRect/>
+                    </a:stretch>
+                  </pic:blipFill>
+                  <pic:spPr>
+                    <a:xfrm>
+                      <a:off x="0" y="0"/>
+                      <a:ext cx="6016774" cy="1178842"/>
+                    </a:xfrm>
+                    <a:prstGeom prst="rect">
+                      <a:avLst/>
+                    </a:prstGeom>
+                    <a:ln w="28575">
+                      <a:solidFill>
+                        <a:schemeClr val="accent1">
+                          <a:lumMod val="60000"/>
+                          <a:lumOff val="40000"/>
+                        </a:schemeClr>
+                      </a:solidFill>
+                    </a:ln>
+                  </pic:spPr>
+                </pic:pic>
+              </a:graphicData>
+            </a:graphic>
+          </wp:inline>
+        </w:drawing>
+      </w:r>
+      <w:r>
+        <w:rPr>
+          <w:b/>
+          <w:bCs/>
+        </w:rPr>
+        <w:drawing>
+          <wp:inline distT="0" distB="0" distL="0" distR="0" wp14:anchorId="1492B757" wp14:editId="6B780FF3">
+            <wp:extent cx="5966460" cy="1603210"/>
+            <wp:effectExtent l="38100" t="38100" r="34290" b="35560"/>
+            <wp:docPr id="133903190" name="Imagen 1"/>
+            <wp:cNvGraphicFramePr>
+              <a:graphicFrameLocks xmlns:a="http://schemas.openxmlformats.org/drawingml/2006/main" noChangeAspect="1"/>
+            </wp:cNvGraphicFramePr>
+            <a:graphic xmlns:a="http://schemas.openxmlformats.org/drawingml/2006/main">
+              <a:graphicData uri="http://schemas.openxmlformats.org/drawingml/2006/picture">
+                <pic:pic xmlns:pic="http://schemas.openxmlformats.org/drawingml/2006/picture">
+                  <pic:nvPicPr>
+                    <pic:cNvPr id="133903190" name=""/>
+                    <pic:cNvPicPr/>
+                  </pic:nvPicPr>
+                  <pic:blipFill>
+                    <a:blip r:embed="rId90"/>
+                    <a:stretch>
+                      <a:fillRect/>
+                    </a:stretch>
+                  </pic:blipFill>
+                  <pic:spPr>
+                    <a:xfrm>
+                      <a:off x="0" y="0"/>
+                      <a:ext cx="5972982" cy="1604963"/>
+                    </a:xfrm>
+                    <a:prstGeom prst="rect">
+                      <a:avLst/>
+                    </a:prstGeom>
+                    <a:ln w="38100">
+                      <a:solidFill>
+                        <a:schemeClr val="accent1">
+                          <a:lumMod val="60000"/>
+                          <a:lumOff val="40000"/>
+                        </a:schemeClr>
+                      </a:solidFill>
+                    </a:ln>
+                  </pic:spPr>
+                </pic:pic>
+              </a:graphicData>
+            </a:graphic>
+          </wp:inline>
+        </w:drawing>
+      </w:r>
+    </w:p>
+    <w:p>
+      <w:pPr>
+        <w:rPr>
+          <w:b/>
+          <w:bCs/>
+        </w:rPr>
+      </w:pPr>
+    </w:p>
+    <w:p>
+      <w:pPr>
+        <w:rPr>
+          <w:b/>
+          <w:bCs/>
+        </w:rPr>
+      </w:pPr>
+    </w:p>
+    <w:p>
+      <w:pPr>
+        <w:rPr>
+          <w:b/>
+          <w:bCs/>
+        </w:rPr>
+      </w:pPr>
+    </w:p>
+    <w:p>
+      <w:pPr>
+        <w:rPr>
+          <w:b/>
+          <w:bCs/>
+        </w:rPr>
+      </w:pPr>
+      <w:r>
+        <w:rPr>
+          <w:b/>
+          <w:bCs/>
+        </w:rPr>
+        <w:br w:type="page"/>
+      </w:r>
+    </w:p>
+    <w:p>
+      <w:pPr>
+        <w:pStyle w:val="Ttulo3"/>
+        <w:numPr>
+          <w:ilvl w:val="2"/>
+          <w:numId w:val="27"/>
+        </w:numPr>
+        <w:rPr>
+          <w:rFonts w:cs="Arial"/>
+          <w:b/>
+          <w:bCs/>
+          <w:sz w:val="24"/>
+          <w:szCs w:val="24"/>
+          <w:highlight w:val="yellow"/>
+        </w:rPr>
+      </w:pPr>
+      <w:r>
+        <w:rPr>
+          <w:rFonts w:cs="Arial"/>
+          <w:b/>
+          <w:bCs/>
+          <w:sz w:val="24"/>
+          <w:szCs w:val="24"/>
+          <w:highlight w:val="yellow"/>
+        </w:rPr>
+        <w:lastRenderedPageBreak/>
+        <w:t>Cierre del laboratorio: contribuciones comunitarias</w:t>
+      </w:r>
+      <w:r>
+        <w:rPr>
+          <w:rFonts w:cs="Arial"/>
+          <w:b/>
+          <w:bCs/>
+          <w:sz w:val="24"/>
+          <w:szCs w:val="24"/>
+          <w:highlight w:val="yellow"/>
+        </w:rPr>
+        <w:t xml:space="preserve"> + </w:t>
+      </w:r>
+      <w:proofErr w:type="spellStart"/>
+      <w:r>
+        <w:rPr>
+          <w:rFonts w:cs="Arial"/>
+          <w:b/>
+          <w:bCs/>
+          <w:sz w:val="24"/>
+          <w:szCs w:val="24"/>
+          <w:highlight w:val="yellow"/>
+        </w:rPr>
+        <w:t>ScreenShots</w:t>
+      </w:r>
+      <w:proofErr w:type="spellEnd"/>
+    </w:p>
+    <w:p>
+      <w:pPr>
+        <w:pStyle w:val="Prrafodelista"/>
+        <w:numPr>
+          <w:ilvl w:val="0"/>
+          <w:numId w:val="3"/>
+        </w:numPr>
+      </w:pPr>
+      <w:r>
+        <w:t xml:space="preserve">Carpeta </w:t>
+      </w:r>
+      <w:proofErr w:type="spellStart"/>
+      <w:r>
+        <w:rPr>
+          <w:b/>
+          <w:bCs/>
+        </w:rPr>
+        <w:t>community-contributions</w:t>
+      </w:r>
+      <w:proofErr w:type="spellEnd"/>
+      <w:r>
+        <w:t xml:space="preserve"> en el repo: lugar para subir variantes propias del ejercicio (ej. alguien integró la API de </w:t>
+      </w:r>
+      <w:proofErr w:type="spellStart"/>
+      <w:r>
+        <w:t>Yahoo</w:t>
+      </w:r>
+      <w:proofErr w:type="spellEnd"/>
+      <w:r>
+        <w:t xml:space="preserve"> </w:t>
+      </w:r>
+      <w:proofErr w:type="spellStart"/>
+      <w:r>
+        <w:t>Finance</w:t>
+      </w:r>
+      <w:proofErr w:type="spellEnd"/>
+      <w:r>
+        <w:t xml:space="preserve"> para resumir movimientos de acciones). </w:t>
+      </w:r>
+    </w:p>
+    <w:p>
+      <w:pPr>
+        <w:pStyle w:val="Prrafodelista"/>
+        <w:numPr>
+          <w:ilvl w:val="0"/>
+          <w:numId w:val="3"/>
+        </w:numPr>
+      </w:pPr>
+      <w:r>
+        <w:t xml:space="preserve">Se puede compartir el propio trabajo enviando un </w:t>
+      </w:r>
+      <w:r>
+        <w:rPr>
+          <w:b/>
+          <w:bCs/>
+        </w:rPr>
+        <w:t xml:space="preserve">Pull </w:t>
+      </w:r>
+      <w:proofErr w:type="spellStart"/>
+      <w:r>
+        <w:rPr>
+          <w:b/>
+          <w:bCs/>
+        </w:rPr>
+        <w:t>Request</w:t>
+      </w:r>
+      <w:proofErr w:type="spellEnd"/>
+      <w:r>
+        <w:t xml:space="preserve"> (instrucciones en la guía de Git/GitHub del curso). </w:t>
+      </w:r>
+    </w:p>
+    <w:p>
+      <w:pPr>
+        <w:pStyle w:val="Prrafodelista"/>
+        <w:numPr>
+          <w:ilvl w:val="0"/>
+          <w:numId w:val="3"/>
+        </w:numPr>
+      </w:pPr>
+      <w:r>
+        <w:t>Mensaje de cierre del profesor: este patrón simple (</w:t>
+      </w:r>
+      <w:proofErr w:type="spellStart"/>
+      <w:r>
+        <w:t>scrapear</w:t>
+      </w:r>
+      <w:proofErr w:type="spellEnd"/>
+      <w:r>
+        <w:t xml:space="preserve"> + resumir con un LLM) es la base de un caso de uso de negocio muy común en IA generativa — resumen y traducción de contenido — y vale la pena adaptarlo a un problema propio, personal o de negocio.</w:t>
+      </w:r>
+    </w:p>
+    <w:p>
+      <w:pPr>
+        <w:rPr>
+          <w:b/>
+          <w:bCs/>
+        </w:rPr>
+      </w:pPr>
+      <w:r>
+        <w:rPr>
+          <w:b/>
+          <w:bCs/>
+        </w:rPr>
+        <w:drawing>
+          <wp:inline distT="0" distB="0" distL="0" distR="0" wp14:anchorId="05B0CC4B" wp14:editId="33CDF490">
+            <wp:extent cx="6858000" cy="2996565"/>
+            <wp:effectExtent l="38100" t="38100" r="38100" b="32385"/>
+            <wp:docPr id="48337007" name="Imagen 1"/>
+            <wp:cNvGraphicFramePr>
+              <a:graphicFrameLocks xmlns:a="http://schemas.openxmlformats.org/drawingml/2006/main" noChangeAspect="1"/>
+            </wp:cNvGraphicFramePr>
+            <a:graphic xmlns:a="http://schemas.openxmlformats.org/drawingml/2006/main">
+              <a:graphicData uri="http://schemas.openxmlformats.org/drawingml/2006/picture">
+                <pic:pic xmlns:pic="http://schemas.openxmlformats.org/drawingml/2006/picture">
+                  <pic:nvPicPr>
+                    <pic:cNvPr id="48337007" name=""/>
+                    <pic:cNvPicPr/>
+                  </pic:nvPicPr>
+                  <pic:blipFill>
+                    <a:blip r:embed="rId91"/>
+                    <a:stretch>
+                      <a:fillRect/>
+                    </a:stretch>
+                  </pic:blipFill>
+                  <pic:spPr>
+                    <a:xfrm>
+                      <a:off x="0" y="0"/>
+                      <a:ext cx="6858000" cy="2996565"/>
+                    </a:xfrm>
+                    <a:prstGeom prst="rect">
+                      <a:avLst/>
+                    </a:prstGeom>
+                    <a:ln w="38100">
+                      <a:solidFill>
+                        <a:schemeClr val="accent1">
+                          <a:lumMod val="60000"/>
+                          <a:lumOff val="40000"/>
+                        </a:schemeClr>
+                      </a:solidFill>
+                    </a:ln>
+                  </pic:spPr>
+                </pic:pic>
+              </a:graphicData>
+            </a:graphic>
+          </wp:inline>
+        </w:drawing>
+      </w:r>
+      <w:r>
+        <w:rPr>
+          <w:b/>
+          <w:bCs/>
+        </w:rPr>
+        <w:drawing>
+          <wp:inline distT="0" distB="0" distL="0" distR="0" wp14:anchorId="7785ECCC" wp14:editId="648EC4EF">
+            <wp:extent cx="6858000" cy="3996055"/>
+            <wp:effectExtent l="38100" t="38100" r="38100" b="42545"/>
+            <wp:docPr id="400203422" name="Imagen 1"/>
+            <wp:cNvGraphicFramePr>
+              <a:graphicFrameLocks xmlns:a="http://schemas.openxmlformats.org/drawingml/2006/main" noChangeAspect="1"/>
+            </wp:cNvGraphicFramePr>
+            <a:graphic xmlns:a="http://schemas.openxmlformats.org/drawingml/2006/main">
+              <a:graphicData uri="http://schemas.openxmlformats.org/drawingml/2006/picture">
+                <pic:pic xmlns:pic="http://schemas.openxmlformats.org/drawingml/2006/picture">
+                  <pic:nvPicPr>
+                    <pic:cNvPr id="400203422" name=""/>
+                    <pic:cNvPicPr/>
+                  </pic:nvPicPr>
+                  <pic:blipFill>
+                    <a:blip r:embed="rId92"/>
+                    <a:stretch>
+                      <a:fillRect/>
+                    </a:stretch>
+                  </pic:blipFill>
+                  <pic:spPr>
+                    <a:xfrm>
+                      <a:off x="0" y="0"/>
+                      <a:ext cx="6858000" cy="3996055"/>
+                    </a:xfrm>
+                    <a:prstGeom prst="rect">
+                      <a:avLst/>
+                    </a:prstGeom>
+                    <a:ln w="28575">
+                      <a:solidFill>
+                        <a:schemeClr val="accent1">
+                          <a:lumMod val="60000"/>
+                          <a:lumOff val="40000"/>
+                        </a:schemeClr>
+                      </a:solidFill>
+                    </a:ln>
+                  </pic:spPr>
+                </pic:pic>
+              </a:graphicData>
+            </a:graphic>
+          </wp:inline>
+        </w:drawing>
+      </w:r>
+    </w:p>
+    <w:p>
+      <w:pPr>
+        <w:rPr>
+          <w:b/>
+          <w:bCs/>
+        </w:rPr>
+      </w:pPr>
+    </w:p>
+    <w:p/>
+    <w:p/>
+    <w:p/>
+    <w:p>
       <w:pPr>
         <w:rPr>
           <w:b/>
@@ -20415,6 +22945,119 @@
     </w:lvl>
   </w:abstractNum>
   <w:abstractNum w:abstractNumId="12" w15:restartNumberingAfterBreak="0">
+    <w:nsid w:val="482D37C4"/>
+    <w:multiLevelType w:val="multilevel"/>
+    <w:tmpl w:val="2C423B9C"/>
+    <w:lvl w:ilvl="0">
+      <w:start w:val="1"/>
+      <w:numFmt w:val="decimal"/>
+      <w:lvlText w:val="%1"/>
+      <w:lvlJc w:val="left"/>
+      <w:pPr>
+        <w:ind w:left="360" w:hanging="360"/>
+      </w:pPr>
+      <w:rPr>
+        <w:rFonts w:hint="default"/>
+      </w:rPr>
+    </w:lvl>
+    <w:lvl w:ilvl="1">
+      <w:start w:val="4"/>
+      <w:numFmt w:val="decimal"/>
+      <w:lvlText w:val="%1.%2"/>
+      <w:lvlJc w:val="left"/>
+      <w:pPr>
+        <w:ind w:left="360" w:hanging="360"/>
+      </w:pPr>
+      <w:rPr>
+        <w:rFonts w:hint="default"/>
+      </w:rPr>
+    </w:lvl>
+    <w:lvl w:ilvl="2">
+      <w:start w:val="1"/>
+      <w:numFmt w:val="decimal"/>
+      <w:lvlText w:val="%1.%2.%3"/>
+      <w:lvlJc w:val="left"/>
+      <w:pPr>
+        <w:ind w:left="720" w:hanging="720"/>
+      </w:pPr>
+      <w:rPr>
+        <w:rFonts w:hint="default"/>
+      </w:rPr>
+    </w:lvl>
+    <w:lvl w:ilvl="3">
+      <w:start w:val="1"/>
+      <w:numFmt w:val="decimal"/>
+      <w:lvlText w:val="%1.%2.%3.%4"/>
+      <w:lvlJc w:val="left"/>
+      <w:pPr>
+        <w:ind w:left="1080" w:hanging="1080"/>
+      </w:pPr>
+      <w:rPr>
+        <w:rFonts w:hint="default"/>
+      </w:rPr>
+    </w:lvl>
+    <w:lvl w:ilvl="4">
+      <w:start w:val="1"/>
+      <w:numFmt w:val="decimal"/>
+      <w:lvlText w:val="%1.%2.%3.%4.%5"/>
+      <w:lvlJc w:val="left"/>
+      <w:pPr>
+        <w:ind w:left="1080" w:hanging="1080"/>
+      </w:pPr>
+      <w:rPr>
+        <w:rFonts w:hint="default"/>
+      </w:rPr>
+    </w:lvl>
+    <w:lvl w:ilvl="5">
+      <w:start w:val="1"/>
+      <w:numFmt w:val="decimal"/>
+      <w:lvlText w:val="%1.%2.%3.%4.%5.%6"/>
+      <w:lvlJc w:val="left"/>
+      <w:pPr>
+        <w:ind w:left="1440" w:hanging="1440"/>
+      </w:pPr>
+      <w:rPr>
+        <w:rFonts w:hint="default"/>
+      </w:rPr>
+    </w:lvl>
+    <w:lvl w:ilvl="6">
+      <w:start w:val="1"/>
+      <w:numFmt w:val="decimal"/>
+      <w:lvlText w:val="%1.%2.%3.%4.%5.%6.%7"/>
+      <w:lvlJc w:val="left"/>
+      <w:pPr>
+        <w:ind w:left="1440" w:hanging="1440"/>
+      </w:pPr>
+      <w:rPr>
+        <w:rFonts w:hint="default"/>
+      </w:rPr>
+    </w:lvl>
+    <w:lvl w:ilvl="7">
+      <w:start w:val="1"/>
+      <w:numFmt w:val="decimal"/>
+      <w:lvlText w:val="%1.%2.%3.%4.%5.%6.%7.%8"/>
+      <w:lvlJc w:val="left"/>
+      <w:pPr>
+        <w:ind w:left="1800" w:hanging="1800"/>
+      </w:pPr>
+      <w:rPr>
+        <w:rFonts w:hint="default"/>
+      </w:rPr>
+    </w:lvl>
+    <w:lvl w:ilvl="8">
+      <w:start w:val="1"/>
+      <w:numFmt w:val="decimal"/>
+      <w:lvlText w:val="%1.%2.%3.%4.%5.%6.%7.%8.%9"/>
+      <w:lvlJc w:val="left"/>
+      <w:pPr>
+        <w:ind w:left="1800" w:hanging="1800"/>
+      </w:pPr>
+      <w:rPr>
+        <w:rFonts w:hint="default"/>
+      </w:rPr>
+    </w:lvl>
+  </w:abstractNum>
+  <w:abstractNum w:abstractNumId="13" w15:restartNumberingAfterBreak="0">
     <w:nsid w:val="49421D00"/>
     <w:multiLevelType w:val="multilevel"/>
     <w:tmpl w:val="7E6ED63C"/>
@@ -20527,7 +23170,7 @@
       </w:rPr>
     </w:lvl>
   </w:abstractNum>
-  <w:abstractNum w:abstractNumId="13" w15:restartNumberingAfterBreak="0">
+  <w:abstractNum w:abstractNumId="14" w15:restartNumberingAfterBreak="0">
     <w:nsid w:val="4CAD596E"/>
     <w:multiLevelType w:val="multilevel"/>
     <w:tmpl w:val="501C94C8"/>
@@ -20676,7 +23319,7 @@
       </w:rPr>
     </w:lvl>
   </w:abstractNum>
-  <w:abstractNum w:abstractNumId="14" w15:restartNumberingAfterBreak="0">
+  <w:abstractNum w:abstractNumId="15" w15:restartNumberingAfterBreak="0">
     <w:nsid w:val="56530035"/>
     <w:multiLevelType w:val="multilevel"/>
     <w:tmpl w:val="7E6ED63C"/>
@@ -20789,7 +23432,7 @@
       </w:rPr>
     </w:lvl>
   </w:abstractNum>
-  <w:abstractNum w:abstractNumId="15" w15:restartNumberingAfterBreak="0">
+  <w:abstractNum w:abstractNumId="16" w15:restartNumberingAfterBreak="0">
     <w:nsid w:val="586E4463"/>
     <w:multiLevelType w:val="multilevel"/>
     <w:tmpl w:val="8CFAF102"/>
@@ -20938,7 +23581,7 @@
       </w:rPr>
     </w:lvl>
   </w:abstractNum>
-  <w:abstractNum w:abstractNumId="16" w15:restartNumberingAfterBreak="0">
+  <w:abstractNum w:abstractNumId="17" w15:restartNumberingAfterBreak="0">
     <w:nsid w:val="593354CB"/>
     <w:multiLevelType w:val="multilevel"/>
     <w:tmpl w:val="5C6E5828"/>
@@ -21087,7 +23730,120 @@
       </w:rPr>
     </w:lvl>
   </w:abstractNum>
-  <w:abstractNum w:abstractNumId="17" w15:restartNumberingAfterBreak="0">
+  <w:abstractNum w:abstractNumId="18" w15:restartNumberingAfterBreak="0">
+    <w:nsid w:val="64D930DA"/>
+    <w:multiLevelType w:val="hybridMultilevel"/>
+    <w:tmpl w:val="99FE286C"/>
+    <w:lvl w:ilvl="0" w:tplc="340A0001">
+      <w:start w:val="1"/>
+      <w:numFmt w:val="bullet"/>
+      <w:lvlText w:val=""/>
+      <w:lvlJc w:val="left"/>
+      <w:pPr>
+        <w:ind w:left="720" w:hanging="360"/>
+      </w:pPr>
+      <w:rPr>
+        <w:rFonts w:ascii="Symbol" w:hAnsi="Symbol" w:hint="default"/>
+      </w:rPr>
+    </w:lvl>
+    <w:lvl w:ilvl="1" w:tplc="340A0003" w:tentative="1">
+      <w:start w:val="1"/>
+      <w:numFmt w:val="bullet"/>
+      <w:lvlText w:val="o"/>
+      <w:lvlJc w:val="left"/>
+      <w:pPr>
+        <w:ind w:left="1440" w:hanging="360"/>
+      </w:pPr>
+      <w:rPr>
+        <w:rFonts w:ascii="Courier New" w:hAnsi="Courier New" w:cs="Courier New" w:hint="default"/>
+      </w:rPr>
+    </w:lvl>
+    <w:lvl w:ilvl="2" w:tplc="340A0005" w:tentative="1">
+      <w:start w:val="1"/>
+      <w:numFmt w:val="bullet"/>
+      <w:lvlText w:val=""/>
+      <w:lvlJc w:val="left"/>
+      <w:pPr>
+        <w:ind w:left="2160" w:hanging="360"/>
+      </w:pPr>
+      <w:rPr>
+        <w:rFonts w:ascii="Wingdings" w:hAnsi="Wingdings" w:hint="default"/>
+      </w:rPr>
+    </w:lvl>
+    <w:lvl w:ilvl="3" w:tplc="340A0001" w:tentative="1">
+      <w:start w:val="1"/>
+      <w:numFmt w:val="bullet"/>
+      <w:lvlText w:val=""/>
+      <w:lvlJc w:val="left"/>
+      <w:pPr>
+        <w:ind w:left="2880" w:hanging="360"/>
+      </w:pPr>
+      <w:rPr>
+        <w:rFonts w:ascii="Symbol" w:hAnsi="Symbol" w:hint="default"/>
+      </w:rPr>
+    </w:lvl>
+    <w:lvl w:ilvl="4" w:tplc="340A0003" w:tentative="1">
+      <w:start w:val="1"/>
+      <w:numFmt w:val="bullet"/>
+      <w:lvlText w:val="o"/>
+      <w:lvlJc w:val="left"/>
+      <w:pPr>
+        <w:ind w:left="3600" w:hanging="360"/>
+      </w:pPr>
+      <w:rPr>
+        <w:rFonts w:ascii="Courier New" w:hAnsi="Courier New" w:cs="Courier New" w:hint="default"/>
+      </w:rPr>
+    </w:lvl>
+    <w:lvl w:ilvl="5" w:tplc="340A0005" w:tentative="1">
+      <w:start w:val="1"/>
+      <w:numFmt w:val="bullet"/>
+      <w:lvlText w:val=""/>
+      <w:lvlJc w:val="left"/>
+      <w:pPr>
+        <w:ind w:left="4320" w:hanging="360"/>
+      </w:pPr>
+      <w:rPr>
+        <w:rFonts w:ascii="Wingdings" w:hAnsi="Wingdings" w:hint="default"/>
+      </w:rPr>
+    </w:lvl>
+    <w:lvl w:ilvl="6" w:tplc="340A0001" w:tentative="1">
+      <w:start w:val="1"/>
+      <w:numFmt w:val="bullet"/>
+      <w:lvlText w:val=""/>
+      <w:lvlJc w:val="left"/>
+      <w:pPr>
+        <w:ind w:left="5040" w:hanging="360"/>
+      </w:pPr>
+      <w:rPr>
+        <w:rFonts w:ascii="Symbol" w:hAnsi="Symbol" w:hint="default"/>
+      </w:rPr>
+    </w:lvl>
+    <w:lvl w:ilvl="7" w:tplc="340A0003" w:tentative="1">
+      <w:start w:val="1"/>
+      <w:numFmt w:val="bullet"/>
+      <w:lvlText w:val="o"/>
+      <w:lvlJc w:val="left"/>
+      <w:pPr>
+        <w:ind w:left="5760" w:hanging="360"/>
+      </w:pPr>
+      <w:rPr>
+        <w:rFonts w:ascii="Courier New" w:hAnsi="Courier New" w:cs="Courier New" w:hint="default"/>
+      </w:rPr>
+    </w:lvl>
+    <w:lvl w:ilvl="8" w:tplc="340A0005" w:tentative="1">
+      <w:start w:val="1"/>
+      <w:numFmt w:val="bullet"/>
+      <w:lvlText w:val=""/>
+      <w:lvlJc w:val="left"/>
+      <w:pPr>
+        <w:ind w:left="6480" w:hanging="360"/>
+      </w:pPr>
+      <w:rPr>
+        <w:rFonts w:ascii="Wingdings" w:hAnsi="Wingdings" w:hint="default"/>
+      </w:rPr>
+    </w:lvl>
+  </w:abstractNum>
+  <w:abstractNum w:abstractNumId="19" w15:restartNumberingAfterBreak="0">
     <w:nsid w:val="652048AA"/>
     <w:multiLevelType w:val="multilevel"/>
     <w:tmpl w:val="D4D21A42"/>
@@ -21236,7 +23992,7 @@
       </w:rPr>
     </w:lvl>
   </w:abstractNum>
-  <w:abstractNum w:abstractNumId="18" w15:restartNumberingAfterBreak="0">
+  <w:abstractNum w:abstractNumId="20" w15:restartNumberingAfterBreak="0">
     <w:nsid w:val="678F2CBA"/>
     <w:multiLevelType w:val="hybridMultilevel"/>
     <w:tmpl w:val="1C3C9D4A"/>
@@ -21325,7 +24081,7 @@
       </w:pPr>
     </w:lvl>
   </w:abstractNum>
-  <w:abstractNum w:abstractNumId="19" w15:restartNumberingAfterBreak="0">
+  <w:abstractNum w:abstractNumId="21" w15:restartNumberingAfterBreak="0">
     <w:nsid w:val="6CD57B01"/>
     <w:multiLevelType w:val="multilevel"/>
     <w:tmpl w:val="4BFC67A0"/>
@@ -21438,7 +24194,7 @@
       </w:pPr>
     </w:lvl>
   </w:abstractNum>
-  <w:abstractNum w:abstractNumId="20" w15:restartNumberingAfterBreak="0">
+  <w:abstractNum w:abstractNumId="22" w15:restartNumberingAfterBreak="0">
     <w:nsid w:val="6ED24662"/>
     <w:multiLevelType w:val="multilevel"/>
     <w:tmpl w:val="B7B2DC66"/>
@@ -21587,7 +24343,7 @@
       </w:rPr>
     </w:lvl>
   </w:abstractNum>
-  <w:abstractNum w:abstractNumId="21" w15:restartNumberingAfterBreak="0">
+  <w:abstractNum w:abstractNumId="23" w15:restartNumberingAfterBreak="0">
     <w:nsid w:val="707921DB"/>
     <w:multiLevelType w:val="hybridMultilevel"/>
     <w:tmpl w:val="94608ADC"/>
@@ -21700,7 +24456,7 @@
       </w:rPr>
     </w:lvl>
   </w:abstractNum>
-  <w:abstractNum w:abstractNumId="22" w15:restartNumberingAfterBreak="0">
+  <w:abstractNum w:abstractNumId="24" w15:restartNumberingAfterBreak="0">
     <w:nsid w:val="734F7C83"/>
     <w:multiLevelType w:val="multilevel"/>
     <w:tmpl w:val="1458E948"/>
@@ -21849,7 +24605,7 @@
       </w:rPr>
     </w:lvl>
   </w:abstractNum>
-  <w:abstractNum w:abstractNumId="23" w15:restartNumberingAfterBreak="0">
+  <w:abstractNum w:abstractNumId="25" w15:restartNumberingAfterBreak="0">
     <w:nsid w:val="748723AA"/>
     <w:multiLevelType w:val="multilevel"/>
     <w:tmpl w:val="CC2681A8"/>
@@ -21998,44 +24754,157 @@
       </w:rPr>
     </w:lvl>
   </w:abstractNum>
+  <w:abstractNum w:abstractNumId="26" w15:restartNumberingAfterBreak="0">
+    <w:nsid w:val="772F1175"/>
+    <w:multiLevelType w:val="multilevel"/>
+    <w:tmpl w:val="E3502780"/>
+    <w:lvl w:ilvl="0">
+      <w:start w:val="1"/>
+      <w:numFmt w:val="decimal"/>
+      <w:lvlText w:val="%1"/>
+      <w:lvlJc w:val="left"/>
+      <w:pPr>
+        <w:ind w:left="540" w:hanging="540"/>
+      </w:pPr>
+      <w:rPr>
+        <w:rFonts w:hint="default"/>
+      </w:rPr>
+    </w:lvl>
+    <w:lvl w:ilvl="1">
+      <w:start w:val="5"/>
+      <w:numFmt w:val="decimal"/>
+      <w:lvlText w:val="%1.%2"/>
+      <w:lvlJc w:val="left"/>
+      <w:pPr>
+        <w:ind w:left="540" w:hanging="540"/>
+      </w:pPr>
+      <w:rPr>
+        <w:rFonts w:hint="default"/>
+      </w:rPr>
+    </w:lvl>
+    <w:lvl w:ilvl="2">
+      <w:start w:val="4"/>
+      <w:numFmt w:val="decimal"/>
+      <w:lvlText w:val="%1.%2.%3"/>
+      <w:lvlJc w:val="left"/>
+      <w:pPr>
+        <w:ind w:left="720" w:hanging="720"/>
+      </w:pPr>
+      <w:rPr>
+        <w:rFonts w:hint="default"/>
+      </w:rPr>
+    </w:lvl>
+    <w:lvl w:ilvl="3">
+      <w:start w:val="1"/>
+      <w:numFmt w:val="decimal"/>
+      <w:lvlText w:val="%1.%2.%3.%4"/>
+      <w:lvlJc w:val="left"/>
+      <w:pPr>
+        <w:ind w:left="720" w:hanging="720"/>
+      </w:pPr>
+      <w:rPr>
+        <w:rFonts w:hint="default"/>
+      </w:rPr>
+    </w:lvl>
+    <w:lvl w:ilvl="4">
+      <w:start w:val="1"/>
+      <w:numFmt w:val="decimal"/>
+      <w:lvlText w:val="%1.%2.%3.%4.%5"/>
+      <w:lvlJc w:val="left"/>
+      <w:pPr>
+        <w:ind w:left="1080" w:hanging="1080"/>
+      </w:pPr>
+      <w:rPr>
+        <w:rFonts w:hint="default"/>
+      </w:rPr>
+    </w:lvl>
+    <w:lvl w:ilvl="5">
+      <w:start w:val="1"/>
+      <w:numFmt w:val="decimal"/>
+      <w:lvlText w:val="%1.%2.%3.%4.%5.%6"/>
+      <w:lvlJc w:val="left"/>
+      <w:pPr>
+        <w:ind w:left="1080" w:hanging="1080"/>
+      </w:pPr>
+      <w:rPr>
+        <w:rFonts w:hint="default"/>
+      </w:rPr>
+    </w:lvl>
+    <w:lvl w:ilvl="6">
+      <w:start w:val="1"/>
+      <w:numFmt w:val="decimal"/>
+      <w:lvlText w:val="%1.%2.%3.%4.%5.%6.%7"/>
+      <w:lvlJc w:val="left"/>
+      <w:pPr>
+        <w:ind w:left="1440" w:hanging="1440"/>
+      </w:pPr>
+      <w:rPr>
+        <w:rFonts w:hint="default"/>
+      </w:rPr>
+    </w:lvl>
+    <w:lvl w:ilvl="7">
+      <w:start w:val="1"/>
+      <w:numFmt w:val="decimal"/>
+      <w:lvlText w:val="%1.%2.%3.%4.%5.%6.%7.%8"/>
+      <w:lvlJc w:val="left"/>
+      <w:pPr>
+        <w:ind w:left="1440" w:hanging="1440"/>
+      </w:pPr>
+      <w:rPr>
+        <w:rFonts w:hint="default"/>
+      </w:rPr>
+    </w:lvl>
+    <w:lvl w:ilvl="8">
+      <w:start w:val="1"/>
+      <w:numFmt w:val="decimal"/>
+      <w:lvlText w:val="%1.%2.%3.%4.%5.%6.%7.%8.%9"/>
+      <w:lvlJc w:val="left"/>
+      <w:pPr>
+        <w:ind w:left="1800" w:hanging="1800"/>
+      </w:pPr>
+      <w:rPr>
+        <w:rFonts w:hint="default"/>
+      </w:rPr>
+    </w:lvl>
+  </w:abstractNum>
   <w:num w:numId="1" w16cid:durableId="1550147440">
     <w:abstractNumId w:val="6"/>
   </w:num>
   <w:num w:numId="2" w16cid:durableId="418252928">
-    <w:abstractNumId w:val="13"/>
+    <w:abstractNumId w:val="14"/>
   </w:num>
   <w:num w:numId="3" w16cid:durableId="1015575208">
-    <w:abstractNumId w:val="21"/>
+    <w:abstractNumId w:val="23"/>
   </w:num>
   <w:num w:numId="4" w16cid:durableId="2000500593">
     <w:abstractNumId w:val="11"/>
   </w:num>
   <w:num w:numId="5" w16cid:durableId="2141612344">
-    <w:abstractNumId w:val="19"/>
+    <w:abstractNumId w:val="21"/>
   </w:num>
   <w:num w:numId="6" w16cid:durableId="470758680">
-    <w:abstractNumId w:val="18"/>
+    <w:abstractNumId w:val="20"/>
   </w:num>
   <w:num w:numId="7" w16cid:durableId="835808136">
-    <w:abstractNumId w:val="15"/>
+    <w:abstractNumId w:val="16"/>
   </w:num>
   <w:num w:numId="8" w16cid:durableId="219638884">
     <w:abstractNumId w:val="1"/>
   </w:num>
   <w:num w:numId="9" w16cid:durableId="636564921">
-    <w:abstractNumId w:val="12"/>
+    <w:abstractNumId w:val="13"/>
   </w:num>
   <w:num w:numId="10" w16cid:durableId="1259951033">
-    <w:abstractNumId w:val="17"/>
+    <w:abstractNumId w:val="19"/>
   </w:num>
   <w:num w:numId="11" w16cid:durableId="432481419">
-    <w:abstractNumId w:val="14"/>
+    <w:abstractNumId w:val="15"/>
   </w:num>
   <w:num w:numId="12" w16cid:durableId="950086783">
     <w:abstractNumId w:val="2"/>
   </w:num>
   <w:num w:numId="13" w16cid:durableId="1143885885">
-    <w:abstractNumId w:val="23"/>
+    <w:abstractNumId w:val="25"/>
   </w:num>
   <w:num w:numId="14" w16cid:durableId="443766545">
     <w:abstractNumId w:val="10"/>
@@ -22044,16 +24913,16 @@
     <w:abstractNumId w:val="5"/>
   </w:num>
   <w:num w:numId="16" w16cid:durableId="2054846393">
-    <w:abstractNumId w:val="20"/>
+    <w:abstractNumId w:val="22"/>
   </w:num>
   <w:num w:numId="17" w16cid:durableId="957488088">
     <w:abstractNumId w:val="4"/>
   </w:num>
   <w:num w:numId="18" w16cid:durableId="135756873">
-    <w:abstractNumId w:val="22"/>
+    <w:abstractNumId w:val="24"/>
   </w:num>
   <w:num w:numId="19" w16cid:durableId="1150753843">
-    <w:abstractNumId w:val="16"/>
+    <w:abstractNumId w:val="17"/>
   </w:num>
   <w:num w:numId="20" w16cid:durableId="1415783301">
     <w:abstractNumId w:val="0"/>
@@ -22069,6 +24938,15 @@
   </w:num>
   <w:num w:numId="24" w16cid:durableId="1775663943">
     <w:abstractNumId w:val="9"/>
+  </w:num>
+  <w:num w:numId="25" w16cid:durableId="323242532">
+    <w:abstractNumId w:val="12"/>
+  </w:num>
+  <w:num w:numId="26" w16cid:durableId="1688369092">
+    <w:abstractNumId w:val="18"/>
+  </w:num>
+  <w:num w:numId="27" w16cid:durableId="1499999799">
+    <w:abstractNumId w:val="26"/>
   </w:num>
 </w:numbering>
 </file>
@@ -23484,6 +26362,82 @@
       </w:tcPr>
     </w:tblStylePr>
   </w:style>
+  <w:style w:type="table" w:styleId="Tablaconcuadrcula4-nfasis6">
+    <w:name w:val="Grid Table 4 Accent 6"/>
+    <w:basedOn w:val="Tablanormal"/>
+    <w:uiPriority w:val="49"/>
+    <w:rsid w:val="00D0552A"/>
+    <w:pPr>
+      <w:spacing w:after="0" w:line="240" w:lineRule="auto"/>
+    </w:pPr>
+    <w:tblPr>
+      <w:tblStyleRowBandSize w:val="1"/>
+      <w:tblStyleColBandSize w:val="1"/>
+      <w:tblBorders>
+        <w:top w:val="single" w:sz="4" w:space="0" w:color="8DD873" w:themeColor="accent6" w:themeTint="99"/>
+        <w:left w:val="single" w:sz="4" w:space="0" w:color="8DD873" w:themeColor="accent6" w:themeTint="99"/>
+        <w:bottom w:val="single" w:sz="4" w:space="0" w:color="8DD873" w:themeColor="accent6" w:themeTint="99"/>
+        <w:right w:val="single" w:sz="4" w:space="0" w:color="8DD873" w:themeColor="accent6" w:themeTint="99"/>
+        <w:insideH w:val="single" w:sz="4" w:space="0" w:color="8DD873" w:themeColor="accent6" w:themeTint="99"/>
+        <w:insideV w:val="single" w:sz="4" w:space="0" w:color="8DD873" w:themeColor="accent6" w:themeTint="99"/>
+      </w:tblBorders>
+    </w:tblPr>
+    <w:tblStylePr w:type="firstRow">
+      <w:rPr>
+        <w:b/>
+        <w:bCs/>
+        <w:color w:val="FFFFFF" w:themeColor="background1"/>
+      </w:rPr>
+      <w:tblPr/>
+      <w:tcPr>
+        <w:tcBorders>
+          <w:top w:val="single" w:sz="4" w:space="0" w:color="4EA72E" w:themeColor="accent6"/>
+          <w:left w:val="single" w:sz="4" w:space="0" w:color="4EA72E" w:themeColor="accent6"/>
+          <w:bottom w:val="single" w:sz="4" w:space="0" w:color="4EA72E" w:themeColor="accent6"/>
+          <w:right w:val="single" w:sz="4" w:space="0" w:color="4EA72E" w:themeColor="accent6"/>
+          <w:insideH w:val="nil"/>
+          <w:insideV w:val="nil"/>
+        </w:tcBorders>
+        <w:shd w:val="clear" w:color="auto" w:fill="4EA72E" w:themeFill="accent6"/>
+      </w:tcPr>
+    </w:tblStylePr>
+    <w:tblStylePr w:type="lastRow">
+      <w:rPr>
+        <w:b/>
+        <w:bCs/>
+      </w:rPr>
+      <w:tblPr/>
+      <w:tcPr>
+        <w:tcBorders>
+          <w:top w:val="double" w:sz="4" w:space="0" w:color="4EA72E" w:themeColor="accent6"/>
+        </w:tcBorders>
+      </w:tcPr>
+    </w:tblStylePr>
+    <w:tblStylePr w:type="firstCol">
+      <w:rPr>
+        <w:b/>
+        <w:bCs/>
+      </w:rPr>
+    </w:tblStylePr>
+    <w:tblStylePr w:type="lastCol">
+      <w:rPr>
+        <w:b/>
+        <w:bCs/>
+      </w:rPr>
+    </w:tblStylePr>
+    <w:tblStylePr w:type="band1Vert">
+      <w:tblPr/>
+      <w:tcPr>
+        <w:shd w:val="clear" w:color="auto" w:fill="D9F2D0" w:themeFill="accent6" w:themeFillTint="33"/>
+      </w:tcPr>
+    </w:tblStylePr>
+    <w:tblStylePr w:type="band1Horz">
+      <w:tblPr/>
+      <w:tcPr>
+        <w:shd w:val="clear" w:color="auto" w:fill="D9F2D0" w:themeFill="accent6" w:themeFillTint="33"/>
+      </w:tcPr>
+    </w:tblStylePr>
+  </w:style>
 </w:styles>
 </file>
 

--- a/AI-Engineer Core Track.docx
+++ b/AI-Engineer Core Track.docx
@@ -407,7 +407,29 @@
           <w:szCs w:val="24"/>
           <w:highlight w:val="yellow"/>
         </w:rPr>
-        <w:t>: Ollama: Ejecutar Modelos de IA en local</w:t>
+        <w:t xml:space="preserve">: </w:t>
+      </w:r>
+      <w:r>
+        <w:rPr>
+          <w:rFonts w:ascii="Arial" w:hAnsi="Arial" w:cs="Arial"/>
+          <w:b/>
+          <w:bCs/>
+          <w:sz w:val="24"/>
+          <w:szCs w:val="24"/>
+          <w:highlight w:val="yellow"/>
+        </w:rPr>
+        <w:t xml:space="preserve">DIA-1: </w:t>
+      </w:r>
+      <w:r>
+        <w:rPr>
+          <w:rFonts w:ascii="Arial" w:hAnsi="Arial" w:cs="Arial"/>
+          <w:b/>
+          <w:bCs/>
+          <w:sz w:val="24"/>
+          <w:szCs w:val="24"/>
+          <w:highlight w:val="yellow"/>
+        </w:rPr>
+        <w:t>Ollama: Ejecutar Modelos de IA en local</w:t>
       </w:r>
     </w:p>
     <w:p>
@@ -4881,7 +4903,62 @@
           <w:highlight w:val="yellow"/>
         </w:rPr>
         <w:lastRenderedPageBreak/>
-        <w:t xml:space="preserve">1.2: </w:t>
+        <w:t>1.2:</w:t>
+      </w:r>
+      <w:r>
+        <w:rPr>
+          <w:rFonts w:ascii="Arial" w:hAnsi="Arial" w:cs="Arial"/>
+          <w:b/>
+          <w:bCs/>
+          <w:sz w:val="24"/>
+          <w:szCs w:val="24"/>
+          <w:highlight w:val="yellow"/>
+        </w:rPr>
+        <w:t xml:space="preserve"> </w:t>
+      </w:r>
+      <w:r>
+        <w:rPr>
+          <w:rFonts w:ascii="Arial" w:hAnsi="Arial" w:cs="Arial"/>
+          <w:b/>
+          <w:bCs/>
+          <w:sz w:val="24"/>
+          <w:szCs w:val="24"/>
+          <w:highlight w:val="yellow"/>
+        </w:rPr>
+        <w:t>DIA-</w:t>
+      </w:r>
+      <w:r>
+        <w:rPr>
+          <w:rFonts w:ascii="Arial" w:hAnsi="Arial" w:cs="Arial"/>
+          <w:b/>
+          <w:bCs/>
+          <w:sz w:val="24"/>
+          <w:szCs w:val="24"/>
+          <w:highlight w:val="yellow"/>
+        </w:rPr>
+        <w:t>1</w:t>
+      </w:r>
+      <w:r>
+        <w:rPr>
+          <w:rFonts w:ascii="Arial" w:hAnsi="Arial" w:cs="Arial"/>
+          <w:b/>
+          <w:bCs/>
+          <w:sz w:val="24"/>
+          <w:szCs w:val="24"/>
+          <w:highlight w:val="yellow"/>
+        </w:rPr>
+        <w:t xml:space="preserve">: </w:t>
+      </w:r>
+      <w:r>
+        <w:rPr>
+          <w:rFonts w:ascii="Arial" w:hAnsi="Arial" w:cs="Arial"/>
+          <w:b/>
+          <w:bCs/>
+          <w:sz w:val="24"/>
+          <w:szCs w:val="24"/>
+          <w:highlight w:val="yellow"/>
+        </w:rPr>
+        <w:t xml:space="preserve"> </w:t>
       </w:r>
       <w:proofErr w:type="spellStart"/>
       <w:r>
@@ -7528,6 +7605,50 @@
         </w:rPr>
         <w:lastRenderedPageBreak/>
         <w:t>1.3</w:t>
+      </w:r>
+      <w:r>
+        <w:rPr>
+          <w:rFonts w:ascii="Arial" w:hAnsi="Arial" w:cs="Arial"/>
+          <w:b/>
+          <w:bCs/>
+          <w:sz w:val="24"/>
+          <w:szCs w:val="24"/>
+          <w:highlight w:val="yellow"/>
+        </w:rPr>
+        <w:t xml:space="preserve"> </w:t>
+      </w:r>
+      <w:r>
+        <w:rPr>
+          <w:rFonts w:ascii="Arial" w:hAnsi="Arial" w:cs="Arial"/>
+          <w:b/>
+          <w:bCs/>
+          <w:sz w:val="24"/>
+          <w:szCs w:val="24"/>
+          <w:highlight w:val="yellow"/>
+        </w:rPr>
+        <w:t>DIA-</w:t>
+      </w:r>
+      <w:r>
+        <w:rPr>
+          <w:rFonts w:ascii="Arial" w:hAnsi="Arial" w:cs="Arial"/>
+          <w:b/>
+          <w:bCs/>
+          <w:sz w:val="24"/>
+          <w:szCs w:val="24"/>
+          <w:highlight w:val="yellow"/>
+        </w:rPr>
+        <w:t>1</w:t>
+      </w:r>
+      <w:r>
+        <w:rPr>
+          <w:rFonts w:ascii="Arial" w:hAnsi="Arial" w:cs="Arial"/>
+          <w:b/>
+          <w:bCs/>
+          <w:sz w:val="24"/>
+          <w:szCs w:val="24"/>
+          <w:highlight w:val="yellow"/>
+        </w:rPr>
+        <w:t>:</w:t>
       </w:r>
       <w:r>
         <w:rPr>
@@ -9283,6 +9404,50 @@
           <w:highlight w:val="yellow"/>
         </w:rPr>
         <w:lastRenderedPageBreak/>
+        <w:t xml:space="preserve"> </w:t>
+      </w:r>
+      <w:r>
+        <w:rPr>
+          <w:rFonts w:ascii="Arial" w:hAnsi="Arial" w:cs="Arial"/>
+          <w:b/>
+          <w:bCs/>
+          <w:sz w:val="24"/>
+          <w:szCs w:val="24"/>
+          <w:highlight w:val="yellow"/>
+        </w:rPr>
+        <w:t>DIA-</w:t>
+      </w:r>
+      <w:r>
+        <w:rPr>
+          <w:rFonts w:ascii="Arial" w:hAnsi="Arial" w:cs="Arial"/>
+          <w:b/>
+          <w:bCs/>
+          <w:sz w:val="24"/>
+          <w:szCs w:val="24"/>
+          <w:highlight w:val="yellow"/>
+        </w:rPr>
+        <w:t>1</w:t>
+      </w:r>
+      <w:r>
+        <w:rPr>
+          <w:rFonts w:ascii="Arial" w:hAnsi="Arial" w:cs="Arial"/>
+          <w:b/>
+          <w:bCs/>
+          <w:sz w:val="24"/>
+          <w:szCs w:val="24"/>
+          <w:highlight w:val="yellow"/>
+        </w:rPr>
+        <w:t xml:space="preserve">: </w:t>
+      </w:r>
+      <w:r>
+        <w:rPr>
+          <w:rFonts w:ascii="Arial" w:hAnsi="Arial" w:cs="Arial"/>
+          <w:b/>
+          <w:bCs/>
+          <w:sz w:val="24"/>
+          <w:szCs w:val="24"/>
+          <w:highlight w:val="yellow"/>
+        </w:rPr>
         <w:t xml:space="preserve">Entorno desarrollo, notebooks </w:t>
       </w:r>
       <w:proofErr w:type="spellStart"/>
@@ -18766,68 +18931,64 @@
           <w:highlight w:val="yellow"/>
         </w:rPr>
         <w:lastRenderedPageBreak/>
-        <w:t>1.5 Completando el laboratorio (versión Gemini)</w:t>
-      </w:r>
-    </w:p>
-    <w:p>
-      <w:pPr>
-        <w:pStyle w:val="Ttulo3"/>
-        <w:rPr>
-          <w:rFonts w:cs="Arial"/>
-          <w:b/>
-          <w:bCs/>
-          <w:sz w:val="24"/>
-          <w:szCs w:val="24"/>
-        </w:rPr>
-      </w:pPr>
-      <w:r>
-        <w:rPr>
-          <w:rFonts w:cs="Arial"/>
+        <w:t xml:space="preserve">1.5 </w:t>
+      </w:r>
+      <w:r>
+        <w:rPr>
+          <w:rFonts w:ascii="Arial" w:hAnsi="Arial" w:cs="Arial"/>
           <w:b/>
           <w:bCs/>
           <w:sz w:val="24"/>
           <w:szCs w:val="24"/>
           <w:highlight w:val="yellow"/>
         </w:rPr>
-        <w:t xml:space="preserve">1.5.1 La función </w:t>
-      </w:r>
-      <w:proofErr w:type="spellStart"/>
-      <w:r>
-        <w:rPr>
-          <w:rFonts w:cs="Arial"/>
+        <w:t>DIA-</w:t>
+      </w:r>
+      <w:r>
+        <w:rPr>
+          <w:rFonts w:ascii="Arial" w:hAnsi="Arial" w:cs="Arial"/>
           <w:b/>
           <w:bCs/>
           <w:sz w:val="24"/>
           <w:szCs w:val="24"/>
           <w:highlight w:val="yellow"/>
         </w:rPr>
-        <w:t>messages_</w:t>
-      </w:r>
-      <w:proofErr w:type="gramStart"/>
-      <w:r>
-        <w:rPr>
-          <w:rFonts w:cs="Arial"/>
+        <w:t>1</w:t>
+      </w:r>
+      <w:r>
+        <w:rPr>
+          <w:rFonts w:ascii="Arial" w:hAnsi="Arial" w:cs="Arial"/>
           <w:b/>
           <w:bCs/>
           <w:sz w:val="24"/>
           <w:szCs w:val="24"/>
           <w:highlight w:val="yellow"/>
         </w:rPr>
-        <w:t>for</w:t>
-      </w:r>
-      <w:proofErr w:type="spellEnd"/>
-      <w:r>
-        <w:rPr>
-          <w:rFonts w:cs="Arial"/>
+        <w:t xml:space="preserve">: </w:t>
+      </w:r>
+      <w:r>
+        <w:rPr>
+          <w:rFonts w:ascii="Arial" w:hAnsi="Arial" w:cs="Arial"/>
           <w:b/>
           <w:bCs/>
           <w:sz w:val="24"/>
           <w:szCs w:val="24"/>
           <w:highlight w:val="yellow"/>
         </w:rPr>
-        <w:t>(</w:t>
-      </w:r>
-      <w:proofErr w:type="gramEnd"/>
+        <w:t>Completando el laboratorio (versión Gemini)</w:t>
+      </w:r>
+    </w:p>
+    <w:p>
+      <w:pPr>
+        <w:pStyle w:val="Ttulo3"/>
+        <w:rPr>
+          <w:rFonts w:cs="Arial"/>
+          <w:b/>
+          <w:bCs/>
+          <w:sz w:val="24"/>
+          <w:szCs w:val="24"/>
+        </w:rPr>
+      </w:pPr>
       <w:r>
         <w:rPr>
           <w:rFonts w:cs="Arial"/>
@@ -18837,8 +18998,9 @@
           <w:szCs w:val="24"/>
           <w:highlight w:val="yellow"/>
         </w:rPr>
-        <w:t>)</w:t>
-      </w:r>
+        <w:t xml:space="preserve">1.5.1 La función </w:t>
+      </w:r>
+      <w:proofErr w:type="spellStart"/>
       <w:r>
         <w:rPr>
           <w:rFonts w:cs="Arial"/>
@@ -18848,9 +19010,9 @@
           <w:szCs w:val="24"/>
           <w:highlight w:val="yellow"/>
         </w:rPr>
-        <w:t xml:space="preserve"> + </w:t>
-      </w:r>
-      <w:proofErr w:type="spellStart"/>
+        <w:t>messages_</w:t>
+      </w:r>
+      <w:proofErr w:type="gramStart"/>
       <w:r>
         <w:rPr>
           <w:rFonts w:cs="Arial"/>
@@ -18860,7 +19022,7 @@
           <w:szCs w:val="24"/>
           <w:highlight w:val="yellow"/>
         </w:rPr>
-        <w:t>summarize</w:t>
+        <w:t>for</w:t>
       </w:r>
       <w:proofErr w:type="spellEnd"/>
       <w:r>
@@ -18874,7 +19036,7 @@
         </w:rPr>
         <w:t>(</w:t>
       </w:r>
-      <w:proofErr w:type="spellStart"/>
+      <w:proofErr w:type="gramEnd"/>
       <w:r>
         <w:rPr>
           <w:rFonts w:cs="Arial"/>
@@ -18884,9 +19046,8 @@
           <w:szCs w:val="24"/>
           <w:highlight w:val="yellow"/>
         </w:rPr>
-        <w:t>url</w:t>
-      </w:r>
-      <w:proofErr w:type="spellEnd"/>
+        <w:t>)</w:t>
+      </w:r>
       <w:r>
         <w:rPr>
           <w:rFonts w:cs="Arial"/>
@@ -18896,6 +19057,54 @@
           <w:szCs w:val="24"/>
           <w:highlight w:val="yellow"/>
         </w:rPr>
+        <w:t xml:space="preserve"> + </w:t>
+      </w:r>
+      <w:proofErr w:type="spellStart"/>
+      <w:r>
+        <w:rPr>
+          <w:rFonts w:cs="Arial"/>
+          <w:b/>
+          <w:bCs/>
+          <w:sz w:val="24"/>
+          <w:szCs w:val="24"/>
+          <w:highlight w:val="yellow"/>
+        </w:rPr>
+        <w:t>summarize</w:t>
+      </w:r>
+      <w:proofErr w:type="spellEnd"/>
+      <w:r>
+        <w:rPr>
+          <w:rFonts w:cs="Arial"/>
+          <w:b/>
+          <w:bCs/>
+          <w:sz w:val="24"/>
+          <w:szCs w:val="24"/>
+          <w:highlight w:val="yellow"/>
+        </w:rPr>
+        <w:t>(</w:t>
+      </w:r>
+      <w:proofErr w:type="spellStart"/>
+      <w:r>
+        <w:rPr>
+          <w:rFonts w:cs="Arial"/>
+          <w:b/>
+          <w:bCs/>
+          <w:sz w:val="24"/>
+          <w:szCs w:val="24"/>
+          <w:highlight w:val="yellow"/>
+        </w:rPr>
+        <w:t>url</w:t>
+      </w:r>
+      <w:proofErr w:type="spellEnd"/>
+      <w:r>
+        <w:rPr>
+          <w:rFonts w:cs="Arial"/>
+          <w:b/>
+          <w:bCs/>
+          <w:sz w:val="24"/>
+          <w:szCs w:val="24"/>
+          <w:highlight w:val="yellow"/>
+        </w:rPr>
         <w:t>) — uniendo todas las piezas</w:t>
       </w:r>
     </w:p>
@@ -18944,6 +19153,9 @@
     </w:p>
     <w:p>
       <w:r>
+        <w:rPr>
+          <w:noProof/>
+        </w:rPr>
         <w:drawing>
           <wp:inline distT="0" distB="0" distL="0" distR="0" wp14:anchorId="6C0A03F9" wp14:editId="7CBFA506">
             <wp:extent cx="3676650" cy="1015162"/>
@@ -18989,6 +19201,9 @@
         </w:drawing>
       </w:r>
       <w:r>
+        <w:rPr>
+          <w:noProof/>
+        </w:rPr>
         <w:drawing>
           <wp:inline distT="0" distB="0" distL="0" distR="0" wp14:anchorId="55EA324D" wp14:editId="68985F37">
             <wp:extent cx="2647950" cy="1001240"/>
@@ -19034,6 +19249,9 @@
         </w:drawing>
       </w:r>
       <w:r>
+        <w:rPr>
+          <w:noProof/>
+        </w:rPr>
         <w:drawing>
           <wp:inline distT="0" distB="0" distL="0" distR="0" wp14:anchorId="1B2D9020" wp14:editId="0C181337">
             <wp:extent cx="4572000" cy="785374"/>
@@ -19079,6 +19297,9 @@
         </w:drawing>
       </w:r>
       <w:r>
+        <w:rPr>
+          <w:noProof/>
+        </w:rPr>
         <w:drawing>
           <wp:inline distT="0" distB="0" distL="0" distR="0" wp14:anchorId="41254208" wp14:editId="520EA7DB">
             <wp:extent cx="2934389" cy="1154430"/>
@@ -19201,6 +19422,9 @@
     </w:p>
     <w:p>
       <w:r>
+        <w:rPr>
+          <w:noProof/>
+        </w:rPr>
         <w:drawing>
           <wp:inline distT="0" distB="0" distL="0" distR="0" wp14:anchorId="4ED2D757" wp14:editId="2578B0E8">
             <wp:extent cx="3733800" cy="1528800"/>
@@ -19761,8 +19985,9 @@
           <w:szCs w:val="24"/>
           <w:highlight w:val="yellow"/>
         </w:rPr>
-        <w:t>1.5.</w:t>
-      </w:r>
+        <w:t xml:space="preserve">1.5.2 </w:t>
+      </w:r>
+      <w:proofErr w:type="spellStart"/>
       <w:r>
         <w:rPr>
           <w:rFonts w:cs="Arial"/>
@@ -19772,9 +19997,9 @@
           <w:szCs w:val="24"/>
           <w:highlight w:val="yellow"/>
         </w:rPr>
-        <w:t xml:space="preserve">2 </w:t>
-      </w:r>
-      <w:proofErr w:type="spellStart"/>
+        <w:t>display_summary</w:t>
+      </w:r>
+      <w:proofErr w:type="spellEnd"/>
       <w:r>
         <w:rPr>
           <w:rFonts w:cs="Arial"/>
@@ -19784,9 +20009,9 @@
           <w:szCs w:val="24"/>
           <w:highlight w:val="yellow"/>
         </w:rPr>
-        <w:t>display_summary</w:t>
-      </w:r>
-      <w:proofErr w:type="spellEnd"/>
+        <w:t>(</w:t>
+      </w:r>
+      <w:proofErr w:type="spellStart"/>
       <w:r>
         <w:rPr>
           <w:rFonts w:cs="Arial"/>
@@ -19796,9 +20021,9 @@
           <w:szCs w:val="24"/>
           <w:highlight w:val="yellow"/>
         </w:rPr>
-        <w:t>(</w:t>
-      </w:r>
-      <w:proofErr w:type="spellStart"/>
+        <w:t>url</w:t>
+      </w:r>
+      <w:proofErr w:type="spellEnd"/>
       <w:r>
         <w:rPr>
           <w:rFonts w:cs="Arial"/>
@@ -19808,9 +20033,9 @@
           <w:szCs w:val="24"/>
           <w:highlight w:val="yellow"/>
         </w:rPr>
-        <w:t>url</w:t>
-      </w:r>
-      <w:proofErr w:type="spellEnd"/>
+        <w:t xml:space="preserve">) – </w:t>
+      </w:r>
+      <w:proofErr w:type="spellStart"/>
       <w:r>
         <w:rPr>
           <w:rFonts w:cs="Arial"/>
@@ -19820,9 +20045,9 @@
           <w:szCs w:val="24"/>
           <w:highlight w:val="yellow"/>
         </w:rPr>
-        <w:t xml:space="preserve">) – </w:t>
-      </w:r>
-      <w:proofErr w:type="spellStart"/>
+        <w:t>mostarlo</w:t>
+      </w:r>
+      <w:proofErr w:type="spellEnd"/>
       <w:r>
         <w:rPr>
           <w:rFonts w:cs="Arial"/>
@@ -19832,23 +20057,14 @@
           <w:szCs w:val="24"/>
           <w:highlight w:val="yellow"/>
         </w:rPr>
-        <w:t>mostarlo</w:t>
-      </w:r>
-      <w:proofErr w:type="spellEnd"/>
-      <w:r>
-        <w:rPr>
-          <w:rFonts w:cs="Arial"/>
-          <w:b/>
-          <w:bCs/>
-          <w:sz w:val="24"/>
-          <w:szCs w:val="24"/>
-          <w:highlight w:val="yellow"/>
-        </w:rPr>
         <w:t xml:space="preserve"> formateado</w:t>
       </w:r>
     </w:p>
     <w:p>
       <w:r>
+        <w:rPr>
+          <w:noProof/>
+        </w:rPr>
         <w:drawing>
           <wp:inline distT="0" distB="0" distL="0" distR="0" wp14:anchorId="7B81BC35" wp14:editId="0D751AF9">
             <wp:extent cx="5406390" cy="987412"/>
@@ -19966,6 +20182,9 @@
     </w:p>
     <w:p>
       <w:r>
+        <w:rPr>
+          <w:noProof/>
+        </w:rPr>
         <w:drawing>
           <wp:inline distT="0" distB="0" distL="0" distR="0" wp14:anchorId="67FFFDD8" wp14:editId="02764EE2">
             <wp:extent cx="5353050" cy="510522"/>
@@ -20037,6 +20256,7 @@
         <w:rPr>
           <w:b/>
           <w:bCs/>
+          <w:noProof/>
         </w:rPr>
         <w:drawing>
           <wp:inline distT="0" distB="0" distL="0" distR="0" wp14:anchorId="34405053" wp14:editId="7A936FD0">
@@ -20160,8 +20380,9 @@
           <w:highlight w:val="yellow"/>
         </w:rPr>
         <w:lastRenderedPageBreak/>
-        <w:t>1.5.</w:t>
-      </w:r>
+        <w:t xml:space="preserve">1.5.3 Limitación del </w:t>
+      </w:r>
+      <w:proofErr w:type="spellStart"/>
       <w:r>
         <w:rPr>
           <w:rFonts w:cs="Arial"/>
@@ -20171,9 +20392,9 @@
           <w:szCs w:val="24"/>
           <w:highlight w:val="yellow"/>
         </w:rPr>
-        <w:t xml:space="preserve">3 Limitación del </w:t>
-      </w:r>
-      <w:proofErr w:type="spellStart"/>
+        <w:t>scraper</w:t>
+      </w:r>
+      <w:proofErr w:type="spellEnd"/>
       <w:r>
         <w:rPr>
           <w:rFonts w:cs="Arial"/>
@@ -20183,9 +20404,8 @@
           <w:szCs w:val="24"/>
           <w:highlight w:val="yellow"/>
         </w:rPr>
-        <w:t>scraper</w:t>
-      </w:r>
-      <w:proofErr w:type="spellEnd"/>
+        <w:t xml:space="preserve"> actual: sitios con JavaScript</w:t>
+      </w:r>
       <w:r>
         <w:rPr>
           <w:rFonts w:cs="Arial"/>
@@ -20195,8 +20415,9 @@
           <w:szCs w:val="24"/>
           <w:highlight w:val="yellow"/>
         </w:rPr>
-        <w:t xml:space="preserve"> actual: sitios con JavaScript</w:t>
-      </w:r>
+        <w:t xml:space="preserve"> + </w:t>
+      </w:r>
+      <w:proofErr w:type="spellStart"/>
       <w:r>
         <w:rPr>
           <w:rFonts w:cs="Arial"/>
@@ -20206,9 +20427,9 @@
           <w:szCs w:val="24"/>
           <w:highlight w:val="yellow"/>
         </w:rPr>
-        <w:t xml:space="preserve"> + </w:t>
-      </w:r>
-      <w:proofErr w:type="spellStart"/>
+        <w:t>Playwright</w:t>
+      </w:r>
+      <w:proofErr w:type="spellEnd"/>
       <w:r>
         <w:rPr>
           <w:rFonts w:cs="Arial"/>
@@ -20218,9 +20439,9 @@
           <w:szCs w:val="24"/>
           <w:highlight w:val="yellow"/>
         </w:rPr>
-        <w:t>Playwright</w:t>
-      </w:r>
-      <w:proofErr w:type="spellEnd"/>
+        <w:t xml:space="preserve"> + </w:t>
+      </w:r>
+      <w:proofErr w:type="spellStart"/>
       <w:r>
         <w:rPr>
           <w:rFonts w:cs="Arial"/>
@@ -20230,9 +20451,9 @@
           <w:szCs w:val="24"/>
           <w:highlight w:val="yellow"/>
         </w:rPr>
-        <w:t xml:space="preserve"> + </w:t>
-      </w:r>
-      <w:proofErr w:type="spellStart"/>
+        <w:t>Screenshots</w:t>
+      </w:r>
+      <w:proofErr w:type="spellEnd"/>
       <w:r>
         <w:rPr>
           <w:rFonts w:cs="Arial"/>
@@ -20242,18 +20463,6 @@
           <w:szCs w:val="24"/>
           <w:highlight w:val="yellow"/>
         </w:rPr>
-        <w:t>Screenshots</w:t>
-      </w:r>
-      <w:proofErr w:type="spellEnd"/>
-      <w:r>
-        <w:rPr>
-          <w:rFonts w:cs="Arial"/>
-          <w:b/>
-          <w:bCs/>
-          <w:sz w:val="24"/>
-          <w:szCs w:val="24"/>
-          <w:highlight w:val="yellow"/>
-        </w:rPr>
         <w:t xml:space="preserve"> de notebook</w:t>
       </w:r>
     </w:p>
@@ -20408,6 +20617,9 @@
     </w:p>
     <w:p>
       <w:r>
+        <w:rPr>
+          <w:noProof/>
+        </w:rPr>
         <w:drawing>
           <wp:inline distT="0" distB="0" distL="0" distR="0" wp14:anchorId="1205D9A3" wp14:editId="729D7B29">
             <wp:extent cx="4808220" cy="818300"/>
@@ -20501,6 +20713,9 @@
     </w:p>
     <w:p>
       <w:r>
+        <w:rPr>
+          <w:noProof/>
+        </w:rPr>
         <w:drawing>
           <wp:inline distT="0" distB="0" distL="0" distR="0" wp14:anchorId="791A9F9D" wp14:editId="0F5F2962">
             <wp:extent cx="5487413" cy="2750820"/>
@@ -20877,6 +21092,9 @@
         </w:rPr>
       </w:pPr>
       <w:r>
+        <w:rPr>
+          <w:noProof/>
+        </w:rPr>
         <w:lastRenderedPageBreak/>
         <w:drawing>
           <wp:inline distT="0" distB="0" distL="0" distR="0" wp14:anchorId="235DC1AD" wp14:editId="5E980A47">
@@ -20923,6 +21141,9 @@
         </w:drawing>
       </w:r>
       <w:r>
+        <w:rPr>
+          <w:noProof/>
+        </w:rPr>
         <w:drawing>
           <wp:inline distT="0" distB="0" distL="0" distR="0" wp14:anchorId="0B985B31" wp14:editId="07E737AD">
             <wp:extent cx="6012180" cy="1177942"/>
@@ -20971,6 +21192,7 @@
         <w:rPr>
           <w:b/>
           <w:bCs/>
+          <w:noProof/>
         </w:rPr>
         <w:drawing>
           <wp:inline distT="0" distB="0" distL="0" distR="0" wp14:anchorId="1492B757" wp14:editId="6B780FF3">
@@ -21211,6 +21433,7 @@
         <w:rPr>
           <w:b/>
           <w:bCs/>
+          <w:noProof/>
         </w:rPr>
         <w:drawing>
           <wp:inline distT="0" distB="0" distL="0" distR="0" wp14:anchorId="05B0CC4B" wp14:editId="33CDF490">
@@ -21260,6 +21483,7 @@
         <w:rPr>
           <w:b/>
           <w:bCs/>
+          <w:noProof/>
         </w:rPr>
         <w:drawing>
           <wp:inline distT="0" distB="0" distL="0" distR="0" wp14:anchorId="7785ECCC" wp14:editId="648EC4EF">
@@ -21314,6 +21538,1524 @@
         </w:rPr>
       </w:pPr>
     </w:p>
+    <w:p>
+      <w:pPr>
+        <w:pStyle w:val="Ttulo2"/>
+        <w:numPr>
+          <w:ilvl w:val="1"/>
+          <w:numId w:val="27"/>
+        </w:numPr>
+        <w:rPr>
+          <w:rFonts w:ascii="Arial" w:hAnsi="Arial" w:cs="Arial"/>
+          <w:b/>
+          <w:bCs/>
+          <w:sz w:val="24"/>
+          <w:szCs w:val="24"/>
+          <w:highlight w:val="yellow"/>
+        </w:rPr>
+      </w:pPr>
+      <w:r>
+        <w:rPr>
+          <w:rFonts w:ascii="Arial" w:hAnsi="Arial" w:cs="Arial"/>
+          <w:b/>
+          <w:bCs/>
+          <w:sz w:val="24"/>
+          <w:szCs w:val="24"/>
+          <w:highlight w:val="yellow"/>
+        </w:rPr>
+        <w:lastRenderedPageBreak/>
+        <w:t>FINAL-</w:t>
+      </w:r>
+      <w:r>
+        <w:rPr>
+          <w:rFonts w:ascii="Arial" w:hAnsi="Arial" w:cs="Arial"/>
+          <w:b/>
+          <w:bCs/>
+          <w:sz w:val="24"/>
+          <w:szCs w:val="24"/>
+          <w:highlight w:val="yellow"/>
+        </w:rPr>
+        <w:t xml:space="preserve">DIA-1: </w:t>
+      </w:r>
+      <w:r>
+        <w:rPr>
+          <w:rFonts w:ascii="Arial" w:hAnsi="Arial" w:cs="Arial"/>
+          <w:b/>
+          <w:bCs/>
+          <w:sz w:val="24"/>
+          <w:szCs w:val="24"/>
+          <w:highlight w:val="yellow"/>
+        </w:rPr>
+        <w:t>Ejercicio final – tu propia llamada a un LLM desde cero</w:t>
+      </w:r>
+    </w:p>
+    <w:p>
+      <w:pPr>
+        <w:rPr>
+          <w:b/>
+          <w:bCs/>
+          <w:sz w:val="24"/>
+          <w:szCs w:val="28"/>
+        </w:rPr>
+      </w:pPr>
+      <w:r>
+        <w:rPr>
+          <w:b/>
+          <w:bCs/>
+          <w:sz w:val="24"/>
+          <w:szCs w:val="28"/>
+        </w:rPr>
+        <w:t>El desafío del profesor</w:t>
+      </w:r>
+    </w:p>
+    <w:p>
+      <w:r>
+        <w:t>Después de construir el resumidor de páginas web, el profesor deja de dar el código armado y pide escribirlo desde cero, aplicado a una idea de negocio distinta. Entrega una plantilla con los pasos marcados pero vacíos:</w:t>
+      </w:r>
+    </w:p>
+    <w:p>
+      <w:r>
+        <w:drawing>
+          <wp:inline distT="0" distB="0" distL="0" distR="0" wp14:anchorId="10FB77AD" wp14:editId="52B46CFC">
+            <wp:extent cx="5151120" cy="2489807"/>
+            <wp:effectExtent l="38100" t="38100" r="30480" b="44450"/>
+            <wp:docPr id="1930524823" name="Imagen 1"/>
+            <wp:cNvGraphicFramePr>
+              <a:graphicFrameLocks xmlns:a="http://schemas.openxmlformats.org/drawingml/2006/main" noChangeAspect="1"/>
+            </wp:cNvGraphicFramePr>
+            <a:graphic xmlns:a="http://schemas.openxmlformats.org/drawingml/2006/main">
+              <a:graphicData uri="http://schemas.openxmlformats.org/drawingml/2006/picture">
+                <pic:pic xmlns:pic="http://schemas.openxmlformats.org/drawingml/2006/picture">
+                  <pic:nvPicPr>
+                    <pic:cNvPr id="1930524823" name=""/>
+                    <pic:cNvPicPr/>
+                  </pic:nvPicPr>
+                  <pic:blipFill>
+                    <a:blip r:embed="rId93"/>
+                    <a:stretch>
+                      <a:fillRect/>
+                    </a:stretch>
+                  </pic:blipFill>
+                  <pic:spPr>
+                    <a:xfrm>
+                      <a:off x="0" y="0"/>
+                      <a:ext cx="5158282" cy="2493269"/>
+                    </a:xfrm>
+                    <a:prstGeom prst="rect">
+                      <a:avLst/>
+                    </a:prstGeom>
+                    <a:ln w="28575">
+                      <a:solidFill>
+                        <a:srgbClr val="00B0F0"/>
+                      </a:solidFill>
+                    </a:ln>
+                  </pic:spPr>
+                </pic:pic>
+              </a:graphicData>
+            </a:graphic>
+          </wp:inline>
+        </w:drawing>
+      </w:r>
+    </w:p>
+    <w:p>
+      <w:pPr>
+        <w:rPr>
+          <w:b/>
+          <w:bCs/>
+        </w:rPr>
+      </w:pPr>
+      <w:r>
+        <w:rPr>
+          <w:b/>
+          <w:bCs/>
+        </w:rPr>
+        <w:t>Cómo completarlo, paso a paso</w:t>
+      </w:r>
+    </w:p>
+    <w:p>
+      <w:pPr>
+        <w:pStyle w:val="Prrafodelista"/>
+        <w:numPr>
+          <w:ilvl w:val="0"/>
+          <w:numId w:val="31"/>
+        </w:numPr>
+      </w:pPr>
+      <w:r>
+        <w:rPr>
+          <w:b/>
+          <w:bCs/>
+        </w:rPr>
+        <w:t>Pensar una idea de negocio distinta</w:t>
+      </w:r>
+      <w:r>
+        <w:t xml:space="preserve"> a resumir páginas web. El profesor da dos ejemplos: resumir el contenido de un email, o generar un buen asunto (</w:t>
+      </w:r>
+      <w:proofErr w:type="spellStart"/>
+      <w:r>
+        <w:t>subject</w:t>
+      </w:r>
+      <w:proofErr w:type="spellEnd"/>
+      <w:r>
+        <w:t xml:space="preserve"> line) a partir del cuerpo de un correo. </w:t>
+      </w:r>
+    </w:p>
+    <w:p>
+      <w:pPr>
+        <w:pStyle w:val="Prrafodelista"/>
+        <w:numPr>
+          <w:ilvl w:val="0"/>
+          <w:numId w:val="31"/>
+        </w:numPr>
+      </w:pPr>
+      <w:r>
+        <w:rPr>
+          <w:b/>
+          <w:bCs/>
+        </w:rPr>
+        <w:t xml:space="preserve">Escribir el </w:t>
+      </w:r>
+      <w:proofErr w:type="spellStart"/>
+      <w:r>
+        <w:rPr>
+          <w:b/>
+          <w:bCs/>
+        </w:rPr>
+        <w:t>system_prompt</w:t>
+      </w:r>
+      <w:proofErr w:type="spellEnd"/>
+      <w:r>
+        <w:t>: una instrucción clara que describa la tarea (ej. "</w:t>
+      </w:r>
+      <w:proofErr w:type="spellStart"/>
+      <w:r>
+        <w:t>Sos</w:t>
+      </w:r>
+      <w:proofErr w:type="spellEnd"/>
+      <w:r>
+        <w:t xml:space="preserve"> un asistente que lee un email y sugiere un asunto corto y claro para él"). </w:t>
+      </w:r>
+    </w:p>
+    <w:p>
+      <w:pPr>
+        <w:pStyle w:val="Prrafodelista"/>
+        <w:numPr>
+          <w:ilvl w:val="0"/>
+          <w:numId w:val="31"/>
+        </w:numPr>
+      </w:pPr>
+      <w:r>
+        <w:rPr>
+          <w:b/>
+          <w:bCs/>
+        </w:rPr>
+        <w:t xml:space="preserve">Escribir el </w:t>
+      </w:r>
+      <w:proofErr w:type="spellStart"/>
+      <w:r>
+        <w:rPr>
+          <w:b/>
+          <w:bCs/>
+        </w:rPr>
+        <w:t>user_prompt</w:t>
+      </w:r>
+      <w:proofErr w:type="spellEnd"/>
+      <w:r>
+        <w:t xml:space="preserve">: el contenido real a procesar (el texto del email, por ejemplo). </w:t>
+      </w:r>
+    </w:p>
+    <w:p>
+      <w:pPr>
+        <w:pStyle w:val="Prrafodelista"/>
+        <w:numPr>
+          <w:ilvl w:val="0"/>
+          <w:numId w:val="31"/>
+        </w:numPr>
+      </w:pPr>
+      <w:r>
+        <w:rPr>
+          <w:b/>
+          <w:bCs/>
+        </w:rPr>
+        <w:t xml:space="preserve">Armar la lista </w:t>
+      </w:r>
+      <w:proofErr w:type="spellStart"/>
+      <w:r>
+        <w:rPr>
+          <w:b/>
+          <w:bCs/>
+        </w:rPr>
+        <w:t>messages</w:t>
+      </w:r>
+      <w:proofErr w:type="spellEnd"/>
+      <w:r>
+        <w:t>: los dos diccionarios (</w:t>
+      </w:r>
+      <w:proofErr w:type="spellStart"/>
+      <w:r>
+        <w:rPr>
+          <w:b/>
+          <w:bCs/>
+        </w:rPr>
+        <w:t>system</w:t>
+      </w:r>
+      <w:proofErr w:type="spellEnd"/>
+      <w:r>
+        <w:t xml:space="preserve"> + </w:t>
+      </w:r>
+      <w:proofErr w:type="spellStart"/>
+      <w:r>
+        <w:rPr>
+          <w:b/>
+          <w:bCs/>
+        </w:rPr>
+        <w:t>user</w:t>
+      </w:r>
+      <w:proofErr w:type="spellEnd"/>
+      <w:r>
+        <w:t xml:space="preserve">), como se vino haciendo en todo el laboratorio. El profesor aclara: usar herramientas de IA para ayudarte con esto </w:t>
+      </w:r>
+      <w:r>
+        <w:rPr>
+          <w:b/>
+          <w:bCs/>
+        </w:rPr>
+        <w:t>no es hacer trampa</w:t>
+      </w:r>
+      <w:r>
+        <w:t xml:space="preserve">. </w:t>
+      </w:r>
+    </w:p>
+    <w:p>
+      <w:pPr>
+        <w:pStyle w:val="Prrafodelista"/>
+        <w:numPr>
+          <w:ilvl w:val="0"/>
+          <w:numId w:val="31"/>
+        </w:numPr>
+      </w:pPr>
+      <w:proofErr w:type="spellStart"/>
+      <w:r>
+        <w:rPr>
+          <w:b/>
+          <w:bCs/>
+        </w:rPr>
+        <w:t>Descomentar</w:t>
+      </w:r>
+      <w:proofErr w:type="spellEnd"/>
+      <w:r>
+        <w:rPr>
+          <w:b/>
+          <w:bCs/>
+        </w:rPr>
+        <w:t xml:space="preserve"> y completar response =</w:t>
+      </w:r>
+      <w:r>
+        <w:t xml:space="preserve">: la llamada al modelo (en la versión adaptada a Gemini: </w:t>
+      </w:r>
+      <w:proofErr w:type="spellStart"/>
+      <w:proofErr w:type="gramStart"/>
+      <w:r>
+        <w:rPr>
+          <w:b/>
+          <w:bCs/>
+        </w:rPr>
+        <w:t>client.models</w:t>
+      </w:r>
+      <w:proofErr w:type="gramEnd"/>
+      <w:r>
+        <w:rPr>
+          <w:b/>
+          <w:bCs/>
+        </w:rPr>
+        <w:t>.generate_content</w:t>
+      </w:r>
+      <w:proofErr w:type="spellEnd"/>
+      <w:r>
+        <w:rPr>
+          <w:b/>
+          <w:bCs/>
+        </w:rPr>
+        <w:t>(...)</w:t>
+      </w:r>
+      <w:r>
+        <w:t xml:space="preserve">, en vez de </w:t>
+      </w:r>
+      <w:proofErr w:type="spellStart"/>
+      <w:proofErr w:type="gramStart"/>
+      <w:r>
+        <w:rPr>
+          <w:b/>
+          <w:bCs/>
+        </w:rPr>
+        <w:t>openai.chat</w:t>
+      </w:r>
+      <w:proofErr w:type="gramEnd"/>
+      <w:r>
+        <w:rPr>
+          <w:b/>
+          <w:bCs/>
+        </w:rPr>
+        <w:t>.</w:t>
+      </w:r>
+      <w:proofErr w:type="gramStart"/>
+      <w:r>
+        <w:rPr>
+          <w:b/>
+          <w:bCs/>
+        </w:rPr>
+        <w:t>completions.create</w:t>
+      </w:r>
+      <w:proofErr w:type="spellEnd"/>
+      <w:proofErr w:type="gramEnd"/>
+      <w:r>
+        <w:rPr>
+          <w:b/>
+          <w:bCs/>
+        </w:rPr>
+        <w:t>(...)</w:t>
+      </w:r>
+      <w:r>
+        <w:t xml:space="preserve"> como en el video original). </w:t>
+      </w:r>
+    </w:p>
+    <w:p>
+      <w:pPr>
+        <w:pStyle w:val="Prrafodelista"/>
+        <w:numPr>
+          <w:ilvl w:val="0"/>
+          <w:numId w:val="31"/>
+        </w:numPr>
+      </w:pPr>
+      <w:proofErr w:type="spellStart"/>
+      <w:r>
+        <w:rPr>
+          <w:b/>
+          <w:bCs/>
+        </w:rPr>
+        <w:t>Descomentar</w:t>
+      </w:r>
+      <w:proofErr w:type="spellEnd"/>
+      <w:r>
+        <w:rPr>
+          <w:b/>
+          <w:bCs/>
+        </w:rPr>
+        <w:t xml:space="preserve"> e imprimir el resultado</w:t>
+      </w:r>
+      <w:r>
+        <w:t xml:space="preserve">: con </w:t>
+      </w:r>
+      <w:proofErr w:type="spellStart"/>
+      <w:r>
+        <w:t>response.text</w:t>
+      </w:r>
+      <w:proofErr w:type="spellEnd"/>
+      <w:r>
+        <w:t xml:space="preserve"> (Gemini) en vez de </w:t>
+      </w:r>
+      <w:proofErr w:type="spellStart"/>
+      <w:proofErr w:type="gramStart"/>
+      <w:r>
+        <w:rPr>
+          <w:b/>
+          <w:bCs/>
+        </w:rPr>
+        <w:t>response.choices</w:t>
+      </w:r>
+      <w:proofErr w:type="spellEnd"/>
+      <w:proofErr w:type="gramEnd"/>
+      <w:r>
+        <w:rPr>
+          <w:b/>
+          <w:bCs/>
+        </w:rPr>
+        <w:t>[0</w:t>
+      </w:r>
+      <w:proofErr w:type="gramStart"/>
+      <w:r>
+        <w:rPr>
+          <w:b/>
+          <w:bCs/>
+        </w:rPr>
+        <w:t>].</w:t>
+      </w:r>
+      <w:proofErr w:type="spellStart"/>
+      <w:r>
+        <w:rPr>
+          <w:b/>
+          <w:bCs/>
+        </w:rPr>
+        <w:t>message</w:t>
+      </w:r>
+      <w:proofErr w:type="gramEnd"/>
+      <w:r>
+        <w:rPr>
+          <w:b/>
+          <w:bCs/>
+        </w:rPr>
+        <w:t>.content</w:t>
+      </w:r>
+      <w:proofErr w:type="spellEnd"/>
+      <w:r>
+        <w:t xml:space="preserve"> (</w:t>
+      </w:r>
+      <w:proofErr w:type="spellStart"/>
+      <w:r>
+        <w:t>OpenAI</w:t>
+      </w:r>
+      <w:proofErr w:type="spellEnd"/>
+      <w:r>
+        <w:t>).</w:t>
+      </w:r>
+    </w:p>
+    <w:p/>
+    <w:p>
+      <w:pPr>
+        <w:rPr>
+          <w:b/>
+          <w:bCs/>
+        </w:rPr>
+      </w:pPr>
+    </w:p>
+    <w:p>
+      <w:pPr>
+        <w:rPr>
+          <w:b/>
+          <w:bCs/>
+        </w:rPr>
+      </w:pPr>
+    </w:p>
+    <w:p>
+      <w:pPr>
+        <w:rPr>
+          <w:b/>
+          <w:bCs/>
+        </w:rPr>
+      </w:pPr>
+    </w:p>
+    <w:p>
+      <w:pPr>
+        <w:rPr>
+          <w:b/>
+          <w:bCs/>
+        </w:rPr>
+      </w:pPr>
+    </w:p>
+    <w:p>
+      <w:pPr>
+        <w:rPr>
+          <w:b/>
+          <w:bCs/>
+        </w:rPr>
+      </w:pPr>
+    </w:p>
+    <w:p>
+      <w:pPr>
+        <w:rPr>
+          <w:b/>
+          <w:bCs/>
+        </w:rPr>
+      </w:pPr>
+    </w:p>
+    <w:p>
+      <w:pPr>
+        <w:rPr>
+          <w:b/>
+          <w:bCs/>
+        </w:rPr>
+      </w:pPr>
+    </w:p>
+    <w:p>
+      <w:pPr>
+        <w:rPr>
+          <w:b/>
+          <w:bCs/>
+        </w:rPr>
+      </w:pPr>
+    </w:p>
+    <w:p>
+      <w:pPr>
+        <w:pStyle w:val="Ttulo3"/>
+        <w:rPr>
+          <w:b/>
+          <w:bCs/>
+          <w:sz w:val="24"/>
+          <w:szCs w:val="24"/>
+        </w:rPr>
+      </w:pPr>
+      <w:r>
+        <w:rPr>
+          <w:b/>
+          <w:bCs/>
+          <w:sz w:val="24"/>
+          <w:szCs w:val="24"/>
+          <w:highlight w:val="yellow"/>
+        </w:rPr>
+        <w:lastRenderedPageBreak/>
+        <w:t xml:space="preserve">1.6.1 </w:t>
+      </w:r>
+      <w:r>
+        <w:rPr>
+          <w:b/>
+          <w:bCs/>
+          <w:sz w:val="24"/>
+          <w:szCs w:val="24"/>
+          <w:highlight w:val="yellow"/>
+        </w:rPr>
+        <w:t xml:space="preserve">Ejercicio extra opcional: </w:t>
+      </w:r>
+      <w:proofErr w:type="spellStart"/>
+      <w:r>
+        <w:rPr>
+          <w:b/>
+          <w:bCs/>
+          <w:sz w:val="24"/>
+          <w:szCs w:val="24"/>
+          <w:highlight w:val="yellow"/>
+        </w:rPr>
+        <w:t>scraping</w:t>
+      </w:r>
+      <w:proofErr w:type="spellEnd"/>
+      <w:r>
+        <w:rPr>
+          <w:b/>
+          <w:bCs/>
+          <w:sz w:val="24"/>
+          <w:szCs w:val="24"/>
+          <w:highlight w:val="yellow"/>
+        </w:rPr>
+        <w:t xml:space="preserve"> "industrial"</w:t>
+      </w:r>
+      <w:r>
+        <w:rPr>
+          <w:b/>
+          <w:bCs/>
+          <w:sz w:val="24"/>
+          <w:szCs w:val="24"/>
+          <w:highlight w:val="yellow"/>
+        </w:rPr>
+        <w:t xml:space="preserve"> + 5 ideas de desafío para practicar (investigadas)</w:t>
+      </w:r>
+      <w:r>
+        <w:rPr>
+          <w:b/>
+          <w:bCs/>
+          <w:sz w:val="24"/>
+          <w:szCs w:val="24"/>
+          <w:highlight w:val="yellow"/>
+        </w:rPr>
+        <w:t xml:space="preserve"> + Consejo general para cualquiera de estos desafíos</w:t>
+      </w:r>
+    </w:p>
+    <w:p>
+      <w:r>
+        <w:t xml:space="preserve">Para quienes ya conocen </w:t>
+      </w:r>
+      <w:proofErr w:type="spellStart"/>
+      <w:r>
+        <w:t>Selenium</w:t>
+      </w:r>
+      <w:proofErr w:type="spellEnd"/>
+      <w:r>
+        <w:t xml:space="preserve"> o </w:t>
+      </w:r>
+      <w:proofErr w:type="spellStart"/>
+      <w:r>
+        <w:t>Playwright</w:t>
+      </w:r>
+      <w:proofErr w:type="spellEnd"/>
+      <w:r>
+        <w:t xml:space="preserve">, el profesor sugiere construir una versión más robusta del resumidor web, que sí funcione en sitios renderizados con JavaScript — hay ejemplos de otros estudiantes en </w:t>
+      </w:r>
+      <w:proofErr w:type="spellStart"/>
+      <w:r>
+        <w:rPr>
+          <w:b/>
+          <w:bCs/>
+        </w:rPr>
+        <w:t>community-contributions</w:t>
+      </w:r>
+      <w:proofErr w:type="spellEnd"/>
+      <w:r>
+        <w:t xml:space="preserve">, incluida una versión con </w:t>
+      </w:r>
+      <w:proofErr w:type="spellStart"/>
+      <w:r>
+        <w:t>Playwright</w:t>
+      </w:r>
+      <w:proofErr w:type="spellEnd"/>
+      <w:r>
+        <w:t>.</w:t>
+      </w:r>
+    </w:p>
+    <w:p>
+      <w:pPr>
+        <w:rPr>
+          <w:b/>
+          <w:bCs/>
+        </w:rPr>
+      </w:pPr>
+      <w:r>
+        <w:rPr>
+          <w:noProof/>
+        </w:rPr>
+        <w:drawing>
+          <wp:inline distT="0" distB="0" distL="0" distR="0" wp14:anchorId="6A5A04DC" wp14:editId="4522D1E4">
+            <wp:extent cx="3542983" cy="2842260"/>
+            <wp:effectExtent l="0" t="0" r="635" b="0"/>
+            <wp:docPr id="1223357109" name="Imagen 3"/>
+            <wp:cNvGraphicFramePr>
+              <a:graphicFrameLocks xmlns:a="http://schemas.openxmlformats.org/drawingml/2006/main" noChangeAspect="1"/>
+            </wp:cNvGraphicFramePr>
+            <a:graphic xmlns:a="http://schemas.openxmlformats.org/drawingml/2006/main">
+              <a:graphicData uri="http://schemas.openxmlformats.org/drawingml/2006/picture">
+                <pic:pic xmlns:pic="http://schemas.openxmlformats.org/drawingml/2006/picture">
+                  <pic:nvPicPr>
+                    <pic:cNvPr id="0" name="Picture 3"/>
+                    <pic:cNvPicPr>
+                      <a:picLocks noChangeAspect="1" noChangeArrowheads="1"/>
+                    </pic:cNvPicPr>
+                  </pic:nvPicPr>
+                  <pic:blipFill>
+                    <a:blip r:embed="rId94" cstate="print">
+                      <a:extLst>
+                        <a:ext uri="{28A0092B-C50C-407E-A947-70E740481C1C}">
+                          <a14:useLocalDpi xmlns:a14="http://schemas.microsoft.com/office/drawing/2010/main" val="0"/>
+                        </a:ext>
+                      </a:extLst>
+                    </a:blip>
+                    <a:srcRect/>
+                    <a:stretch>
+                      <a:fillRect/>
+                    </a:stretch>
+                  </pic:blipFill>
+                  <pic:spPr bwMode="auto">
+                    <a:xfrm>
+                      <a:off x="0" y="0"/>
+                      <a:ext cx="3545502" cy="2844281"/>
+                    </a:xfrm>
+                    <a:prstGeom prst="rect">
+                      <a:avLst/>
+                    </a:prstGeom>
+                    <a:noFill/>
+                    <a:ln>
+                      <a:noFill/>
+                    </a:ln>
+                  </pic:spPr>
+                </pic:pic>
+              </a:graphicData>
+            </a:graphic>
+          </wp:inline>
+        </w:drawing>
+      </w:r>
+    </w:p>
+    <w:p>
+      <w:pPr>
+        <w:rPr>
+          <w:b/>
+          <w:bCs/>
+        </w:rPr>
+      </w:pPr>
+      <w:r>
+        <w:rPr>
+          <w:b/>
+          <w:bCs/>
+        </w:rPr>
+        <w:t>Balance del Día 1 (según el profesor)</w:t>
+      </w:r>
+    </w:p>
+    <w:p>
+      <w:pPr>
+        <w:rPr>
+          <w:b/>
+          <w:bCs/>
+        </w:rPr>
+      </w:pPr>
+      <w:r>
+        <w:rPr>
+          <w:b/>
+          <w:bCs/>
+        </w:rPr>
+        <w:t xml:space="preserve">Ya </w:t>
+      </w:r>
+      <w:proofErr w:type="spellStart"/>
+      <w:r>
+        <w:rPr>
+          <w:b/>
+          <w:bCs/>
+        </w:rPr>
+        <w:t>sabés</w:t>
+      </w:r>
+      <w:proofErr w:type="spellEnd"/>
+      <w:r>
+        <w:rPr>
+          <w:b/>
+          <w:bCs/>
+        </w:rPr>
+        <w:t xml:space="preserve"> hacer:</w:t>
+      </w:r>
+    </w:p>
+    <w:p>
+      <w:pPr>
+        <w:pStyle w:val="Prrafodelista"/>
+        <w:numPr>
+          <w:ilvl w:val="0"/>
+          <w:numId w:val="3"/>
+        </w:numPr>
+      </w:pPr>
+      <w:r>
+        <w:t xml:space="preserve">Usar Ollama para correr </w:t>
+      </w:r>
+      <w:proofErr w:type="spellStart"/>
+      <w:r>
+        <w:t>LLMs</w:t>
+      </w:r>
+      <w:proofErr w:type="spellEnd"/>
+      <w:r>
+        <w:t xml:space="preserve"> localmente</w:t>
+      </w:r>
+    </w:p>
+    <w:p>
+      <w:pPr>
+        <w:pStyle w:val="Prrafodelista"/>
+        <w:numPr>
+          <w:ilvl w:val="0"/>
+          <w:numId w:val="3"/>
+        </w:numPr>
+      </w:pPr>
+      <w:r>
+        <w:t>Escribir código que llama a modelos frontera</w:t>
+      </w:r>
+    </w:p>
+    <w:p>
+      <w:pPr>
+        <w:pStyle w:val="Prrafodelista"/>
+        <w:numPr>
+          <w:ilvl w:val="0"/>
+          <w:numId w:val="3"/>
+        </w:numPr>
+      </w:pPr>
+      <w:r>
+        <w:t xml:space="preserve">Distinguir </w:t>
+      </w:r>
+      <w:proofErr w:type="spellStart"/>
+      <w:r>
+        <w:t>system</w:t>
+      </w:r>
+      <w:proofErr w:type="spellEnd"/>
+      <w:r>
+        <w:t xml:space="preserve"> </w:t>
+      </w:r>
+      <w:proofErr w:type="spellStart"/>
+      <w:r>
+        <w:t>prompt</w:t>
+      </w:r>
+      <w:proofErr w:type="spellEnd"/>
+      <w:r>
+        <w:t xml:space="preserve"> de </w:t>
+      </w:r>
+      <w:proofErr w:type="spellStart"/>
+      <w:r>
+        <w:t>user</w:t>
+      </w:r>
+      <w:proofErr w:type="spellEnd"/>
+      <w:r>
+        <w:t xml:space="preserve"> </w:t>
+      </w:r>
+      <w:proofErr w:type="spellStart"/>
+      <w:r>
+        <w:t>prompt</w:t>
+      </w:r>
+      <w:proofErr w:type="spellEnd"/>
+    </w:p>
+    <w:p>
+      <w:pPr>
+        <w:pStyle w:val="Prrafodelista"/>
+        <w:numPr>
+          <w:ilvl w:val="0"/>
+          <w:numId w:val="3"/>
+        </w:numPr>
+      </w:pPr>
+      <w:r>
+        <w:t>Resumir contenido — aplicable a muchos problemas comerciales</w:t>
+      </w:r>
+    </w:p>
+    <w:p>
+      <w:pPr>
+        <w:rPr>
+          <w:b/>
+          <w:bCs/>
+        </w:rPr>
+      </w:pPr>
+      <w:r>
+        <w:rPr>
+          <w:b/>
+          <w:bCs/>
+        </w:rPr>
+        <w:t>Mañana (Día 2) vas a poder:</w:t>
+      </w:r>
+    </w:p>
+    <w:p>
+      <w:pPr>
+        <w:pStyle w:val="Prrafodelista"/>
+        <w:numPr>
+          <w:ilvl w:val="0"/>
+          <w:numId w:val="3"/>
+        </w:numPr>
+      </w:pPr>
+      <w:r>
+        <w:t xml:space="preserve">Conocer los pasos exactos hacia el dominio de LLM </w:t>
+      </w:r>
+      <w:proofErr w:type="spellStart"/>
+      <w:r>
+        <w:t>Engineering</w:t>
+      </w:r>
+      <w:proofErr w:type="spellEnd"/>
+    </w:p>
+    <w:p>
+      <w:pPr>
+        <w:pStyle w:val="Prrafodelista"/>
+        <w:numPr>
+          <w:ilvl w:val="0"/>
+          <w:numId w:val="3"/>
+        </w:numPr>
+      </w:pPr>
+      <w:r>
+        <w:t>Reconocer los principales modelos frontera y cómo usarlos</w:t>
+      </w:r>
+    </w:p>
+    <w:p>
+      <w:pPr>
+        <w:pBdr>
+          <w:bottom w:val="single" w:sz="6" w:space="1" w:color="auto"/>
+        </w:pBdr>
+      </w:pPr>
+      <w:r>
+        <w:t xml:space="preserve">Dato de cierre: el profesor calcula, en broma, que con todo esto ya estás en el </w:t>
+      </w:r>
+      <w:r>
+        <w:rPr>
+          <w:b/>
+          <w:bCs/>
+        </w:rPr>
+        <w:t>2.5% del camino</w:t>
+      </w:r>
+      <w:r>
+        <w:t xml:space="preserve"> hacia ser "maestro de LLM </w:t>
+      </w:r>
+      <w:proofErr w:type="spellStart"/>
+      <w:r>
+        <w:t>Engineering</w:t>
+      </w:r>
+      <w:proofErr w:type="spellEnd"/>
+      <w:r>
+        <w:t>".</w:t>
+      </w:r>
+    </w:p>
+    <w:p>
+      <w:pPr>
+        <w:rPr>
+          <w:b/>
+          <w:bCs/>
+          <w:sz w:val="24"/>
+          <w:szCs w:val="28"/>
+        </w:rPr>
+      </w:pPr>
+      <w:r>
+        <w:rPr>
+          <w:b/>
+          <w:bCs/>
+          <w:sz w:val="24"/>
+          <w:szCs w:val="28"/>
+          <w:highlight w:val="yellow"/>
+        </w:rPr>
+        <w:t>5 ideas de desafío para practicar (investigadas)</w:t>
+      </w:r>
+    </w:p>
+    <w:p>
+      <w:pPr>
+        <w:rPr>
+          <w:b/>
+          <w:bCs/>
+          <w:sz w:val="24"/>
+          <w:szCs w:val="28"/>
+        </w:rPr>
+      </w:pPr>
+      <w:r>
+        <w:rPr>
+          <w:b/>
+          <w:bCs/>
+          <w:sz w:val="24"/>
+          <w:szCs w:val="28"/>
+          <w:highlight w:val="yellow"/>
+        </w:rPr>
+        <w:t>1. Generador de asunto para emails</w:t>
+      </w:r>
+    </w:p>
+    <w:p>
+      <w:r>
+        <w:t xml:space="preserve">Basado en los usos más comunes y efectivos de </w:t>
+      </w:r>
+      <w:proofErr w:type="spellStart"/>
+      <w:r>
+        <w:t>prompt</w:t>
+      </w:r>
+      <w:proofErr w:type="spellEnd"/>
+      <w:r>
+        <w:t xml:space="preserve"> </w:t>
+      </w:r>
+      <w:proofErr w:type="spellStart"/>
+      <w:r>
+        <w:t>engineering</w:t>
+      </w:r>
+      <w:proofErr w:type="spellEnd"/>
+      <w:r>
+        <w:t xml:space="preserve"> para tareas de negocio, estas son cinco variantes del mismo patrón (</w:t>
+      </w:r>
+      <w:proofErr w:type="spellStart"/>
+      <w:r>
+        <w:t>system_prompt</w:t>
+      </w:r>
+      <w:proofErr w:type="spellEnd"/>
+      <w:r>
+        <w:t xml:space="preserve"> + </w:t>
+      </w:r>
+      <w:proofErr w:type="spellStart"/>
+      <w:r>
+        <w:t>user_prompt</w:t>
+      </w:r>
+      <w:proofErr w:type="spellEnd"/>
+      <w:r>
+        <w:t xml:space="preserve"> + llamada al modelo) para practicar, de menor a mayor complejidad:</w:t>
+      </w:r>
+    </w:p>
+    <w:p>
+      <w:r>
+        <w:rPr>
+          <w:b/>
+          <w:bCs/>
+        </w:rPr>
+        <w:t>Por qué es un buen desafío inicial:</w:t>
+      </w:r>
+      <w:r>
+        <w:t xml:space="preserve"> es casi idéntico al ejemplo del profesor, ideal para practicar la mecánica sin complicarse con la idea.</w:t>
+      </w:r>
+    </w:p>
+    <w:p/>
+    <w:p/>
+    <w:p>
+      <w:pPr>
+        <w:rPr>
+          <w:b/>
+          <w:bCs/>
+          <w:sz w:val="24"/>
+          <w:szCs w:val="28"/>
+        </w:rPr>
+      </w:pPr>
+      <w:r>
+        <w:rPr>
+          <w:b/>
+          <w:bCs/>
+          <w:sz w:val="24"/>
+          <w:szCs w:val="28"/>
+          <w:highlight w:val="yellow"/>
+        </w:rPr>
+        <w:lastRenderedPageBreak/>
+        <w:t>2. Análisis de sentimiento de reseñas de producto</w:t>
+      </w:r>
+    </w:p>
+    <w:p>
+      <w:proofErr w:type="spellStart"/>
+      <w:r>
+        <w:rPr>
+          <w:b/>
+          <w:bCs/>
+        </w:rPr>
+        <w:t>system_prompt</w:t>
+      </w:r>
+      <w:proofErr w:type="spellEnd"/>
+      <w:r>
+        <w:rPr>
+          <w:b/>
+          <w:bCs/>
+        </w:rPr>
+        <w:t>:</w:t>
+      </w:r>
+      <w:r>
+        <w:t xml:space="preserve"> "</w:t>
+      </w:r>
+      <w:proofErr w:type="spellStart"/>
+      <w:r>
+        <w:t>Sos</w:t>
+      </w:r>
+      <w:proofErr w:type="spellEnd"/>
+      <w:r>
+        <w:t xml:space="preserve"> un analista que clasifica reseñas de clientes como Positiva, Negativa o Neutral, y explica en una frase por qué". </w:t>
+      </w:r>
+      <w:proofErr w:type="spellStart"/>
+      <w:r>
+        <w:rPr>
+          <w:b/>
+          <w:bCs/>
+        </w:rPr>
+        <w:t>user_prompt</w:t>
+      </w:r>
+      <w:proofErr w:type="spellEnd"/>
+      <w:r>
+        <w:rPr>
+          <w:b/>
+          <w:bCs/>
+        </w:rPr>
+        <w:t>:</w:t>
+      </w:r>
+      <w:r>
+        <w:t xml:space="preserve"> una reseña real (se puede tomar de cualquier producto en Amazon, MercadoLibre, etc.).</w:t>
+      </w:r>
+    </w:p>
+    <w:p>
+      <w:r>
+        <w:rPr>
+          <w:b/>
+          <w:bCs/>
+        </w:rPr>
+        <w:t>Por qué es útil:</w:t>
+      </w:r>
+      <w:r>
+        <w:t xml:space="preserve"> es uno de los casos de uso más comunes de </w:t>
+      </w:r>
+      <w:proofErr w:type="spellStart"/>
+      <w:r>
+        <w:t>LLMs</w:t>
+      </w:r>
+      <w:proofErr w:type="spellEnd"/>
+      <w:r>
+        <w:t xml:space="preserve"> en negocios reales — analizar </w:t>
+      </w:r>
+      <w:proofErr w:type="spellStart"/>
+      <w:r>
+        <w:t>feedback</w:t>
+      </w:r>
+      <w:proofErr w:type="spellEnd"/>
+      <w:r>
+        <w:t xml:space="preserve"> de clientes a escala, sin tener que leer cada reseña a mano.</w:t>
+      </w:r>
+    </w:p>
+    <w:p>
+      <w:pPr>
+        <w:rPr>
+          <w:b/>
+          <w:bCs/>
+          <w:sz w:val="24"/>
+          <w:szCs w:val="28"/>
+        </w:rPr>
+      </w:pPr>
+      <w:r>
+        <w:rPr>
+          <w:b/>
+          <w:bCs/>
+          <w:sz w:val="24"/>
+          <w:szCs w:val="28"/>
+          <w:highlight w:val="yellow"/>
+        </w:rPr>
+        <w:t>3. Resumen con restricciones de formato ("explícamelo como si tuviera 5 años")</w:t>
+      </w:r>
+    </w:p>
+    <w:p>
+      <w:proofErr w:type="spellStart"/>
+      <w:r>
+        <w:rPr>
+          <w:b/>
+          <w:bCs/>
+        </w:rPr>
+        <w:t>system_prompt</w:t>
+      </w:r>
+      <w:proofErr w:type="spellEnd"/>
+      <w:r>
+        <w:rPr>
+          <w:b/>
+          <w:bCs/>
+        </w:rPr>
+        <w:t>:</w:t>
+      </w:r>
+      <w:r>
+        <w:t xml:space="preserve"> "</w:t>
+      </w:r>
+      <w:proofErr w:type="spellStart"/>
+      <w:r>
+        <w:t>Explicá</w:t>
+      </w:r>
+      <w:proofErr w:type="spellEnd"/>
+      <w:r>
+        <w:t xml:space="preserve"> el siguiente texto técnico como si hablaras con alguien de 5 años, usando máximo 3 oraciones". </w:t>
+      </w:r>
+      <w:proofErr w:type="spellStart"/>
+      <w:r>
+        <w:rPr>
+          <w:b/>
+          <w:bCs/>
+        </w:rPr>
+        <w:t>user_prompt</w:t>
+      </w:r>
+      <w:proofErr w:type="spellEnd"/>
+      <w:r>
+        <w:rPr>
+          <w:b/>
+          <w:bCs/>
+        </w:rPr>
+        <w:t>:</w:t>
+      </w:r>
+      <w:r>
+        <w:t xml:space="preserve"> un párrafo técnico o científico complejo (por ejemplo, de Wikipedia).</w:t>
+      </w:r>
+    </w:p>
+    <w:p>
+      <w:r>
+        <w:rPr>
+          <w:b/>
+          <w:bCs/>
+        </w:rPr>
+        <w:t>Por qué es interesante:</w:t>
+      </w:r>
+      <w:r>
+        <w:t xml:space="preserve"> demuestra que agregar restricciones concretas (edad del público, cantidad de oraciones) al </w:t>
+      </w:r>
+      <w:proofErr w:type="spellStart"/>
+      <w:r>
+        <w:t>prompt</w:t>
+      </w:r>
+      <w:proofErr w:type="spellEnd"/>
+      <w:r>
+        <w:t xml:space="preserve"> mejora mucho la calidad del resultado, comparado con un simple "resumí esto".</w:t>
+      </w:r>
+    </w:p>
+    <w:p>
+      <w:pPr>
+        <w:rPr>
+          <w:b/>
+          <w:bCs/>
+          <w:sz w:val="24"/>
+          <w:szCs w:val="28"/>
+        </w:rPr>
+      </w:pPr>
+      <w:r>
+        <w:rPr>
+          <w:b/>
+          <w:bCs/>
+          <w:sz w:val="24"/>
+          <w:szCs w:val="28"/>
+          <w:highlight w:val="yellow"/>
+        </w:rPr>
+        <w:t xml:space="preserve">4. Clasificador de </w:t>
+      </w:r>
+      <w:proofErr w:type="gramStart"/>
+      <w:r>
+        <w:rPr>
+          <w:b/>
+          <w:bCs/>
+          <w:sz w:val="24"/>
+          <w:szCs w:val="28"/>
+          <w:highlight w:val="yellow"/>
+        </w:rPr>
+        <w:t>tickets</w:t>
+      </w:r>
+      <w:proofErr w:type="gramEnd"/>
+      <w:r>
+        <w:rPr>
+          <w:b/>
+          <w:bCs/>
+          <w:sz w:val="24"/>
+          <w:szCs w:val="28"/>
+          <w:highlight w:val="yellow"/>
+        </w:rPr>
+        <w:t xml:space="preserve"> de soporte</w:t>
+      </w:r>
+    </w:p>
+    <w:p>
+      <w:proofErr w:type="spellStart"/>
+      <w:r>
+        <w:rPr>
+          <w:b/>
+          <w:bCs/>
+        </w:rPr>
+        <w:t>system_prompt</w:t>
+      </w:r>
+      <w:proofErr w:type="spellEnd"/>
+      <w:r>
+        <w:rPr>
+          <w:b/>
+          <w:bCs/>
+        </w:rPr>
+        <w:t>:</w:t>
+      </w:r>
+      <w:r>
+        <w:t xml:space="preserve"> "</w:t>
+      </w:r>
+      <w:proofErr w:type="spellStart"/>
+      <w:r>
+        <w:t>Sos</w:t>
+      </w:r>
+      <w:proofErr w:type="spellEnd"/>
+      <w:r>
+        <w:t xml:space="preserve"> un clasificador que lee un </w:t>
+      </w:r>
+      <w:proofErr w:type="gramStart"/>
+      <w:r>
+        <w:t>ticket</w:t>
+      </w:r>
+      <w:proofErr w:type="gramEnd"/>
+      <w:r>
+        <w:t xml:space="preserve"> de soporte técnico y responde solo con una categoría: Facturación, Bug técnico, Consulta general o Urgente". </w:t>
+      </w:r>
+      <w:proofErr w:type="spellStart"/>
+      <w:r>
+        <w:rPr>
+          <w:b/>
+          <w:bCs/>
+        </w:rPr>
+        <w:t>user_prompt</w:t>
+      </w:r>
+      <w:proofErr w:type="spellEnd"/>
+      <w:r>
+        <w:rPr>
+          <w:b/>
+          <w:bCs/>
+        </w:rPr>
+        <w:t>:</w:t>
+      </w:r>
+      <w:r>
+        <w:t xml:space="preserve"> el texto de un </w:t>
+      </w:r>
+      <w:proofErr w:type="gramStart"/>
+      <w:r>
+        <w:t>ticket</w:t>
+      </w:r>
+      <w:proofErr w:type="gramEnd"/>
+      <w:r>
+        <w:t xml:space="preserve"> inventado o real (ej. "no puedo iniciar sesión desde ayer, ya reinicié todo").</w:t>
+      </w:r>
+    </w:p>
+    <w:p>
+      <w:r>
+        <w:rPr>
+          <w:b/>
+          <w:bCs/>
+        </w:rPr>
+        <w:t>Por qué es un buen ejercicio:</w:t>
+      </w:r>
+      <w:r>
+        <w:t xml:space="preserve"> introduce la idea de </w:t>
+      </w:r>
+      <w:r>
+        <w:rPr>
+          <w:b/>
+          <w:bCs/>
+        </w:rPr>
+        <w:t>clasificación</w:t>
+      </w:r>
+      <w:r>
+        <w:t xml:space="preserve"> (no solo resumen/generación) — pedirle al modelo que elija entre opciones fijas, útil como primer paso hacia lo que después será RAG y agentes en el curso.</w:t>
+      </w:r>
+    </w:p>
+    <w:p>
+      <w:pPr>
+        <w:rPr>
+          <w:b/>
+          <w:bCs/>
+          <w:sz w:val="24"/>
+          <w:szCs w:val="28"/>
+        </w:rPr>
+      </w:pPr>
+      <w:r>
+        <w:rPr>
+          <w:b/>
+          <w:bCs/>
+          <w:sz w:val="24"/>
+          <w:szCs w:val="28"/>
+          <w:highlight w:val="yellow"/>
+        </w:rPr>
+        <w:t>5. Traductor con tono personalizado</w:t>
+      </w:r>
+    </w:p>
+    <w:p>
+      <w:proofErr w:type="spellStart"/>
+      <w:r>
+        <w:rPr>
+          <w:b/>
+          <w:bCs/>
+        </w:rPr>
+        <w:t>system_prompt</w:t>
+      </w:r>
+      <w:proofErr w:type="spellEnd"/>
+      <w:r>
+        <w:rPr>
+          <w:b/>
+          <w:bCs/>
+        </w:rPr>
+        <w:t>:</w:t>
+      </w:r>
+      <w:r>
+        <w:t xml:space="preserve"> "</w:t>
+      </w:r>
+      <w:proofErr w:type="spellStart"/>
+      <w:r>
+        <w:t>Traducí</w:t>
+      </w:r>
+      <w:proofErr w:type="spellEnd"/>
+      <w:r>
+        <w:t xml:space="preserve"> el siguiente texto al español, pero con un tono informal y chileno (modismos incluidos)". </w:t>
+      </w:r>
+      <w:proofErr w:type="spellStart"/>
+      <w:r>
+        <w:t>user_prompt</w:t>
+      </w:r>
+      <w:proofErr w:type="spellEnd"/>
+      <w:r>
+        <w:t>: un párrafo en inglés (por ejemplo, un fragmento de una noticia).</w:t>
+      </w:r>
+    </w:p>
+    <w:p>
+      <w:pPr>
+        <w:pBdr>
+          <w:bottom w:val="single" w:sz="6" w:space="1" w:color="auto"/>
+        </w:pBdr>
+      </w:pPr>
+      <w:r>
+        <w:rPr>
+          <w:b/>
+          <w:bCs/>
+        </w:rPr>
+        <w:t>Por qué es divertido y educativo:</w:t>
+      </w:r>
+      <w:r>
+        <w:t xml:space="preserve"> el propio profesor menciona la traducción como ejemplo de variante en </w:t>
+      </w:r>
+      <w:proofErr w:type="spellStart"/>
+      <w:r>
+        <w:t>community-contributions</w:t>
+      </w:r>
+      <w:proofErr w:type="spellEnd"/>
+      <w:r>
+        <w:t xml:space="preserve"> — y permite ver claramente cómo un mismo texto cambia radicalmente de "personalidad" según las instrucciones del </w:t>
+      </w:r>
+      <w:proofErr w:type="spellStart"/>
+      <w:r>
+        <w:t>system</w:t>
+      </w:r>
+      <w:proofErr w:type="spellEnd"/>
+      <w:r>
+        <w:t xml:space="preserve"> </w:t>
+      </w:r>
+      <w:proofErr w:type="spellStart"/>
+      <w:r>
+        <w:t>prompt</w:t>
+      </w:r>
+      <w:proofErr w:type="spellEnd"/>
+      <w:r>
+        <w:t>, reforzando la lección central del día.</w:t>
+      </w:r>
+    </w:p>
+    <w:p>
+      <w:pPr>
+        <w:rPr>
+          <w:b/>
+          <w:bCs/>
+          <w:sz w:val="24"/>
+          <w:szCs w:val="28"/>
+        </w:rPr>
+      </w:pPr>
+      <w:r>
+        <w:rPr>
+          <w:b/>
+          <w:bCs/>
+          <w:sz w:val="24"/>
+          <w:szCs w:val="28"/>
+          <w:highlight w:val="yellow"/>
+        </w:rPr>
+        <w:t>Consejo general para cualquiera de estos desafíos</w:t>
+      </w:r>
+    </w:p>
+    <w:p>
+      <w:r>
+        <w:t xml:space="preserve">Según buenas prácticas de </w:t>
+      </w:r>
+      <w:proofErr w:type="spellStart"/>
+      <w:r>
+        <w:t>prompt</w:t>
+      </w:r>
+      <w:proofErr w:type="spellEnd"/>
+      <w:r>
+        <w:t xml:space="preserve"> </w:t>
+      </w:r>
+      <w:proofErr w:type="spellStart"/>
+      <w:r>
+        <w:t>engineering</w:t>
+      </w:r>
+      <w:proofErr w:type="spellEnd"/>
+      <w:r>
+        <w:t xml:space="preserve">: los mejores resultados salen cuando el </w:t>
+      </w:r>
+      <w:proofErr w:type="spellStart"/>
+      <w:r>
+        <w:t>system_prompt</w:t>
+      </w:r>
+      <w:proofErr w:type="spellEnd"/>
+      <w:r>
+        <w:t xml:space="preserve"> incluye </w:t>
+      </w:r>
+      <w:r>
+        <w:rPr>
+          <w:b/>
+          <w:bCs/>
+        </w:rPr>
+        <w:t>parámetros concretos y medibles</w:t>
+      </w:r>
+      <w:r>
+        <w:t xml:space="preserve"> (largo máximo, tono, formato de salida, público objetivo) en vez de instrucciones vagas tipo "</w:t>
+      </w:r>
+      <w:proofErr w:type="spellStart"/>
+      <w:r>
+        <w:t>hacelo</w:t>
+      </w:r>
+      <w:proofErr w:type="spellEnd"/>
+      <w:r>
+        <w:t xml:space="preserve"> bien". Por ejemplo, "resumí esto en 3 oraciones para un público general" funciona mejor que simplemente "resumí esto".</w:t>
+      </w:r>
+    </w:p>
+    <w:p/>
+    <w:p/>
+    <w:p/>
+    <w:p>
+      <w:pPr>
+        <w:rPr>
+          <w:b/>
+          <w:bCs/>
+        </w:rPr>
+      </w:pPr>
+    </w:p>
+    <w:p>
+      <w:pPr>
+        <w:rPr>
+          <w:b/>
+          <w:bCs/>
+        </w:rPr>
+      </w:pPr>
+    </w:p>
+    <w:p>
+      <w:pPr>
+        <w:rPr>
+          <w:b/>
+          <w:bCs/>
+        </w:rPr>
+      </w:pPr>
+    </w:p>
+    <w:p>
+      <w:pPr>
+        <w:rPr>
+          <w:b/>
+          <w:bCs/>
+        </w:rPr>
+      </w:pPr>
+    </w:p>
     <w:p/>
     <w:p/>
     <w:p/>
@@ -21397,6 +23139,95 @@
 <file path=word/numbering.xml><?xml version="1.0" encoding="utf-8"?>
 <w:numbering xmlns:wpc="http://schemas.microsoft.com/office/word/2010/wordprocessingCanvas" xmlns:cx="http://schemas.microsoft.com/office/drawing/2014/chartex" xmlns:cx1="http://schemas.microsoft.com/office/drawing/2015/9/8/chartex" xmlns:cx2="http://schemas.microsoft.com/office/drawing/2015/10/21/chartex" xmlns:cx3="http://schemas.microsoft.com/office/drawing/2016/5/9/chartex" xmlns:cx4="http://schemas.microsoft.com/office/drawing/2016/5/10/chartex" xmlns:cx5="http://schemas.microsoft.com/office/drawing/2016/5/11/chartex" xmlns:cx6="http://schemas.microsoft.com/office/drawing/2016/5/12/chartex" xmlns:cx7="http://schemas.microsoft.com/office/drawing/2016/5/13/chartex" xmlns:cx8="http://schemas.microsoft.com/office/drawing/2016/5/14/chartex" xmlns:mc="http://schemas.openxmlformats.org/markup-compatibility/2006" xmlns:aink="http://schemas.microsoft.com/office/drawing/2016/ink" xmlns:am3d="http://schemas.microsoft.com/office/drawing/2017/model3d" xmlns:o="urn:schemas-microsoft-com:office:office" xmlns:oel="http://schemas.microsoft.com/office/2019/extlst" xmlns:r="http://schemas.openxmlformats.org/officeDocument/2006/relationships" xmlns:m="http://schemas.openxmlformats.org/officeDocument/2006/math" xmlns:v="urn:schemas-microsoft-com:vml" xmlns:wp14="http://schemas.microsoft.com/office/word/2010/wordprocessingDrawing" xmlns:wp="http://schemas.openxmlformats.org/drawingml/2006/wordprocessingDrawing" xmlns:w10="urn:schemas-microsoft-com:office:word" xmlns:w="http://schemas.openxmlformats.org/wordprocessingml/2006/main" xmlns:w14="http://schemas.microsoft.com/office/word/2010/wordml" xmlns:w15="http://schemas.microsoft.com/office/word/2012/wordml" xmlns:w16cex="http://schemas.microsoft.com/office/word/2018/wordml/cex" xmlns:w16cid="http://schemas.microsoft.com/office/word/2016/wordml/cid" xmlns:w16="http://schemas.microsoft.com/office/word/2018/wordml" xmlns:w16du="http://schemas.microsoft.com/office/word/2023/wordml/word16du" xmlns:w16sdtdh="http://schemas.microsoft.com/office/word/2020/wordml/sdtdatahash" xmlns:w16sdtfl="http://schemas.microsoft.com/office/word/2024/wordml/sdtformatlock" xmlns:w16se="http://schemas.microsoft.com/office/word/2015/wordml/symex" xmlns:wpg="http://schemas.microsoft.com/office/word/2010/wordprocessingGroup" xmlns:wpi="http://schemas.microsoft.com/office/word/2010/wordprocessingInk" xmlns:wne="http://schemas.microsoft.com/office/word/2006/wordml" xmlns:wps="http://schemas.microsoft.com/office/word/2010/wordprocessingShape" mc:Ignorable="w14 w15 w16se w16cid w16 w16cex w16sdtdh w16sdtfl w16du wp14">
   <w:abstractNum w:abstractNumId="0" w15:restartNumberingAfterBreak="0">
+    <w:nsid w:val="03224EB7"/>
+    <w:multiLevelType w:val="hybridMultilevel"/>
+    <w:tmpl w:val="493E23AC"/>
+    <w:lvl w:ilvl="0" w:tplc="340A000F">
+      <w:start w:val="1"/>
+      <w:numFmt w:val="decimal"/>
+      <w:lvlText w:val="%1."/>
+      <w:lvlJc w:val="left"/>
+      <w:pPr>
+        <w:ind w:left="720" w:hanging="360"/>
+      </w:pPr>
+      <w:rPr>
+        <w:rFonts w:hint="default"/>
+      </w:rPr>
+    </w:lvl>
+    <w:lvl w:ilvl="1" w:tplc="340A0019" w:tentative="1">
+      <w:start w:val="1"/>
+      <w:numFmt w:val="lowerLetter"/>
+      <w:lvlText w:val="%2."/>
+      <w:lvlJc w:val="left"/>
+      <w:pPr>
+        <w:ind w:left="1440" w:hanging="360"/>
+      </w:pPr>
+    </w:lvl>
+    <w:lvl w:ilvl="2" w:tplc="340A001B" w:tentative="1">
+      <w:start w:val="1"/>
+      <w:numFmt w:val="lowerRoman"/>
+      <w:lvlText w:val="%3."/>
+      <w:lvlJc w:val="right"/>
+      <w:pPr>
+        <w:ind w:left="2160" w:hanging="180"/>
+      </w:pPr>
+    </w:lvl>
+    <w:lvl w:ilvl="3" w:tplc="340A000F" w:tentative="1">
+      <w:start w:val="1"/>
+      <w:numFmt w:val="decimal"/>
+      <w:lvlText w:val="%4."/>
+      <w:lvlJc w:val="left"/>
+      <w:pPr>
+        <w:ind w:left="2880" w:hanging="360"/>
+      </w:pPr>
+    </w:lvl>
+    <w:lvl w:ilvl="4" w:tplc="340A0019" w:tentative="1">
+      <w:start w:val="1"/>
+      <w:numFmt w:val="lowerLetter"/>
+      <w:lvlText w:val="%5."/>
+      <w:lvlJc w:val="left"/>
+      <w:pPr>
+        <w:ind w:left="3600" w:hanging="360"/>
+      </w:pPr>
+    </w:lvl>
+    <w:lvl w:ilvl="5" w:tplc="340A001B" w:tentative="1">
+      <w:start w:val="1"/>
+      <w:numFmt w:val="lowerRoman"/>
+      <w:lvlText w:val="%6."/>
+      <w:lvlJc w:val="right"/>
+      <w:pPr>
+        <w:ind w:left="4320" w:hanging="180"/>
+      </w:pPr>
+    </w:lvl>
+    <w:lvl w:ilvl="6" w:tplc="340A000F" w:tentative="1">
+      <w:start w:val="1"/>
+      <w:numFmt w:val="decimal"/>
+      <w:lvlText w:val="%7."/>
+      <w:lvlJc w:val="left"/>
+      <w:pPr>
+        <w:ind w:left="5040" w:hanging="360"/>
+      </w:pPr>
+    </w:lvl>
+    <w:lvl w:ilvl="7" w:tplc="340A0019" w:tentative="1">
+      <w:start w:val="1"/>
+      <w:numFmt w:val="lowerLetter"/>
+      <w:lvlText w:val="%8."/>
+      <w:lvlJc w:val="left"/>
+      <w:pPr>
+        <w:ind w:left="5760" w:hanging="360"/>
+      </w:pPr>
+    </w:lvl>
+    <w:lvl w:ilvl="8" w:tplc="340A001B" w:tentative="1">
+      <w:start w:val="1"/>
+      <w:numFmt w:val="lowerRoman"/>
+      <w:lvlText w:val="%9."/>
+      <w:lvlJc w:val="right"/>
+      <w:pPr>
+        <w:ind w:left="6480" w:hanging="180"/>
+      </w:pPr>
+    </w:lvl>
+  </w:abstractNum>
+  <w:abstractNum w:abstractNumId="1" w15:restartNumberingAfterBreak="0">
     <w:nsid w:val="0517734C"/>
     <w:multiLevelType w:val="multilevel"/>
     <w:tmpl w:val="04FCBA96"/>
@@ -21509,7 +23340,7 @@
       </w:rPr>
     </w:lvl>
   </w:abstractNum>
-  <w:abstractNum w:abstractNumId="1" w15:restartNumberingAfterBreak="0">
+  <w:abstractNum w:abstractNumId="2" w15:restartNumberingAfterBreak="0">
     <w:nsid w:val="0BAD2BFC"/>
     <w:multiLevelType w:val="multilevel"/>
     <w:tmpl w:val="18A24FE2"/>
@@ -21658,7 +23489,7 @@
       </w:rPr>
     </w:lvl>
   </w:abstractNum>
-  <w:abstractNum w:abstractNumId="2" w15:restartNumberingAfterBreak="0">
+  <w:abstractNum w:abstractNumId="3" w15:restartNumberingAfterBreak="0">
     <w:nsid w:val="0CC80EE7"/>
     <w:multiLevelType w:val="multilevel"/>
     <w:tmpl w:val="AA32D91A"/>
@@ -21771,7 +23602,7 @@
       </w:pPr>
     </w:lvl>
   </w:abstractNum>
-  <w:abstractNum w:abstractNumId="3" w15:restartNumberingAfterBreak="0">
+  <w:abstractNum w:abstractNumId="4" w15:restartNumberingAfterBreak="0">
     <w:nsid w:val="154C2685"/>
     <w:multiLevelType w:val="hybridMultilevel"/>
     <w:tmpl w:val="0C0C9B22"/>
@@ -21884,7 +23715,7 @@
       </w:rPr>
     </w:lvl>
   </w:abstractNum>
-  <w:abstractNum w:abstractNumId="4" w15:restartNumberingAfterBreak="0">
+  <w:abstractNum w:abstractNumId="5" w15:restartNumberingAfterBreak="0">
     <w:nsid w:val="1D5A35D7"/>
     <w:multiLevelType w:val="multilevel"/>
     <w:tmpl w:val="7A56AFD8"/>
@@ -22033,7 +23864,96 @@
       </w:rPr>
     </w:lvl>
   </w:abstractNum>
-  <w:abstractNum w:abstractNumId="5" w15:restartNumberingAfterBreak="0">
+  <w:abstractNum w:abstractNumId="6" w15:restartNumberingAfterBreak="0">
+    <w:nsid w:val="1F5378E9"/>
+    <w:multiLevelType w:val="hybridMultilevel"/>
+    <w:tmpl w:val="E088698E"/>
+    <w:lvl w:ilvl="0" w:tplc="340A000F">
+      <w:start w:val="1"/>
+      <w:numFmt w:val="decimal"/>
+      <w:lvlText w:val="%1."/>
+      <w:lvlJc w:val="left"/>
+      <w:pPr>
+        <w:ind w:left="720" w:hanging="360"/>
+      </w:pPr>
+      <w:rPr>
+        <w:rFonts w:hint="default"/>
+      </w:rPr>
+    </w:lvl>
+    <w:lvl w:ilvl="1" w:tplc="340A0019" w:tentative="1">
+      <w:start w:val="1"/>
+      <w:numFmt w:val="lowerLetter"/>
+      <w:lvlText w:val="%2."/>
+      <w:lvlJc w:val="left"/>
+      <w:pPr>
+        <w:ind w:left="1440" w:hanging="360"/>
+      </w:pPr>
+    </w:lvl>
+    <w:lvl w:ilvl="2" w:tplc="340A001B" w:tentative="1">
+      <w:start w:val="1"/>
+      <w:numFmt w:val="lowerRoman"/>
+      <w:lvlText w:val="%3."/>
+      <w:lvlJc w:val="right"/>
+      <w:pPr>
+        <w:ind w:left="2160" w:hanging="180"/>
+      </w:pPr>
+    </w:lvl>
+    <w:lvl w:ilvl="3" w:tplc="340A000F" w:tentative="1">
+      <w:start w:val="1"/>
+      <w:numFmt w:val="decimal"/>
+      <w:lvlText w:val="%4."/>
+      <w:lvlJc w:val="left"/>
+      <w:pPr>
+        <w:ind w:left="2880" w:hanging="360"/>
+      </w:pPr>
+    </w:lvl>
+    <w:lvl w:ilvl="4" w:tplc="340A0019" w:tentative="1">
+      <w:start w:val="1"/>
+      <w:numFmt w:val="lowerLetter"/>
+      <w:lvlText w:val="%5."/>
+      <w:lvlJc w:val="left"/>
+      <w:pPr>
+        <w:ind w:left="3600" w:hanging="360"/>
+      </w:pPr>
+    </w:lvl>
+    <w:lvl w:ilvl="5" w:tplc="340A001B" w:tentative="1">
+      <w:start w:val="1"/>
+      <w:numFmt w:val="lowerRoman"/>
+      <w:lvlText w:val="%6."/>
+      <w:lvlJc w:val="right"/>
+      <w:pPr>
+        <w:ind w:left="4320" w:hanging="180"/>
+      </w:pPr>
+    </w:lvl>
+    <w:lvl w:ilvl="6" w:tplc="340A000F" w:tentative="1">
+      <w:start w:val="1"/>
+      <w:numFmt w:val="decimal"/>
+      <w:lvlText w:val="%7."/>
+      <w:lvlJc w:val="left"/>
+      <w:pPr>
+        <w:ind w:left="5040" w:hanging="360"/>
+      </w:pPr>
+    </w:lvl>
+    <w:lvl w:ilvl="7" w:tplc="340A0019" w:tentative="1">
+      <w:start w:val="1"/>
+      <w:numFmt w:val="lowerLetter"/>
+      <w:lvlText w:val="%8."/>
+      <w:lvlJc w:val="left"/>
+      <w:pPr>
+        <w:ind w:left="5760" w:hanging="360"/>
+      </w:pPr>
+    </w:lvl>
+    <w:lvl w:ilvl="8" w:tplc="340A001B" w:tentative="1">
+      <w:start w:val="1"/>
+      <w:numFmt w:val="lowerRoman"/>
+      <w:lvlText w:val="%9."/>
+      <w:lvlJc w:val="right"/>
+      <w:pPr>
+        <w:ind w:left="6480" w:hanging="180"/>
+      </w:pPr>
+    </w:lvl>
+  </w:abstractNum>
+  <w:abstractNum w:abstractNumId="7" w15:restartNumberingAfterBreak="0">
     <w:nsid w:val="210F7B87"/>
     <w:multiLevelType w:val="multilevel"/>
     <w:tmpl w:val="7BC8306E"/>
@@ -22182,7 +24102,7 @@
       </w:rPr>
     </w:lvl>
   </w:abstractNum>
-  <w:abstractNum w:abstractNumId="6" w15:restartNumberingAfterBreak="0">
+  <w:abstractNum w:abstractNumId="8" w15:restartNumberingAfterBreak="0">
     <w:nsid w:val="289F17F9"/>
     <w:multiLevelType w:val="hybridMultilevel"/>
     <w:tmpl w:val="4208863C"/>
@@ -22271,7 +24191,7 @@
       </w:pPr>
     </w:lvl>
   </w:abstractNum>
-  <w:abstractNum w:abstractNumId="7" w15:restartNumberingAfterBreak="0">
+  <w:abstractNum w:abstractNumId="9" w15:restartNumberingAfterBreak="0">
     <w:nsid w:val="2D5C6B5A"/>
     <w:multiLevelType w:val="multilevel"/>
     <w:tmpl w:val="6CD4884E"/>
@@ -22420,7 +24340,7 @@
       </w:rPr>
     </w:lvl>
   </w:abstractNum>
-  <w:abstractNum w:abstractNumId="8" w15:restartNumberingAfterBreak="0">
+  <w:abstractNum w:abstractNumId="10" w15:restartNumberingAfterBreak="0">
     <w:nsid w:val="2F806F87"/>
     <w:multiLevelType w:val="multilevel"/>
     <w:tmpl w:val="D2A81D56"/>
@@ -22569,7 +24489,156 @@
       </w:rPr>
     </w:lvl>
   </w:abstractNum>
-  <w:abstractNum w:abstractNumId="9" w15:restartNumberingAfterBreak="0">
+  <w:abstractNum w:abstractNumId="11" w15:restartNumberingAfterBreak="0">
+    <w:nsid w:val="3721372D"/>
+    <w:multiLevelType w:val="multilevel"/>
+    <w:tmpl w:val="13726C4C"/>
+    <w:lvl w:ilvl="0">
+      <w:start w:val="1"/>
+      <w:numFmt w:val="bullet"/>
+      <w:lvlText w:val=""/>
+      <w:lvlJc w:val="left"/>
+      <w:pPr>
+        <w:tabs>
+          <w:tab w:val="num" w:pos="720"/>
+        </w:tabs>
+        <w:ind w:left="720" w:hanging="360"/>
+      </w:pPr>
+      <w:rPr>
+        <w:rFonts w:ascii="Symbol" w:hAnsi="Symbol" w:hint="default"/>
+        <w:sz w:val="20"/>
+      </w:rPr>
+    </w:lvl>
+    <w:lvl w:ilvl="1" w:tentative="1">
+      <w:start w:val="1"/>
+      <w:numFmt w:val="bullet"/>
+      <w:lvlText w:val="o"/>
+      <w:lvlJc w:val="left"/>
+      <w:pPr>
+        <w:tabs>
+          <w:tab w:val="num" w:pos="1440"/>
+        </w:tabs>
+        <w:ind w:left="1440" w:hanging="360"/>
+      </w:pPr>
+      <w:rPr>
+        <w:rFonts w:ascii="Courier New" w:hAnsi="Courier New" w:hint="default"/>
+        <w:sz w:val="20"/>
+      </w:rPr>
+    </w:lvl>
+    <w:lvl w:ilvl="2" w:tentative="1">
+      <w:start w:val="1"/>
+      <w:numFmt w:val="bullet"/>
+      <w:lvlText w:val=""/>
+      <w:lvlJc w:val="left"/>
+      <w:pPr>
+        <w:tabs>
+          <w:tab w:val="num" w:pos="2160"/>
+        </w:tabs>
+        <w:ind w:left="2160" w:hanging="360"/>
+      </w:pPr>
+      <w:rPr>
+        <w:rFonts w:ascii="Wingdings" w:hAnsi="Wingdings" w:hint="default"/>
+        <w:sz w:val="20"/>
+      </w:rPr>
+    </w:lvl>
+    <w:lvl w:ilvl="3" w:tentative="1">
+      <w:start w:val="1"/>
+      <w:numFmt w:val="bullet"/>
+      <w:lvlText w:val=""/>
+      <w:lvlJc w:val="left"/>
+      <w:pPr>
+        <w:tabs>
+          <w:tab w:val="num" w:pos="2880"/>
+        </w:tabs>
+        <w:ind w:left="2880" w:hanging="360"/>
+      </w:pPr>
+      <w:rPr>
+        <w:rFonts w:ascii="Wingdings" w:hAnsi="Wingdings" w:hint="default"/>
+        <w:sz w:val="20"/>
+      </w:rPr>
+    </w:lvl>
+    <w:lvl w:ilvl="4" w:tentative="1">
+      <w:start w:val="1"/>
+      <w:numFmt w:val="bullet"/>
+      <w:lvlText w:val=""/>
+      <w:lvlJc w:val="left"/>
+      <w:pPr>
+        <w:tabs>
+          <w:tab w:val="num" w:pos="3600"/>
+        </w:tabs>
+        <w:ind w:left="3600" w:hanging="360"/>
+      </w:pPr>
+      <w:rPr>
+        <w:rFonts w:ascii="Wingdings" w:hAnsi="Wingdings" w:hint="default"/>
+        <w:sz w:val="20"/>
+      </w:rPr>
+    </w:lvl>
+    <w:lvl w:ilvl="5" w:tentative="1">
+      <w:start w:val="1"/>
+      <w:numFmt w:val="bullet"/>
+      <w:lvlText w:val=""/>
+      <w:lvlJc w:val="left"/>
+      <w:pPr>
+        <w:tabs>
+          <w:tab w:val="num" w:pos="4320"/>
+        </w:tabs>
+        <w:ind w:left="4320" w:hanging="360"/>
+      </w:pPr>
+      <w:rPr>
+        <w:rFonts w:ascii="Wingdings" w:hAnsi="Wingdings" w:hint="default"/>
+        <w:sz w:val="20"/>
+      </w:rPr>
+    </w:lvl>
+    <w:lvl w:ilvl="6" w:tentative="1">
+      <w:start w:val="1"/>
+      <w:numFmt w:val="bullet"/>
+      <w:lvlText w:val=""/>
+      <w:lvlJc w:val="left"/>
+      <w:pPr>
+        <w:tabs>
+          <w:tab w:val="num" w:pos="5040"/>
+        </w:tabs>
+        <w:ind w:left="5040" w:hanging="360"/>
+      </w:pPr>
+      <w:rPr>
+        <w:rFonts w:ascii="Wingdings" w:hAnsi="Wingdings" w:hint="default"/>
+        <w:sz w:val="20"/>
+      </w:rPr>
+    </w:lvl>
+    <w:lvl w:ilvl="7" w:tentative="1">
+      <w:start w:val="1"/>
+      <w:numFmt w:val="bullet"/>
+      <w:lvlText w:val=""/>
+      <w:lvlJc w:val="left"/>
+      <w:pPr>
+        <w:tabs>
+          <w:tab w:val="num" w:pos="5760"/>
+        </w:tabs>
+        <w:ind w:left="5760" w:hanging="360"/>
+      </w:pPr>
+      <w:rPr>
+        <w:rFonts w:ascii="Wingdings" w:hAnsi="Wingdings" w:hint="default"/>
+        <w:sz w:val="20"/>
+      </w:rPr>
+    </w:lvl>
+    <w:lvl w:ilvl="8" w:tentative="1">
+      <w:start w:val="1"/>
+      <w:numFmt w:val="bullet"/>
+      <w:lvlText w:val=""/>
+      <w:lvlJc w:val="left"/>
+      <w:pPr>
+        <w:tabs>
+          <w:tab w:val="num" w:pos="6480"/>
+        </w:tabs>
+        <w:ind w:left="6480" w:hanging="360"/>
+      </w:pPr>
+      <w:rPr>
+        <w:rFonts w:ascii="Wingdings" w:hAnsi="Wingdings" w:hint="default"/>
+        <w:sz w:val="20"/>
+      </w:rPr>
+    </w:lvl>
+  </w:abstractNum>
+  <w:abstractNum w:abstractNumId="12" w15:restartNumberingAfterBreak="0">
     <w:nsid w:val="39954E22"/>
     <w:multiLevelType w:val="multilevel"/>
     <w:tmpl w:val="889440C2"/>
@@ -22718,7 +24787,156 @@
       </w:rPr>
     </w:lvl>
   </w:abstractNum>
-  <w:abstractNum w:abstractNumId="10" w15:restartNumberingAfterBreak="0">
+  <w:abstractNum w:abstractNumId="13" w15:restartNumberingAfterBreak="0">
+    <w:nsid w:val="3DD847E6"/>
+    <w:multiLevelType w:val="multilevel"/>
+    <w:tmpl w:val="E9B08924"/>
+    <w:lvl w:ilvl="0">
+      <w:start w:val="1"/>
+      <w:numFmt w:val="bullet"/>
+      <w:lvlText w:val=""/>
+      <w:lvlJc w:val="left"/>
+      <w:pPr>
+        <w:tabs>
+          <w:tab w:val="num" w:pos="720"/>
+        </w:tabs>
+        <w:ind w:left="720" w:hanging="360"/>
+      </w:pPr>
+      <w:rPr>
+        <w:rFonts w:ascii="Symbol" w:hAnsi="Symbol" w:hint="default"/>
+        <w:sz w:val="20"/>
+      </w:rPr>
+    </w:lvl>
+    <w:lvl w:ilvl="1" w:tentative="1">
+      <w:start w:val="1"/>
+      <w:numFmt w:val="bullet"/>
+      <w:lvlText w:val="o"/>
+      <w:lvlJc w:val="left"/>
+      <w:pPr>
+        <w:tabs>
+          <w:tab w:val="num" w:pos="1440"/>
+        </w:tabs>
+        <w:ind w:left="1440" w:hanging="360"/>
+      </w:pPr>
+      <w:rPr>
+        <w:rFonts w:ascii="Courier New" w:hAnsi="Courier New" w:hint="default"/>
+        <w:sz w:val="20"/>
+      </w:rPr>
+    </w:lvl>
+    <w:lvl w:ilvl="2" w:tentative="1">
+      <w:start w:val="1"/>
+      <w:numFmt w:val="bullet"/>
+      <w:lvlText w:val=""/>
+      <w:lvlJc w:val="left"/>
+      <w:pPr>
+        <w:tabs>
+          <w:tab w:val="num" w:pos="2160"/>
+        </w:tabs>
+        <w:ind w:left="2160" w:hanging="360"/>
+      </w:pPr>
+      <w:rPr>
+        <w:rFonts w:ascii="Wingdings" w:hAnsi="Wingdings" w:hint="default"/>
+        <w:sz w:val="20"/>
+      </w:rPr>
+    </w:lvl>
+    <w:lvl w:ilvl="3" w:tentative="1">
+      <w:start w:val="1"/>
+      <w:numFmt w:val="bullet"/>
+      <w:lvlText w:val=""/>
+      <w:lvlJc w:val="left"/>
+      <w:pPr>
+        <w:tabs>
+          <w:tab w:val="num" w:pos="2880"/>
+        </w:tabs>
+        <w:ind w:left="2880" w:hanging="360"/>
+      </w:pPr>
+      <w:rPr>
+        <w:rFonts w:ascii="Wingdings" w:hAnsi="Wingdings" w:hint="default"/>
+        <w:sz w:val="20"/>
+      </w:rPr>
+    </w:lvl>
+    <w:lvl w:ilvl="4" w:tentative="1">
+      <w:start w:val="1"/>
+      <w:numFmt w:val="bullet"/>
+      <w:lvlText w:val=""/>
+      <w:lvlJc w:val="left"/>
+      <w:pPr>
+        <w:tabs>
+          <w:tab w:val="num" w:pos="3600"/>
+        </w:tabs>
+        <w:ind w:left="3600" w:hanging="360"/>
+      </w:pPr>
+      <w:rPr>
+        <w:rFonts w:ascii="Wingdings" w:hAnsi="Wingdings" w:hint="default"/>
+        <w:sz w:val="20"/>
+      </w:rPr>
+    </w:lvl>
+    <w:lvl w:ilvl="5" w:tentative="1">
+      <w:start w:val="1"/>
+      <w:numFmt w:val="bullet"/>
+      <w:lvlText w:val=""/>
+      <w:lvlJc w:val="left"/>
+      <w:pPr>
+        <w:tabs>
+          <w:tab w:val="num" w:pos="4320"/>
+        </w:tabs>
+        <w:ind w:left="4320" w:hanging="360"/>
+      </w:pPr>
+      <w:rPr>
+        <w:rFonts w:ascii="Wingdings" w:hAnsi="Wingdings" w:hint="default"/>
+        <w:sz w:val="20"/>
+      </w:rPr>
+    </w:lvl>
+    <w:lvl w:ilvl="6" w:tentative="1">
+      <w:start w:val="1"/>
+      <w:numFmt w:val="bullet"/>
+      <w:lvlText w:val=""/>
+      <w:lvlJc w:val="left"/>
+      <w:pPr>
+        <w:tabs>
+          <w:tab w:val="num" w:pos="5040"/>
+        </w:tabs>
+        <w:ind w:left="5040" w:hanging="360"/>
+      </w:pPr>
+      <w:rPr>
+        <w:rFonts w:ascii="Wingdings" w:hAnsi="Wingdings" w:hint="default"/>
+        <w:sz w:val="20"/>
+      </w:rPr>
+    </w:lvl>
+    <w:lvl w:ilvl="7" w:tentative="1">
+      <w:start w:val="1"/>
+      <w:numFmt w:val="bullet"/>
+      <w:lvlText w:val=""/>
+      <w:lvlJc w:val="left"/>
+      <w:pPr>
+        <w:tabs>
+          <w:tab w:val="num" w:pos="5760"/>
+        </w:tabs>
+        <w:ind w:left="5760" w:hanging="360"/>
+      </w:pPr>
+      <w:rPr>
+        <w:rFonts w:ascii="Wingdings" w:hAnsi="Wingdings" w:hint="default"/>
+        <w:sz w:val="20"/>
+      </w:rPr>
+    </w:lvl>
+    <w:lvl w:ilvl="8" w:tentative="1">
+      <w:start w:val="1"/>
+      <w:numFmt w:val="bullet"/>
+      <w:lvlText w:val=""/>
+      <w:lvlJc w:val="left"/>
+      <w:pPr>
+        <w:tabs>
+          <w:tab w:val="num" w:pos="6480"/>
+        </w:tabs>
+        <w:ind w:left="6480" w:hanging="360"/>
+      </w:pPr>
+      <w:rPr>
+        <w:rFonts w:ascii="Wingdings" w:hAnsi="Wingdings" w:hint="default"/>
+        <w:sz w:val="20"/>
+      </w:rPr>
+    </w:lvl>
+  </w:abstractNum>
+  <w:abstractNum w:abstractNumId="14" w15:restartNumberingAfterBreak="0">
     <w:nsid w:val="443735ED"/>
     <w:multiLevelType w:val="multilevel"/>
     <w:tmpl w:val="2C423B9C"/>
@@ -22831,7 +25049,7 @@
       </w:rPr>
     </w:lvl>
   </w:abstractNum>
-  <w:abstractNum w:abstractNumId="11" w15:restartNumberingAfterBreak="0">
+  <w:abstractNum w:abstractNumId="15" w15:restartNumberingAfterBreak="0">
     <w:nsid w:val="44C57172"/>
     <w:multiLevelType w:val="multilevel"/>
     <w:tmpl w:val="F6FE394E"/>
@@ -22944,7 +25162,7 @@
       </w:pPr>
     </w:lvl>
   </w:abstractNum>
-  <w:abstractNum w:abstractNumId="12" w15:restartNumberingAfterBreak="0">
+  <w:abstractNum w:abstractNumId="16" w15:restartNumberingAfterBreak="0">
     <w:nsid w:val="482D37C4"/>
     <w:multiLevelType w:val="multilevel"/>
     <w:tmpl w:val="2C423B9C"/>
@@ -23057,7 +25275,7 @@
       </w:rPr>
     </w:lvl>
   </w:abstractNum>
-  <w:abstractNum w:abstractNumId="13" w15:restartNumberingAfterBreak="0">
+  <w:abstractNum w:abstractNumId="17" w15:restartNumberingAfterBreak="0">
     <w:nsid w:val="49421D00"/>
     <w:multiLevelType w:val="multilevel"/>
     <w:tmpl w:val="7E6ED63C"/>
@@ -23170,7 +25388,7 @@
       </w:rPr>
     </w:lvl>
   </w:abstractNum>
-  <w:abstractNum w:abstractNumId="14" w15:restartNumberingAfterBreak="0">
+  <w:abstractNum w:abstractNumId="18" w15:restartNumberingAfterBreak="0">
     <w:nsid w:val="4CAD596E"/>
     <w:multiLevelType w:val="multilevel"/>
     <w:tmpl w:val="501C94C8"/>
@@ -23319,7 +25537,120 @@
       </w:rPr>
     </w:lvl>
   </w:abstractNum>
-  <w:abstractNum w:abstractNumId="15" w15:restartNumberingAfterBreak="0">
+  <w:abstractNum w:abstractNumId="19" w15:restartNumberingAfterBreak="0">
+    <w:nsid w:val="516B4C43"/>
+    <w:multiLevelType w:val="multilevel"/>
+    <w:tmpl w:val="C2247296"/>
+    <w:lvl w:ilvl="0">
+      <w:start w:val="1"/>
+      <w:numFmt w:val="decimal"/>
+      <w:lvlText w:val="%1."/>
+      <w:lvlJc w:val="left"/>
+      <w:pPr>
+        <w:tabs>
+          <w:tab w:val="num" w:pos="720"/>
+        </w:tabs>
+        <w:ind w:left="720" w:hanging="360"/>
+      </w:pPr>
+    </w:lvl>
+    <w:lvl w:ilvl="1" w:tentative="1">
+      <w:start w:val="1"/>
+      <w:numFmt w:val="decimal"/>
+      <w:lvlText w:val="%2."/>
+      <w:lvlJc w:val="left"/>
+      <w:pPr>
+        <w:tabs>
+          <w:tab w:val="num" w:pos="1440"/>
+        </w:tabs>
+        <w:ind w:left="1440" w:hanging="360"/>
+      </w:pPr>
+    </w:lvl>
+    <w:lvl w:ilvl="2" w:tentative="1">
+      <w:start w:val="1"/>
+      <w:numFmt w:val="decimal"/>
+      <w:lvlText w:val="%3."/>
+      <w:lvlJc w:val="left"/>
+      <w:pPr>
+        <w:tabs>
+          <w:tab w:val="num" w:pos="2160"/>
+        </w:tabs>
+        <w:ind w:left="2160" w:hanging="360"/>
+      </w:pPr>
+    </w:lvl>
+    <w:lvl w:ilvl="3" w:tentative="1">
+      <w:start w:val="1"/>
+      <w:numFmt w:val="decimal"/>
+      <w:lvlText w:val="%4."/>
+      <w:lvlJc w:val="left"/>
+      <w:pPr>
+        <w:tabs>
+          <w:tab w:val="num" w:pos="2880"/>
+        </w:tabs>
+        <w:ind w:left="2880" w:hanging="360"/>
+      </w:pPr>
+    </w:lvl>
+    <w:lvl w:ilvl="4" w:tentative="1">
+      <w:start w:val="1"/>
+      <w:numFmt w:val="decimal"/>
+      <w:lvlText w:val="%5."/>
+      <w:lvlJc w:val="left"/>
+      <w:pPr>
+        <w:tabs>
+          <w:tab w:val="num" w:pos="3600"/>
+        </w:tabs>
+        <w:ind w:left="3600" w:hanging="360"/>
+      </w:pPr>
+    </w:lvl>
+    <w:lvl w:ilvl="5" w:tentative="1">
+      <w:start w:val="1"/>
+      <w:numFmt w:val="decimal"/>
+      <w:lvlText w:val="%6."/>
+      <w:lvlJc w:val="left"/>
+      <w:pPr>
+        <w:tabs>
+          <w:tab w:val="num" w:pos="4320"/>
+        </w:tabs>
+        <w:ind w:left="4320" w:hanging="360"/>
+      </w:pPr>
+    </w:lvl>
+    <w:lvl w:ilvl="6" w:tentative="1">
+      <w:start w:val="1"/>
+      <w:numFmt w:val="decimal"/>
+      <w:lvlText w:val="%7."/>
+      <w:lvlJc w:val="left"/>
+      <w:pPr>
+        <w:tabs>
+          <w:tab w:val="num" w:pos="5040"/>
+        </w:tabs>
+        <w:ind w:left="5040" w:hanging="360"/>
+      </w:pPr>
+    </w:lvl>
+    <w:lvl w:ilvl="7" w:tentative="1">
+      <w:start w:val="1"/>
+      <w:numFmt w:val="decimal"/>
+      <w:lvlText w:val="%8."/>
+      <w:lvlJc w:val="left"/>
+      <w:pPr>
+        <w:tabs>
+          <w:tab w:val="num" w:pos="5760"/>
+        </w:tabs>
+        <w:ind w:left="5760" w:hanging="360"/>
+      </w:pPr>
+    </w:lvl>
+    <w:lvl w:ilvl="8" w:tentative="1">
+      <w:start w:val="1"/>
+      <w:numFmt w:val="decimal"/>
+      <w:lvlText w:val="%9."/>
+      <w:lvlJc w:val="left"/>
+      <w:pPr>
+        <w:tabs>
+          <w:tab w:val="num" w:pos="6480"/>
+        </w:tabs>
+        <w:ind w:left="6480" w:hanging="360"/>
+      </w:pPr>
+    </w:lvl>
+  </w:abstractNum>
+  <w:abstractNum w:abstractNumId="20" w15:restartNumberingAfterBreak="0">
     <w:nsid w:val="56530035"/>
     <w:multiLevelType w:val="multilevel"/>
     <w:tmpl w:val="7E6ED63C"/>
@@ -23432,7 +25763,7 @@
       </w:rPr>
     </w:lvl>
   </w:abstractNum>
-  <w:abstractNum w:abstractNumId="16" w15:restartNumberingAfterBreak="0">
+  <w:abstractNum w:abstractNumId="21" w15:restartNumberingAfterBreak="0">
     <w:nsid w:val="586E4463"/>
     <w:multiLevelType w:val="multilevel"/>
     <w:tmpl w:val="8CFAF102"/>
@@ -23581,7 +25912,7 @@
       </w:rPr>
     </w:lvl>
   </w:abstractNum>
-  <w:abstractNum w:abstractNumId="17" w15:restartNumberingAfterBreak="0">
+  <w:abstractNum w:abstractNumId="22" w15:restartNumberingAfterBreak="0">
     <w:nsid w:val="593354CB"/>
     <w:multiLevelType w:val="multilevel"/>
     <w:tmpl w:val="5C6E5828"/>
@@ -23730,7 +26061,7 @@
       </w:rPr>
     </w:lvl>
   </w:abstractNum>
-  <w:abstractNum w:abstractNumId="18" w15:restartNumberingAfterBreak="0">
+  <w:abstractNum w:abstractNumId="23" w15:restartNumberingAfterBreak="0">
     <w:nsid w:val="64D930DA"/>
     <w:multiLevelType w:val="hybridMultilevel"/>
     <w:tmpl w:val="99FE286C"/>
@@ -23843,7 +26174,7 @@
       </w:rPr>
     </w:lvl>
   </w:abstractNum>
-  <w:abstractNum w:abstractNumId="19" w15:restartNumberingAfterBreak="0">
+  <w:abstractNum w:abstractNumId="24" w15:restartNumberingAfterBreak="0">
     <w:nsid w:val="652048AA"/>
     <w:multiLevelType w:val="multilevel"/>
     <w:tmpl w:val="D4D21A42"/>
@@ -23992,7 +26323,7 @@
       </w:rPr>
     </w:lvl>
   </w:abstractNum>
-  <w:abstractNum w:abstractNumId="20" w15:restartNumberingAfterBreak="0">
+  <w:abstractNum w:abstractNumId="25" w15:restartNumberingAfterBreak="0">
     <w:nsid w:val="678F2CBA"/>
     <w:multiLevelType w:val="hybridMultilevel"/>
     <w:tmpl w:val="1C3C9D4A"/>
@@ -24081,7 +26412,7 @@
       </w:pPr>
     </w:lvl>
   </w:abstractNum>
-  <w:abstractNum w:abstractNumId="21" w15:restartNumberingAfterBreak="0">
+  <w:abstractNum w:abstractNumId="26" w15:restartNumberingAfterBreak="0">
     <w:nsid w:val="6CD57B01"/>
     <w:multiLevelType w:val="multilevel"/>
     <w:tmpl w:val="4BFC67A0"/>
@@ -24194,7 +26525,7 @@
       </w:pPr>
     </w:lvl>
   </w:abstractNum>
-  <w:abstractNum w:abstractNumId="22" w15:restartNumberingAfterBreak="0">
+  <w:abstractNum w:abstractNumId="27" w15:restartNumberingAfterBreak="0">
     <w:nsid w:val="6ED24662"/>
     <w:multiLevelType w:val="multilevel"/>
     <w:tmpl w:val="B7B2DC66"/>
@@ -24343,7 +26674,7 @@
       </w:rPr>
     </w:lvl>
   </w:abstractNum>
-  <w:abstractNum w:abstractNumId="23" w15:restartNumberingAfterBreak="0">
+  <w:abstractNum w:abstractNumId="28" w15:restartNumberingAfterBreak="0">
     <w:nsid w:val="707921DB"/>
     <w:multiLevelType w:val="hybridMultilevel"/>
     <w:tmpl w:val="94608ADC"/>
@@ -24456,7 +26787,7 @@
       </w:rPr>
     </w:lvl>
   </w:abstractNum>
-  <w:abstractNum w:abstractNumId="24" w15:restartNumberingAfterBreak="0">
+  <w:abstractNum w:abstractNumId="29" w15:restartNumberingAfterBreak="0">
     <w:nsid w:val="734F7C83"/>
     <w:multiLevelType w:val="multilevel"/>
     <w:tmpl w:val="1458E948"/>
@@ -24605,7 +26936,7 @@
       </w:rPr>
     </w:lvl>
   </w:abstractNum>
-  <w:abstractNum w:abstractNumId="25" w15:restartNumberingAfterBreak="0">
+  <w:abstractNum w:abstractNumId="30" w15:restartNumberingAfterBreak="0">
     <w:nsid w:val="748723AA"/>
     <w:multiLevelType w:val="multilevel"/>
     <w:tmpl w:val="CC2681A8"/>
@@ -24754,7 +27085,7 @@
       </w:rPr>
     </w:lvl>
   </w:abstractNum>
-  <w:abstractNum w:abstractNumId="26" w15:restartNumberingAfterBreak="0">
+  <w:abstractNum w:abstractNumId="31" w15:restartNumberingAfterBreak="0">
     <w:nsid w:val="772F1175"/>
     <w:multiLevelType w:val="multilevel"/>
     <w:tmpl w:val="E3502780"/>
@@ -24867,86 +27198,217 @@
       </w:rPr>
     </w:lvl>
   </w:abstractNum>
+  <w:abstractNum w:abstractNumId="32" w15:restartNumberingAfterBreak="0">
+    <w:nsid w:val="7BB24099"/>
+    <w:multiLevelType w:val="multilevel"/>
+    <w:tmpl w:val="E3502780"/>
+    <w:lvl w:ilvl="0">
+      <w:start w:val="1"/>
+      <w:numFmt w:val="decimal"/>
+      <w:lvlText w:val="%1"/>
+      <w:lvlJc w:val="left"/>
+      <w:pPr>
+        <w:ind w:left="540" w:hanging="540"/>
+      </w:pPr>
+      <w:rPr>
+        <w:rFonts w:hint="default"/>
+      </w:rPr>
+    </w:lvl>
+    <w:lvl w:ilvl="1">
+      <w:start w:val="5"/>
+      <w:numFmt w:val="decimal"/>
+      <w:lvlText w:val="%1.%2"/>
+      <w:lvlJc w:val="left"/>
+      <w:pPr>
+        <w:ind w:left="540" w:hanging="540"/>
+      </w:pPr>
+      <w:rPr>
+        <w:rFonts w:hint="default"/>
+      </w:rPr>
+    </w:lvl>
+    <w:lvl w:ilvl="2">
+      <w:start w:val="4"/>
+      <w:numFmt w:val="decimal"/>
+      <w:lvlText w:val="%1.%2.%3"/>
+      <w:lvlJc w:val="left"/>
+      <w:pPr>
+        <w:ind w:left="720" w:hanging="720"/>
+      </w:pPr>
+      <w:rPr>
+        <w:rFonts w:hint="default"/>
+      </w:rPr>
+    </w:lvl>
+    <w:lvl w:ilvl="3">
+      <w:start w:val="1"/>
+      <w:numFmt w:val="decimal"/>
+      <w:lvlText w:val="%1.%2.%3.%4"/>
+      <w:lvlJc w:val="left"/>
+      <w:pPr>
+        <w:ind w:left="720" w:hanging="720"/>
+      </w:pPr>
+      <w:rPr>
+        <w:rFonts w:hint="default"/>
+      </w:rPr>
+    </w:lvl>
+    <w:lvl w:ilvl="4">
+      <w:start w:val="1"/>
+      <w:numFmt w:val="decimal"/>
+      <w:lvlText w:val="%1.%2.%3.%4.%5"/>
+      <w:lvlJc w:val="left"/>
+      <w:pPr>
+        <w:ind w:left="1080" w:hanging="1080"/>
+      </w:pPr>
+      <w:rPr>
+        <w:rFonts w:hint="default"/>
+      </w:rPr>
+    </w:lvl>
+    <w:lvl w:ilvl="5">
+      <w:start w:val="1"/>
+      <w:numFmt w:val="decimal"/>
+      <w:lvlText w:val="%1.%2.%3.%4.%5.%6"/>
+      <w:lvlJc w:val="left"/>
+      <w:pPr>
+        <w:ind w:left="1080" w:hanging="1080"/>
+      </w:pPr>
+      <w:rPr>
+        <w:rFonts w:hint="default"/>
+      </w:rPr>
+    </w:lvl>
+    <w:lvl w:ilvl="6">
+      <w:start w:val="1"/>
+      <w:numFmt w:val="decimal"/>
+      <w:lvlText w:val="%1.%2.%3.%4.%5.%6.%7"/>
+      <w:lvlJc w:val="left"/>
+      <w:pPr>
+        <w:ind w:left="1440" w:hanging="1440"/>
+      </w:pPr>
+      <w:rPr>
+        <w:rFonts w:hint="default"/>
+      </w:rPr>
+    </w:lvl>
+    <w:lvl w:ilvl="7">
+      <w:start w:val="1"/>
+      <w:numFmt w:val="decimal"/>
+      <w:lvlText w:val="%1.%2.%3.%4.%5.%6.%7.%8"/>
+      <w:lvlJc w:val="left"/>
+      <w:pPr>
+        <w:ind w:left="1440" w:hanging="1440"/>
+      </w:pPr>
+      <w:rPr>
+        <w:rFonts w:hint="default"/>
+      </w:rPr>
+    </w:lvl>
+    <w:lvl w:ilvl="8">
+      <w:start w:val="1"/>
+      <w:numFmt w:val="decimal"/>
+      <w:lvlText w:val="%1.%2.%3.%4.%5.%6.%7.%8.%9"/>
+      <w:lvlJc w:val="left"/>
+      <w:pPr>
+        <w:ind w:left="1800" w:hanging="1800"/>
+      </w:pPr>
+      <w:rPr>
+        <w:rFonts w:hint="default"/>
+      </w:rPr>
+    </w:lvl>
+  </w:abstractNum>
   <w:num w:numId="1" w16cid:durableId="1550147440">
+    <w:abstractNumId w:val="8"/>
+  </w:num>
+  <w:num w:numId="2" w16cid:durableId="418252928">
+    <w:abstractNumId w:val="18"/>
+  </w:num>
+  <w:num w:numId="3" w16cid:durableId="1015575208">
+    <w:abstractNumId w:val="28"/>
+  </w:num>
+  <w:num w:numId="4" w16cid:durableId="2000500593">
+    <w:abstractNumId w:val="15"/>
+  </w:num>
+  <w:num w:numId="5" w16cid:durableId="2141612344">
+    <w:abstractNumId w:val="26"/>
+  </w:num>
+  <w:num w:numId="6" w16cid:durableId="470758680">
+    <w:abstractNumId w:val="25"/>
+  </w:num>
+  <w:num w:numId="7" w16cid:durableId="835808136">
+    <w:abstractNumId w:val="21"/>
+  </w:num>
+  <w:num w:numId="8" w16cid:durableId="219638884">
+    <w:abstractNumId w:val="2"/>
+  </w:num>
+  <w:num w:numId="9" w16cid:durableId="636564921">
+    <w:abstractNumId w:val="17"/>
+  </w:num>
+  <w:num w:numId="10" w16cid:durableId="1259951033">
+    <w:abstractNumId w:val="24"/>
+  </w:num>
+  <w:num w:numId="11" w16cid:durableId="432481419">
+    <w:abstractNumId w:val="20"/>
+  </w:num>
+  <w:num w:numId="12" w16cid:durableId="950086783">
+    <w:abstractNumId w:val="3"/>
+  </w:num>
+  <w:num w:numId="13" w16cid:durableId="1143885885">
+    <w:abstractNumId w:val="30"/>
+  </w:num>
+  <w:num w:numId="14" w16cid:durableId="443766545">
+    <w:abstractNumId w:val="14"/>
+  </w:num>
+  <w:num w:numId="15" w16cid:durableId="788596117">
+    <w:abstractNumId w:val="7"/>
+  </w:num>
+  <w:num w:numId="16" w16cid:durableId="2054846393">
+    <w:abstractNumId w:val="27"/>
+  </w:num>
+  <w:num w:numId="17" w16cid:durableId="957488088">
+    <w:abstractNumId w:val="5"/>
+  </w:num>
+  <w:num w:numId="18" w16cid:durableId="135756873">
+    <w:abstractNumId w:val="29"/>
+  </w:num>
+  <w:num w:numId="19" w16cid:durableId="1150753843">
+    <w:abstractNumId w:val="22"/>
+  </w:num>
+  <w:num w:numId="20" w16cid:durableId="1415783301">
+    <w:abstractNumId w:val="1"/>
+  </w:num>
+  <w:num w:numId="21" w16cid:durableId="1326665298">
+    <w:abstractNumId w:val="9"/>
+  </w:num>
+  <w:num w:numId="22" w16cid:durableId="1729956343">
+    <w:abstractNumId w:val="10"/>
+  </w:num>
+  <w:num w:numId="23" w16cid:durableId="1374886770">
+    <w:abstractNumId w:val="4"/>
+  </w:num>
+  <w:num w:numId="24" w16cid:durableId="1775663943">
+    <w:abstractNumId w:val="12"/>
+  </w:num>
+  <w:num w:numId="25" w16cid:durableId="323242532">
+    <w:abstractNumId w:val="16"/>
+  </w:num>
+  <w:num w:numId="26" w16cid:durableId="1688369092">
+    <w:abstractNumId w:val="23"/>
+  </w:num>
+  <w:num w:numId="27" w16cid:durableId="1499999799">
+    <w:abstractNumId w:val="31"/>
+  </w:num>
+  <w:num w:numId="28" w16cid:durableId="1950889532">
+    <w:abstractNumId w:val="32"/>
+  </w:num>
+  <w:num w:numId="29" w16cid:durableId="1149446737">
+    <w:abstractNumId w:val="19"/>
+  </w:num>
+  <w:num w:numId="30" w16cid:durableId="1283418615">
     <w:abstractNumId w:val="6"/>
   </w:num>
-  <w:num w:numId="2" w16cid:durableId="418252928">
-    <w:abstractNumId w:val="14"/>
+  <w:num w:numId="31" w16cid:durableId="323631728">
+    <w:abstractNumId w:val="0"/>
   </w:num>
-  <w:num w:numId="3" w16cid:durableId="1015575208">
-    <w:abstractNumId w:val="23"/>
-  </w:num>
-  <w:num w:numId="4" w16cid:durableId="2000500593">
-    <w:abstractNumId w:val="11"/>
-  </w:num>
-  <w:num w:numId="5" w16cid:durableId="2141612344">
-    <w:abstractNumId w:val="21"/>
-  </w:num>
-  <w:num w:numId="6" w16cid:durableId="470758680">
-    <w:abstractNumId w:val="20"/>
-  </w:num>
-  <w:num w:numId="7" w16cid:durableId="835808136">
-    <w:abstractNumId w:val="16"/>
-  </w:num>
-  <w:num w:numId="8" w16cid:durableId="219638884">
-    <w:abstractNumId w:val="1"/>
-  </w:num>
-  <w:num w:numId="9" w16cid:durableId="636564921">
+  <w:num w:numId="32" w16cid:durableId="1472674380">
     <w:abstractNumId w:val="13"/>
   </w:num>
-  <w:num w:numId="10" w16cid:durableId="1259951033">
-    <w:abstractNumId w:val="19"/>
-  </w:num>
-  <w:num w:numId="11" w16cid:durableId="432481419">
-    <w:abstractNumId w:val="15"/>
-  </w:num>
-  <w:num w:numId="12" w16cid:durableId="950086783">
-    <w:abstractNumId w:val="2"/>
-  </w:num>
-  <w:num w:numId="13" w16cid:durableId="1143885885">
-    <w:abstractNumId w:val="25"/>
-  </w:num>
-  <w:num w:numId="14" w16cid:durableId="443766545">
-    <w:abstractNumId w:val="10"/>
-  </w:num>
-  <w:num w:numId="15" w16cid:durableId="788596117">
-    <w:abstractNumId w:val="5"/>
-  </w:num>
-  <w:num w:numId="16" w16cid:durableId="2054846393">
-    <w:abstractNumId w:val="22"/>
-  </w:num>
-  <w:num w:numId="17" w16cid:durableId="957488088">
-    <w:abstractNumId w:val="4"/>
-  </w:num>
-  <w:num w:numId="18" w16cid:durableId="135756873">
-    <w:abstractNumId w:val="24"/>
-  </w:num>
-  <w:num w:numId="19" w16cid:durableId="1150753843">
-    <w:abstractNumId w:val="17"/>
-  </w:num>
-  <w:num w:numId="20" w16cid:durableId="1415783301">
-    <w:abstractNumId w:val="0"/>
-  </w:num>
-  <w:num w:numId="21" w16cid:durableId="1326665298">
-    <w:abstractNumId w:val="7"/>
-  </w:num>
-  <w:num w:numId="22" w16cid:durableId="1729956343">
-    <w:abstractNumId w:val="8"/>
-  </w:num>
-  <w:num w:numId="23" w16cid:durableId="1374886770">
-    <w:abstractNumId w:val="3"/>
-  </w:num>
-  <w:num w:numId="24" w16cid:durableId="1775663943">
-    <w:abstractNumId w:val="9"/>
-  </w:num>
-  <w:num w:numId="25" w16cid:durableId="323242532">
-    <w:abstractNumId w:val="12"/>
-  </w:num>
-  <w:num w:numId="26" w16cid:durableId="1688369092">
-    <w:abstractNumId w:val="18"/>
-  </w:num>
-  <w:num w:numId="27" w16cid:durableId="1499999799">
-    <w:abstractNumId w:val="26"/>
+  <w:num w:numId="33" w16cid:durableId="289434309">
+    <w:abstractNumId w:val="11"/>
   </w:num>
 </w:numbering>
 </file>

--- a/AI-Engineer Core Track.docx
+++ b/AI-Engineer Core Track.docx
@@ -1718,6 +1718,7 @@
     <w:p/>
     <w:p/>
     <w:p/>
+    <w:p/>
     <w:p>
       <w:pPr>
         <w:pStyle w:val="Ttulo3"/>
@@ -1738,6 +1739,7 @@
           <w:szCs w:val="24"/>
           <w:highlight w:val="yellow"/>
         </w:rPr>
+        <w:lastRenderedPageBreak/>
         <w:t>1.1.7 Los modelos más potentes disponibles hoy (2026)</w:t>
       </w:r>
     </w:p>
@@ -1791,7 +1793,6 @@
           <w:bCs/>
           <w:szCs w:val="22"/>
         </w:rPr>
-        <w:lastRenderedPageBreak/>
         <w:t xml:space="preserve">Locales: </w:t>
       </w:r>
       <w:r>
@@ -2715,7 +2716,7 @@
                 <w:rFonts w:cs="Arial"/>
                 <w:szCs w:val="22"/>
               </w:rPr>
-              <w:t xml:space="preserve">Depurar un bug intermitente en un sistema distribuido complejo, donde el modelo tiene que razonar paso a paso sobre condiciones de carrera antes de proponer </w:t>
+              <w:t xml:space="preserve">Depurar un bug intermitente en un sistema distribuido complejo, donde el modelo tiene que razonar paso a paso sobre </w:t>
             </w:r>
             <w:r>
               <w:rPr>
@@ -2723,7 +2724,7 @@
                 <w:szCs w:val="22"/>
               </w:rPr>
               <w:lastRenderedPageBreak/>
-              <w:t>una solución</w:t>
+              <w:t>condiciones de carrera antes de proponer una solución</w:t>
             </w:r>
           </w:p>
         </w:tc>
@@ -3318,7 +3319,15 @@
                 <w:rFonts w:cs="Arial"/>
                 <w:szCs w:val="22"/>
               </w:rPr>
-              <w:t>~17 GB de RAM/VRAM — una GPU de 24 GB (ej. RTX 4090) o una Mac con 32 GB de memoria unificada</w:t>
+              <w:t xml:space="preserve">~17 GB de RAM/VRAM — una GPU de 24 GB (ej. RTX 4090) o una Mac </w:t>
+            </w:r>
+            <w:r>
+              <w:rPr>
+                <w:rFonts w:cs="Arial"/>
+                <w:szCs w:val="22"/>
+              </w:rPr>
+              <w:lastRenderedPageBreak/>
+              <w:t>con 32 GB de memoria unificada</w:t>
             </w:r>
           </w:p>
         </w:tc>
@@ -3340,6 +3349,7 @@
                 <w:rFonts w:cs="Arial"/>
                 <w:szCs w:val="22"/>
               </w:rPr>
+              <w:lastRenderedPageBreak/>
               <w:t>No aplica (gratis, corre local)</w:t>
             </w:r>
           </w:p>
@@ -3384,7 +3394,7 @@
                 <w:rFonts w:cs="Arial"/>
                 <w:szCs w:val="22"/>
               </w:rPr>
-              <w:t xml:space="preserve">Un desarrollador freelance lo usa como asistente de código diario en su PC personal, sin pagar API, para refactorizar funciones y </w:t>
+              <w:t xml:space="preserve">Un desarrollador freelance lo usa como asistente de código diario en su PC </w:t>
             </w:r>
             <w:r>
               <w:rPr>
@@ -3392,7 +3402,7 @@
                 <w:szCs w:val="22"/>
               </w:rPr>
               <w:lastRenderedPageBreak/>
-              <w:t xml:space="preserve">escribir </w:t>
+              <w:t xml:space="preserve">personal, sin pagar API, para refactorizar funciones y escribir </w:t>
             </w:r>
             <w:proofErr w:type="spellStart"/>
             <w:r>
@@ -4054,7 +4064,17 @@
                 <w:iCs/>
                 <w:szCs w:val="22"/>
               </w:rPr>
-              <w:t>(el probado en clase)</w:t>
+              <w:t xml:space="preserve">(el </w:t>
+            </w:r>
+            <w:r>
+              <w:rPr>
+                <w:rFonts w:cs="Arial"/>
+                <w:i/>
+                <w:iCs/>
+                <w:szCs w:val="22"/>
+              </w:rPr>
+              <w:lastRenderedPageBreak/>
+              <w:t>probado en clase)</w:t>
             </w:r>
           </w:p>
         </w:tc>
@@ -4079,6 +4099,7 @@
                 <w:bCs/>
                 <w:szCs w:val="22"/>
               </w:rPr>
+              <w:lastRenderedPageBreak/>
               <w:t>Local</w:t>
             </w:r>
           </w:p>
@@ -4158,7 +4179,7 @@
                 <w:rFonts w:cs="Arial"/>
                 <w:szCs w:val="22"/>
               </w:rPr>
-              <w:t xml:space="preserve">~16 GB de RAM — una PC doméstica con 16 GB, aunque </w:t>
+              <w:t xml:space="preserve">~16 GB de RAM — una </w:t>
             </w:r>
             <w:r>
               <w:rPr>
@@ -4166,7 +4187,7 @@
                 <w:szCs w:val="22"/>
               </w:rPr>
               <w:lastRenderedPageBreak/>
-              <w:t>al límite (como se comprobó en clase)</w:t>
+              <w:t>PC doméstica con 16 GB, aunque al límite (como se comprobó en clase)</w:t>
             </w:r>
           </w:p>
         </w:tc>
@@ -4188,7 +4209,15 @@
                 <w:szCs w:val="22"/>
               </w:rPr>
               <w:lastRenderedPageBreak/>
-              <w:t>No aplica (gratis, corre local)</w:t>
+              <w:t xml:space="preserve">No aplica (gratis, </w:t>
+            </w:r>
+            <w:r>
+              <w:rPr>
+                <w:rFonts w:cs="Arial"/>
+                <w:szCs w:val="22"/>
+              </w:rPr>
+              <w:lastRenderedPageBreak/>
+              <w:t>corre local)</w:t>
             </w:r>
           </w:p>
         </w:tc>
@@ -4209,7 +4238,16 @@
                 <w:rFonts w:cs="Arial"/>
                 <w:szCs w:val="22"/>
               </w:rPr>
-              <w:t>Chat general y primeras pruebas de razonamiento en una PC doméstica</w:t>
+              <w:lastRenderedPageBreak/>
+              <w:t xml:space="preserve">Chat general y primeras pruebas de razonamiento </w:t>
+            </w:r>
+            <w:r>
+              <w:rPr>
+                <w:rFonts w:cs="Arial"/>
+                <w:szCs w:val="22"/>
+              </w:rPr>
+              <w:lastRenderedPageBreak/>
+              <w:t>en una PC doméstica</w:t>
             </w:r>
           </w:p>
         </w:tc>
@@ -4230,15 +4268,16 @@
                 <w:rFonts w:cs="Arial"/>
                 <w:szCs w:val="22"/>
               </w:rPr>
-              <w:t xml:space="preserve">Justo lo que se hizo en esta clase: instalarlo en una laptop de 16 GB de </w:t>
-            </w:r>
-            <w:r>
-              <w:rPr>
-                <w:rFonts w:cs="Arial"/>
-                <w:szCs w:val="22"/>
-              </w:rPr>
               <w:lastRenderedPageBreak/>
-              <w:t>RAM y probar cómo "piensa" antes de responder, sin depender de internet</w:t>
+              <w:t xml:space="preserve">Justo lo que se hizo en esta </w:t>
+            </w:r>
+            <w:r>
+              <w:rPr>
+                <w:rFonts w:cs="Arial"/>
+                <w:szCs w:val="22"/>
+              </w:rPr>
+              <w:lastRenderedPageBreak/>
+              <w:t>clase: instalarlo en una laptop de 16 GB de RAM y probar cómo "piensa" antes de responder, sin depender de internet</w:t>
             </w:r>
           </w:p>
         </w:tc>
@@ -4914,18 +4953,7 @@
           <w:szCs w:val="24"/>
           <w:highlight w:val="yellow"/>
         </w:rPr>
-        <w:t xml:space="preserve"> </w:t>
-      </w:r>
-      <w:r>
-        <w:rPr>
-          <w:rFonts w:ascii="Arial" w:hAnsi="Arial" w:cs="Arial"/>
-          <w:b/>
-          <w:bCs/>
-          <w:sz w:val="24"/>
-          <w:szCs w:val="24"/>
-          <w:highlight w:val="yellow"/>
-        </w:rPr>
-        <w:t>DIA-</w:t>
+        <w:t xml:space="preserve"> DIA-</w:t>
       </w:r>
       <w:r>
         <w:rPr>
@@ -7615,40 +7643,7 @@
           <w:szCs w:val="24"/>
           <w:highlight w:val="yellow"/>
         </w:rPr>
-        <w:t xml:space="preserve"> </w:t>
-      </w:r>
-      <w:r>
-        <w:rPr>
-          <w:rFonts w:ascii="Arial" w:hAnsi="Arial" w:cs="Arial"/>
-          <w:b/>
-          <w:bCs/>
-          <w:sz w:val="24"/>
-          <w:szCs w:val="24"/>
-          <w:highlight w:val="yellow"/>
-        </w:rPr>
-        <w:t>DIA-</w:t>
-      </w:r>
-      <w:r>
-        <w:rPr>
-          <w:rFonts w:ascii="Arial" w:hAnsi="Arial" w:cs="Arial"/>
-          <w:b/>
-          <w:bCs/>
-          <w:sz w:val="24"/>
-          <w:szCs w:val="24"/>
-          <w:highlight w:val="yellow"/>
-        </w:rPr>
-        <w:t>1</w:t>
-      </w:r>
-      <w:r>
-        <w:rPr>
-          <w:rFonts w:ascii="Arial" w:hAnsi="Arial" w:cs="Arial"/>
-          <w:b/>
-          <w:bCs/>
-          <w:sz w:val="24"/>
-          <w:szCs w:val="24"/>
-          <w:highlight w:val="yellow"/>
-        </w:rPr>
-        <w:t>:</w:t>
+        <w:t xml:space="preserve"> DIA-1:</w:t>
       </w:r>
       <w:r>
         <w:rPr>
@@ -9404,40 +9399,7 @@
           <w:highlight w:val="yellow"/>
         </w:rPr>
         <w:lastRenderedPageBreak/>
-        <w:t xml:space="preserve"> </w:t>
-      </w:r>
-      <w:r>
-        <w:rPr>
-          <w:rFonts w:ascii="Arial" w:hAnsi="Arial" w:cs="Arial"/>
-          <w:b/>
-          <w:bCs/>
-          <w:sz w:val="24"/>
-          <w:szCs w:val="24"/>
-          <w:highlight w:val="yellow"/>
-        </w:rPr>
-        <w:t>DIA-</w:t>
-      </w:r>
-      <w:r>
-        <w:rPr>
-          <w:rFonts w:ascii="Arial" w:hAnsi="Arial" w:cs="Arial"/>
-          <w:b/>
-          <w:bCs/>
-          <w:sz w:val="24"/>
-          <w:szCs w:val="24"/>
-          <w:highlight w:val="yellow"/>
-        </w:rPr>
-        <w:t>1</w:t>
-      </w:r>
-      <w:r>
-        <w:rPr>
-          <w:rFonts w:ascii="Arial" w:hAnsi="Arial" w:cs="Arial"/>
-          <w:b/>
-          <w:bCs/>
-          <w:sz w:val="24"/>
-          <w:szCs w:val="24"/>
-          <w:highlight w:val="yellow"/>
-        </w:rPr>
-        <w:t xml:space="preserve">: </w:t>
+        <w:t xml:space="preserve"> DIA-1: </w:t>
       </w:r>
       <w:r>
         <w:rPr>
@@ -18942,29 +18904,7 @@
           <w:szCs w:val="24"/>
           <w:highlight w:val="yellow"/>
         </w:rPr>
-        <w:t>DIA-</w:t>
-      </w:r>
-      <w:r>
-        <w:rPr>
-          <w:rFonts w:ascii="Arial" w:hAnsi="Arial" w:cs="Arial"/>
-          <w:b/>
-          <w:bCs/>
-          <w:sz w:val="24"/>
-          <w:szCs w:val="24"/>
-          <w:highlight w:val="yellow"/>
-        </w:rPr>
-        <w:t>1</w:t>
-      </w:r>
-      <w:r>
-        <w:rPr>
-          <w:rFonts w:ascii="Arial" w:hAnsi="Arial" w:cs="Arial"/>
-          <w:b/>
-          <w:bCs/>
-          <w:sz w:val="24"/>
-          <w:szCs w:val="24"/>
-          <w:highlight w:val="yellow"/>
-        </w:rPr>
-        <w:t xml:space="preserve">: </w:t>
+        <w:t xml:space="preserve">DIA-1: </w:t>
       </w:r>
       <w:r>
         <w:rPr>
@@ -20575,6 +20515,10 @@
     <w:p>
       <w:proofErr w:type="spellStart"/>
       <w:r>
+        <w:rPr>
+          <w:b/>
+          <w:bCs/>
+        </w:rPr>
         <w:t>Playwright</w:t>
       </w:r>
       <w:proofErr w:type="spellEnd"/>
@@ -21060,6 +21004,10 @@
       </w:r>
       <w:proofErr w:type="spellStart"/>
       <w:r>
+        <w:rPr>
+          <w:b/>
+          <w:bCs/>
+        </w:rPr>
         <w:t>Playwright</w:t>
       </w:r>
       <w:proofErr w:type="spellEnd"/>
@@ -21564,7 +21512,7 @@
           <w:highlight w:val="yellow"/>
         </w:rPr>
         <w:lastRenderedPageBreak/>
-        <w:t>FINAL-</w:t>
+        <w:t xml:space="preserve">FINAL-DIA-1: </w:t>
       </w:r>
       <w:r>
         <w:rPr>
@@ -21575,17 +21523,6 @@
           <w:szCs w:val="24"/>
           <w:highlight w:val="yellow"/>
         </w:rPr>
-        <w:t xml:space="preserve">DIA-1: </w:t>
-      </w:r>
-      <w:r>
-        <w:rPr>
-          <w:rFonts w:ascii="Arial" w:hAnsi="Arial" w:cs="Arial"/>
-          <w:b/>
-          <w:bCs/>
-          <w:sz w:val="24"/>
-          <w:szCs w:val="24"/>
-          <w:highlight w:val="yellow"/>
-        </w:rPr>
         <w:t>Ejercicio final – tu propia llamada a un LLM desde cero</w:t>
       </w:r>
     </w:p>
@@ -21615,6 +21552,9 @@
     </w:p>
     <w:p>
       <w:r>
+        <w:rPr>
+          <w:noProof/>
+        </w:rPr>
         <w:drawing>
           <wp:inline distT="0" distB="0" distL="0" distR="0" wp14:anchorId="10FB77AD" wp14:editId="52B46CFC">
             <wp:extent cx="5151120" cy="2489807"/>
@@ -21997,15 +21937,7 @@
       </w:r>
       <w:proofErr w:type="spellEnd"/>
       <w:r>
-        <w:t xml:space="preserve"> (</w:t>
-      </w:r>
-      <w:proofErr w:type="spellStart"/>
-      <w:r>
-        <w:t>OpenAI</w:t>
-      </w:r>
-      <w:proofErr w:type="spellEnd"/>
-      <w:r>
-        <w:t>).</w:t>
+        <w:t xml:space="preserve"> (OpenAI).</w:t>
       </w:r>
     </w:p>
     <w:p/>
@@ -22092,17 +22024,7 @@
           <w:highlight w:val="yellow"/>
         </w:rPr>
         <w:lastRenderedPageBreak/>
-        <w:t xml:space="preserve">1.6.1 </w:t>
-      </w:r>
-      <w:r>
-        <w:rPr>
-          <w:b/>
-          <w:bCs/>
-          <w:sz w:val="24"/>
-          <w:szCs w:val="24"/>
-          <w:highlight w:val="yellow"/>
-        </w:rPr>
-        <w:t xml:space="preserve">Ejercicio extra opcional: </w:t>
+        <w:t xml:space="preserve">1.6.1 Ejercicio extra opcional: </w:t>
       </w:r>
       <w:proofErr w:type="spellStart"/>
       <w:r>
@@ -23056,7 +22978,2952 @@
         </w:rPr>
       </w:pPr>
     </w:p>
+    <w:p>
+      <w:pPr>
+        <w:pStyle w:val="Ttulo2"/>
+        <w:numPr>
+          <w:ilvl w:val="1"/>
+          <w:numId w:val="27"/>
+        </w:numPr>
+        <w:rPr>
+          <w:rFonts w:ascii="Arial" w:hAnsi="Arial" w:cs="Arial"/>
+          <w:b/>
+          <w:bCs/>
+          <w:sz w:val="24"/>
+          <w:szCs w:val="24"/>
+          <w:highlight w:val="yellow"/>
+        </w:rPr>
+      </w:pPr>
+      <w:r>
+        <w:rPr>
+          <w:rFonts w:ascii="Arial" w:hAnsi="Arial" w:cs="Arial"/>
+          <w:b/>
+          <w:bCs/>
+          <w:sz w:val="24"/>
+          <w:szCs w:val="24"/>
+          <w:highlight w:val="yellow"/>
+        </w:rPr>
+        <w:lastRenderedPageBreak/>
+        <w:t>DIA 2: El panorama open-</w:t>
+      </w:r>
+      <w:proofErr w:type="spellStart"/>
+      <w:r>
+        <w:rPr>
+          <w:rFonts w:ascii="Arial" w:hAnsi="Arial" w:cs="Arial"/>
+          <w:b/>
+          <w:bCs/>
+          <w:sz w:val="24"/>
+          <w:szCs w:val="24"/>
+          <w:highlight w:val="yellow"/>
+        </w:rPr>
+        <w:t>source</w:t>
+      </w:r>
+      <w:proofErr w:type="spellEnd"/>
+      <w:r>
+        <w:rPr>
+          <w:rFonts w:ascii="Arial" w:hAnsi="Arial" w:cs="Arial"/>
+          <w:b/>
+          <w:bCs/>
+          <w:sz w:val="24"/>
+          <w:szCs w:val="24"/>
+          <w:highlight w:val="yellow"/>
+        </w:rPr>
+        <w:t xml:space="preserve"> y las tres formas de usar un LLM</w:t>
+      </w:r>
+    </w:p>
+    <w:p>
+      <w:pPr>
+        <w:rPr>
+          <w:highlight w:val="yellow"/>
+        </w:rPr>
+      </w:pPr>
+      <w:r>
+        <w:rPr>
+          <w:noProof/>
+          <w:highlight w:val="yellow"/>
+        </w:rPr>
+        <w:drawing>
+          <wp:inline distT="0" distB="0" distL="0" distR="0" wp14:anchorId="6ED3FBF2" wp14:editId="2753AA9C">
+            <wp:extent cx="4876800" cy="2706721"/>
+            <wp:effectExtent l="0" t="0" r="0" b="0"/>
+            <wp:docPr id="985108213" name="Imagen 1"/>
+            <wp:cNvGraphicFramePr>
+              <a:graphicFrameLocks xmlns:a="http://schemas.openxmlformats.org/drawingml/2006/main" noChangeAspect="1"/>
+            </wp:cNvGraphicFramePr>
+            <a:graphic xmlns:a="http://schemas.openxmlformats.org/drawingml/2006/main">
+              <a:graphicData uri="http://schemas.openxmlformats.org/drawingml/2006/picture">
+                <pic:pic xmlns:pic="http://schemas.openxmlformats.org/drawingml/2006/picture">
+                  <pic:nvPicPr>
+                    <pic:cNvPr id="0" name="Picture 1"/>
+                    <pic:cNvPicPr>
+                      <a:picLocks noChangeAspect="1" noChangeArrowheads="1"/>
+                    </pic:cNvPicPr>
+                  </pic:nvPicPr>
+                  <pic:blipFill>
+                    <a:blip r:embed="rId95">
+                      <a:extLst>
+                        <a:ext uri="{28A0092B-C50C-407E-A947-70E740481C1C}">
+                          <a14:useLocalDpi xmlns:a14="http://schemas.microsoft.com/office/drawing/2010/main" val="0"/>
+                        </a:ext>
+                      </a:extLst>
+                    </a:blip>
+                    <a:srcRect/>
+                    <a:stretch>
+                      <a:fillRect/>
+                    </a:stretch>
+                  </pic:blipFill>
+                  <pic:spPr bwMode="auto">
+                    <a:xfrm>
+                      <a:off x="0" y="0"/>
+                      <a:ext cx="4884885" cy="2711209"/>
+                    </a:xfrm>
+                    <a:prstGeom prst="rect">
+                      <a:avLst/>
+                    </a:prstGeom>
+                    <a:noFill/>
+                    <a:ln>
+                      <a:noFill/>
+                    </a:ln>
+                  </pic:spPr>
+                </pic:pic>
+              </a:graphicData>
+            </a:graphic>
+          </wp:inline>
+        </w:drawing>
+      </w:r>
+      <w:r>
+        <w:rPr>
+          <w:noProof/>
+          <w:highlight w:val="yellow"/>
+        </w:rPr>
+        <w:drawing>
+          <wp:inline distT="0" distB="0" distL="0" distR="0" wp14:anchorId="0E59E1D7" wp14:editId="7AE0C8A2">
+            <wp:extent cx="4961467" cy="2499109"/>
+            <wp:effectExtent l="0" t="0" r="0" b="0"/>
+            <wp:docPr id="514493880" name="Imagen 2"/>
+            <wp:cNvGraphicFramePr>
+              <a:graphicFrameLocks xmlns:a="http://schemas.openxmlformats.org/drawingml/2006/main" noChangeAspect="1"/>
+            </wp:cNvGraphicFramePr>
+            <a:graphic xmlns:a="http://schemas.openxmlformats.org/drawingml/2006/main">
+              <a:graphicData uri="http://schemas.openxmlformats.org/drawingml/2006/picture">
+                <pic:pic xmlns:pic="http://schemas.openxmlformats.org/drawingml/2006/picture">
+                  <pic:nvPicPr>
+                    <pic:cNvPr id="0" name="Picture 2"/>
+                    <pic:cNvPicPr>
+                      <a:picLocks noChangeAspect="1" noChangeArrowheads="1"/>
+                    </pic:cNvPicPr>
+                  </pic:nvPicPr>
+                  <pic:blipFill>
+                    <a:blip r:embed="rId96">
+                      <a:extLst>
+                        <a:ext uri="{28A0092B-C50C-407E-A947-70E740481C1C}">
+                          <a14:useLocalDpi xmlns:a14="http://schemas.microsoft.com/office/drawing/2010/main" val="0"/>
+                        </a:ext>
+                      </a:extLst>
+                    </a:blip>
+                    <a:srcRect/>
+                    <a:stretch>
+                      <a:fillRect/>
+                    </a:stretch>
+                  </pic:blipFill>
+                  <pic:spPr bwMode="auto">
+                    <a:xfrm>
+                      <a:off x="0" y="0"/>
+                      <a:ext cx="4964713" cy="2500744"/>
+                    </a:xfrm>
+                    <a:prstGeom prst="rect">
+                      <a:avLst/>
+                    </a:prstGeom>
+                    <a:noFill/>
+                    <a:ln>
+                      <a:noFill/>
+                    </a:ln>
+                  </pic:spPr>
+                </pic:pic>
+              </a:graphicData>
+            </a:graphic>
+          </wp:inline>
+        </w:drawing>
+      </w:r>
+    </w:p>
+    <w:p>
+      <w:pPr>
+        <w:rPr>
+          <w:highlight w:val="yellow"/>
+        </w:rPr>
+      </w:pPr>
+    </w:p>
+    <w:p>
+      <w:pPr>
+        <w:rPr>
+          <w:highlight w:val="yellow"/>
+        </w:rPr>
+      </w:pPr>
+    </w:p>
+    <w:p>
+      <w:pPr>
+        <w:rPr>
+          <w:highlight w:val="yellow"/>
+        </w:rPr>
+      </w:pPr>
+    </w:p>
+    <w:p>
+      <w:pPr>
+        <w:rPr>
+          <w:highlight w:val="yellow"/>
+        </w:rPr>
+      </w:pPr>
+    </w:p>
+    <w:p>
+      <w:pPr>
+        <w:rPr>
+          <w:highlight w:val="yellow"/>
+        </w:rPr>
+      </w:pPr>
+    </w:p>
+    <w:p>
+      <w:pPr>
+        <w:rPr>
+          <w:highlight w:val="yellow"/>
+        </w:rPr>
+      </w:pPr>
+    </w:p>
+    <w:p>
+      <w:pPr>
+        <w:rPr>
+          <w:highlight w:val="yellow"/>
+        </w:rPr>
+      </w:pPr>
+    </w:p>
+    <w:p>
+      <w:pPr>
+        <w:rPr>
+          <w:highlight w:val="yellow"/>
+        </w:rPr>
+      </w:pPr>
+    </w:p>
+    <w:p>
+      <w:pPr>
+        <w:rPr>
+          <w:highlight w:val="yellow"/>
+        </w:rPr>
+      </w:pPr>
+    </w:p>
+    <w:p>
+      <w:pPr>
+        <w:rPr>
+          <w:highlight w:val="yellow"/>
+        </w:rPr>
+      </w:pPr>
+    </w:p>
+    <w:p>
+      <w:pPr>
+        <w:rPr>
+          <w:highlight w:val="yellow"/>
+        </w:rPr>
+      </w:pPr>
+    </w:p>
+    <w:p>
+      <w:pPr>
+        <w:pStyle w:val="Ttulo3"/>
+        <w:rPr>
+          <w:b/>
+          <w:bCs/>
+          <w:sz w:val="24"/>
+          <w:szCs w:val="24"/>
+          <w:highlight w:val="yellow"/>
+        </w:rPr>
+      </w:pPr>
+      <w:r>
+        <w:rPr>
+          <w:b/>
+          <w:bCs/>
+          <w:sz w:val="24"/>
+          <w:szCs w:val="24"/>
+          <w:highlight w:val="yellow"/>
+        </w:rPr>
+        <w:lastRenderedPageBreak/>
+        <w:t>1.7.1 ¿Qué separa "modelo frontera" de "open-</w:t>
+      </w:r>
+      <w:proofErr w:type="spellStart"/>
+      <w:r>
+        <w:rPr>
+          <w:b/>
+          <w:bCs/>
+          <w:sz w:val="24"/>
+          <w:szCs w:val="24"/>
+          <w:highlight w:val="yellow"/>
+        </w:rPr>
+        <w:t>source</w:t>
+      </w:r>
+      <w:proofErr w:type="spellEnd"/>
+      <w:r>
+        <w:rPr>
+          <w:b/>
+          <w:bCs/>
+          <w:sz w:val="24"/>
+          <w:szCs w:val="24"/>
+          <w:highlight w:val="yellow"/>
+        </w:rPr>
+        <w:t xml:space="preserve">" para el profesor? + </w:t>
+      </w:r>
+      <w:r>
+        <w:rPr>
+          <w:b/>
+          <w:bCs/>
+          <w:sz w:val="24"/>
+          <w:szCs w:val="24"/>
+          <w:highlight w:val="yellow"/>
+        </w:rPr>
+        <w:t>Panorama de modelos de open-</w:t>
+      </w:r>
+      <w:proofErr w:type="spellStart"/>
+      <w:r>
+        <w:rPr>
+          <w:b/>
+          <w:bCs/>
+          <w:sz w:val="24"/>
+          <w:szCs w:val="24"/>
+          <w:highlight w:val="yellow"/>
+        </w:rPr>
+        <w:t>source</w:t>
+      </w:r>
+      <w:proofErr w:type="spellEnd"/>
+    </w:p>
+    <w:p>
+      <w:pPr>
+        <w:rPr>
+          <w:b/>
+          <w:bCs/>
+          <w:sz w:val="24"/>
+          <w:szCs w:val="28"/>
+          <w:highlight w:val="yellow"/>
+        </w:rPr>
+      </w:pPr>
+      <w:r>
+        <w:rPr>
+          <w:b/>
+          <w:bCs/>
+          <w:sz w:val="24"/>
+          <w:szCs w:val="28"/>
+          <w:highlight w:val="yellow"/>
+        </w:rPr>
+        <w:t>¿Qué separa "modelo frontera" de "open-</w:t>
+      </w:r>
+      <w:proofErr w:type="spellStart"/>
+      <w:r>
+        <w:rPr>
+          <w:b/>
+          <w:bCs/>
+          <w:sz w:val="24"/>
+          <w:szCs w:val="28"/>
+          <w:highlight w:val="yellow"/>
+        </w:rPr>
+        <w:t>source</w:t>
+      </w:r>
+      <w:proofErr w:type="spellEnd"/>
+      <w:r>
+        <w:rPr>
+          <w:b/>
+          <w:bCs/>
+          <w:sz w:val="24"/>
+          <w:szCs w:val="28"/>
+          <w:highlight w:val="yellow"/>
+        </w:rPr>
+        <w:t>" para el profesor?</w:t>
+      </w:r>
+    </w:p>
+    <w:p>
+      <w:r>
+        <w:t xml:space="preserve">El profesor aclara un matiz de vocabulario: reserva el término </w:t>
+      </w:r>
+      <w:r>
+        <w:rPr>
+          <w:b/>
+          <w:bCs/>
+        </w:rPr>
+        <w:t>"modelo frontera"</w:t>
+      </w:r>
+      <w:r>
+        <w:t xml:space="preserve"> para los modelos de código </w:t>
+      </w:r>
+      <w:r>
+        <w:rPr>
+          <w:b/>
+          <w:bCs/>
+        </w:rPr>
+        <w:t>cerrado</w:t>
+      </w:r>
+      <w:r>
+        <w:t xml:space="preserve"> (GPT, Claude, Gemini), aunque técnicamente algunos modelos open-</w:t>
+      </w:r>
+      <w:proofErr w:type="spellStart"/>
+      <w:r>
+        <w:t>source</w:t>
+      </w:r>
+      <w:proofErr w:type="spellEnd"/>
+      <w:r>
+        <w:t xml:space="preserve"> también estén en la frontera de lo posible.</w:t>
+      </w:r>
+    </w:p>
+    <w:p>
+      <w:pPr>
+        <w:rPr>
+          <w:b/>
+          <w:bCs/>
+          <w:sz w:val="24"/>
+          <w:szCs w:val="28"/>
+          <w:highlight w:val="yellow"/>
+        </w:rPr>
+      </w:pPr>
+      <w:r>
+        <w:rPr>
+          <w:b/>
+          <w:bCs/>
+          <w:sz w:val="24"/>
+          <w:szCs w:val="28"/>
+          <w:highlight w:val="yellow"/>
+        </w:rPr>
+        <w:t>2. Panorama de modelos open-</w:t>
+      </w:r>
+      <w:proofErr w:type="spellStart"/>
+      <w:r>
+        <w:rPr>
+          <w:b/>
+          <w:bCs/>
+          <w:sz w:val="24"/>
+          <w:szCs w:val="28"/>
+          <w:highlight w:val="yellow"/>
+        </w:rPr>
+        <w:t>source</w:t>
+      </w:r>
+      <w:proofErr w:type="spellEnd"/>
+    </w:p>
+    <w:tbl>
+      <w:tblPr>
+        <w:tblStyle w:val="Tabladelista3-nfasis4"/>
+        <w:tblW w:w="0" w:type="auto"/>
+        <w:tblLook w:val="04A0" w:firstRow="1" w:lastRow="0" w:firstColumn="1" w:lastColumn="0" w:noHBand="0" w:noVBand="1"/>
+      </w:tblPr>
+      <w:tblGrid>
+        <w:gridCol w:w="2697"/>
+        <w:gridCol w:w="2697"/>
+        <w:gridCol w:w="2698"/>
+        <w:gridCol w:w="2698"/>
+      </w:tblGrid>
+      <w:tr>
+        <w:trPr>
+          <w:cnfStyle w:val="100000000000" w:firstRow="1" w:lastRow="0" w:firstColumn="0" w:lastColumn="0" w:oddVBand="0" w:evenVBand="0" w:oddHBand="0" w:evenHBand="0" w:firstRowFirstColumn="0" w:firstRowLastColumn="0" w:lastRowFirstColumn="0" w:lastRowLastColumn="0"/>
+        </w:trPr>
+        <w:tc>
+          <w:tcPr>
+            <w:cnfStyle w:val="001000000100" w:firstRow="0" w:lastRow="0" w:firstColumn="1" w:lastColumn="0" w:oddVBand="0" w:evenVBand="0" w:oddHBand="0" w:evenHBand="0" w:firstRowFirstColumn="1" w:firstRowLastColumn="0" w:lastRowFirstColumn="0" w:lastRowLastColumn="0"/>
+            <w:tcW w:w="2697" w:type="dxa"/>
+          </w:tcPr>
+          <w:p>
+            <w:pPr>
+              <w:rPr>
+                <w:b w:val="0"/>
+                <w:bCs w:val="0"/>
+              </w:rPr>
+            </w:pPr>
+            <w:r>
+              <w:rPr>
+                <w:b w:val="0"/>
+                <w:bCs w:val="0"/>
+              </w:rPr>
+              <w:t>Empresa</w:t>
+            </w:r>
+          </w:p>
+        </w:tc>
+        <w:tc>
+          <w:tcPr>
+            <w:tcW w:w="2697" w:type="dxa"/>
+          </w:tcPr>
+          <w:p>
+            <w:pPr>
+              <w:cnfStyle w:val="100000000000" w:firstRow="1" w:lastRow="0" w:firstColumn="0" w:lastColumn="0" w:oddVBand="0" w:evenVBand="0" w:oddHBand="0" w:evenHBand="0" w:firstRowFirstColumn="0" w:firstRowLastColumn="0" w:lastRowFirstColumn="0" w:lastRowLastColumn="0"/>
+              <w:rPr>
+                <w:b w:val="0"/>
+                <w:bCs w:val="0"/>
+              </w:rPr>
+            </w:pPr>
+            <w:r>
+              <w:rPr>
+                <w:b w:val="0"/>
+                <w:bCs w:val="0"/>
+              </w:rPr>
+              <w:t>Modelo</w:t>
+            </w:r>
+          </w:p>
+        </w:tc>
+        <w:tc>
+          <w:tcPr>
+            <w:tcW w:w="2698" w:type="dxa"/>
+          </w:tcPr>
+          <w:p>
+            <w:pPr>
+              <w:cnfStyle w:val="100000000000" w:firstRow="1" w:lastRow="0" w:firstColumn="0" w:lastColumn="0" w:oddVBand="0" w:evenVBand="0" w:oddHBand="0" w:evenHBand="0" w:firstRowFirstColumn="0" w:firstRowLastColumn="0" w:lastRowFirstColumn="0" w:lastRowLastColumn="0"/>
+              <w:rPr>
+                <w:b w:val="0"/>
+                <w:bCs w:val="0"/>
+              </w:rPr>
+            </w:pPr>
+            <w:proofErr w:type="spellStart"/>
+            <w:r>
+              <w:rPr>
+                <w:b w:val="0"/>
+                <w:bCs w:val="0"/>
+              </w:rPr>
+              <w:t>Parametros</w:t>
+            </w:r>
+            <w:proofErr w:type="spellEnd"/>
+            <w:r>
+              <w:rPr>
+                <w:b w:val="0"/>
+                <w:bCs w:val="0"/>
+              </w:rPr>
+              <w:t xml:space="preserve"> / dato clave</w:t>
+            </w:r>
+          </w:p>
+        </w:tc>
+        <w:tc>
+          <w:tcPr>
+            <w:tcW w:w="2698" w:type="dxa"/>
+          </w:tcPr>
+          <w:p>
+            <w:pPr>
+              <w:cnfStyle w:val="100000000000" w:firstRow="1" w:lastRow="0" w:firstColumn="0" w:lastColumn="0" w:oddVBand="0" w:evenVBand="0" w:oddHBand="0" w:evenHBand="0" w:firstRowFirstColumn="0" w:firstRowLastColumn="0" w:lastRowFirstColumn="0" w:lastRowLastColumn="0"/>
+              <w:rPr>
+                <w:b w:val="0"/>
+                <w:bCs w:val="0"/>
+              </w:rPr>
+            </w:pPr>
+            <w:r>
+              <w:rPr>
+                <w:b w:val="0"/>
+                <w:bCs w:val="0"/>
+              </w:rPr>
+              <w:t>Fuente</w:t>
+            </w:r>
+          </w:p>
+        </w:tc>
+      </w:tr>
+      <w:tr>
+        <w:trPr>
+          <w:cnfStyle w:val="000000100000" w:firstRow="0" w:lastRow="0" w:firstColumn="0" w:lastColumn="0" w:oddVBand="0" w:evenVBand="0" w:oddHBand="1" w:evenHBand="0" w:firstRowFirstColumn="0" w:firstRowLastColumn="0" w:lastRowFirstColumn="0" w:lastRowLastColumn="0"/>
+        </w:trPr>
+        <w:tc>
+          <w:tcPr>
+            <w:cnfStyle w:val="001000000000" w:firstRow="0" w:lastRow="0" w:firstColumn="1" w:lastColumn="0" w:oddVBand="0" w:evenVBand="0" w:oddHBand="0" w:evenHBand="0" w:firstRowFirstColumn="0" w:firstRowLastColumn="0" w:lastRowFirstColumn="0" w:lastRowLastColumn="0"/>
+            <w:tcW w:w="2697" w:type="dxa"/>
+          </w:tcPr>
+          <w:p>
+            <w:pPr>
+              <w:rPr>
+                <w:b w:val="0"/>
+                <w:bCs w:val="0"/>
+              </w:rPr>
+            </w:pPr>
+            <w:r>
+              <w:rPr>
+                <w:b w:val="0"/>
+                <w:bCs w:val="0"/>
+              </w:rPr>
+              <w:t>Meta</w:t>
+            </w:r>
+          </w:p>
+        </w:tc>
+        <w:tc>
+          <w:tcPr>
+            <w:tcW w:w="2697" w:type="dxa"/>
+          </w:tcPr>
+          <w:p>
+            <w:pPr>
+              <w:cnfStyle w:val="000000100000" w:firstRow="0" w:lastRow="0" w:firstColumn="0" w:lastColumn="0" w:oddVBand="0" w:evenVBand="0" w:oddHBand="1" w:evenHBand="0" w:firstRowFirstColumn="0" w:firstRowLastColumn="0" w:lastRowFirstColumn="0" w:lastRowLastColumn="0"/>
+              <w:rPr>
+                <w:b/>
+                <w:bCs/>
+              </w:rPr>
+            </w:pPr>
+            <w:r>
+              <w:rPr>
+                <w:b/>
+                <w:bCs/>
+              </w:rPr>
+              <w:t>Llama</w:t>
+            </w:r>
+          </w:p>
+        </w:tc>
+        <w:tc>
+          <w:tcPr>
+            <w:tcW w:w="2698" w:type="dxa"/>
+          </w:tcPr>
+          <w:p>
+            <w:pPr>
+              <w:cnfStyle w:val="000000100000" w:firstRow="0" w:lastRow="0" w:firstColumn="0" w:lastColumn="0" w:oddVBand="0" w:evenVBand="0" w:oddHBand="1" w:evenHBand="0" w:firstRowFirstColumn="0" w:firstRowLastColumn="0" w:lastRowFirstColumn="0" w:lastRowLastColumn="0"/>
+            </w:pPr>
+            <w:r>
+              <w:t xml:space="preserve">Llama 3.2 viene en </w:t>
+            </w:r>
+            <w:r>
+              <w:rPr>
+                <w:b/>
+                <w:bCs/>
+              </w:rPr>
+              <w:t>1B y 3B</w:t>
+            </w:r>
+            <w:r>
+              <w:t xml:space="preserve"> (no solo 3B como se dijo en el video) — </w:t>
+            </w:r>
+            <w:proofErr w:type="spellStart"/>
+            <w:r>
+              <w:t>ollama</w:t>
+            </w:r>
+            <w:proofErr w:type="spellEnd"/>
+            <w:r>
+              <w:t xml:space="preserve"> run llama3.2 baja la de 3B por defecto</w:t>
+            </w:r>
+          </w:p>
+        </w:tc>
+        <w:tc>
+          <w:tcPr>
+            <w:tcW w:w="2698" w:type="dxa"/>
+          </w:tcPr>
+          <w:p>
+            <w:pPr>
+              <w:cnfStyle w:val="000000100000" w:firstRow="0" w:lastRow="0" w:firstColumn="0" w:lastColumn="0" w:oddVBand="0" w:evenVBand="0" w:oddHBand="1" w:evenHBand="0" w:firstRowFirstColumn="0" w:firstRowLastColumn="0" w:lastRowFirstColumn="0" w:lastRowLastColumn="0"/>
+            </w:pPr>
+            <w:r>
+              <w:t>Confirmado en registry.ollama.ai y llama.com</w:t>
+            </w:r>
+          </w:p>
+        </w:tc>
+      </w:tr>
+      <w:tr>
+        <w:tc>
+          <w:tcPr>
+            <w:cnfStyle w:val="001000000000" w:firstRow="0" w:lastRow="0" w:firstColumn="1" w:lastColumn="0" w:oddVBand="0" w:evenVBand="0" w:oddHBand="0" w:evenHBand="0" w:firstRowFirstColumn="0" w:firstRowLastColumn="0" w:lastRowFirstColumn="0" w:lastRowLastColumn="0"/>
+            <w:tcW w:w="2697" w:type="dxa"/>
+          </w:tcPr>
+          <w:p>
+            <w:r>
+              <w:t>Mistral AI (Francia)</w:t>
+            </w:r>
+          </w:p>
+        </w:tc>
+        <w:tc>
+          <w:tcPr>
+            <w:tcW w:w="2697" w:type="dxa"/>
+          </w:tcPr>
+          <w:p>
+            <w:pPr>
+              <w:cnfStyle w:val="000000000000" w:firstRow="0" w:lastRow="0" w:firstColumn="0" w:lastColumn="0" w:oddVBand="0" w:evenVBand="0" w:oddHBand="0" w:evenHBand="0" w:firstRowFirstColumn="0" w:firstRowLastColumn="0" w:lastRowFirstColumn="0" w:lastRowLastColumn="0"/>
+            </w:pPr>
+            <w:proofErr w:type="spellStart"/>
+            <w:r>
+              <w:t>Mixtral</w:t>
+            </w:r>
+            <w:proofErr w:type="spellEnd"/>
+          </w:p>
+        </w:tc>
+        <w:tc>
+          <w:tcPr>
+            <w:tcW w:w="2698" w:type="dxa"/>
+          </w:tcPr>
+          <w:p>
+            <w:pPr>
+              <w:cnfStyle w:val="000000000000" w:firstRow="0" w:lastRow="0" w:firstColumn="0" w:lastColumn="0" w:oddVBand="0" w:evenVBand="0" w:oddHBand="0" w:evenHBand="0" w:firstRowFirstColumn="0" w:firstRowLastColumn="0" w:lastRowFirstColumn="0" w:lastRowLastColumn="0"/>
+            </w:pPr>
+            <w:r>
+              <w:t xml:space="preserve">Arquitectura </w:t>
+            </w:r>
+            <w:r>
+              <w:rPr>
+                <w:b/>
+                <w:bCs/>
+              </w:rPr>
+              <w:t xml:space="preserve">Mixture </w:t>
+            </w:r>
+            <w:proofErr w:type="spellStart"/>
+            <w:r>
+              <w:rPr>
+                <w:b/>
+                <w:bCs/>
+              </w:rPr>
+              <w:t>of</w:t>
+            </w:r>
+            <w:proofErr w:type="spellEnd"/>
+            <w:r>
+              <w:rPr>
+                <w:b/>
+                <w:bCs/>
+              </w:rPr>
+              <w:t xml:space="preserve"> </w:t>
+            </w:r>
+            <w:proofErr w:type="spellStart"/>
+            <w:r>
+              <w:rPr>
+                <w:b/>
+                <w:bCs/>
+              </w:rPr>
+              <w:t>Experts</w:t>
+            </w:r>
+            <w:proofErr w:type="spellEnd"/>
+            <w:r>
+              <w:rPr>
+                <w:b/>
+                <w:bCs/>
+              </w:rPr>
+              <w:t xml:space="preserve"> (</w:t>
+            </w:r>
+            <w:proofErr w:type="spellStart"/>
+            <w:r>
+              <w:rPr>
+                <w:b/>
+                <w:bCs/>
+              </w:rPr>
+              <w:t>MoE</w:t>
+            </w:r>
+            <w:proofErr w:type="spellEnd"/>
+            <w:r>
+              <w:rPr>
+                <w:b/>
+                <w:bCs/>
+              </w:rPr>
+              <w:t>)</w:t>
+            </w:r>
+            <w:r>
+              <w:t xml:space="preserve">: varios </w:t>
+            </w:r>
+            <w:proofErr w:type="spellStart"/>
+            <w:r>
+              <w:t>sub-modelos</w:t>
+            </w:r>
+            <w:proofErr w:type="spellEnd"/>
+            <w:r>
+              <w:t xml:space="preserve"> especializados, se activa solo el necesario según la pregunta</w:t>
+            </w:r>
+          </w:p>
+        </w:tc>
+        <w:tc>
+          <w:tcPr>
+            <w:tcW w:w="2698" w:type="dxa"/>
+          </w:tcPr>
+          <w:p>
+            <w:pPr>
+              <w:cnfStyle w:val="000000000000" w:firstRow="0" w:lastRow="0" w:firstColumn="0" w:lastColumn="0" w:oddVBand="0" w:evenVBand="0" w:oddHBand="0" w:evenHBand="0" w:firstRowFirstColumn="0" w:firstRowLastColumn="0" w:lastRowFirstColumn="0" w:lastRowLastColumn="0"/>
+            </w:pPr>
+            <w:r>
+              <w:t>—</w:t>
+            </w:r>
+          </w:p>
+        </w:tc>
+      </w:tr>
+      <w:tr>
+        <w:trPr>
+          <w:cnfStyle w:val="000000100000" w:firstRow="0" w:lastRow="0" w:firstColumn="0" w:lastColumn="0" w:oddVBand="0" w:evenVBand="0" w:oddHBand="1" w:evenHBand="0" w:firstRowFirstColumn="0" w:firstRowLastColumn="0" w:lastRowFirstColumn="0" w:lastRowLastColumn="0"/>
+        </w:trPr>
+        <w:tc>
+          <w:tcPr>
+            <w:cnfStyle w:val="001000000000" w:firstRow="0" w:lastRow="0" w:firstColumn="1" w:lastColumn="0" w:oddVBand="0" w:evenVBand="0" w:oddHBand="0" w:evenHBand="0" w:firstRowFirstColumn="0" w:firstRowLastColumn="0" w:lastRowFirstColumn="0" w:lastRowLastColumn="0"/>
+            <w:tcW w:w="2697" w:type="dxa"/>
+          </w:tcPr>
+          <w:p>
+            <w:r>
+              <w:t>Alibaba Cloud (China)</w:t>
+            </w:r>
+          </w:p>
+        </w:tc>
+        <w:tc>
+          <w:tcPr>
+            <w:tcW w:w="2697" w:type="dxa"/>
+          </w:tcPr>
+          <w:p>
+            <w:pPr>
+              <w:cnfStyle w:val="000000100000" w:firstRow="0" w:lastRow="0" w:firstColumn="0" w:lastColumn="0" w:oddVBand="0" w:evenVBand="0" w:oddHBand="1" w:evenHBand="0" w:firstRowFirstColumn="0" w:firstRowLastColumn="0" w:lastRowFirstColumn="0" w:lastRowLastColumn="0"/>
+            </w:pPr>
+            <w:r>
+              <w:t>Qwen</w:t>
+            </w:r>
+          </w:p>
+        </w:tc>
+        <w:tc>
+          <w:tcPr>
+            <w:tcW w:w="2698" w:type="dxa"/>
+          </w:tcPr>
+          <w:p>
+            <w:pPr>
+              <w:cnfStyle w:val="000000100000" w:firstRow="0" w:lastRow="0" w:firstColumn="0" w:lastColumn="0" w:oddVBand="0" w:evenVBand="0" w:oddHBand="1" w:evenHBand="0" w:firstRowFirstColumn="0" w:firstRowLastColumn="0" w:lastRowFirstColumn="0" w:lastRowLastColumn="0"/>
+            </w:pPr>
+            <w:r>
+              <w:t>Modelo muy potente, menos conocido que Llama — el profesor lo recomienda especialmente</w:t>
+            </w:r>
+          </w:p>
+        </w:tc>
+        <w:tc>
+          <w:tcPr>
+            <w:tcW w:w="2698" w:type="dxa"/>
+          </w:tcPr>
+          <w:p>
+            <w:pPr>
+              <w:cnfStyle w:val="000000100000" w:firstRow="0" w:lastRow="0" w:firstColumn="0" w:lastColumn="0" w:oddVBand="0" w:evenVBand="0" w:oddHBand="1" w:evenHBand="0" w:firstRowFirstColumn="0" w:firstRowLastColumn="0" w:lastRowFirstColumn="0" w:lastRowLastColumn="0"/>
+            </w:pPr>
+            <w:r>
+              <w:t>-</w:t>
+            </w:r>
+          </w:p>
+        </w:tc>
+      </w:tr>
+      <w:tr>
+        <w:tc>
+          <w:tcPr>
+            <w:cnfStyle w:val="001000000000" w:firstRow="0" w:lastRow="0" w:firstColumn="1" w:lastColumn="0" w:oddVBand="0" w:evenVBand="0" w:oddHBand="0" w:evenHBand="0" w:firstRowFirstColumn="0" w:firstRowLastColumn="0" w:lastRowFirstColumn="0" w:lastRowLastColumn="0"/>
+            <w:tcW w:w="2697" w:type="dxa"/>
+          </w:tcPr>
+          <w:p>
+            <w:pPr>
+              <w:rPr>
+                <w:b w:val="0"/>
+                <w:bCs w:val="0"/>
+              </w:rPr>
+            </w:pPr>
+            <w:r>
+              <w:t>Google</w:t>
+            </w:r>
+          </w:p>
+        </w:tc>
+        <w:tc>
+          <w:tcPr>
+            <w:tcW w:w="2697" w:type="dxa"/>
+          </w:tcPr>
+          <w:p>
+            <w:pPr>
+              <w:cnfStyle w:val="000000000000" w:firstRow="0" w:lastRow="0" w:firstColumn="0" w:lastColumn="0" w:oddVBand="0" w:evenVBand="0" w:oddHBand="0" w:evenHBand="0" w:firstRowFirstColumn="0" w:firstRowLastColumn="0" w:lastRowFirstColumn="0" w:lastRowLastColumn="0"/>
+            </w:pPr>
+            <w:r>
+              <w:t>Gemma</w:t>
+            </w:r>
+          </w:p>
+        </w:tc>
+        <w:tc>
+          <w:tcPr>
+            <w:tcW w:w="2698" w:type="dxa"/>
+          </w:tcPr>
+          <w:p>
+            <w:pPr>
+              <w:cnfStyle w:val="000000000000" w:firstRow="0" w:lastRow="0" w:firstColumn="0" w:lastColumn="0" w:oddVBand="0" w:evenVBand="0" w:oddHBand="0" w:evenHBand="0" w:firstRowFirstColumn="0" w:firstRowLastColumn="0" w:lastRowFirstColumn="0" w:lastRowLastColumn="0"/>
+            </w:pPr>
+            <w:r>
+              <w:t>"Primo open-</w:t>
+            </w:r>
+            <w:proofErr w:type="spellStart"/>
+            <w:r>
+              <w:t>source</w:t>
+            </w:r>
+            <w:proofErr w:type="spellEnd"/>
+            <w:r>
+              <w:t>" de Gemini; versión más chica de 270M de parámetros (la que se probó con Ollama en el Día 1)</w:t>
+            </w:r>
+          </w:p>
+        </w:tc>
+        <w:tc>
+          <w:tcPr>
+            <w:tcW w:w="2698" w:type="dxa"/>
+          </w:tcPr>
+          <w:p>
+            <w:pPr>
+              <w:cnfStyle w:val="000000000000" w:firstRow="0" w:lastRow="0" w:firstColumn="0" w:lastColumn="0" w:oddVBand="0" w:evenVBand="0" w:oddHBand="0" w:evenHBand="0" w:firstRowFirstColumn="0" w:firstRowLastColumn="0" w:lastRowFirstColumn="0" w:lastRowLastColumn="0"/>
+            </w:pPr>
+            <w:r>
+              <w:t>-</w:t>
+            </w:r>
+          </w:p>
+        </w:tc>
+      </w:tr>
+      <w:tr>
+        <w:trPr>
+          <w:cnfStyle w:val="000000100000" w:firstRow="0" w:lastRow="0" w:firstColumn="0" w:lastColumn="0" w:oddVBand="0" w:evenVBand="0" w:oddHBand="1" w:evenHBand="0" w:firstRowFirstColumn="0" w:firstRowLastColumn="0" w:lastRowFirstColumn="0" w:lastRowLastColumn="0"/>
+        </w:trPr>
+        <w:tc>
+          <w:tcPr>
+            <w:cnfStyle w:val="001000000000" w:firstRow="0" w:lastRow="0" w:firstColumn="1" w:lastColumn="0" w:oddVBand="0" w:evenVBand="0" w:oddHBand="0" w:evenHBand="0" w:firstRowFirstColumn="0" w:firstRowLastColumn="0" w:lastRowFirstColumn="0" w:lastRowLastColumn="0"/>
+            <w:tcW w:w="2697" w:type="dxa"/>
+          </w:tcPr>
+          <w:p>
+            <w:pPr>
+              <w:rPr>
+                <w:b w:val="0"/>
+                <w:bCs w:val="0"/>
+              </w:rPr>
+            </w:pPr>
+            <w:r>
+              <w:t>Microsoft</w:t>
+            </w:r>
+          </w:p>
+        </w:tc>
+        <w:tc>
+          <w:tcPr>
+            <w:tcW w:w="2697" w:type="dxa"/>
+          </w:tcPr>
+          <w:p>
+            <w:pPr>
+              <w:cnfStyle w:val="000000100000" w:firstRow="0" w:lastRow="0" w:firstColumn="0" w:lastColumn="0" w:oddVBand="0" w:evenVBand="0" w:oddHBand="1" w:evenHBand="0" w:firstRowFirstColumn="0" w:firstRowLastColumn="0" w:lastRowFirstColumn="0" w:lastRowLastColumn="0"/>
+            </w:pPr>
+            <w:r>
+              <w:t>Phi</w:t>
+            </w:r>
+          </w:p>
+        </w:tc>
+        <w:tc>
+          <w:tcPr>
+            <w:tcW w:w="2698" w:type="dxa"/>
+          </w:tcPr>
+          <w:p>
+            <w:pPr>
+              <w:cnfStyle w:val="000000100000" w:firstRow="0" w:lastRow="0" w:firstColumn="0" w:lastColumn="0" w:oddVBand="0" w:evenVBand="0" w:oddHBand="1" w:evenHBand="0" w:firstRowFirstColumn="0" w:firstRowLastColumn="0" w:lastRowFirstColumn="0" w:lastRowLastColumn="0"/>
+            </w:pPr>
+            <w:r>
+              <w:t xml:space="preserve">Buena en </w:t>
+            </w:r>
+            <w:proofErr w:type="spellStart"/>
+            <w:r>
+              <w:t>tool</w:t>
+            </w:r>
+            <w:proofErr w:type="spellEnd"/>
+            <w:r>
+              <w:t xml:space="preserve"> </w:t>
+            </w:r>
+            <w:proofErr w:type="spellStart"/>
+            <w:r>
+              <w:t>calling</w:t>
+            </w:r>
+            <w:proofErr w:type="spellEnd"/>
+            <w:r>
+              <w:t xml:space="preserve"> y uso comercial; la usada en el Día 1 (phi3)</w:t>
+            </w:r>
+          </w:p>
+        </w:tc>
+        <w:tc>
+          <w:tcPr>
+            <w:tcW w:w="2698" w:type="dxa"/>
+          </w:tcPr>
+          <w:p>
+            <w:pPr>
+              <w:cnfStyle w:val="000000100000" w:firstRow="0" w:lastRow="0" w:firstColumn="0" w:lastColumn="0" w:oddVBand="0" w:evenVBand="0" w:oddHBand="1" w:evenHBand="0" w:firstRowFirstColumn="0" w:firstRowLastColumn="0" w:lastRowFirstColumn="0" w:lastRowLastColumn="0"/>
+            </w:pPr>
+            <w:r>
+              <w:t>-</w:t>
+            </w:r>
+          </w:p>
+        </w:tc>
+      </w:tr>
+      <w:tr>
+        <w:tc>
+          <w:tcPr>
+            <w:cnfStyle w:val="001000000000" w:firstRow="0" w:lastRow="0" w:firstColumn="1" w:lastColumn="0" w:oddVBand="0" w:evenVBand="0" w:oddHBand="0" w:evenHBand="0" w:firstRowFirstColumn="0" w:firstRowLastColumn="0" w:lastRowFirstColumn="0" w:lastRowLastColumn="0"/>
+            <w:tcW w:w="2697" w:type="dxa"/>
+          </w:tcPr>
+          <w:p>
+            <w:pPr>
+              <w:rPr>
+                <w:b w:val="0"/>
+                <w:bCs w:val="0"/>
+              </w:rPr>
+            </w:pPr>
+            <w:proofErr w:type="spellStart"/>
+            <w:r>
+              <w:t>DeepSeek</w:t>
+            </w:r>
+            <w:proofErr w:type="spellEnd"/>
+            <w:r>
+              <w:t xml:space="preserve"> AI (China)</w:t>
+            </w:r>
+          </w:p>
+        </w:tc>
+        <w:tc>
+          <w:tcPr>
+            <w:tcW w:w="2697" w:type="dxa"/>
+          </w:tcPr>
+          <w:p>
+            <w:pPr>
+              <w:cnfStyle w:val="000000000000" w:firstRow="0" w:lastRow="0" w:firstColumn="0" w:lastColumn="0" w:oddVBand="0" w:evenVBand="0" w:oddHBand="0" w:evenHBand="0" w:firstRowFirstColumn="0" w:firstRowLastColumn="0" w:lastRowFirstColumn="0" w:lastRowLastColumn="0"/>
+            </w:pPr>
+            <w:proofErr w:type="spellStart"/>
+            <w:r>
+              <w:t>DeepSeek</w:t>
+            </w:r>
+            <w:proofErr w:type="spellEnd"/>
+          </w:p>
+        </w:tc>
+        <w:tc>
+          <w:tcPr>
+            <w:tcW w:w="2698" w:type="dxa"/>
+          </w:tcPr>
+          <w:p>
+            <w:pPr>
+              <w:cnfStyle w:val="000000000000" w:firstRow="0" w:lastRow="0" w:firstColumn="0" w:lastColumn="0" w:oddVBand="0" w:evenVBand="0" w:oddHBand="0" w:evenHBand="0" w:firstRowFirstColumn="0" w:firstRowLastColumn="0" w:lastRowFirstColumn="0" w:lastRowLastColumn="0"/>
+            </w:pPr>
+            <w:r>
+              <w:t>Ver sección 3</w:t>
+            </w:r>
+          </w:p>
+        </w:tc>
+        <w:tc>
+          <w:tcPr>
+            <w:tcW w:w="2698" w:type="dxa"/>
+          </w:tcPr>
+          <w:p>
+            <w:pPr>
+              <w:cnfStyle w:val="000000000000" w:firstRow="0" w:lastRow="0" w:firstColumn="0" w:lastColumn="0" w:oddVBand="0" w:evenVBand="0" w:oddHBand="0" w:evenHBand="0" w:firstRowFirstColumn="0" w:firstRowLastColumn="0" w:lastRowFirstColumn="0" w:lastRowLastColumn="0"/>
+            </w:pPr>
+            <w:r>
+              <w:t>-</w:t>
+            </w:r>
+          </w:p>
+        </w:tc>
+      </w:tr>
+      <w:tr>
+        <w:trPr>
+          <w:cnfStyle w:val="000000100000" w:firstRow="0" w:lastRow="0" w:firstColumn="0" w:lastColumn="0" w:oddVBand="0" w:evenVBand="0" w:oddHBand="1" w:evenHBand="0" w:firstRowFirstColumn="0" w:firstRowLastColumn="0" w:lastRowFirstColumn="0" w:lastRowLastColumn="0"/>
+        </w:trPr>
+        <w:tc>
+          <w:tcPr>
+            <w:cnfStyle w:val="001000000000" w:firstRow="0" w:lastRow="0" w:firstColumn="1" w:lastColumn="0" w:oddVBand="0" w:evenVBand="0" w:oddHBand="0" w:evenHBand="0" w:firstRowFirstColumn="0" w:firstRowLastColumn="0" w:lastRowFirstColumn="0" w:lastRowLastColumn="0"/>
+            <w:tcW w:w="2697" w:type="dxa"/>
+          </w:tcPr>
+          <w:p>
+            <w:pPr>
+              <w:rPr>
+                <w:b w:val="0"/>
+                <w:bCs w:val="0"/>
+              </w:rPr>
+            </w:pPr>
+            <w:proofErr w:type="spellStart"/>
+            <w:r>
+              <w:t>OpenAI</w:t>
+            </w:r>
+            <w:proofErr w:type="spellEnd"/>
+          </w:p>
+        </w:tc>
+        <w:tc>
+          <w:tcPr>
+            <w:tcW w:w="2697" w:type="dxa"/>
+          </w:tcPr>
+          <w:p>
+            <w:pPr>
+              <w:cnfStyle w:val="000000100000" w:firstRow="0" w:lastRow="0" w:firstColumn="0" w:lastColumn="0" w:oddVBand="0" w:evenVBand="0" w:oddHBand="1" w:evenHBand="0" w:firstRowFirstColumn="0" w:firstRowLastColumn="0" w:lastRowFirstColumn="0" w:lastRowLastColumn="0"/>
+            </w:pPr>
+            <w:r>
+              <w:t>GPT-OSS</w:t>
+            </w:r>
+          </w:p>
+        </w:tc>
+        <w:tc>
+          <w:tcPr>
+            <w:tcW w:w="2698" w:type="dxa"/>
+          </w:tcPr>
+          <w:p>
+            <w:pPr>
+              <w:cnfStyle w:val="000000100000" w:firstRow="0" w:lastRow="0" w:firstColumn="0" w:lastColumn="0" w:oddVBand="0" w:evenVBand="0" w:oddHBand="1" w:evenHBand="0" w:firstRowFirstColumn="0" w:firstRowLastColumn="0" w:lastRowFirstColumn="0" w:lastRowLastColumn="0"/>
+            </w:pPr>
+            <w:r>
+              <w:t>Ver sección 4</w:t>
+            </w:r>
+          </w:p>
+        </w:tc>
+        <w:tc>
+          <w:tcPr>
+            <w:tcW w:w="2698" w:type="dxa"/>
+          </w:tcPr>
+          <w:p>
+            <w:pPr>
+              <w:cnfStyle w:val="000000100000" w:firstRow="0" w:lastRow="0" w:firstColumn="0" w:lastColumn="0" w:oddVBand="0" w:evenVBand="0" w:oddHBand="1" w:evenHBand="0" w:firstRowFirstColumn="0" w:firstRowLastColumn="0" w:lastRowFirstColumn="0" w:lastRowLastColumn="0"/>
+            </w:pPr>
+            <w:r>
+              <w:t>-</w:t>
+            </w:r>
+          </w:p>
+        </w:tc>
+      </w:tr>
+    </w:tbl>
+    <w:p>
+      <w:pPr>
+        <w:rPr>
+          <w:highlight w:val="yellow"/>
+        </w:rPr>
+      </w:pPr>
+    </w:p>
+    <w:p>
+      <w:pPr>
+        <w:rPr>
+          <w:b/>
+          <w:bCs/>
+          <w:sz w:val="24"/>
+          <w:szCs w:val="28"/>
+        </w:rPr>
+      </w:pPr>
+      <w:r>
+        <w:rPr>
+          <w:b/>
+          <w:bCs/>
+          <w:sz w:val="24"/>
+          <w:szCs w:val="28"/>
+          <w:highlight w:val="yellow"/>
+        </w:rPr>
+        <w:t>Por qué Meta abrió sus modelos (lectura del profesor)</w:t>
+      </w:r>
+    </w:p>
+    <w:p>
+      <w:r>
+        <w:t xml:space="preserve">Una interpretación "poco caritativa" que plantea el profesor: Meta no lograba competir con </w:t>
+      </w:r>
+      <w:proofErr w:type="spellStart"/>
+      <w:r>
+        <w:t>OpenAI</w:t>
+      </w:r>
+      <w:proofErr w:type="spellEnd"/>
+      <w:r>
+        <w:t>/</w:t>
+      </w:r>
+      <w:proofErr w:type="spellStart"/>
+      <w:r>
+        <w:t>Anthropic</w:t>
+      </w:r>
+      <w:proofErr w:type="spellEnd"/>
+      <w:r>
+        <w:t xml:space="preserve"> en tener el modelo más potente del momento, y encontró en el open-</w:t>
+      </w:r>
+      <w:proofErr w:type="spellStart"/>
+      <w:r>
+        <w:t>source</w:t>
+      </w:r>
+      <w:proofErr w:type="spellEnd"/>
+      <w:r>
+        <w:t xml:space="preserve"> una forma de diferenciarse y mantenerse en los titulares. </w:t>
+      </w:r>
+      <w:proofErr w:type="spellStart"/>
+      <w:r>
+        <w:t>Funcionara</w:t>
+      </w:r>
+      <w:proofErr w:type="spellEnd"/>
+      <w:r>
+        <w:t xml:space="preserve"> o no como estrategia deliberada, hoy Meta es sinónimo de liderazgo en IA abierta.</w:t>
+      </w:r>
+    </w:p>
+    <w:p>
+      <w:r>
+        <w:br w:type="page"/>
+      </w:r>
+    </w:p>
+    <w:p>
+      <w:pPr>
+        <w:pStyle w:val="Ttulo3"/>
+        <w:rPr>
+          <w:b/>
+          <w:bCs/>
+          <w:sz w:val="24"/>
+          <w:szCs w:val="24"/>
+          <w:highlight w:val="yellow"/>
+        </w:rPr>
+      </w:pPr>
+      <w:r>
+        <w:rPr>
+          <w:b/>
+          <w:bCs/>
+          <w:sz w:val="24"/>
+          <w:szCs w:val="24"/>
+          <w:highlight w:val="yellow"/>
+        </w:rPr>
+        <w:lastRenderedPageBreak/>
+        <w:t>1.7.</w:t>
+      </w:r>
+      <w:r>
+        <w:rPr>
+          <w:b/>
+          <w:bCs/>
+          <w:sz w:val="24"/>
+          <w:szCs w:val="24"/>
+          <w:highlight w:val="yellow"/>
+        </w:rPr>
+        <w:t xml:space="preserve">2 El fenómeno </w:t>
+      </w:r>
+      <w:proofErr w:type="spellStart"/>
+      <w:r>
+        <w:rPr>
+          <w:b/>
+          <w:bCs/>
+          <w:sz w:val="24"/>
+          <w:szCs w:val="24"/>
+          <w:highlight w:val="yellow"/>
+        </w:rPr>
+        <w:t>DeepSeek</w:t>
+      </w:r>
+      <w:proofErr w:type="spellEnd"/>
+      <w:r>
+        <w:rPr>
+          <w:b/>
+          <w:bCs/>
+          <w:sz w:val="24"/>
+          <w:szCs w:val="24"/>
+          <w:highlight w:val="yellow"/>
+        </w:rPr>
+        <w:t xml:space="preserve"> + Tamaño real del modelo</w:t>
+      </w:r>
+    </w:p>
+    <w:p>
+      <w:pPr>
+        <w:rPr>
+          <w:b/>
+          <w:bCs/>
+          <w:sz w:val="24"/>
+          <w:szCs w:val="28"/>
+        </w:rPr>
+      </w:pPr>
+      <w:r>
+        <w:rPr>
+          <w:b/>
+          <w:bCs/>
+          <w:sz w:val="24"/>
+          <w:szCs w:val="28"/>
+          <w:highlight w:val="yellow"/>
+        </w:rPr>
+        <w:t xml:space="preserve">Por que causo tanto revuelo (no fue por ser “el </w:t>
+      </w:r>
+      <w:proofErr w:type="spellStart"/>
+      <w:r>
+        <w:rPr>
+          <w:b/>
+          <w:bCs/>
+          <w:sz w:val="24"/>
+          <w:szCs w:val="28"/>
+          <w:highlight w:val="yellow"/>
+        </w:rPr>
+        <w:t>mas</w:t>
+      </w:r>
+      <w:proofErr w:type="spellEnd"/>
+      <w:r>
+        <w:rPr>
+          <w:b/>
+          <w:bCs/>
+          <w:sz w:val="24"/>
+          <w:szCs w:val="28"/>
+          <w:highlight w:val="yellow"/>
+        </w:rPr>
+        <w:t xml:space="preserve"> potente”)</w:t>
+      </w:r>
+    </w:p>
+    <w:p>
+      <w:proofErr w:type="spellStart"/>
+      <w:r>
+        <w:t>DeepSeek</w:t>
+      </w:r>
+      <w:proofErr w:type="spellEnd"/>
+      <w:r>
+        <w:t xml:space="preserve"> no supera a GPT-5 ni a Claude en capacidad — lo que causó el revuelo fue la</w:t>
+      </w:r>
+      <w:r>
+        <w:rPr>
+          <w:b/>
+          <w:bCs/>
+        </w:rPr>
+        <w:t xml:space="preserve"> eficiencia del entrenamiento</w:t>
+      </w:r>
+      <w:r>
+        <w:t>:</w:t>
+      </w:r>
+    </w:p>
+    <w:tbl>
+      <w:tblPr>
+        <w:tblStyle w:val="Tabladelista3-nfasis4"/>
+        <w:tblW w:w="0" w:type="auto"/>
+        <w:tblLook w:val="04A0" w:firstRow="1" w:lastRow="0" w:firstColumn="1" w:lastColumn="0" w:noHBand="0" w:noVBand="1"/>
+      </w:tblPr>
+      <w:tblGrid>
+        <w:gridCol w:w="5395"/>
+        <w:gridCol w:w="5395"/>
+      </w:tblGrid>
+      <w:tr>
+        <w:trPr>
+          <w:cnfStyle w:val="100000000000" w:firstRow="1" w:lastRow="0" w:firstColumn="0" w:lastColumn="0" w:oddVBand="0" w:evenVBand="0" w:oddHBand="0" w:evenHBand="0" w:firstRowFirstColumn="0" w:firstRowLastColumn="0" w:lastRowFirstColumn="0" w:lastRowLastColumn="0"/>
+        </w:trPr>
+        <w:tc>
+          <w:tcPr>
+            <w:cnfStyle w:val="001000000100" w:firstRow="0" w:lastRow="0" w:firstColumn="1" w:lastColumn="0" w:oddVBand="0" w:evenVBand="0" w:oddHBand="0" w:evenHBand="0" w:firstRowFirstColumn="1" w:firstRowLastColumn="0" w:lastRowFirstColumn="0" w:lastRowLastColumn="0"/>
+            <w:tcW w:w="5395" w:type="dxa"/>
+          </w:tcPr>
+          <w:p>
+            <w:pPr>
+              <w:rPr>
+                <w:b w:val="0"/>
+                <w:bCs w:val="0"/>
+              </w:rPr>
+            </w:pPr>
+          </w:p>
+        </w:tc>
+        <w:tc>
+          <w:tcPr>
+            <w:tcW w:w="5395" w:type="dxa"/>
+          </w:tcPr>
+          <w:p>
+            <w:pPr>
+              <w:cnfStyle w:val="100000000000" w:firstRow="1" w:lastRow="0" w:firstColumn="0" w:lastColumn="0" w:oddVBand="0" w:evenVBand="0" w:oddHBand="0" w:evenHBand="0" w:firstRowFirstColumn="0" w:firstRowLastColumn="0" w:lastRowFirstColumn="0" w:lastRowLastColumn="0"/>
+              <w:rPr>
+                <w:b w:val="0"/>
+                <w:bCs w:val="0"/>
+              </w:rPr>
+            </w:pPr>
+            <w:r>
+              <w:t>Costo de entrenamiento</w:t>
+            </w:r>
+          </w:p>
+        </w:tc>
+      </w:tr>
+      <w:tr>
+        <w:trPr>
+          <w:cnfStyle w:val="000000100000" w:firstRow="0" w:lastRow="0" w:firstColumn="0" w:lastColumn="0" w:oddVBand="0" w:evenVBand="0" w:oddHBand="1" w:evenHBand="0" w:firstRowFirstColumn="0" w:firstRowLastColumn="0" w:lastRowFirstColumn="0" w:lastRowLastColumn="0"/>
+        </w:trPr>
+        <w:tc>
+          <w:tcPr>
+            <w:cnfStyle w:val="001000000000" w:firstRow="0" w:lastRow="0" w:firstColumn="1" w:lastColumn="0" w:oddVBand="0" w:evenVBand="0" w:oddHBand="0" w:evenHBand="0" w:firstRowFirstColumn="0" w:firstRowLastColumn="0" w:lastRowFirstColumn="0" w:lastRowLastColumn="0"/>
+            <w:tcW w:w="5395" w:type="dxa"/>
+          </w:tcPr>
+          <w:p>
+            <w:pPr>
+              <w:rPr>
+                <w:b w:val="0"/>
+                <w:bCs w:val="0"/>
+              </w:rPr>
+            </w:pPr>
+            <w:r>
+              <w:t>GPT (OpenAI)</w:t>
+            </w:r>
+          </w:p>
+        </w:tc>
+        <w:tc>
+          <w:tcPr>
+            <w:tcW w:w="5395" w:type="dxa"/>
+          </w:tcPr>
+          <w:p>
+            <w:pPr>
+              <w:cnfStyle w:val="000000100000" w:firstRow="0" w:lastRow="0" w:firstColumn="0" w:lastColumn="0" w:oddVBand="0" w:evenVBand="0" w:oddHBand="1" w:evenHBand="0" w:firstRowFirstColumn="0" w:firstRowLastColumn="0" w:lastRowFirstColumn="0" w:lastRowLastColumn="0"/>
+            </w:pPr>
+            <w:r>
+              <w:t>Más de $100 millones USD (estimado)</w:t>
+            </w:r>
+          </w:p>
+        </w:tc>
+      </w:tr>
+      <w:tr>
+        <w:tc>
+          <w:tcPr>
+            <w:cnfStyle w:val="001000000000" w:firstRow="0" w:lastRow="0" w:firstColumn="1" w:lastColumn="0" w:oddVBand="0" w:evenVBand="0" w:oddHBand="0" w:evenHBand="0" w:firstRowFirstColumn="0" w:firstRowLastColumn="0" w:lastRowFirstColumn="0" w:lastRowLastColumn="0"/>
+            <w:tcW w:w="5395" w:type="dxa"/>
+          </w:tcPr>
+          <w:p>
+            <w:pPr>
+              <w:rPr>
+                <w:b w:val="0"/>
+                <w:bCs w:val="0"/>
+              </w:rPr>
+            </w:pPr>
+            <w:r>
+              <w:t>DeepSeek-V3</w:t>
+            </w:r>
+          </w:p>
+        </w:tc>
+        <w:tc>
+          <w:tcPr>
+            <w:tcW w:w="5395" w:type="dxa"/>
+          </w:tcPr>
+          <w:p>
+            <w:pPr>
+              <w:cnfStyle w:val="000000000000" w:firstRow="0" w:lastRow="0" w:firstColumn="0" w:lastColumn="0" w:oddVBand="0" w:evenVBand="0" w:oddHBand="0" w:evenHBand="0" w:firstRowFirstColumn="0" w:firstRowLastColumn="0" w:lastRowFirstColumn="0" w:lastRowLastColumn="0"/>
+            </w:pPr>
+            <w:r>
+              <w:t xml:space="preserve">~$5,6 millones USD </w:t>
+            </w:r>
+            <w:r>
+              <w:rPr>
+                <w:b/>
+                <w:bCs/>
+              </w:rPr>
+              <w:t xml:space="preserve">(2.788 millones de horas de GPU H800), confirmado en el </w:t>
+            </w:r>
+            <w:proofErr w:type="spellStart"/>
+            <w:proofErr w:type="gramStart"/>
+            <w:r>
+              <w:rPr>
+                <w:b/>
+                <w:bCs/>
+              </w:rPr>
+              <w:t>paper</w:t>
+            </w:r>
+            <w:proofErr w:type="spellEnd"/>
+            <w:proofErr w:type="gramEnd"/>
+            <w:r>
+              <w:rPr>
+                <w:b/>
+                <w:bCs/>
+              </w:rPr>
+              <w:t xml:space="preserve"> oficial de </w:t>
+            </w:r>
+            <w:proofErr w:type="spellStart"/>
+            <w:r>
+              <w:rPr>
+                <w:b/>
+                <w:bCs/>
+              </w:rPr>
+              <w:t>DeepSeek</w:t>
+            </w:r>
+            <w:proofErr w:type="spellEnd"/>
+          </w:p>
+        </w:tc>
+      </w:tr>
+    </w:tbl>
+    <w:p>
+      <w:pPr>
+        <w:rPr>
+          <w:b/>
+          <w:bCs/>
+          <w:sz w:val="24"/>
+          <w:szCs w:val="28"/>
+        </w:rPr>
+      </w:pPr>
+      <w:r>
+        <w:rPr>
+          <w:b/>
+          <w:bCs/>
+          <w:sz w:val="24"/>
+          <w:szCs w:val="28"/>
+          <w:highlight w:val="yellow"/>
+        </w:rPr>
+        <w:t>Tamaño real del modelo</w:t>
+      </w:r>
+    </w:p>
+    <w:p>
+      <w:r>
+        <w:t xml:space="preserve">Confirmado en </w:t>
+      </w:r>
+      <w:proofErr w:type="spellStart"/>
+      <w:r>
+        <w:t>Hugging</w:t>
+      </w:r>
+      <w:proofErr w:type="spellEnd"/>
+      <w:r>
+        <w:t xml:space="preserve"> </w:t>
+      </w:r>
+      <w:proofErr w:type="spellStart"/>
+      <w:r>
+        <w:t>Face</w:t>
+      </w:r>
+      <w:proofErr w:type="spellEnd"/>
+      <w:r>
+        <w:t xml:space="preserve"> y el </w:t>
+      </w:r>
+      <w:proofErr w:type="spellStart"/>
+      <w:proofErr w:type="gramStart"/>
+      <w:r>
+        <w:t>paper</w:t>
+      </w:r>
+      <w:proofErr w:type="spellEnd"/>
+      <w:proofErr w:type="gramEnd"/>
+      <w:r>
+        <w:t xml:space="preserve"> oficial: </w:t>
+      </w:r>
+      <w:r>
+        <w:rPr>
+          <w:b/>
+          <w:bCs/>
+        </w:rPr>
+        <w:t>DeepSeek-V3/R1 tiene 671.000 millones de parámetros totales, con 37.000 millones activos por token</w:t>
+      </w:r>
+      <w:r>
+        <w:t xml:space="preserve"> — es un modelo </w:t>
+      </w:r>
+      <w:proofErr w:type="spellStart"/>
+      <w:r>
+        <w:rPr>
+          <w:b/>
+          <w:bCs/>
+        </w:rPr>
+        <w:t>MoE</w:t>
+      </w:r>
+      <w:proofErr w:type="spellEnd"/>
+      <w:r>
+        <w:t xml:space="preserve">, igual que </w:t>
+      </w:r>
+      <w:proofErr w:type="spellStart"/>
+      <w:r>
+        <w:t>Mixtral</w:t>
+      </w:r>
+      <w:proofErr w:type="spellEnd"/>
+      <w:r>
+        <w:t xml:space="preserve">. Demasiado grande para correr en una PC normal (según estimaciones de hardware, requeriría del orden de 1.300+ GB de VRAM, o un clúster de 16 </w:t>
+      </w:r>
+      <w:proofErr w:type="spellStart"/>
+      <w:r>
+        <w:t>GPUs</w:t>
+      </w:r>
+      <w:proofErr w:type="spellEnd"/>
+      <w:r>
+        <w:t xml:space="preserve"> A100 de 80GB).</w:t>
+      </w:r>
+    </w:p>
+    <w:p>
+      <w:pPr>
+        <w:rPr>
+          <w:b/>
+          <w:bCs/>
+          <w:sz w:val="24"/>
+          <w:szCs w:val="28"/>
+        </w:rPr>
+      </w:pPr>
+      <w:r>
+        <w:rPr>
+          <w:b/>
+          <w:bCs/>
+          <w:sz w:val="24"/>
+          <w:szCs w:val="28"/>
+          <w:highlight w:val="yellow"/>
+        </w:rPr>
+        <w:t>Cómo se arman las versiones chicas que sí corren en Ollama (destilación)</w:t>
+      </w:r>
+    </w:p>
+    <w:p>
+      <w:r>
+        <w:t xml:space="preserve">Cuando corriste </w:t>
+      </w:r>
+      <w:proofErr w:type="spellStart"/>
+      <w:r>
+        <w:t>ollama</w:t>
+      </w:r>
+      <w:proofErr w:type="spellEnd"/>
+      <w:r>
+        <w:t xml:space="preserve"> run llama3.2 o cuando corres </w:t>
+      </w:r>
+      <w:proofErr w:type="spellStart"/>
+      <w:r>
+        <w:t>ollama</w:t>
+      </w:r>
+      <w:proofErr w:type="spellEnd"/>
+      <w:r>
+        <w:t xml:space="preserve"> run deepseek-r1:8b, en ambos casos Ollama está ejecutando, por dentro, un modelo con la misma </w:t>
+      </w:r>
+      <w:r>
+        <w:rPr>
+          <w:b/>
+          <w:bCs/>
+        </w:rPr>
+        <w:t>arquitectura</w:t>
+      </w:r>
+      <w:r>
+        <w:t xml:space="preserve"> de Llama (misma "forma" de red neuronal). La diferencia está en </w:t>
+      </w:r>
+      <w:r>
+        <w:rPr>
+          <w:b/>
+          <w:bCs/>
+        </w:rPr>
+        <w:t>qué aprendió</w:t>
+      </w:r>
+      <w:r>
+        <w:t xml:space="preserve"> ese modelo durante su entrenamiento — y ahí es donde entra la destilación.</w:t>
+      </w:r>
+    </w:p>
+    <w:p>
+      <w:r>
+        <w:rPr>
+          <w:b/>
+          <w:bCs/>
+        </w:rPr>
+        <w:t>Cómo funciona el proceso, paso a paso:</w:t>
+      </w:r>
+    </w:p>
+    <w:p>
+      <w:pPr>
+        <w:pStyle w:val="Prrafodelista"/>
+        <w:numPr>
+          <w:ilvl w:val="0"/>
+          <w:numId w:val="36"/>
+        </w:numPr>
+      </w:pPr>
+      <w:proofErr w:type="spellStart"/>
+      <w:r>
+        <w:t>DeepSeek</w:t>
+      </w:r>
+      <w:proofErr w:type="spellEnd"/>
+      <w:r>
+        <w:t xml:space="preserve"> entrena su modelo grande (671B parámetros) de la forma tradicional: con enormes cantidades de texto de internet. </w:t>
+      </w:r>
+    </w:p>
+    <w:p>
+      <w:pPr>
+        <w:pStyle w:val="Prrafodelista"/>
+      </w:pPr>
+    </w:p>
+    <w:p>
+      <w:pPr>
+        <w:pStyle w:val="Prrafodelista"/>
+        <w:numPr>
+          <w:ilvl w:val="0"/>
+          <w:numId w:val="36"/>
+        </w:numPr>
+      </w:pPr>
+      <w:r>
+        <w:t xml:space="preserve">Una vez entrenado, le hacen miles de preguntas de razonamiento (matemática, código, lógica) a ese modelo grande, y guardan sus respuestas — sobre todo el "paso a paso" que usa para llegar a la solución. Esto genera un </w:t>
+      </w:r>
+      <w:proofErr w:type="spellStart"/>
+      <w:r>
+        <w:t>dataset</w:t>
+      </w:r>
+      <w:proofErr w:type="spellEnd"/>
+      <w:r>
+        <w:t xml:space="preserve"> de </w:t>
+      </w:r>
+      <w:r>
+        <w:rPr>
+          <w:b/>
+          <w:bCs/>
+        </w:rPr>
+        <w:t>800.000 ejemplos</w:t>
+      </w:r>
+      <w:r>
+        <w:t xml:space="preserve"> de razonamiento de alta calidad.</w:t>
+      </w:r>
+    </w:p>
+    <w:p>
+      <w:pPr>
+        <w:pStyle w:val="Prrafodelista"/>
+      </w:pPr>
+    </w:p>
+    <w:p>
+      <w:pPr>
+        <w:pStyle w:val="Prrafodelista"/>
+        <w:numPr>
+          <w:ilvl w:val="0"/>
+          <w:numId w:val="36"/>
+        </w:numPr>
+      </w:pPr>
+      <w:r>
+        <w:t xml:space="preserve">Ese </w:t>
+      </w:r>
+      <w:proofErr w:type="spellStart"/>
+      <w:r>
+        <w:t>dataset</w:t>
+      </w:r>
+      <w:proofErr w:type="spellEnd"/>
+      <w:r>
+        <w:t xml:space="preserve"> se usa para </w:t>
+      </w:r>
+      <w:proofErr w:type="spellStart"/>
+      <w:r>
+        <w:rPr>
+          <w:b/>
+          <w:bCs/>
+        </w:rPr>
+        <w:t>re-entrenar</w:t>
+      </w:r>
+      <w:proofErr w:type="spellEnd"/>
+      <w:r>
+        <w:t xml:space="preserve"> un modelo de Llama o Qwen que ya existía (por ejemplo, Llama 3.1-8B), mediante un proceso llamado </w:t>
+      </w:r>
+      <w:r>
+        <w:rPr>
+          <w:b/>
+          <w:bCs/>
+        </w:rPr>
+        <w:t>fine-</w:t>
+      </w:r>
+      <w:proofErr w:type="spellStart"/>
+      <w:r>
+        <w:rPr>
+          <w:b/>
+          <w:bCs/>
+        </w:rPr>
+        <w:t>tuning</w:t>
+      </w:r>
+      <w:proofErr w:type="spellEnd"/>
+      <w:r>
+        <w:rPr>
+          <w:b/>
+          <w:bCs/>
+        </w:rPr>
+        <w:t xml:space="preserve"> supervisado (SFT)</w:t>
+      </w:r>
+      <w:r>
+        <w:t xml:space="preserve">: al modelo chico se le muestran, una y otra vez, pares de "pregunta → respuesta razonada paso a paso" (los 800.000 ejemplos generados por </w:t>
+      </w:r>
+      <w:proofErr w:type="spellStart"/>
+      <w:r>
+        <w:t>DeepSeek</w:t>
+      </w:r>
+      <w:proofErr w:type="spellEnd"/>
+      <w:r>
+        <w:t>), y sus parámetros internos se ajustan poco a poco para que aprenda a reproducir ese mismo estilo de razonamiento — sin empezar de cero, sino partiendo de lo que Llama ya sabía.</w:t>
+      </w:r>
+    </w:p>
+    <w:p>
+      <w:pPr>
+        <w:pStyle w:val="Prrafodelista"/>
+      </w:pPr>
+    </w:p>
     <w:p/>
+    <w:p/>
+    <w:p/>
+    <w:p/>
+    <w:p/>
+    <w:p/>
+    <w:p/>
+    <w:p>
+      <w:pPr>
+        <w:rPr>
+          <w:b/>
+          <w:bCs/>
+          <w:sz w:val="24"/>
+          <w:szCs w:val="28"/>
+        </w:rPr>
+      </w:pPr>
+      <w:r>
+        <w:rPr>
+          <w:b/>
+          <w:bCs/>
+          <w:sz w:val="24"/>
+          <w:szCs w:val="28"/>
+          <w:highlight w:val="yellow"/>
+        </w:rPr>
+        <w:lastRenderedPageBreak/>
+        <w:t xml:space="preserve">Entonces, ¿qué es exactamente lo que se descarga con </w:t>
+      </w:r>
+      <w:proofErr w:type="spellStart"/>
+      <w:r>
+        <w:rPr>
+          <w:b/>
+          <w:bCs/>
+          <w:sz w:val="24"/>
+          <w:szCs w:val="28"/>
+          <w:highlight w:val="yellow"/>
+        </w:rPr>
+        <w:t>ollama</w:t>
+      </w:r>
+      <w:proofErr w:type="spellEnd"/>
+      <w:r>
+        <w:rPr>
+          <w:b/>
+          <w:bCs/>
+          <w:sz w:val="24"/>
+          <w:szCs w:val="28"/>
+          <w:highlight w:val="yellow"/>
+        </w:rPr>
+        <w:t xml:space="preserve"> </w:t>
+      </w:r>
+      <w:proofErr w:type="spellStart"/>
+      <w:r>
+        <w:rPr>
+          <w:b/>
+          <w:bCs/>
+          <w:sz w:val="24"/>
+          <w:szCs w:val="28"/>
+          <w:highlight w:val="yellow"/>
+        </w:rPr>
+        <w:t>pull</w:t>
+      </w:r>
+      <w:proofErr w:type="spellEnd"/>
+      <w:r>
+        <w:rPr>
+          <w:b/>
+          <w:bCs/>
+          <w:sz w:val="24"/>
+          <w:szCs w:val="28"/>
+          <w:highlight w:val="yellow"/>
+        </w:rPr>
+        <w:t xml:space="preserve"> deepseek-r1:8b?</w:t>
+      </w:r>
+    </w:p>
+    <w:p>
+      <w:r>
+        <w:t xml:space="preserve">Se descarga un modelo con la </w:t>
+      </w:r>
+      <w:r>
+        <w:rPr>
+          <w:b/>
+          <w:bCs/>
+        </w:rPr>
+        <w:t>arquitectura de red neuronal de Llama</w:t>
+      </w:r>
+      <w:r>
+        <w:t xml:space="preserve"> (las mismas "capas" y conexiones internas que tiene cualquier Llama 3.1-8B), pero cuyos parámetros internos fueron reajustados con las enseñanzas de razonamiento de </w:t>
+      </w:r>
+      <w:proofErr w:type="spellStart"/>
+      <w:r>
+        <w:t>DeepSeek</w:t>
+      </w:r>
+      <w:proofErr w:type="spellEnd"/>
+      <w:r>
+        <w:t>. Es como tomar el "cerebro" físico de Llama y volver a entrenarlo con material nuevo — la estructura del cerebro sigue siendo la misma, pero lo que sabe hacer cambió.</w:t>
+      </w:r>
+    </w:p>
+    <w:p>
+      <w:r>
+        <w:t xml:space="preserve">Por eso Ollama lo etiqueta con el nombre deepseek-r1, aunque técnicamente sea un Llama por dentro: lo que identifica al modelo, de cara al usuario, es </w:t>
+      </w:r>
+      <w:r>
+        <w:rPr>
+          <w:b/>
+          <w:bCs/>
+        </w:rPr>
+        <w:t>de dónde viene el conocimiento</w:t>
+      </w:r>
+      <w:r>
+        <w:t xml:space="preserve"> (</w:t>
+      </w:r>
+      <w:proofErr w:type="spellStart"/>
+      <w:r>
+        <w:t>DeepSeek</w:t>
+      </w:r>
+      <w:proofErr w:type="spellEnd"/>
+      <w:r>
+        <w:t xml:space="preserve">), no la arquitectura que lo ejecuta (Llama). Esto no es algo que Ollama "adapte" por su cuenta — el propio equipo de </w:t>
+      </w:r>
+      <w:proofErr w:type="spellStart"/>
+      <w:r>
+        <w:t>DeepSeek</w:t>
+      </w:r>
+      <w:proofErr w:type="spellEnd"/>
+      <w:r>
+        <w:t xml:space="preserve"> hizo este </w:t>
+      </w:r>
+      <w:proofErr w:type="spellStart"/>
+      <w:r>
+        <w:t>re-entrenamiento</w:t>
+      </w:r>
+      <w:proofErr w:type="spellEnd"/>
+      <w:r>
+        <w:t xml:space="preserve"> y publicó el resultado así, y Ollama simplemente lo empaquetó para que se pueda correr fácil, igual que hace con cualquier otro modelo. 4. El resultado es un modelo que sigue siendo "Llama" o "Qwen" por dentro (misma arquitectura, mismo tamaño), pero que </w:t>
+      </w:r>
+      <w:r>
+        <w:rPr>
+          <w:b/>
+          <w:bCs/>
+        </w:rPr>
+        <w:t>razona mucho mejor</w:t>
+      </w:r>
+      <w:r>
+        <w:t xml:space="preserve"> que la versión original, porque aprendió a imitar el estilo de razonamiento del </w:t>
+      </w:r>
+      <w:proofErr w:type="spellStart"/>
+      <w:r>
+        <w:t>DeepSeek</w:t>
+      </w:r>
+      <w:proofErr w:type="spellEnd"/>
+      <w:r>
+        <w:t xml:space="preserve"> grande.</w:t>
+      </w:r>
+    </w:p>
+    <w:p>
+      <w:r>
+        <w:rPr>
+          <w:b/>
+          <w:bCs/>
+        </w:rPr>
+        <w:t>Por qué se llama "destilación":</w:t>
+      </w:r>
+      <w:r>
+        <w:t xml:space="preserve"> la idea viene de la química — destilar es extraer la "esencia concentrada" de algo. </w:t>
+      </w:r>
+      <w:r>
+        <w:rPr>
+          <w:b/>
+          <w:bCs/>
+          <w:highlight w:val="yellow"/>
+        </w:rPr>
+        <w:t>Acá se extrae el "conocimiento de razonamiento"</w:t>
+      </w:r>
+      <w:r>
+        <w:t xml:space="preserve"> del modelo gigante y se concentra en uno chico, sin necesitar todo el tamaño y costo del original.</w:t>
+      </w:r>
+    </w:p>
+    <w:p>
+      <w:r>
+        <w:rPr>
+          <w:b/>
+          <w:bCs/>
+        </w:rPr>
+        <w:t>Por qué esto importa en la práctica:</w:t>
+      </w:r>
+      <w:r>
+        <w:t xml:space="preserve"> significa que cuando </w:t>
+      </w:r>
+      <w:proofErr w:type="spellStart"/>
+      <w:r>
+        <w:t>corrés</w:t>
+      </w:r>
+      <w:proofErr w:type="spellEnd"/>
+      <w:r>
+        <w:t xml:space="preserve"> deepseek-r1:8b en tu PC, </w:t>
+      </w:r>
+      <w:r>
+        <w:rPr>
+          <w:b/>
+          <w:bCs/>
+        </w:rPr>
+        <w:t>no estás corriendo "</w:t>
+      </w:r>
+      <w:proofErr w:type="spellStart"/>
+      <w:r>
+        <w:rPr>
+          <w:b/>
+          <w:bCs/>
+        </w:rPr>
+        <w:t>DeepSeek</w:t>
+      </w:r>
+      <w:proofErr w:type="spellEnd"/>
+      <w:r>
+        <w:rPr>
+          <w:b/>
+          <w:bCs/>
+        </w:rPr>
+        <w:t>" en su forma original</w:t>
+      </w:r>
+      <w:r>
+        <w:t xml:space="preserve"> — estás corriendo un Llama 3.1-8B que fue mejorado con las enseñanzas de </w:t>
+      </w:r>
+      <w:proofErr w:type="spellStart"/>
+      <w:r>
+        <w:t>DeepSeek</w:t>
+      </w:r>
+      <w:proofErr w:type="spellEnd"/>
+      <w:r>
+        <w:t xml:space="preserve">. Confirmado en la documentación oficial de Ollama: el modelo de 8B deriva literalmente de </w:t>
+      </w:r>
+      <w:r>
+        <w:rPr>
+          <w:b/>
+          <w:bCs/>
+        </w:rPr>
+        <w:t>Llama 3.1-8B-Base</w:t>
+      </w:r>
+      <w:r>
+        <w:t xml:space="preserve">, y el de 70B deriva de </w:t>
+      </w:r>
+      <w:r>
+        <w:rPr>
+          <w:b/>
+          <w:bCs/>
+        </w:rPr>
+        <w:t>Llama 3.3-70B-Instruct</w:t>
+      </w:r>
+      <w:r>
+        <w:t xml:space="preserve"> — ambos conservan la licencia original de Llama, no una licencia de </w:t>
+      </w:r>
+      <w:proofErr w:type="spellStart"/>
+      <w:r>
+        <w:t>DeepSeek</w:t>
+      </w:r>
+      <w:proofErr w:type="spellEnd"/>
+      <w:r>
+        <w:t>.</w:t>
+      </w:r>
+    </w:p>
+    <w:p/>
+    <w:p>
+      <w:r>
+        <w:br w:type="page"/>
+      </w:r>
+    </w:p>
+    <w:p>
+      <w:pPr>
+        <w:pStyle w:val="Ttulo3"/>
+        <w:rPr>
+          <w:b/>
+          <w:bCs/>
+          <w:sz w:val="24"/>
+          <w:szCs w:val="24"/>
+          <w:highlight w:val="yellow"/>
+        </w:rPr>
+      </w:pPr>
+      <w:r>
+        <w:rPr>
+          <w:b/>
+          <w:bCs/>
+          <w:sz w:val="24"/>
+          <w:szCs w:val="24"/>
+          <w:highlight w:val="yellow"/>
+        </w:rPr>
+        <w:lastRenderedPageBreak/>
+        <w:t>1.7.</w:t>
+      </w:r>
+      <w:r>
+        <w:rPr>
+          <w:b/>
+          <w:bCs/>
+          <w:sz w:val="24"/>
+          <w:szCs w:val="24"/>
+          <w:highlight w:val="yellow"/>
+        </w:rPr>
+        <w:t xml:space="preserve">3 </w:t>
+      </w:r>
+      <w:r>
+        <w:rPr>
+          <w:b/>
+          <w:bCs/>
+          <w:sz w:val="24"/>
+          <w:szCs w:val="24"/>
+          <w:highlight w:val="yellow"/>
+        </w:rPr>
+        <w:t xml:space="preserve">GPT-OSS: la versión abierta de </w:t>
+      </w:r>
+      <w:proofErr w:type="spellStart"/>
+      <w:r>
+        <w:rPr>
+          <w:b/>
+          <w:bCs/>
+          <w:sz w:val="24"/>
+          <w:szCs w:val="24"/>
+          <w:highlight w:val="yellow"/>
+        </w:rPr>
+        <w:t>OpenAI</w:t>
+      </w:r>
+      <w:proofErr w:type="spellEnd"/>
+      <w:r>
+        <w:rPr>
+          <w:b/>
+          <w:bCs/>
+          <w:sz w:val="24"/>
+          <w:szCs w:val="24"/>
+          <w:highlight w:val="yellow"/>
+        </w:rPr>
+        <w:t xml:space="preserve"> + </w:t>
+      </w:r>
+      <w:r>
+        <w:rPr>
+          <w:b/>
+          <w:bCs/>
+          <w:sz w:val="24"/>
+          <w:szCs w:val="24"/>
+          <w:highlight w:val="yellow"/>
+        </w:rPr>
+        <w:t>Las tres formas de usar cualquier modelo de IA</w:t>
+      </w:r>
+      <w:r>
+        <w:rPr>
+          <w:b/>
+          <w:bCs/>
+          <w:sz w:val="24"/>
+          <w:szCs w:val="24"/>
+          <w:highlight w:val="yellow"/>
+        </w:rPr>
+        <w:t xml:space="preserve"> + Diferencia entre </w:t>
+      </w:r>
+      <w:proofErr w:type="spellStart"/>
+      <w:r>
+        <w:rPr>
+          <w:b/>
+          <w:bCs/>
+          <w:sz w:val="24"/>
+          <w:szCs w:val="24"/>
+          <w:highlight w:val="yellow"/>
+        </w:rPr>
+        <w:t>Hugging</w:t>
+      </w:r>
+      <w:proofErr w:type="spellEnd"/>
+      <w:r>
+        <w:rPr>
+          <w:b/>
+          <w:bCs/>
+          <w:sz w:val="24"/>
+          <w:szCs w:val="24"/>
+          <w:highlight w:val="yellow"/>
+        </w:rPr>
+        <w:t xml:space="preserve"> </w:t>
+      </w:r>
+      <w:proofErr w:type="spellStart"/>
+      <w:r>
+        <w:rPr>
+          <w:b/>
+          <w:bCs/>
+          <w:sz w:val="24"/>
+          <w:szCs w:val="24"/>
+          <w:highlight w:val="yellow"/>
+        </w:rPr>
+        <w:t>Face</w:t>
+      </w:r>
+      <w:proofErr w:type="spellEnd"/>
+      <w:r>
+        <w:rPr>
+          <w:b/>
+          <w:bCs/>
+          <w:sz w:val="24"/>
+          <w:szCs w:val="24"/>
+          <w:highlight w:val="yellow"/>
+        </w:rPr>
+        <w:t xml:space="preserve"> Transformers y Ollama (ambas son "inferencia directa")</w:t>
+      </w:r>
+    </w:p>
+    <w:p>
+      <w:r>
+        <w:rPr>
+          <w:b/>
+          <w:bCs/>
+        </w:rPr>
+        <w:t>Corrección sobre el video</w:t>
+      </w:r>
+      <w:r>
+        <w:t>: el profesor menciona que la versión chica es de "120 mil millones" — esto es un error de transcripción/lapsus. Los datos oficiales, confirmados por múltiples fuentes técnicas coincidentes (lanzamiento oficial del 5 de agosto de 2025, licencia Apache 2.0):</w:t>
+      </w:r>
+    </w:p>
+    <w:p>
+      <w:pPr>
+        <w:rPr>
+          <w:highlight w:val="yellow"/>
+        </w:rPr>
+      </w:pPr>
+      <w:r>
+        <w:rPr>
+          <w:noProof/>
+        </w:rPr>
+        <w:drawing>
+          <wp:inline distT="0" distB="0" distL="0" distR="0" wp14:anchorId="2419CF28" wp14:editId="3618B99E">
+            <wp:extent cx="3594100" cy="1083328"/>
+            <wp:effectExtent l="38100" t="38100" r="44450" b="40640"/>
+            <wp:docPr id="694775684" name="Imagen 1"/>
+            <wp:cNvGraphicFramePr>
+              <a:graphicFrameLocks xmlns:a="http://schemas.openxmlformats.org/drawingml/2006/main" noChangeAspect="1"/>
+            </wp:cNvGraphicFramePr>
+            <a:graphic xmlns:a="http://schemas.openxmlformats.org/drawingml/2006/main">
+              <a:graphicData uri="http://schemas.openxmlformats.org/drawingml/2006/picture">
+                <pic:pic xmlns:pic="http://schemas.openxmlformats.org/drawingml/2006/picture">
+                  <pic:nvPicPr>
+                    <pic:cNvPr id="694775684" name=""/>
+                    <pic:cNvPicPr/>
+                  </pic:nvPicPr>
+                  <pic:blipFill>
+                    <a:blip r:embed="rId97"/>
+                    <a:stretch>
+                      <a:fillRect/>
+                    </a:stretch>
+                  </pic:blipFill>
+                  <pic:spPr>
+                    <a:xfrm>
+                      <a:off x="0" y="0"/>
+                      <a:ext cx="3608728" cy="1087737"/>
+                    </a:xfrm>
+                    <a:prstGeom prst="rect">
+                      <a:avLst/>
+                    </a:prstGeom>
+                    <a:ln w="28575">
+                      <a:solidFill>
+                        <a:schemeClr val="tx1"/>
+                      </a:solidFill>
+                    </a:ln>
+                  </pic:spPr>
+                </pic:pic>
+              </a:graphicData>
+            </a:graphic>
+          </wp:inline>
+        </w:drawing>
+      </w:r>
+    </w:p>
+    <w:p>
+      <w:r>
+        <w:t xml:space="preserve">Ambos son modelos de razonamiento (soportan </w:t>
+      </w:r>
+      <w:proofErr w:type="spellStart"/>
+      <w:r>
+        <w:t>chain-of-thought</w:t>
+      </w:r>
+      <w:proofErr w:type="spellEnd"/>
+      <w:r>
+        <w:t>, niveles ajustables de esfuerzo de razonamiento) — coincide con el bloque de "</w:t>
+      </w:r>
+      <w:proofErr w:type="spellStart"/>
+      <w:r>
+        <w:t>Thinking</w:t>
+      </w:r>
+      <w:proofErr w:type="spellEnd"/>
+      <w:r>
+        <w:t xml:space="preserve">..." que se vio al probar </w:t>
+      </w:r>
+      <w:r>
+        <w:rPr>
+          <w:b/>
+          <w:bCs/>
+        </w:rPr>
+        <w:t>gpt-oss:20b</w:t>
+      </w:r>
+      <w:r>
+        <w:t xml:space="preserve"> en el Día 1.</w:t>
+      </w:r>
+    </w:p>
+    <w:p>
+      <w:pPr>
+        <w:rPr>
+          <w:b/>
+          <w:bCs/>
+          <w:highlight w:val="yellow"/>
+        </w:rPr>
+      </w:pPr>
+      <w:r>
+        <w:rPr>
+          <w:b/>
+          <w:bCs/>
+          <w:highlight w:val="yellow"/>
+        </w:rPr>
+        <w:t xml:space="preserve">La teoría del profesor sobre por qué </w:t>
+      </w:r>
+      <w:proofErr w:type="spellStart"/>
+      <w:r>
+        <w:rPr>
+          <w:b/>
+          <w:bCs/>
+          <w:highlight w:val="yellow"/>
+        </w:rPr>
+        <w:t>OpenAI</w:t>
+      </w:r>
+      <w:proofErr w:type="spellEnd"/>
+      <w:r>
+        <w:rPr>
+          <w:b/>
+          <w:bCs/>
+          <w:highlight w:val="yellow"/>
+        </w:rPr>
+        <w:t xml:space="preserve"> lo abrió</w:t>
+      </w:r>
+    </w:p>
+    <w:p>
+      <w:pPr>
+        <w:pBdr>
+          <w:bottom w:val="single" w:sz="6" w:space="1" w:color="auto"/>
+        </w:pBdr>
+      </w:pPr>
+      <w:r>
+        <w:t xml:space="preserve">Plantea que quizás </w:t>
+      </w:r>
+      <w:proofErr w:type="spellStart"/>
+      <w:r>
+        <w:t>DeepSeek</w:t>
+      </w:r>
+      <w:proofErr w:type="spellEnd"/>
+      <w:r>
+        <w:t xml:space="preserve"> forzó la jugada: al abrir un modelo casi al nivel de GPT de forma gratuita, le quitó a </w:t>
+      </w:r>
+      <w:proofErr w:type="spellStart"/>
+      <w:r>
+        <w:t>OpenAI</w:t>
+      </w:r>
+      <w:proofErr w:type="spellEnd"/>
+      <w:r>
+        <w:t xml:space="preserve"> parte de su ventaja de "tener lo mejor y mantenerlo cerrado" — dato de contexto real: GPT-OSS es la primera apertura de pesos de </w:t>
+      </w:r>
+      <w:proofErr w:type="spellStart"/>
+      <w:r>
+        <w:t>OpenAI</w:t>
+      </w:r>
+      <w:proofErr w:type="spellEnd"/>
+      <w:r>
+        <w:t xml:space="preserve"> desde GPT-2 en 2019, más de 6 años de modelos cerrados.</w:t>
+      </w:r>
+    </w:p>
+    <w:p>
+      <w:pPr>
+        <w:rPr>
+          <w:b/>
+          <w:bCs/>
+          <w:sz w:val="24"/>
+          <w:szCs w:val="28"/>
+          <w:highlight w:val="yellow"/>
+        </w:rPr>
+      </w:pPr>
+      <w:r>
+        <w:rPr>
+          <w:b/>
+          <w:bCs/>
+          <w:sz w:val="24"/>
+          <w:szCs w:val="28"/>
+          <w:highlight w:val="yellow"/>
+        </w:rPr>
+        <w:t>Las tres formas de usar cualquier modelo de IA</w:t>
+      </w:r>
+    </w:p>
+    <w:p>
+      <w:r>
+        <w:t>Aplica tanto a modelos cerrados (GPT, Claude, Gemini) como abiertos (Llama, Qwen, Gemma):</w:t>
+      </w:r>
+    </w:p>
+    <w:p>
+      <w:pPr>
+        <w:rPr>
+          <w:highlight w:val="yellow"/>
+        </w:rPr>
+      </w:pPr>
+      <w:r>
+        <w:rPr>
+          <w:noProof/>
+          <w:highlight w:val="yellow"/>
+        </w:rPr>
+        <w:drawing>
+          <wp:inline distT="0" distB="0" distL="0" distR="0" wp14:anchorId="38C9673B" wp14:editId="376F6617">
+            <wp:extent cx="3835400" cy="1931905"/>
+            <wp:effectExtent l="0" t="0" r="0" b="0"/>
+            <wp:docPr id="710776495" name="Imagen 2"/>
+            <wp:cNvGraphicFramePr>
+              <a:graphicFrameLocks xmlns:a="http://schemas.openxmlformats.org/drawingml/2006/main" noChangeAspect="1"/>
+            </wp:cNvGraphicFramePr>
+            <a:graphic xmlns:a="http://schemas.openxmlformats.org/drawingml/2006/main">
+              <a:graphicData uri="http://schemas.openxmlformats.org/drawingml/2006/picture">
+                <pic:pic xmlns:pic="http://schemas.openxmlformats.org/drawingml/2006/picture">
+                  <pic:nvPicPr>
+                    <pic:cNvPr id="0" name="Picture 2"/>
+                    <pic:cNvPicPr>
+                      <a:picLocks noChangeAspect="1" noChangeArrowheads="1"/>
+                    </pic:cNvPicPr>
+                  </pic:nvPicPr>
+                  <pic:blipFill>
+                    <a:blip r:embed="rId98" cstate="print">
+                      <a:extLst>
+                        <a:ext uri="{28A0092B-C50C-407E-A947-70E740481C1C}">
+                          <a14:useLocalDpi xmlns:a14="http://schemas.microsoft.com/office/drawing/2010/main" val="0"/>
+                        </a:ext>
+                      </a:extLst>
+                    </a:blip>
+                    <a:srcRect/>
+                    <a:stretch>
+                      <a:fillRect/>
+                    </a:stretch>
+                  </pic:blipFill>
+                  <pic:spPr bwMode="auto">
+                    <a:xfrm>
+                      <a:off x="0" y="0"/>
+                      <a:ext cx="3841124" cy="1934788"/>
+                    </a:xfrm>
+                    <a:prstGeom prst="rect">
+                      <a:avLst/>
+                    </a:prstGeom>
+                    <a:noFill/>
+                    <a:ln>
+                      <a:noFill/>
+                    </a:ln>
+                  </pic:spPr>
+                </pic:pic>
+              </a:graphicData>
+            </a:graphic>
+          </wp:inline>
+        </w:drawing>
+      </w:r>
+    </w:p>
+    <w:tbl>
+      <w:tblPr>
+        <w:tblStyle w:val="Tablaconcuadrcula4-nfasis4"/>
+        <w:tblW w:w="0" w:type="auto"/>
+        <w:tblLook w:val="04A0" w:firstRow="1" w:lastRow="0" w:firstColumn="1" w:lastColumn="0" w:noHBand="0" w:noVBand="1"/>
+      </w:tblPr>
+      <w:tblGrid>
+        <w:gridCol w:w="3596"/>
+        <w:gridCol w:w="3597"/>
+        <w:gridCol w:w="3597"/>
+      </w:tblGrid>
+      <w:tr>
+        <w:trPr>
+          <w:cnfStyle w:val="100000000000" w:firstRow="1" w:lastRow="0" w:firstColumn="0" w:lastColumn="0" w:oddVBand="0" w:evenVBand="0" w:oddHBand="0" w:evenHBand="0" w:firstRowFirstColumn="0" w:firstRowLastColumn="0" w:lastRowFirstColumn="0" w:lastRowLastColumn="0"/>
+        </w:trPr>
+        <w:tc>
+          <w:tcPr>
+            <w:cnfStyle w:val="001000000000" w:firstRow="0" w:lastRow="0" w:firstColumn="1" w:lastColumn="0" w:oddVBand="0" w:evenVBand="0" w:oddHBand="0" w:evenHBand="0" w:firstRowFirstColumn="0" w:firstRowLastColumn="0" w:lastRowFirstColumn="0" w:lastRowLastColumn="0"/>
+            <w:tcW w:w="3596" w:type="dxa"/>
+          </w:tcPr>
+          <w:p>
+            <w:pPr>
+              <w:rPr>
+                <w:b w:val="0"/>
+                <w:bCs w:val="0"/>
+              </w:rPr>
+            </w:pPr>
+            <w:r>
+              <w:rPr>
+                <w:b w:val="0"/>
+                <w:bCs w:val="0"/>
+              </w:rPr>
+              <w:t>Forma</w:t>
+            </w:r>
+          </w:p>
+        </w:tc>
+        <w:tc>
+          <w:tcPr>
+            <w:tcW w:w="3597" w:type="dxa"/>
+          </w:tcPr>
+          <w:p>
+            <w:pPr>
+              <w:cnfStyle w:val="100000000000" w:firstRow="1" w:lastRow="0" w:firstColumn="0" w:lastColumn="0" w:oddVBand="0" w:evenVBand="0" w:oddHBand="0" w:evenHBand="0" w:firstRowFirstColumn="0" w:firstRowLastColumn="0" w:lastRowFirstColumn="0" w:lastRowLastColumn="0"/>
+              <w:rPr>
+                <w:b w:val="0"/>
+                <w:bCs w:val="0"/>
+              </w:rPr>
+            </w:pPr>
+            <w:r>
+              <w:rPr>
+                <w:b w:val="0"/>
+                <w:bCs w:val="0"/>
+              </w:rPr>
+              <w:t>Ejemplos</w:t>
+            </w:r>
+          </w:p>
+        </w:tc>
+        <w:tc>
+          <w:tcPr>
+            <w:tcW w:w="3597" w:type="dxa"/>
+          </w:tcPr>
+          <w:p>
+            <w:pPr>
+              <w:cnfStyle w:val="100000000000" w:firstRow="1" w:lastRow="0" w:firstColumn="0" w:lastColumn="0" w:oddVBand="0" w:evenVBand="0" w:oddHBand="0" w:evenHBand="0" w:firstRowFirstColumn="0" w:firstRowLastColumn="0" w:lastRowFirstColumn="0" w:lastRowLastColumn="0"/>
+              <w:rPr>
+                <w:b w:val="0"/>
+                <w:bCs w:val="0"/>
+              </w:rPr>
+            </w:pPr>
+            <w:r>
+              <w:rPr>
+                <w:b w:val="0"/>
+                <w:bCs w:val="0"/>
+              </w:rPr>
+              <w:t>Que es realmente</w:t>
+            </w:r>
+          </w:p>
+        </w:tc>
+      </w:tr>
+      <w:tr>
+        <w:trPr>
+          <w:cnfStyle w:val="000000100000" w:firstRow="0" w:lastRow="0" w:firstColumn="0" w:lastColumn="0" w:oddVBand="0" w:evenVBand="0" w:oddHBand="1" w:evenHBand="0" w:firstRowFirstColumn="0" w:firstRowLastColumn="0" w:lastRowFirstColumn="0" w:lastRowLastColumn="0"/>
+        </w:trPr>
+        <w:tc>
+          <w:tcPr>
+            <w:cnfStyle w:val="001000000000" w:firstRow="0" w:lastRow="0" w:firstColumn="1" w:lastColumn="0" w:oddVBand="0" w:evenVBand="0" w:oddHBand="0" w:evenHBand="0" w:firstRowFirstColumn="0" w:firstRowLastColumn="0" w:lastRowFirstColumn="0" w:lastRowLastColumn="0"/>
+            <w:tcW w:w="3596" w:type="dxa"/>
+          </w:tcPr>
+          <w:p>
+            <w:r>
+              <w:t>Interfaces de chat (producto)</w:t>
+            </w:r>
+          </w:p>
+        </w:tc>
+        <w:tc>
+          <w:tcPr>
+            <w:tcW w:w="3597" w:type="dxa"/>
+          </w:tcPr>
+          <w:p>
+            <w:pPr>
+              <w:cnfStyle w:val="000000100000" w:firstRow="0" w:lastRow="0" w:firstColumn="0" w:lastColumn="0" w:oddVBand="0" w:evenVBand="0" w:oddHBand="1" w:evenHBand="0" w:firstRowFirstColumn="0" w:firstRowLastColumn="0" w:lastRowFirstColumn="0" w:lastRowLastColumn="0"/>
+            </w:pPr>
+            <w:proofErr w:type="spellStart"/>
+            <w:r>
+              <w:t>ChatGPT</w:t>
+            </w:r>
+            <w:proofErr w:type="spellEnd"/>
+          </w:p>
+        </w:tc>
+        <w:tc>
+          <w:tcPr>
+            <w:tcW w:w="3597" w:type="dxa"/>
+          </w:tcPr>
+          <w:p>
+            <w:pPr>
+              <w:cnfStyle w:val="000000100000" w:firstRow="0" w:lastRow="0" w:firstColumn="0" w:lastColumn="0" w:oddVBand="0" w:evenVBand="0" w:oddHBand="1" w:evenHBand="0" w:firstRowFirstColumn="0" w:firstRowLastColumn="0" w:lastRowFirstColumn="0" w:lastRowLastColumn="0"/>
+            </w:pPr>
+            <w:r>
+              <w:t xml:space="preserve">No es “solo el modelo” – es un </w:t>
+            </w:r>
+            <w:r>
+              <w:rPr>
+                <w:b/>
+                <w:bCs/>
+              </w:rPr>
+              <w:t xml:space="preserve">producto: </w:t>
+            </w:r>
+            <w:r>
+              <w:t>interfaz de usuario, memoria, búsqueda web, todo construido por ingenieros sobre el modelo base</w:t>
+            </w:r>
+          </w:p>
+        </w:tc>
+      </w:tr>
+      <w:tr>
+        <w:tc>
+          <w:tcPr>
+            <w:cnfStyle w:val="001000000000" w:firstRow="0" w:lastRow="0" w:firstColumn="1" w:lastColumn="0" w:oddVBand="0" w:evenVBand="0" w:oddHBand="0" w:evenHBand="0" w:firstRowFirstColumn="0" w:firstRowLastColumn="0" w:lastRowFirstColumn="0" w:lastRowLastColumn="0"/>
+            <w:tcW w:w="3596" w:type="dxa"/>
+          </w:tcPr>
+          <w:p>
+            <w:proofErr w:type="spellStart"/>
+            <w:r>
+              <w:t>APIs</w:t>
+            </w:r>
+            <w:proofErr w:type="spellEnd"/>
+            <w:r>
+              <w:t xml:space="preserve"> en la nube</w:t>
+            </w:r>
+          </w:p>
+        </w:tc>
+        <w:tc>
+          <w:tcPr>
+            <w:tcW w:w="3597" w:type="dxa"/>
+          </w:tcPr>
+          <w:p>
+            <w:pPr>
+              <w:cnfStyle w:val="000000000000" w:firstRow="0" w:lastRow="0" w:firstColumn="0" w:lastColumn="0" w:oddVBand="0" w:evenVBand="0" w:oddHBand="0" w:evenHBand="0" w:firstRowFirstColumn="0" w:firstRowLastColumn="0" w:lastRowFirstColumn="0" w:lastRowLastColumn="0"/>
+            </w:pPr>
+            <w:r>
+              <w:t>Llamadas directas (</w:t>
+            </w:r>
+            <w:proofErr w:type="spellStart"/>
+            <w:r>
+              <w:t>OpenAI</w:t>
+            </w:r>
+            <w:proofErr w:type="spellEnd"/>
+            <w:r>
+              <w:t xml:space="preserve">, Gemini — lo hecho en el Día 1), </w:t>
+            </w:r>
+            <w:proofErr w:type="spellStart"/>
+            <w:r>
+              <w:t>frameworks</w:t>
+            </w:r>
+            <w:proofErr w:type="spellEnd"/>
+            <w:r>
+              <w:t xml:space="preserve"> como </w:t>
+            </w:r>
+            <w:proofErr w:type="spellStart"/>
+            <w:r>
+              <w:t>LangChain</w:t>
+            </w:r>
+            <w:proofErr w:type="spellEnd"/>
+            <w:r>
+              <w:t xml:space="preserve">, servicios gestionados (Amazon Bedrock, Google </w:t>
+            </w:r>
+            <w:proofErr w:type="spellStart"/>
+            <w:r>
+              <w:t>Vertex</w:t>
+            </w:r>
+            <w:proofErr w:type="spellEnd"/>
+            <w:r>
+              <w:t xml:space="preserve"> AI, Azure ML), </w:t>
+            </w:r>
+            <w:proofErr w:type="spellStart"/>
+            <w:r>
+              <w:t>Groq</w:t>
+            </w:r>
+            <w:proofErr w:type="spellEnd"/>
+            <w:r>
+              <w:t xml:space="preserve">, </w:t>
+            </w:r>
+            <w:proofErr w:type="spellStart"/>
+            <w:r>
+              <w:t>OpenRouter</w:t>
+            </w:r>
+            <w:proofErr w:type="spellEnd"/>
+          </w:p>
+        </w:tc>
+        <w:tc>
+          <w:tcPr>
+            <w:tcW w:w="3597" w:type="dxa"/>
+          </w:tcPr>
+          <w:p>
+            <w:pPr>
+              <w:cnfStyle w:val="000000000000" w:firstRow="0" w:lastRow="0" w:firstColumn="0" w:lastColumn="0" w:oddVBand="0" w:evenVBand="0" w:oddHBand="0" w:evenHBand="0" w:firstRowFirstColumn="0" w:firstRowLastColumn="0" w:lastRowFirstColumn="0" w:lastRowLastColumn="0"/>
+            </w:pPr>
+            <w:r>
+              <w:t>Se llama a un modelo corriendo en servidores de un tercero</w:t>
+            </w:r>
+          </w:p>
+        </w:tc>
+      </w:tr>
+      <w:tr>
+        <w:trPr>
+          <w:cnfStyle w:val="000000100000" w:firstRow="0" w:lastRow="0" w:firstColumn="0" w:lastColumn="0" w:oddVBand="0" w:evenVBand="0" w:oddHBand="1" w:evenHBand="0" w:firstRowFirstColumn="0" w:firstRowLastColumn="0" w:lastRowFirstColumn="0" w:lastRowLastColumn="0"/>
+        </w:trPr>
+        <w:tc>
+          <w:tcPr>
+            <w:cnfStyle w:val="001000000000" w:firstRow="0" w:lastRow="0" w:firstColumn="1" w:lastColumn="0" w:oddVBand="0" w:evenVBand="0" w:oddHBand="0" w:evenHBand="0" w:firstRowFirstColumn="0" w:firstRowLastColumn="0" w:lastRowFirstColumn="0" w:lastRowLastColumn="0"/>
+            <w:tcW w:w="3596" w:type="dxa"/>
+          </w:tcPr>
+          <w:p>
+            <w:r>
+              <w:t>Inferencia directa</w:t>
+            </w:r>
+          </w:p>
+        </w:tc>
+        <w:tc>
+          <w:tcPr>
+            <w:tcW w:w="3597" w:type="dxa"/>
+          </w:tcPr>
+          <w:p>
+            <w:pPr>
+              <w:cnfStyle w:val="000000100000" w:firstRow="0" w:lastRow="0" w:firstColumn="0" w:lastColumn="0" w:oddVBand="0" w:evenVBand="0" w:oddHBand="1" w:evenHBand="0" w:firstRowFirstColumn="0" w:firstRowLastColumn="0" w:lastRowFirstColumn="0" w:lastRowLastColumn="0"/>
+            </w:pPr>
+            <w:proofErr w:type="spellStart"/>
+            <w:r>
+              <w:t>Hugging</w:t>
+            </w:r>
+            <w:proofErr w:type="spellEnd"/>
+            <w:r>
+              <w:t xml:space="preserve"> </w:t>
+            </w:r>
+            <w:proofErr w:type="spellStart"/>
+            <w:r>
+              <w:t>Face</w:t>
+            </w:r>
+            <w:proofErr w:type="spellEnd"/>
+            <w:r>
+              <w:t xml:space="preserve"> Transformers, u </w:t>
+            </w:r>
+            <w:r>
+              <w:rPr>
+                <w:b/>
+                <w:bCs/>
+              </w:rPr>
+              <w:t>Ollama</w:t>
+            </w:r>
+          </w:p>
+        </w:tc>
+        <w:tc>
+          <w:tcPr>
+            <w:tcW w:w="3597" w:type="dxa"/>
+          </w:tcPr>
+          <w:p>
+            <w:pPr>
+              <w:cnfStyle w:val="000000100000" w:firstRow="0" w:lastRow="0" w:firstColumn="0" w:lastColumn="0" w:oddVBand="0" w:evenVBand="0" w:oddHBand="1" w:evenHBand="0" w:firstRowFirstColumn="0" w:firstRowLastColumn="0" w:lastRowFirstColumn="0" w:lastRowLastColumn="0"/>
+            </w:pPr>
+            <w:r>
+              <w:t>Se corre el modelo con hardware propio, sin depender de ningún servidor externo</w:t>
+            </w:r>
+          </w:p>
+        </w:tc>
+      </w:tr>
+    </w:tbl>
+    <w:p>
+      <w:pPr>
+        <w:pBdr>
+          <w:bottom w:val="single" w:sz="6" w:space="1" w:color="auto"/>
+        </w:pBdr>
+        <w:rPr>
+          <w:highlight w:val="yellow"/>
+        </w:rPr>
+      </w:pPr>
+    </w:p>
+    <w:p>
+      <w:pPr>
+        <w:rPr>
+          <w:b/>
+          <w:bCs/>
+          <w:sz w:val="24"/>
+          <w:szCs w:val="28"/>
+          <w:highlight w:val="yellow"/>
+        </w:rPr>
+      </w:pPr>
+      <w:r>
+        <w:rPr>
+          <w:b/>
+          <w:bCs/>
+          <w:sz w:val="24"/>
+          <w:szCs w:val="28"/>
+          <w:highlight w:val="yellow"/>
+        </w:rPr>
+        <w:lastRenderedPageBreak/>
+        <w:t xml:space="preserve">Diferencia entre </w:t>
+      </w:r>
+      <w:proofErr w:type="spellStart"/>
+      <w:r>
+        <w:rPr>
+          <w:b/>
+          <w:bCs/>
+          <w:sz w:val="24"/>
+          <w:szCs w:val="28"/>
+          <w:highlight w:val="yellow"/>
+        </w:rPr>
+        <w:t>Hugging</w:t>
+      </w:r>
+      <w:proofErr w:type="spellEnd"/>
+      <w:r>
+        <w:rPr>
+          <w:b/>
+          <w:bCs/>
+          <w:sz w:val="24"/>
+          <w:szCs w:val="28"/>
+          <w:highlight w:val="yellow"/>
+        </w:rPr>
+        <w:t xml:space="preserve"> </w:t>
+      </w:r>
+      <w:proofErr w:type="spellStart"/>
+      <w:r>
+        <w:rPr>
+          <w:b/>
+          <w:bCs/>
+          <w:sz w:val="24"/>
+          <w:szCs w:val="28"/>
+          <w:highlight w:val="yellow"/>
+        </w:rPr>
+        <w:t>Face</w:t>
+      </w:r>
+      <w:proofErr w:type="spellEnd"/>
+      <w:r>
+        <w:rPr>
+          <w:b/>
+          <w:bCs/>
+          <w:sz w:val="24"/>
+          <w:szCs w:val="28"/>
+          <w:highlight w:val="yellow"/>
+        </w:rPr>
+        <w:t xml:space="preserve"> Transformers y Ollama (ambas son "inferencia directa")</w:t>
+      </w:r>
+    </w:p>
+    <w:p>
+      <w:pPr>
+        <w:pStyle w:val="Prrafodelista"/>
+        <w:numPr>
+          <w:ilvl w:val="0"/>
+          <w:numId w:val="3"/>
+        </w:numPr>
+      </w:pPr>
+      <w:proofErr w:type="spellStart"/>
+      <w:r>
+        <w:rPr>
+          <w:b/>
+          <w:bCs/>
+        </w:rPr>
+        <w:t>Hugging</w:t>
+      </w:r>
+      <w:proofErr w:type="spellEnd"/>
+      <w:r>
+        <w:rPr>
+          <w:b/>
+          <w:bCs/>
+        </w:rPr>
+        <w:t xml:space="preserve"> </w:t>
+      </w:r>
+      <w:proofErr w:type="spellStart"/>
+      <w:r>
+        <w:rPr>
+          <w:b/>
+          <w:bCs/>
+        </w:rPr>
+        <w:t>Face</w:t>
+      </w:r>
+      <w:proofErr w:type="spellEnd"/>
+      <w:r>
+        <w:rPr>
+          <w:b/>
+          <w:bCs/>
+        </w:rPr>
+        <w:t xml:space="preserve"> Transformers: </w:t>
+      </w:r>
+      <w:r>
+        <w:t>se toma el código fuente original (Python/C++) del modelo y sus pesos, y se corre directamente en el propio intérprete de Python — más flexible, pero más técnico.</w:t>
+      </w:r>
+    </w:p>
+    <w:p>
+      <w:pPr>
+        <w:pStyle w:val="Prrafodelista"/>
+        <w:numPr>
+          <w:ilvl w:val="0"/>
+          <w:numId w:val="3"/>
+        </w:numPr>
+      </w:pPr>
+      <w:r>
+        <w:rPr>
+          <w:b/>
+          <w:bCs/>
+        </w:rPr>
+        <w:t xml:space="preserve">Ollama: </w:t>
+      </w:r>
+      <w:r>
+        <w:t xml:space="preserve">empaqueta todo eso de forma optimizada – código en C++ eficiente, pesos comprimidos en archivos </w:t>
+      </w:r>
+      <w:r>
+        <w:rPr>
+          <w:b/>
+          <w:bCs/>
+        </w:rPr>
+        <w:t xml:space="preserve">GGUF – </w:t>
+      </w:r>
+      <w:r>
+        <w:t xml:space="preserve">y da una API local lista para usar en pocos pasos. Es </w:t>
+      </w:r>
+      <w:proofErr w:type="spellStart"/>
+      <w:r>
+        <w:t>mas</w:t>
+      </w:r>
+      <w:proofErr w:type="spellEnd"/>
+      <w:r>
+        <w:t xml:space="preserve"> simple, peros solo soporta los modelos específicos que Ollama empaqueto.</w:t>
+      </w:r>
+    </w:p>
+    <w:p>
+      <w:pPr>
+        <w:pBdr>
+          <w:bottom w:val="single" w:sz="6" w:space="1" w:color="auto"/>
+        </w:pBdr>
+      </w:pPr>
+    </w:p>
+    <w:p>
+      <w:pPr>
+        <w:pStyle w:val="Ttulo3"/>
+        <w:rPr>
+          <w:b/>
+          <w:bCs/>
+          <w:sz w:val="24"/>
+          <w:szCs w:val="24"/>
+          <w:highlight w:val="yellow"/>
+        </w:rPr>
+      </w:pPr>
+      <w:r>
+        <w:rPr>
+          <w:b/>
+          <w:bCs/>
+          <w:sz w:val="24"/>
+          <w:szCs w:val="24"/>
+          <w:highlight w:val="yellow"/>
+        </w:rPr>
+        <w:t>1.7.4 Que es “inferencia”</w:t>
+      </w:r>
+    </w:p>
+    <w:p>
+      <w:pPr>
+        <w:rPr>
+          <w:b/>
+          <w:bCs/>
+          <w:sz w:val="24"/>
+          <w:szCs w:val="28"/>
+        </w:rPr>
+      </w:pPr>
+      <w:r>
+        <w:rPr>
+          <w:b/>
+          <w:bCs/>
+          <w:sz w:val="24"/>
+          <w:szCs w:val="28"/>
+          <w:highlight w:val="yellow"/>
+        </w:rPr>
+        <w:t>Qué es "inferencia"</w:t>
+      </w:r>
+    </w:p>
+    <w:p>
+      <w:r>
+        <w:t xml:space="preserve">Término técnico que se va a usar constantemente en el curso: </w:t>
+      </w:r>
+      <w:r>
+        <w:rPr>
+          <w:b/>
+          <w:bCs/>
+        </w:rPr>
+        <w:t>inferencia = correr un modelo</w:t>
+      </w:r>
+      <w:r>
+        <w:t>. Es el proceso de darle una entrada nueva a un modelo ya entrenado y obtener una salida (una respuesta).</w:t>
+      </w:r>
+    </w:p>
+    <w:p>
+      <w:pPr>
+        <w:rPr>
+          <w:b/>
+          <w:bCs/>
+          <w:sz w:val="24"/>
+          <w:szCs w:val="28"/>
+        </w:rPr>
+      </w:pPr>
+      <w:r>
+        <w:rPr>
+          <w:b/>
+          <w:bCs/>
+          <w:sz w:val="24"/>
+          <w:szCs w:val="28"/>
+          <w:highlight w:val="yellow"/>
+        </w:rPr>
+        <w:t>Otros conceptos mencionados de pasada</w:t>
+      </w:r>
+    </w:p>
+    <w:p>
+      <w:pPr>
+        <w:pStyle w:val="Prrafodelista"/>
+        <w:numPr>
+          <w:ilvl w:val="0"/>
+          <w:numId w:val="3"/>
+        </w:numPr>
+      </w:pPr>
+      <w:proofErr w:type="spellStart"/>
+      <w:r>
+        <w:rPr>
+          <w:b/>
+          <w:bCs/>
+        </w:rPr>
+        <w:t>Grok</w:t>
+      </w:r>
+      <w:proofErr w:type="spellEnd"/>
+      <w:r>
+        <w:rPr>
+          <w:b/>
+          <w:bCs/>
+        </w:rPr>
+        <w:t xml:space="preserve"> (con Q)</w:t>
+      </w:r>
+      <w:r>
+        <w:t>: un tipo de servicio para correr modelos open-</w:t>
+      </w:r>
+      <w:proofErr w:type="spellStart"/>
+      <w:r>
+        <w:t>source</w:t>
+      </w:r>
+      <w:proofErr w:type="spellEnd"/>
+      <w:r>
+        <w:t xml:space="preserve"> a gran velocidad en la nube usando hardware propietario — distinto de </w:t>
+      </w:r>
+      <w:proofErr w:type="spellStart"/>
+      <w:r>
+        <w:rPr>
+          <w:b/>
+          <w:bCs/>
+        </w:rPr>
+        <w:t>Grok</w:t>
+      </w:r>
+      <w:proofErr w:type="spellEnd"/>
+      <w:r>
+        <w:rPr>
+          <w:b/>
+          <w:bCs/>
+        </w:rPr>
+        <w:t xml:space="preserve"> (con K)</w:t>
+      </w:r>
+      <w:r>
+        <w:t>, el modelo de IA de Elon Musk/</w:t>
+      </w:r>
+      <w:proofErr w:type="spellStart"/>
+      <w:r>
+        <w:t>xAI</w:t>
+      </w:r>
+      <w:proofErr w:type="spellEnd"/>
+      <w:r>
+        <w:t xml:space="preserve">. El profesor advierte explícitamente sobre esta confusión de nombres. </w:t>
+      </w:r>
+    </w:p>
+    <w:p>
+      <w:pPr>
+        <w:pStyle w:val="Prrafodelista"/>
+        <w:numPr>
+          <w:ilvl w:val="0"/>
+          <w:numId w:val="3"/>
+        </w:numPr>
+      </w:pPr>
+      <w:proofErr w:type="spellStart"/>
+      <w:r>
+        <w:rPr>
+          <w:b/>
+          <w:bCs/>
+        </w:rPr>
+        <w:t>OpenRouter</w:t>
+      </w:r>
+      <w:proofErr w:type="spellEnd"/>
+      <w:r>
+        <w:t>: plataforma que redirige pedidos a muchos proveedores de modelos distintos desde un solo punto de entrada.</w:t>
+      </w:r>
+      <w:r>
+        <w:t xml:space="preserve"> </w:t>
+      </w:r>
+    </w:p>
     <w:p/>
     <w:p/>
     <w:p>
@@ -23603,6 +26470,232 @@
     </w:lvl>
   </w:abstractNum>
   <w:abstractNum w:abstractNumId="4" w15:restartNumberingAfterBreak="0">
+    <w:nsid w:val="0F3922B6"/>
+    <w:multiLevelType w:val="multilevel"/>
+    <w:tmpl w:val="C76AE63C"/>
+    <w:lvl w:ilvl="0">
+      <w:start w:val="1"/>
+      <w:numFmt w:val="decimal"/>
+      <w:lvlText w:val="%1."/>
+      <w:lvlJc w:val="left"/>
+      <w:pPr>
+        <w:tabs>
+          <w:tab w:val="num" w:pos="720"/>
+        </w:tabs>
+        <w:ind w:left="720" w:hanging="360"/>
+      </w:pPr>
+    </w:lvl>
+    <w:lvl w:ilvl="1" w:tentative="1">
+      <w:start w:val="1"/>
+      <w:numFmt w:val="decimal"/>
+      <w:lvlText w:val="%2."/>
+      <w:lvlJc w:val="left"/>
+      <w:pPr>
+        <w:tabs>
+          <w:tab w:val="num" w:pos="1440"/>
+        </w:tabs>
+        <w:ind w:left="1440" w:hanging="360"/>
+      </w:pPr>
+    </w:lvl>
+    <w:lvl w:ilvl="2" w:tentative="1">
+      <w:start w:val="1"/>
+      <w:numFmt w:val="decimal"/>
+      <w:lvlText w:val="%3."/>
+      <w:lvlJc w:val="left"/>
+      <w:pPr>
+        <w:tabs>
+          <w:tab w:val="num" w:pos="2160"/>
+        </w:tabs>
+        <w:ind w:left="2160" w:hanging="360"/>
+      </w:pPr>
+    </w:lvl>
+    <w:lvl w:ilvl="3" w:tentative="1">
+      <w:start w:val="1"/>
+      <w:numFmt w:val="decimal"/>
+      <w:lvlText w:val="%4."/>
+      <w:lvlJc w:val="left"/>
+      <w:pPr>
+        <w:tabs>
+          <w:tab w:val="num" w:pos="2880"/>
+        </w:tabs>
+        <w:ind w:left="2880" w:hanging="360"/>
+      </w:pPr>
+    </w:lvl>
+    <w:lvl w:ilvl="4" w:tentative="1">
+      <w:start w:val="1"/>
+      <w:numFmt w:val="decimal"/>
+      <w:lvlText w:val="%5."/>
+      <w:lvlJc w:val="left"/>
+      <w:pPr>
+        <w:tabs>
+          <w:tab w:val="num" w:pos="3600"/>
+        </w:tabs>
+        <w:ind w:left="3600" w:hanging="360"/>
+      </w:pPr>
+    </w:lvl>
+    <w:lvl w:ilvl="5" w:tentative="1">
+      <w:start w:val="1"/>
+      <w:numFmt w:val="decimal"/>
+      <w:lvlText w:val="%6."/>
+      <w:lvlJc w:val="left"/>
+      <w:pPr>
+        <w:tabs>
+          <w:tab w:val="num" w:pos="4320"/>
+        </w:tabs>
+        <w:ind w:left="4320" w:hanging="360"/>
+      </w:pPr>
+    </w:lvl>
+    <w:lvl w:ilvl="6" w:tentative="1">
+      <w:start w:val="1"/>
+      <w:numFmt w:val="decimal"/>
+      <w:lvlText w:val="%7."/>
+      <w:lvlJc w:val="left"/>
+      <w:pPr>
+        <w:tabs>
+          <w:tab w:val="num" w:pos="5040"/>
+        </w:tabs>
+        <w:ind w:left="5040" w:hanging="360"/>
+      </w:pPr>
+    </w:lvl>
+    <w:lvl w:ilvl="7" w:tentative="1">
+      <w:start w:val="1"/>
+      <w:numFmt w:val="decimal"/>
+      <w:lvlText w:val="%8."/>
+      <w:lvlJc w:val="left"/>
+      <w:pPr>
+        <w:tabs>
+          <w:tab w:val="num" w:pos="5760"/>
+        </w:tabs>
+        <w:ind w:left="5760" w:hanging="360"/>
+      </w:pPr>
+    </w:lvl>
+    <w:lvl w:ilvl="8" w:tentative="1">
+      <w:start w:val="1"/>
+      <w:numFmt w:val="decimal"/>
+      <w:lvlText w:val="%9."/>
+      <w:lvlJc w:val="left"/>
+      <w:pPr>
+        <w:tabs>
+          <w:tab w:val="num" w:pos="6480"/>
+        </w:tabs>
+        <w:ind w:left="6480" w:hanging="360"/>
+      </w:pPr>
+    </w:lvl>
+  </w:abstractNum>
+  <w:abstractNum w:abstractNumId="5" w15:restartNumberingAfterBreak="0">
+    <w:nsid w:val="13A02375"/>
+    <w:multiLevelType w:val="multilevel"/>
+    <w:tmpl w:val="E3502780"/>
+    <w:lvl w:ilvl="0">
+      <w:start w:val="1"/>
+      <w:numFmt w:val="decimal"/>
+      <w:lvlText w:val="%1"/>
+      <w:lvlJc w:val="left"/>
+      <w:pPr>
+        <w:ind w:left="540" w:hanging="540"/>
+      </w:pPr>
+      <w:rPr>
+        <w:rFonts w:hint="default"/>
+      </w:rPr>
+    </w:lvl>
+    <w:lvl w:ilvl="1">
+      <w:start w:val="5"/>
+      <w:numFmt w:val="decimal"/>
+      <w:lvlText w:val="%1.%2"/>
+      <w:lvlJc w:val="left"/>
+      <w:pPr>
+        <w:ind w:left="540" w:hanging="540"/>
+      </w:pPr>
+      <w:rPr>
+        <w:rFonts w:hint="default"/>
+      </w:rPr>
+    </w:lvl>
+    <w:lvl w:ilvl="2">
+      <w:start w:val="4"/>
+      <w:numFmt w:val="decimal"/>
+      <w:lvlText w:val="%1.%2.%3"/>
+      <w:lvlJc w:val="left"/>
+      <w:pPr>
+        <w:ind w:left="720" w:hanging="720"/>
+      </w:pPr>
+      <w:rPr>
+        <w:rFonts w:hint="default"/>
+      </w:rPr>
+    </w:lvl>
+    <w:lvl w:ilvl="3">
+      <w:start w:val="1"/>
+      <w:numFmt w:val="decimal"/>
+      <w:lvlText w:val="%1.%2.%3.%4"/>
+      <w:lvlJc w:val="left"/>
+      <w:pPr>
+        <w:ind w:left="720" w:hanging="720"/>
+      </w:pPr>
+      <w:rPr>
+        <w:rFonts w:hint="default"/>
+      </w:rPr>
+    </w:lvl>
+    <w:lvl w:ilvl="4">
+      <w:start w:val="1"/>
+      <w:numFmt w:val="decimal"/>
+      <w:lvlText w:val="%1.%2.%3.%4.%5"/>
+      <w:lvlJc w:val="left"/>
+      <w:pPr>
+        <w:ind w:left="1080" w:hanging="1080"/>
+      </w:pPr>
+      <w:rPr>
+        <w:rFonts w:hint="default"/>
+      </w:rPr>
+    </w:lvl>
+    <w:lvl w:ilvl="5">
+      <w:start w:val="1"/>
+      <w:numFmt w:val="decimal"/>
+      <w:lvlText w:val="%1.%2.%3.%4.%5.%6"/>
+      <w:lvlJc w:val="left"/>
+      <w:pPr>
+        <w:ind w:left="1080" w:hanging="1080"/>
+      </w:pPr>
+      <w:rPr>
+        <w:rFonts w:hint="default"/>
+      </w:rPr>
+    </w:lvl>
+    <w:lvl w:ilvl="6">
+      <w:start w:val="1"/>
+      <w:numFmt w:val="decimal"/>
+      <w:lvlText w:val="%1.%2.%3.%4.%5.%6.%7"/>
+      <w:lvlJc w:val="left"/>
+      <w:pPr>
+        <w:ind w:left="1440" w:hanging="1440"/>
+      </w:pPr>
+      <w:rPr>
+        <w:rFonts w:hint="default"/>
+      </w:rPr>
+    </w:lvl>
+    <w:lvl w:ilvl="7">
+      <w:start w:val="1"/>
+      <w:numFmt w:val="decimal"/>
+      <w:lvlText w:val="%1.%2.%3.%4.%5.%6.%7.%8"/>
+      <w:lvlJc w:val="left"/>
+      <w:pPr>
+        <w:ind w:left="1440" w:hanging="1440"/>
+      </w:pPr>
+      <w:rPr>
+        <w:rFonts w:hint="default"/>
+      </w:rPr>
+    </w:lvl>
+    <w:lvl w:ilvl="8">
+      <w:start w:val="1"/>
+      <w:numFmt w:val="decimal"/>
+      <w:lvlText w:val="%1.%2.%3.%4.%5.%6.%7.%8.%9"/>
+      <w:lvlJc w:val="left"/>
+      <w:pPr>
+        <w:ind w:left="1800" w:hanging="1800"/>
+      </w:pPr>
+      <w:rPr>
+        <w:rFonts w:hint="default"/>
+      </w:rPr>
+    </w:lvl>
+  </w:abstractNum>
+  <w:abstractNum w:abstractNumId="6" w15:restartNumberingAfterBreak="0">
     <w:nsid w:val="154C2685"/>
     <w:multiLevelType w:val="hybridMultilevel"/>
     <w:tmpl w:val="0C0C9B22"/>
@@ -23715,7 +26808,7 @@
       </w:rPr>
     </w:lvl>
   </w:abstractNum>
-  <w:abstractNum w:abstractNumId="5" w15:restartNumberingAfterBreak="0">
+  <w:abstractNum w:abstractNumId="7" w15:restartNumberingAfterBreak="0">
     <w:nsid w:val="1D5A35D7"/>
     <w:multiLevelType w:val="multilevel"/>
     <w:tmpl w:val="7A56AFD8"/>
@@ -23864,7 +26957,7 @@
       </w:rPr>
     </w:lvl>
   </w:abstractNum>
-  <w:abstractNum w:abstractNumId="6" w15:restartNumberingAfterBreak="0">
+  <w:abstractNum w:abstractNumId="8" w15:restartNumberingAfterBreak="0">
     <w:nsid w:val="1F5378E9"/>
     <w:multiLevelType w:val="hybridMultilevel"/>
     <w:tmpl w:val="E088698E"/>
@@ -23953,7 +27046,7 @@
       </w:pPr>
     </w:lvl>
   </w:abstractNum>
-  <w:abstractNum w:abstractNumId="7" w15:restartNumberingAfterBreak="0">
+  <w:abstractNum w:abstractNumId="9" w15:restartNumberingAfterBreak="0">
     <w:nsid w:val="210F7B87"/>
     <w:multiLevelType w:val="multilevel"/>
     <w:tmpl w:val="7BC8306E"/>
@@ -24102,7 +27195,7 @@
       </w:rPr>
     </w:lvl>
   </w:abstractNum>
-  <w:abstractNum w:abstractNumId="8" w15:restartNumberingAfterBreak="0">
+  <w:abstractNum w:abstractNumId="10" w15:restartNumberingAfterBreak="0">
     <w:nsid w:val="289F17F9"/>
     <w:multiLevelType w:val="hybridMultilevel"/>
     <w:tmpl w:val="4208863C"/>
@@ -24191,7 +27284,7 @@
       </w:pPr>
     </w:lvl>
   </w:abstractNum>
-  <w:abstractNum w:abstractNumId="9" w15:restartNumberingAfterBreak="0">
+  <w:abstractNum w:abstractNumId="11" w15:restartNumberingAfterBreak="0">
     <w:nsid w:val="2D5C6B5A"/>
     <w:multiLevelType w:val="multilevel"/>
     <w:tmpl w:val="6CD4884E"/>
@@ -24340,7 +27433,7 @@
       </w:rPr>
     </w:lvl>
   </w:abstractNum>
-  <w:abstractNum w:abstractNumId="10" w15:restartNumberingAfterBreak="0">
+  <w:abstractNum w:abstractNumId="12" w15:restartNumberingAfterBreak="0">
     <w:nsid w:val="2F806F87"/>
     <w:multiLevelType w:val="multilevel"/>
     <w:tmpl w:val="D2A81D56"/>
@@ -24489,7 +27582,7 @@
       </w:rPr>
     </w:lvl>
   </w:abstractNum>
-  <w:abstractNum w:abstractNumId="11" w15:restartNumberingAfterBreak="0">
+  <w:abstractNum w:abstractNumId="13" w15:restartNumberingAfterBreak="0">
     <w:nsid w:val="3721372D"/>
     <w:multiLevelType w:val="multilevel"/>
     <w:tmpl w:val="13726C4C"/>
@@ -24638,7 +27731,7 @@
       </w:rPr>
     </w:lvl>
   </w:abstractNum>
-  <w:abstractNum w:abstractNumId="12" w15:restartNumberingAfterBreak="0">
+  <w:abstractNum w:abstractNumId="14" w15:restartNumberingAfterBreak="0">
     <w:nsid w:val="39954E22"/>
     <w:multiLevelType w:val="multilevel"/>
     <w:tmpl w:val="889440C2"/>
@@ -24787,7 +27880,156 @@
       </w:rPr>
     </w:lvl>
   </w:abstractNum>
-  <w:abstractNum w:abstractNumId="13" w15:restartNumberingAfterBreak="0">
+  <w:abstractNum w:abstractNumId="15" w15:restartNumberingAfterBreak="0">
+    <w:nsid w:val="3C6A791E"/>
+    <w:multiLevelType w:val="multilevel"/>
+    <w:tmpl w:val="74AC83C2"/>
+    <w:lvl w:ilvl="0">
+      <w:start w:val="1"/>
+      <w:numFmt w:val="bullet"/>
+      <w:lvlText w:val=""/>
+      <w:lvlJc w:val="left"/>
+      <w:pPr>
+        <w:tabs>
+          <w:tab w:val="num" w:pos="720"/>
+        </w:tabs>
+        <w:ind w:left="720" w:hanging="360"/>
+      </w:pPr>
+      <w:rPr>
+        <w:rFonts w:ascii="Symbol" w:hAnsi="Symbol" w:hint="default"/>
+        <w:sz w:val="20"/>
+      </w:rPr>
+    </w:lvl>
+    <w:lvl w:ilvl="1" w:tentative="1">
+      <w:start w:val="1"/>
+      <w:numFmt w:val="bullet"/>
+      <w:lvlText w:val="o"/>
+      <w:lvlJc w:val="left"/>
+      <w:pPr>
+        <w:tabs>
+          <w:tab w:val="num" w:pos="1440"/>
+        </w:tabs>
+        <w:ind w:left="1440" w:hanging="360"/>
+      </w:pPr>
+      <w:rPr>
+        <w:rFonts w:ascii="Courier New" w:hAnsi="Courier New" w:hint="default"/>
+        <w:sz w:val="20"/>
+      </w:rPr>
+    </w:lvl>
+    <w:lvl w:ilvl="2" w:tentative="1">
+      <w:start w:val="1"/>
+      <w:numFmt w:val="bullet"/>
+      <w:lvlText w:val=""/>
+      <w:lvlJc w:val="left"/>
+      <w:pPr>
+        <w:tabs>
+          <w:tab w:val="num" w:pos="2160"/>
+        </w:tabs>
+        <w:ind w:left="2160" w:hanging="360"/>
+      </w:pPr>
+      <w:rPr>
+        <w:rFonts w:ascii="Wingdings" w:hAnsi="Wingdings" w:hint="default"/>
+        <w:sz w:val="20"/>
+      </w:rPr>
+    </w:lvl>
+    <w:lvl w:ilvl="3" w:tentative="1">
+      <w:start w:val="1"/>
+      <w:numFmt w:val="bullet"/>
+      <w:lvlText w:val=""/>
+      <w:lvlJc w:val="left"/>
+      <w:pPr>
+        <w:tabs>
+          <w:tab w:val="num" w:pos="2880"/>
+        </w:tabs>
+        <w:ind w:left="2880" w:hanging="360"/>
+      </w:pPr>
+      <w:rPr>
+        <w:rFonts w:ascii="Wingdings" w:hAnsi="Wingdings" w:hint="default"/>
+        <w:sz w:val="20"/>
+      </w:rPr>
+    </w:lvl>
+    <w:lvl w:ilvl="4" w:tentative="1">
+      <w:start w:val="1"/>
+      <w:numFmt w:val="bullet"/>
+      <w:lvlText w:val=""/>
+      <w:lvlJc w:val="left"/>
+      <w:pPr>
+        <w:tabs>
+          <w:tab w:val="num" w:pos="3600"/>
+        </w:tabs>
+        <w:ind w:left="3600" w:hanging="360"/>
+      </w:pPr>
+      <w:rPr>
+        <w:rFonts w:ascii="Wingdings" w:hAnsi="Wingdings" w:hint="default"/>
+        <w:sz w:val="20"/>
+      </w:rPr>
+    </w:lvl>
+    <w:lvl w:ilvl="5" w:tentative="1">
+      <w:start w:val="1"/>
+      <w:numFmt w:val="bullet"/>
+      <w:lvlText w:val=""/>
+      <w:lvlJc w:val="left"/>
+      <w:pPr>
+        <w:tabs>
+          <w:tab w:val="num" w:pos="4320"/>
+        </w:tabs>
+        <w:ind w:left="4320" w:hanging="360"/>
+      </w:pPr>
+      <w:rPr>
+        <w:rFonts w:ascii="Wingdings" w:hAnsi="Wingdings" w:hint="default"/>
+        <w:sz w:val="20"/>
+      </w:rPr>
+    </w:lvl>
+    <w:lvl w:ilvl="6" w:tentative="1">
+      <w:start w:val="1"/>
+      <w:numFmt w:val="bullet"/>
+      <w:lvlText w:val=""/>
+      <w:lvlJc w:val="left"/>
+      <w:pPr>
+        <w:tabs>
+          <w:tab w:val="num" w:pos="5040"/>
+        </w:tabs>
+        <w:ind w:left="5040" w:hanging="360"/>
+      </w:pPr>
+      <w:rPr>
+        <w:rFonts w:ascii="Wingdings" w:hAnsi="Wingdings" w:hint="default"/>
+        <w:sz w:val="20"/>
+      </w:rPr>
+    </w:lvl>
+    <w:lvl w:ilvl="7" w:tentative="1">
+      <w:start w:val="1"/>
+      <w:numFmt w:val="bullet"/>
+      <w:lvlText w:val=""/>
+      <w:lvlJc w:val="left"/>
+      <w:pPr>
+        <w:tabs>
+          <w:tab w:val="num" w:pos="5760"/>
+        </w:tabs>
+        <w:ind w:left="5760" w:hanging="360"/>
+      </w:pPr>
+      <w:rPr>
+        <w:rFonts w:ascii="Wingdings" w:hAnsi="Wingdings" w:hint="default"/>
+        <w:sz w:val="20"/>
+      </w:rPr>
+    </w:lvl>
+    <w:lvl w:ilvl="8" w:tentative="1">
+      <w:start w:val="1"/>
+      <w:numFmt w:val="bullet"/>
+      <w:lvlText w:val=""/>
+      <w:lvlJc w:val="left"/>
+      <w:pPr>
+        <w:tabs>
+          <w:tab w:val="num" w:pos="6480"/>
+        </w:tabs>
+        <w:ind w:left="6480" w:hanging="360"/>
+      </w:pPr>
+      <w:rPr>
+        <w:rFonts w:ascii="Wingdings" w:hAnsi="Wingdings" w:hint="default"/>
+        <w:sz w:val="20"/>
+      </w:rPr>
+    </w:lvl>
+  </w:abstractNum>
+  <w:abstractNum w:abstractNumId="16" w15:restartNumberingAfterBreak="0">
     <w:nsid w:val="3DD847E6"/>
     <w:multiLevelType w:val="multilevel"/>
     <w:tmpl w:val="E9B08924"/>
@@ -24936,7 +28178,7 @@
       </w:rPr>
     </w:lvl>
   </w:abstractNum>
-  <w:abstractNum w:abstractNumId="14" w15:restartNumberingAfterBreak="0">
+  <w:abstractNum w:abstractNumId="17" w15:restartNumberingAfterBreak="0">
     <w:nsid w:val="443735ED"/>
     <w:multiLevelType w:val="multilevel"/>
     <w:tmpl w:val="2C423B9C"/>
@@ -25049,7 +28291,7 @@
       </w:rPr>
     </w:lvl>
   </w:abstractNum>
-  <w:abstractNum w:abstractNumId="15" w15:restartNumberingAfterBreak="0">
+  <w:abstractNum w:abstractNumId="18" w15:restartNumberingAfterBreak="0">
     <w:nsid w:val="44C57172"/>
     <w:multiLevelType w:val="multilevel"/>
     <w:tmpl w:val="F6FE394E"/>
@@ -25162,7 +28404,7 @@
       </w:pPr>
     </w:lvl>
   </w:abstractNum>
-  <w:abstractNum w:abstractNumId="16" w15:restartNumberingAfterBreak="0">
+  <w:abstractNum w:abstractNumId="19" w15:restartNumberingAfterBreak="0">
     <w:nsid w:val="482D37C4"/>
     <w:multiLevelType w:val="multilevel"/>
     <w:tmpl w:val="2C423B9C"/>
@@ -25275,7 +28517,7 @@
       </w:rPr>
     </w:lvl>
   </w:abstractNum>
-  <w:abstractNum w:abstractNumId="17" w15:restartNumberingAfterBreak="0">
+  <w:abstractNum w:abstractNumId="20" w15:restartNumberingAfterBreak="0">
     <w:nsid w:val="49421D00"/>
     <w:multiLevelType w:val="multilevel"/>
     <w:tmpl w:val="7E6ED63C"/>
@@ -25388,7 +28630,7 @@
       </w:rPr>
     </w:lvl>
   </w:abstractNum>
-  <w:abstractNum w:abstractNumId="18" w15:restartNumberingAfterBreak="0">
+  <w:abstractNum w:abstractNumId="21" w15:restartNumberingAfterBreak="0">
     <w:nsid w:val="4CAD596E"/>
     <w:multiLevelType w:val="multilevel"/>
     <w:tmpl w:val="501C94C8"/>
@@ -25537,7 +28779,7 @@
       </w:rPr>
     </w:lvl>
   </w:abstractNum>
-  <w:abstractNum w:abstractNumId="19" w15:restartNumberingAfterBreak="0">
+  <w:abstractNum w:abstractNumId="22" w15:restartNumberingAfterBreak="0">
     <w:nsid w:val="516B4C43"/>
     <w:multiLevelType w:val="multilevel"/>
     <w:tmpl w:val="C2247296"/>
@@ -25650,7 +28892,7 @@
       </w:pPr>
     </w:lvl>
   </w:abstractNum>
-  <w:abstractNum w:abstractNumId="20" w15:restartNumberingAfterBreak="0">
+  <w:abstractNum w:abstractNumId="23" w15:restartNumberingAfterBreak="0">
     <w:nsid w:val="56530035"/>
     <w:multiLevelType w:val="multilevel"/>
     <w:tmpl w:val="7E6ED63C"/>
@@ -25763,7 +29005,7 @@
       </w:rPr>
     </w:lvl>
   </w:abstractNum>
-  <w:abstractNum w:abstractNumId="21" w15:restartNumberingAfterBreak="0">
+  <w:abstractNum w:abstractNumId="24" w15:restartNumberingAfterBreak="0">
     <w:nsid w:val="586E4463"/>
     <w:multiLevelType w:val="multilevel"/>
     <w:tmpl w:val="8CFAF102"/>
@@ -25912,7 +29154,7 @@
       </w:rPr>
     </w:lvl>
   </w:abstractNum>
-  <w:abstractNum w:abstractNumId="22" w15:restartNumberingAfterBreak="0">
+  <w:abstractNum w:abstractNumId="25" w15:restartNumberingAfterBreak="0">
     <w:nsid w:val="593354CB"/>
     <w:multiLevelType w:val="multilevel"/>
     <w:tmpl w:val="5C6E5828"/>
@@ -26061,7 +29303,156 @@
       </w:rPr>
     </w:lvl>
   </w:abstractNum>
-  <w:abstractNum w:abstractNumId="23" w15:restartNumberingAfterBreak="0">
+  <w:abstractNum w:abstractNumId="26" w15:restartNumberingAfterBreak="0">
+    <w:nsid w:val="5B410341"/>
+    <w:multiLevelType w:val="multilevel"/>
+    <w:tmpl w:val="EAEAB44C"/>
+    <w:lvl w:ilvl="0">
+      <w:start w:val="1"/>
+      <w:numFmt w:val="bullet"/>
+      <w:lvlText w:val=""/>
+      <w:lvlJc w:val="left"/>
+      <w:pPr>
+        <w:tabs>
+          <w:tab w:val="num" w:pos="720"/>
+        </w:tabs>
+        <w:ind w:left="720" w:hanging="360"/>
+      </w:pPr>
+      <w:rPr>
+        <w:rFonts w:ascii="Symbol" w:hAnsi="Symbol" w:hint="default"/>
+        <w:sz w:val="20"/>
+      </w:rPr>
+    </w:lvl>
+    <w:lvl w:ilvl="1" w:tentative="1">
+      <w:start w:val="1"/>
+      <w:numFmt w:val="bullet"/>
+      <w:lvlText w:val="o"/>
+      <w:lvlJc w:val="left"/>
+      <w:pPr>
+        <w:tabs>
+          <w:tab w:val="num" w:pos="1440"/>
+        </w:tabs>
+        <w:ind w:left="1440" w:hanging="360"/>
+      </w:pPr>
+      <w:rPr>
+        <w:rFonts w:ascii="Courier New" w:hAnsi="Courier New" w:hint="default"/>
+        <w:sz w:val="20"/>
+      </w:rPr>
+    </w:lvl>
+    <w:lvl w:ilvl="2" w:tentative="1">
+      <w:start w:val="1"/>
+      <w:numFmt w:val="bullet"/>
+      <w:lvlText w:val=""/>
+      <w:lvlJc w:val="left"/>
+      <w:pPr>
+        <w:tabs>
+          <w:tab w:val="num" w:pos="2160"/>
+        </w:tabs>
+        <w:ind w:left="2160" w:hanging="360"/>
+      </w:pPr>
+      <w:rPr>
+        <w:rFonts w:ascii="Wingdings" w:hAnsi="Wingdings" w:hint="default"/>
+        <w:sz w:val="20"/>
+      </w:rPr>
+    </w:lvl>
+    <w:lvl w:ilvl="3" w:tentative="1">
+      <w:start w:val="1"/>
+      <w:numFmt w:val="bullet"/>
+      <w:lvlText w:val=""/>
+      <w:lvlJc w:val="left"/>
+      <w:pPr>
+        <w:tabs>
+          <w:tab w:val="num" w:pos="2880"/>
+        </w:tabs>
+        <w:ind w:left="2880" w:hanging="360"/>
+      </w:pPr>
+      <w:rPr>
+        <w:rFonts w:ascii="Wingdings" w:hAnsi="Wingdings" w:hint="default"/>
+        <w:sz w:val="20"/>
+      </w:rPr>
+    </w:lvl>
+    <w:lvl w:ilvl="4" w:tentative="1">
+      <w:start w:val="1"/>
+      <w:numFmt w:val="bullet"/>
+      <w:lvlText w:val=""/>
+      <w:lvlJc w:val="left"/>
+      <w:pPr>
+        <w:tabs>
+          <w:tab w:val="num" w:pos="3600"/>
+        </w:tabs>
+        <w:ind w:left="3600" w:hanging="360"/>
+      </w:pPr>
+      <w:rPr>
+        <w:rFonts w:ascii="Wingdings" w:hAnsi="Wingdings" w:hint="default"/>
+        <w:sz w:val="20"/>
+      </w:rPr>
+    </w:lvl>
+    <w:lvl w:ilvl="5" w:tentative="1">
+      <w:start w:val="1"/>
+      <w:numFmt w:val="bullet"/>
+      <w:lvlText w:val=""/>
+      <w:lvlJc w:val="left"/>
+      <w:pPr>
+        <w:tabs>
+          <w:tab w:val="num" w:pos="4320"/>
+        </w:tabs>
+        <w:ind w:left="4320" w:hanging="360"/>
+      </w:pPr>
+      <w:rPr>
+        <w:rFonts w:ascii="Wingdings" w:hAnsi="Wingdings" w:hint="default"/>
+        <w:sz w:val="20"/>
+      </w:rPr>
+    </w:lvl>
+    <w:lvl w:ilvl="6" w:tentative="1">
+      <w:start w:val="1"/>
+      <w:numFmt w:val="bullet"/>
+      <w:lvlText w:val=""/>
+      <w:lvlJc w:val="left"/>
+      <w:pPr>
+        <w:tabs>
+          <w:tab w:val="num" w:pos="5040"/>
+        </w:tabs>
+        <w:ind w:left="5040" w:hanging="360"/>
+      </w:pPr>
+      <w:rPr>
+        <w:rFonts w:ascii="Wingdings" w:hAnsi="Wingdings" w:hint="default"/>
+        <w:sz w:val="20"/>
+      </w:rPr>
+    </w:lvl>
+    <w:lvl w:ilvl="7" w:tentative="1">
+      <w:start w:val="1"/>
+      <w:numFmt w:val="bullet"/>
+      <w:lvlText w:val=""/>
+      <w:lvlJc w:val="left"/>
+      <w:pPr>
+        <w:tabs>
+          <w:tab w:val="num" w:pos="5760"/>
+        </w:tabs>
+        <w:ind w:left="5760" w:hanging="360"/>
+      </w:pPr>
+      <w:rPr>
+        <w:rFonts w:ascii="Wingdings" w:hAnsi="Wingdings" w:hint="default"/>
+        <w:sz w:val="20"/>
+      </w:rPr>
+    </w:lvl>
+    <w:lvl w:ilvl="8" w:tentative="1">
+      <w:start w:val="1"/>
+      <w:numFmt w:val="bullet"/>
+      <w:lvlText w:val=""/>
+      <w:lvlJc w:val="left"/>
+      <w:pPr>
+        <w:tabs>
+          <w:tab w:val="num" w:pos="6480"/>
+        </w:tabs>
+        <w:ind w:left="6480" w:hanging="360"/>
+      </w:pPr>
+      <w:rPr>
+        <w:rFonts w:ascii="Wingdings" w:hAnsi="Wingdings" w:hint="default"/>
+        <w:sz w:val="20"/>
+      </w:rPr>
+    </w:lvl>
+  </w:abstractNum>
+  <w:abstractNum w:abstractNumId="27" w15:restartNumberingAfterBreak="0">
     <w:nsid w:val="64D930DA"/>
     <w:multiLevelType w:val="hybridMultilevel"/>
     <w:tmpl w:val="99FE286C"/>
@@ -26174,7 +29565,7 @@
       </w:rPr>
     </w:lvl>
   </w:abstractNum>
-  <w:abstractNum w:abstractNumId="24" w15:restartNumberingAfterBreak="0">
+  <w:abstractNum w:abstractNumId="28" w15:restartNumberingAfterBreak="0">
     <w:nsid w:val="652048AA"/>
     <w:multiLevelType w:val="multilevel"/>
     <w:tmpl w:val="D4D21A42"/>
@@ -26323,7 +29714,7 @@
       </w:rPr>
     </w:lvl>
   </w:abstractNum>
-  <w:abstractNum w:abstractNumId="25" w15:restartNumberingAfterBreak="0">
+  <w:abstractNum w:abstractNumId="29" w15:restartNumberingAfterBreak="0">
     <w:nsid w:val="678F2CBA"/>
     <w:multiLevelType w:val="hybridMultilevel"/>
     <w:tmpl w:val="1C3C9D4A"/>
@@ -26412,7 +29803,96 @@
       </w:pPr>
     </w:lvl>
   </w:abstractNum>
-  <w:abstractNum w:abstractNumId="26" w15:restartNumberingAfterBreak="0">
+  <w:abstractNum w:abstractNumId="30" w15:restartNumberingAfterBreak="0">
+    <w:nsid w:val="6B806B65"/>
+    <w:multiLevelType w:val="hybridMultilevel"/>
+    <w:tmpl w:val="F516E4CC"/>
+    <w:lvl w:ilvl="0" w:tplc="340A000F">
+      <w:start w:val="1"/>
+      <w:numFmt w:val="decimal"/>
+      <w:lvlText w:val="%1."/>
+      <w:lvlJc w:val="left"/>
+      <w:pPr>
+        <w:ind w:left="720" w:hanging="360"/>
+      </w:pPr>
+      <w:rPr>
+        <w:rFonts w:hint="default"/>
+      </w:rPr>
+    </w:lvl>
+    <w:lvl w:ilvl="1" w:tplc="340A0019" w:tentative="1">
+      <w:start w:val="1"/>
+      <w:numFmt w:val="lowerLetter"/>
+      <w:lvlText w:val="%2."/>
+      <w:lvlJc w:val="left"/>
+      <w:pPr>
+        <w:ind w:left="1440" w:hanging="360"/>
+      </w:pPr>
+    </w:lvl>
+    <w:lvl w:ilvl="2" w:tplc="340A001B" w:tentative="1">
+      <w:start w:val="1"/>
+      <w:numFmt w:val="lowerRoman"/>
+      <w:lvlText w:val="%3."/>
+      <w:lvlJc w:val="right"/>
+      <w:pPr>
+        <w:ind w:left="2160" w:hanging="180"/>
+      </w:pPr>
+    </w:lvl>
+    <w:lvl w:ilvl="3" w:tplc="340A000F" w:tentative="1">
+      <w:start w:val="1"/>
+      <w:numFmt w:val="decimal"/>
+      <w:lvlText w:val="%4."/>
+      <w:lvlJc w:val="left"/>
+      <w:pPr>
+        <w:ind w:left="2880" w:hanging="360"/>
+      </w:pPr>
+    </w:lvl>
+    <w:lvl w:ilvl="4" w:tplc="340A0019" w:tentative="1">
+      <w:start w:val="1"/>
+      <w:numFmt w:val="lowerLetter"/>
+      <w:lvlText w:val="%5."/>
+      <w:lvlJc w:val="left"/>
+      <w:pPr>
+        <w:ind w:left="3600" w:hanging="360"/>
+      </w:pPr>
+    </w:lvl>
+    <w:lvl w:ilvl="5" w:tplc="340A001B" w:tentative="1">
+      <w:start w:val="1"/>
+      <w:numFmt w:val="lowerRoman"/>
+      <w:lvlText w:val="%6."/>
+      <w:lvlJc w:val="right"/>
+      <w:pPr>
+        <w:ind w:left="4320" w:hanging="180"/>
+      </w:pPr>
+    </w:lvl>
+    <w:lvl w:ilvl="6" w:tplc="340A000F" w:tentative="1">
+      <w:start w:val="1"/>
+      <w:numFmt w:val="decimal"/>
+      <w:lvlText w:val="%7."/>
+      <w:lvlJc w:val="left"/>
+      <w:pPr>
+        <w:ind w:left="5040" w:hanging="360"/>
+      </w:pPr>
+    </w:lvl>
+    <w:lvl w:ilvl="7" w:tplc="340A0019" w:tentative="1">
+      <w:start w:val="1"/>
+      <w:numFmt w:val="lowerLetter"/>
+      <w:lvlText w:val="%8."/>
+      <w:lvlJc w:val="left"/>
+      <w:pPr>
+        <w:ind w:left="5760" w:hanging="360"/>
+      </w:pPr>
+    </w:lvl>
+    <w:lvl w:ilvl="8" w:tplc="340A001B" w:tentative="1">
+      <w:start w:val="1"/>
+      <w:numFmt w:val="lowerRoman"/>
+      <w:lvlText w:val="%9."/>
+      <w:lvlJc w:val="right"/>
+      <w:pPr>
+        <w:ind w:left="6480" w:hanging="180"/>
+      </w:pPr>
+    </w:lvl>
+  </w:abstractNum>
+  <w:abstractNum w:abstractNumId="31" w15:restartNumberingAfterBreak="0">
     <w:nsid w:val="6CD57B01"/>
     <w:multiLevelType w:val="multilevel"/>
     <w:tmpl w:val="4BFC67A0"/>
@@ -26525,7 +30005,7 @@
       </w:pPr>
     </w:lvl>
   </w:abstractNum>
-  <w:abstractNum w:abstractNumId="27" w15:restartNumberingAfterBreak="0">
+  <w:abstractNum w:abstractNumId="32" w15:restartNumberingAfterBreak="0">
     <w:nsid w:val="6ED24662"/>
     <w:multiLevelType w:val="multilevel"/>
     <w:tmpl w:val="B7B2DC66"/>
@@ -26674,7 +30154,7 @@
       </w:rPr>
     </w:lvl>
   </w:abstractNum>
-  <w:abstractNum w:abstractNumId="28" w15:restartNumberingAfterBreak="0">
+  <w:abstractNum w:abstractNumId="33" w15:restartNumberingAfterBreak="0">
     <w:nsid w:val="707921DB"/>
     <w:multiLevelType w:val="hybridMultilevel"/>
     <w:tmpl w:val="94608ADC"/>
@@ -26787,7 +30267,7 @@
       </w:rPr>
     </w:lvl>
   </w:abstractNum>
-  <w:abstractNum w:abstractNumId="29" w15:restartNumberingAfterBreak="0">
+  <w:abstractNum w:abstractNumId="34" w15:restartNumberingAfterBreak="0">
     <w:nsid w:val="734F7C83"/>
     <w:multiLevelType w:val="multilevel"/>
     <w:tmpl w:val="1458E948"/>
@@ -26936,7 +30416,7 @@
       </w:rPr>
     </w:lvl>
   </w:abstractNum>
-  <w:abstractNum w:abstractNumId="30" w15:restartNumberingAfterBreak="0">
+  <w:abstractNum w:abstractNumId="35" w15:restartNumberingAfterBreak="0">
     <w:nsid w:val="748723AA"/>
     <w:multiLevelType w:val="multilevel"/>
     <w:tmpl w:val="CC2681A8"/>
@@ -27085,7 +30565,7 @@
       </w:rPr>
     </w:lvl>
   </w:abstractNum>
-  <w:abstractNum w:abstractNumId="31" w15:restartNumberingAfterBreak="0">
+  <w:abstractNum w:abstractNumId="36" w15:restartNumberingAfterBreak="0">
     <w:nsid w:val="772F1175"/>
     <w:multiLevelType w:val="multilevel"/>
     <w:tmpl w:val="E3502780"/>
@@ -27198,7 +30678,7 @@
       </w:rPr>
     </w:lvl>
   </w:abstractNum>
-  <w:abstractNum w:abstractNumId="32" w15:restartNumberingAfterBreak="0">
+  <w:abstractNum w:abstractNumId="37" w15:restartNumberingAfterBreak="0">
     <w:nsid w:val="7BB24099"/>
     <w:multiLevelType w:val="multilevel"/>
     <w:tmpl w:val="E3502780"/>
@@ -27312,103 +30792,118 @@
     </w:lvl>
   </w:abstractNum>
   <w:num w:numId="1" w16cid:durableId="1550147440">
-    <w:abstractNumId w:val="8"/>
+    <w:abstractNumId w:val="10"/>
   </w:num>
   <w:num w:numId="2" w16cid:durableId="418252928">
+    <w:abstractNumId w:val="21"/>
+  </w:num>
+  <w:num w:numId="3" w16cid:durableId="1015575208">
+    <w:abstractNumId w:val="33"/>
+  </w:num>
+  <w:num w:numId="4" w16cid:durableId="2000500593">
     <w:abstractNumId w:val="18"/>
   </w:num>
-  <w:num w:numId="3" w16cid:durableId="1015575208">
-    <w:abstractNumId w:val="28"/>
-  </w:num>
-  <w:num w:numId="4" w16cid:durableId="2000500593">
-    <w:abstractNumId w:val="15"/>
-  </w:num>
   <w:num w:numId="5" w16cid:durableId="2141612344">
-    <w:abstractNumId w:val="26"/>
+    <w:abstractNumId w:val="31"/>
   </w:num>
   <w:num w:numId="6" w16cid:durableId="470758680">
-    <w:abstractNumId w:val="25"/>
+    <w:abstractNumId w:val="29"/>
   </w:num>
   <w:num w:numId="7" w16cid:durableId="835808136">
-    <w:abstractNumId w:val="21"/>
+    <w:abstractNumId w:val="24"/>
   </w:num>
   <w:num w:numId="8" w16cid:durableId="219638884">
     <w:abstractNumId w:val="2"/>
   </w:num>
   <w:num w:numId="9" w16cid:durableId="636564921">
-    <w:abstractNumId w:val="17"/>
+    <w:abstractNumId w:val="20"/>
   </w:num>
   <w:num w:numId="10" w16cid:durableId="1259951033">
-    <w:abstractNumId w:val="24"/>
+    <w:abstractNumId w:val="28"/>
   </w:num>
   <w:num w:numId="11" w16cid:durableId="432481419">
-    <w:abstractNumId w:val="20"/>
+    <w:abstractNumId w:val="23"/>
   </w:num>
   <w:num w:numId="12" w16cid:durableId="950086783">
     <w:abstractNumId w:val="3"/>
   </w:num>
   <w:num w:numId="13" w16cid:durableId="1143885885">
-    <w:abstractNumId w:val="30"/>
+    <w:abstractNumId w:val="35"/>
   </w:num>
   <w:num w:numId="14" w16cid:durableId="443766545">
-    <w:abstractNumId w:val="14"/>
+    <w:abstractNumId w:val="17"/>
   </w:num>
   <w:num w:numId="15" w16cid:durableId="788596117">
+    <w:abstractNumId w:val="9"/>
+  </w:num>
+  <w:num w:numId="16" w16cid:durableId="2054846393">
+    <w:abstractNumId w:val="32"/>
+  </w:num>
+  <w:num w:numId="17" w16cid:durableId="957488088">
     <w:abstractNumId w:val="7"/>
   </w:num>
-  <w:num w:numId="16" w16cid:durableId="2054846393">
-    <w:abstractNumId w:val="27"/>
-  </w:num>
-  <w:num w:numId="17" w16cid:durableId="957488088">
-    <w:abstractNumId w:val="5"/>
-  </w:num>
   <w:num w:numId="18" w16cid:durableId="135756873">
-    <w:abstractNumId w:val="29"/>
+    <w:abstractNumId w:val="34"/>
   </w:num>
   <w:num w:numId="19" w16cid:durableId="1150753843">
-    <w:abstractNumId w:val="22"/>
+    <w:abstractNumId w:val="25"/>
   </w:num>
   <w:num w:numId="20" w16cid:durableId="1415783301">
     <w:abstractNumId w:val="1"/>
   </w:num>
   <w:num w:numId="21" w16cid:durableId="1326665298">
-    <w:abstractNumId w:val="9"/>
+    <w:abstractNumId w:val="11"/>
   </w:num>
   <w:num w:numId="22" w16cid:durableId="1729956343">
-    <w:abstractNumId w:val="10"/>
+    <w:abstractNumId w:val="12"/>
   </w:num>
   <w:num w:numId="23" w16cid:durableId="1374886770">
-    <w:abstractNumId w:val="4"/>
+    <w:abstractNumId w:val="6"/>
   </w:num>
   <w:num w:numId="24" w16cid:durableId="1775663943">
-    <w:abstractNumId w:val="12"/>
+    <w:abstractNumId w:val="14"/>
   </w:num>
   <w:num w:numId="25" w16cid:durableId="323242532">
-    <w:abstractNumId w:val="16"/>
+    <w:abstractNumId w:val="19"/>
   </w:num>
   <w:num w:numId="26" w16cid:durableId="1688369092">
-    <w:abstractNumId w:val="23"/>
+    <w:abstractNumId w:val="27"/>
   </w:num>
   <w:num w:numId="27" w16cid:durableId="1499999799">
-    <w:abstractNumId w:val="31"/>
+    <w:abstractNumId w:val="36"/>
   </w:num>
   <w:num w:numId="28" w16cid:durableId="1950889532">
-    <w:abstractNumId w:val="32"/>
+    <w:abstractNumId w:val="37"/>
   </w:num>
   <w:num w:numId="29" w16cid:durableId="1149446737">
-    <w:abstractNumId w:val="19"/>
+    <w:abstractNumId w:val="22"/>
   </w:num>
   <w:num w:numId="30" w16cid:durableId="1283418615">
-    <w:abstractNumId w:val="6"/>
+    <w:abstractNumId w:val="8"/>
   </w:num>
   <w:num w:numId="31" w16cid:durableId="323631728">
     <w:abstractNumId w:val="0"/>
   </w:num>
   <w:num w:numId="32" w16cid:durableId="1472674380">
+    <w:abstractNumId w:val="16"/>
+  </w:num>
+  <w:num w:numId="33" w16cid:durableId="289434309">
     <w:abstractNumId w:val="13"/>
   </w:num>
-  <w:num w:numId="33" w16cid:durableId="289434309">
-    <w:abstractNumId w:val="11"/>
+  <w:num w:numId="34" w16cid:durableId="1783063600">
+    <w:abstractNumId w:val="5"/>
+  </w:num>
+  <w:num w:numId="35" w16cid:durableId="553735428">
+    <w:abstractNumId w:val="4"/>
+  </w:num>
+  <w:num w:numId="36" w16cid:durableId="618226597">
+    <w:abstractNumId w:val="30"/>
+  </w:num>
+  <w:num w:numId="37" w16cid:durableId="576404618">
+    <w:abstractNumId w:val="26"/>
+  </w:num>
+  <w:num w:numId="38" w16cid:durableId="694767316">
+    <w:abstractNumId w:val="15"/>
   </w:num>
 </w:numbering>
 </file>
@@ -28018,6 +31513,7 @@
   <w:style w:type="character" w:default="1" w:styleId="Fuentedeprrafopredeter">
     <w:name w:val="Default Paragraph Font"/>
     <w:uiPriority w:val="1"/>
+    <w:semiHidden/>
     <w:unhideWhenUsed/>
   </w:style>
   <w:style w:type="table" w:default="1" w:styleId="Tablanormal">
